--- a/docs/tech/코딩스타일_주의사항.docx
+++ b/docs/tech/코딩스타일_주의사항.docx
@@ -9,6 +9,7 @@
       <w:bookmarkStart w:id="0" w:name="_Toc22820905"/>
       <w:bookmarkStart w:id="1" w:name="_Toc22821380"/>
       <w:bookmarkStart w:id="2" w:name="_Toc20926897"/>
+      <w:bookmarkStart w:id="3" w:name="_Toc45389306"/>
       <w:r>
         <w:rPr>
           <w:rFonts w:hint="eastAsia"/>
@@ -24,24 +25,23 @@
         </w:rPr>
         <w:t>및</w:t>
       </w:r>
+      <w:bookmarkStart w:id="4" w:name="_Toc22820906"/>
+      <w:bookmarkStart w:id="5" w:name="_Toc22821381"/>
       <w:bookmarkEnd w:id="0"/>
       <w:bookmarkEnd w:id="1"/>
-    </w:p>
-    <w:p>
-      <w:pPr>
-        <w:pStyle w:val="a3"/>
-      </w:pPr>
-      <w:bookmarkStart w:id="3" w:name="_Toc22820906"/>
-      <w:bookmarkStart w:id="4" w:name="_Toc22821381"/>
       <w:bookmarkEnd w:id="2"/>
       <w:r>
+        <w:t xml:space="preserve"> </w:t>
+      </w:r>
+      <w:r>
         <w:rPr>
           <w:rFonts w:hint="eastAsia"/>
         </w:rPr>
         <w:t>개발 시 주의사항</w:t>
       </w:r>
+      <w:bookmarkEnd w:id="4"/>
+      <w:bookmarkEnd w:id="5"/>
       <w:bookmarkEnd w:id="3"/>
-      <w:bookmarkEnd w:id="4"/>
     </w:p>
     <w:p/>
     <w:p>
@@ -145,7 +145,167 @@
               <w:noProof/>
             </w:rPr>
           </w:pPr>
-          <w:hyperlink w:anchor="_Toc22821382" w:history="1">
+          <w:hyperlink w:anchor="_Toc45389306" w:history="1">
+            <w:r>
+              <w:rPr>
+                <w:rStyle w:val="a5"/>
+                <w:rFonts w:hint="eastAsia"/>
+                <w:noProof/>
+              </w:rPr>
+              <w:t>자바</w:t>
+            </w:r>
+            <w:r>
+              <w:rPr>
+                <w:rStyle w:val="a5"/>
+                <w:noProof/>
+              </w:rPr>
+              <w:t xml:space="preserve"> </w:t>
+            </w:r>
+            <w:r>
+              <w:rPr>
+                <w:rStyle w:val="a5"/>
+                <w:rFonts w:hint="eastAsia"/>
+                <w:noProof/>
+              </w:rPr>
+              <w:t>코딩</w:t>
+            </w:r>
+            <w:r>
+              <w:rPr>
+                <w:rStyle w:val="a5"/>
+                <w:noProof/>
+              </w:rPr>
+              <w:t xml:space="preserve"> </w:t>
+            </w:r>
+            <w:r>
+              <w:rPr>
+                <w:rStyle w:val="a5"/>
+                <w:rFonts w:hint="eastAsia"/>
+                <w:noProof/>
+              </w:rPr>
+              <w:t>스타일</w:t>
+            </w:r>
+            <w:r>
+              <w:rPr>
+                <w:rStyle w:val="a5"/>
+                <w:noProof/>
+              </w:rPr>
+              <w:t xml:space="preserve"> </w:t>
+            </w:r>
+            <w:r>
+              <w:rPr>
+                <w:rStyle w:val="a5"/>
+                <w:rFonts w:hint="eastAsia"/>
+                <w:noProof/>
+              </w:rPr>
+              <w:t>및</w:t>
+            </w:r>
+            <w:r>
+              <w:rPr>
+                <w:rStyle w:val="a5"/>
+                <w:noProof/>
+              </w:rPr>
+              <w:t xml:space="preserve"> </w:t>
+            </w:r>
+            <w:r>
+              <w:rPr>
+                <w:rStyle w:val="a5"/>
+                <w:rFonts w:hint="eastAsia"/>
+                <w:noProof/>
+              </w:rPr>
+              <w:t>개발</w:t>
+            </w:r>
+            <w:r>
+              <w:rPr>
+                <w:rStyle w:val="a5"/>
+                <w:noProof/>
+              </w:rPr>
+              <w:t xml:space="preserve"> </w:t>
+            </w:r>
+            <w:r>
+              <w:rPr>
+                <w:rStyle w:val="a5"/>
+                <w:rFonts w:hint="eastAsia"/>
+                <w:noProof/>
+              </w:rPr>
+              <w:t>시</w:t>
+            </w:r>
+            <w:r>
+              <w:rPr>
+                <w:rStyle w:val="a5"/>
+                <w:noProof/>
+              </w:rPr>
+              <w:t xml:space="preserve"> </w:t>
+            </w:r>
+            <w:r>
+              <w:rPr>
+                <w:rStyle w:val="a5"/>
+                <w:rFonts w:hint="eastAsia"/>
+                <w:noProof/>
+              </w:rPr>
+              <w:t>주의사항</w:t>
+            </w:r>
+            <w:r>
+              <w:rPr>
+                <w:noProof/>
+                <w:webHidden/>
+              </w:rPr>
+              <w:tab/>
+            </w:r>
+            <w:r>
+              <w:rPr>
+                <w:noProof/>
+                <w:webHidden/>
+              </w:rPr>
+              <w:fldChar w:fldCharType="begin"/>
+            </w:r>
+            <w:r>
+              <w:rPr>
+                <w:noProof/>
+                <w:webHidden/>
+              </w:rPr>
+              <w:instrText xml:space="preserve"> PAGEREF _Toc45389306 \h </w:instrText>
+            </w:r>
+            <w:r>
+              <w:rPr>
+                <w:noProof/>
+                <w:webHidden/>
+              </w:rPr>
+            </w:r>
+            <w:r>
+              <w:rPr>
+                <w:noProof/>
+                <w:webHidden/>
+              </w:rPr>
+              <w:fldChar w:fldCharType="separate"/>
+            </w:r>
+            <w:r>
+              <w:rPr>
+                <w:noProof/>
+                <w:webHidden/>
+              </w:rPr>
+              <w:t>1</w:t>
+            </w:r>
+            <w:r>
+              <w:rPr>
+                <w:noProof/>
+                <w:webHidden/>
+              </w:rPr>
+              <w:fldChar w:fldCharType="end"/>
+            </w:r>
+          </w:hyperlink>
+        </w:p>
+        <w:p>
+          <w:pPr>
+            <w:pStyle w:val="10"/>
+            <w:tabs>
+              <w:tab w:val="right" w:leader="dot" w:pos="9016"/>
+            </w:tabs>
+            <w:rPr>
+              <w:rFonts w:cstheme="minorBidi"/>
+              <w:noProof/>
+            </w:rPr>
+          </w:pPr>
+          <w:hyperlink w:anchor="_Toc45389307" w:history="1">
             <w:r>
               <w:rPr>
                 <w:rStyle w:val="a5"/>
@@ -203,7 +363,7 @@
                 <w:noProof/>
                 <w:webHidden/>
               </w:rPr>
-              <w:instrText xml:space="preserve"> PAGEREF _Toc22821382 \h </w:instrText>
+              <w:instrText xml:space="preserve"> PAGEREF _Toc45389307 \h </w:instrText>
             </w:r>
             <w:r>
               <w:rPr>
@@ -245,7 +405,7 @@
               <w:noProof/>
             </w:rPr>
           </w:pPr>
-          <w:hyperlink w:anchor="_Toc22821383" w:history="1">
+          <w:hyperlink w:anchor="_Toc45389308" w:history="1">
             <w:r>
               <w:rPr>
                 <w:rStyle w:val="a5"/>
@@ -303,7 +463,7 @@
                 <w:noProof/>
                 <w:webHidden/>
               </w:rPr>
-              <w:instrText xml:space="preserve"> PAGEREF _Toc22821383 \h </w:instrText>
+              <w:instrText xml:space="preserve"> PAGEREF _Toc45389308 \h </w:instrText>
             </w:r>
             <w:r>
               <w:rPr>
@@ -345,7 +505,7 @@
               <w:noProof/>
             </w:rPr>
           </w:pPr>
-          <w:hyperlink w:anchor="_Toc22821384" w:history="1">
+          <w:hyperlink w:anchor="_Toc45389309" w:history="1">
             <w:r>
               <w:rPr>
                 <w:rStyle w:val="a5"/>
@@ -403,7 +563,7 @@
                 <w:noProof/>
                 <w:webHidden/>
               </w:rPr>
-              <w:instrText xml:space="preserve"> PAGEREF _Toc22821384 \h </w:instrText>
+              <w:instrText xml:space="preserve"> PAGEREF _Toc45389309 \h </w:instrText>
             </w:r>
             <w:r>
               <w:rPr>
@@ -423,7 +583,7 @@
                 <w:noProof/>
                 <w:webHidden/>
               </w:rPr>
-              <w:t>5</w:t>
+              <w:t>6</w:t>
             </w:r>
             <w:r>
               <w:rPr>
@@ -469,12 +629,14 @@
       <w:r>
         <w:br w:type="page"/>
       </w:r>
+      <w:bookmarkStart w:id="6" w:name="_GoBack"/>
+      <w:bookmarkEnd w:id="6"/>
     </w:p>
     <w:p>
       <w:pPr>
         <w:pStyle w:val="1"/>
       </w:pPr>
-      <w:bookmarkStart w:id="5" w:name="_Toc22821382"/>
+      <w:bookmarkStart w:id="7" w:name="_Toc45389307"/>
       <w:r>
         <w:rPr>
           <w:rFonts w:hint="eastAsia"/>
@@ -482,7 +644,7 @@
         <w:lastRenderedPageBreak/>
         <w:t>자바 코딩 스타일</w:t>
       </w:r>
-      <w:bookmarkEnd w:id="5"/>
+      <w:bookmarkEnd w:id="7"/>
     </w:p>
     <w:p>
       <w:pPr>
@@ -2227,7 +2389,7 @@
       <w:pPr>
         <w:pStyle w:val="1"/>
       </w:pPr>
-      <w:bookmarkStart w:id="6" w:name="_Toc22821383"/>
+      <w:bookmarkStart w:id="8" w:name="_Toc45389308"/>
       <w:r>
         <w:rPr>
           <w:rFonts w:hint="eastAsia"/>
@@ -2240,7 +2402,7 @@
         </w:rPr>
         <w:t xml:space="preserve"> 시 주의사항</w:t>
       </w:r>
-      <w:bookmarkEnd w:id="6"/>
+      <w:bookmarkEnd w:id="8"/>
     </w:p>
     <w:p>
       <w:pPr>
@@ -2822,8 +2984,6 @@
         </w:rPr>
         <w:t>config.properties</w:t>
       </w:r>
-      <w:bookmarkStart w:id="7" w:name="_GoBack"/>
-      <w:bookmarkEnd w:id="7"/>
       <w:proofErr w:type="spellEnd"/>
       <w:r>
         <w:rPr>
@@ -3692,29 +3852,7 @@
           <w:sz w:val="21"/>
           <w:szCs w:val="21"/>
         </w:rPr>
-        <w:t xml:space="preserve"> 본래 윈도우는 백슬래시(\)</w:t>
-      </w:r>
-      <w:proofErr w:type="spellStart"/>
-      <w:r>
-        <w:rPr>
-          <w:rFonts w:ascii="맑은 고딕" w:eastAsia="맑은 고딕" w:hAnsi="맑은 고딕" w:cs="Times New Roman" w:hint="eastAsia"/>
-          <w:color w:val="000000"/>
-          <w:kern w:val="0"/>
-          <w:sz w:val="21"/>
-          <w:szCs w:val="21"/>
-        </w:rPr>
-        <w:t>를</w:t>
-      </w:r>
-      <w:proofErr w:type="spellEnd"/>
-      <w:r>
-        <w:rPr>
-          <w:rFonts w:ascii="맑은 고딕" w:eastAsia="맑은 고딕" w:hAnsi="맑은 고딕" w:cs="Times New Roman" w:hint="eastAsia"/>
-          <w:color w:val="000000"/>
-          <w:kern w:val="0"/>
-          <w:sz w:val="21"/>
-          <w:szCs w:val="21"/>
-        </w:rPr>
-        <w:t xml:space="preserve"> 사용하고 유닉스나 </w:t>
+        <w:t xml:space="preserve"> 본래 윈도우는 백슬래시(\)를 사용하고 유닉스나 </w:t>
       </w:r>
       <w:proofErr w:type="spellStart"/>
       <w:r>
@@ -5645,7 +5783,7 @@
       <w:pPr>
         <w:pStyle w:val="1"/>
       </w:pPr>
-      <w:bookmarkStart w:id="8" w:name="_Toc22821384"/>
+      <w:bookmarkStart w:id="9" w:name="_Toc45389309"/>
       <w:r>
         <w:rPr>
           <w:rFonts w:hint="eastAsia"/>
@@ -5653,7 +5791,7 @@
         <w:lastRenderedPageBreak/>
         <w:t>개발 시 주의사항</w:t>
       </w:r>
-      <w:bookmarkEnd w:id="8"/>
+      <w:bookmarkEnd w:id="9"/>
     </w:p>
     <w:p>
       <w:pPr>
@@ -6087,7 +6225,52 @@
           <w:sz w:val="21"/>
           <w:szCs w:val="21"/>
         </w:rPr>
-        <w:t>와 Oracle에 DB 스키마 수정 사항을 반영한 후 Export 툴을 사용하여 </w:t>
+        <w:t xml:space="preserve">와 </w:t>
+      </w:r>
+      <w:r>
+        <w:rPr>
+          <w:rFonts w:ascii="맑은 고딕" w:eastAsia="맑은 고딕" w:hAnsi="맑은 고딕"/>
+          <w:color w:val="000000"/>
+          <w:sz w:val="21"/>
+          <w:szCs w:val="21"/>
+        </w:rPr>
+        <w:t>jmocha.kaoni.com(</w:t>
+      </w:r>
+      <w:r>
+        <w:rPr>
+          <w:rFonts w:ascii="맑은 고딕" w:eastAsia="맑은 고딕" w:hAnsi="맑은 고딕"/>
+          <w:color w:val="000000"/>
+          <w:sz w:val="21"/>
+          <w:szCs w:val="21"/>
+        </w:rPr>
+        <w:t>222.106.242.180</w:t>
+      </w:r>
+      <w:r>
+        <w:rPr>
+          <w:rFonts w:ascii="맑은 고딕" w:eastAsia="맑은 고딕" w:hAnsi="맑은 고딕"/>
+          <w:color w:val="000000"/>
+          <w:sz w:val="21"/>
+          <w:szCs w:val="21"/>
+        </w:rPr>
+        <w:t>)</w:t>
+      </w:r>
+      <w:r>
+        <w:rPr>
+          <w:rFonts w:ascii="맑은 고딕" w:eastAsia="맑은 고딕" w:hAnsi="맑은 고딕" w:hint="eastAsia"/>
+          <w:color w:val="000000"/>
+          <w:sz w:val="21"/>
+          <w:szCs w:val="21"/>
+        </w:rPr>
+        <w:t xml:space="preserve">에 있는 </w:t>
+      </w:r>
+      <w:r>
+        <w:rPr>
+          <w:rFonts w:ascii="맑은 고딕" w:eastAsia="맑은 고딕" w:hAnsi="맑은 고딕" w:hint="eastAsia"/>
+          <w:color w:val="000000"/>
+          <w:sz w:val="21"/>
+          <w:szCs w:val="21"/>
+        </w:rPr>
+        <w:t>Oracle에 DB 스키마 수정 사항을 반영한 후 Export 툴을 사용하여 </w:t>
       </w:r>
     </w:p>
     <w:p>
@@ -6189,107 +6372,190 @@
           <w:sz w:val="21"/>
           <w:szCs w:val="21"/>
         </w:rPr>
-        <w:t>    : '</w:t>
-      </w:r>
-      <w:proofErr w:type="spellStart"/>
-      <w:r>
-        <w:rPr>
-          <w:rFonts w:ascii="맑은 고딕" w:eastAsia="맑은 고딕" w:hAnsi="맑은 고딕" w:hint="eastAsia"/>
-          <w:color w:val="000000"/>
-          <w:sz w:val="21"/>
-          <w:szCs w:val="21"/>
-        </w:rPr>
-        <w:t>ezEKP</w:t>
-      </w:r>
-      <w:proofErr w:type="spellEnd"/>
-      <w:r>
-        <w:rPr>
-          <w:rFonts w:ascii="맑은 고딕" w:eastAsia="맑은 고딕" w:hAnsi="맑은 고딕" w:hint="eastAsia"/>
-          <w:color w:val="000000"/>
-          <w:sz w:val="21"/>
-          <w:szCs w:val="21"/>
-        </w:rPr>
-        <w:t xml:space="preserve"> Java' 게시판의 '</w:t>
-      </w:r>
-      <w:proofErr w:type="spellStart"/>
-      <w:r>
-        <w:rPr>
-          <w:rFonts w:ascii="맑은 고딕" w:eastAsia="맑은 고딕" w:hAnsi="맑은 고딕" w:hint="eastAsia"/>
-          <w:color w:val="000000"/>
-          <w:sz w:val="21"/>
-          <w:szCs w:val="21"/>
-        </w:rPr>
-        <w:t>ezEKP</w:t>
-      </w:r>
-      <w:proofErr w:type="spellEnd"/>
-      <w:r>
-        <w:rPr>
-          <w:rFonts w:ascii="맑은 고딕" w:eastAsia="맑은 고딕" w:hAnsi="맑은 고딕" w:hint="eastAsia"/>
-          <w:color w:val="000000"/>
-          <w:sz w:val="21"/>
-          <w:szCs w:val="21"/>
-        </w:rPr>
-        <w:t xml:space="preserve"> Java DB Schema </w:t>
-      </w:r>
-      <w:proofErr w:type="spellStart"/>
-      <w:r>
-        <w:rPr>
-          <w:rFonts w:ascii="맑은 고딕" w:eastAsia="맑은 고딕" w:hAnsi="맑은 고딕" w:hint="eastAsia"/>
-          <w:color w:val="000000"/>
-          <w:sz w:val="21"/>
-          <w:szCs w:val="21"/>
-        </w:rPr>
-        <w:t>git</w:t>
-      </w:r>
-      <w:proofErr w:type="spellEnd"/>
-      <w:r>
-        <w:rPr>
-          <w:rFonts w:ascii="맑은 고딕" w:eastAsia="맑은 고딕" w:hAnsi="맑은 고딕" w:hint="eastAsia"/>
-          <w:color w:val="000000"/>
-          <w:sz w:val="21"/>
-          <w:szCs w:val="21"/>
-        </w:rPr>
-        <w:t>에 올리는 방법' 및 '</w:t>
-      </w:r>
-      <w:proofErr w:type="spellStart"/>
-      <w:r>
-        <w:rPr>
-          <w:rFonts w:ascii="맑은 고딕" w:eastAsia="맑은 고딕" w:hAnsi="맑은 고딕" w:hint="eastAsia"/>
-          <w:color w:val="000000"/>
-          <w:sz w:val="21"/>
-          <w:szCs w:val="21"/>
-        </w:rPr>
-        <w:t>ezEKP</w:t>
-      </w:r>
-      <w:proofErr w:type="spellEnd"/>
-      <w:r>
-        <w:rPr>
-          <w:rFonts w:ascii="맑은 고딕" w:eastAsia="맑은 고딕" w:hAnsi="맑은 고딕" w:hint="eastAsia"/>
-          <w:color w:val="000000"/>
-          <w:sz w:val="21"/>
-          <w:szCs w:val="21"/>
-        </w:rPr>
-        <w:t xml:space="preserve"> Java DB Schema </w:t>
-      </w:r>
-      <w:proofErr w:type="spellStart"/>
-      <w:r>
-        <w:rPr>
-          <w:rFonts w:ascii="맑은 고딕" w:eastAsia="맑은 고딕" w:hAnsi="맑은 고딕" w:hint="eastAsia"/>
-          <w:color w:val="000000"/>
-          <w:sz w:val="21"/>
-          <w:szCs w:val="21"/>
-        </w:rPr>
-        <w:t>git</w:t>
-      </w:r>
-      <w:proofErr w:type="spellEnd"/>
-      <w:r>
-        <w:rPr>
-          <w:rFonts w:ascii="맑은 고딕" w:eastAsia="맑은 고딕" w:hAnsi="맑은 고딕" w:hint="eastAsia"/>
-          <w:color w:val="000000"/>
-          <w:sz w:val="21"/>
-          <w:szCs w:val="21"/>
-        </w:rPr>
-        <w:t>에 올리는 방법 (Oracle DB)' 게시물을 참조하여 작성한다.</w:t>
+        <w:t xml:space="preserve">    : </w:t>
+      </w:r>
+      <w:r>
+        <w:rPr>
+          <w:rFonts w:ascii="맑은 고딕" w:eastAsia="맑은 고딕" w:hAnsi="맑은 고딕"/>
+          <w:color w:val="000000"/>
+          <w:sz w:val="21"/>
+          <w:szCs w:val="21"/>
+        </w:rPr>
+        <w:t xml:space="preserve">ezFlow4Java/docs/tech </w:t>
+      </w:r>
+      <w:r>
+        <w:rPr>
+          <w:rFonts w:ascii="맑은 고딕" w:eastAsia="맑은 고딕" w:hAnsi="맑은 고딕" w:hint="eastAsia"/>
+          <w:color w:val="000000"/>
+          <w:sz w:val="21"/>
+          <w:szCs w:val="21"/>
+        </w:rPr>
+        <w:t xml:space="preserve">폴더에 있는 </w:t>
+      </w:r>
+      <w:r>
+        <w:rPr>
+          <w:rFonts w:ascii="맑은 고딕" w:eastAsia="맑은 고딕" w:hAnsi="맑은 고딕" w:hint="eastAsia"/>
+          <w:color w:val="000000"/>
+          <w:sz w:val="21"/>
+          <w:szCs w:val="21"/>
+        </w:rPr>
+        <w:t>'</w:t>
+      </w:r>
+      <w:proofErr w:type="spellStart"/>
+      <w:r>
+        <w:rPr>
+          <w:rFonts w:ascii="맑은 고딕" w:eastAsia="맑은 고딕" w:hAnsi="맑은 고딕"/>
+          <w:color w:val="000000"/>
+          <w:sz w:val="21"/>
+          <w:szCs w:val="21"/>
+        </w:rPr>
+        <w:t>ezEKP_Java_DB_Schema_export</w:t>
+      </w:r>
+      <w:proofErr w:type="spellEnd"/>
+      <w:r>
+        <w:rPr>
+          <w:rFonts w:ascii="맑은 고딕" w:eastAsia="맑은 고딕" w:hAnsi="맑은 고딕"/>
+          <w:color w:val="000000"/>
+          <w:sz w:val="21"/>
+          <w:szCs w:val="21"/>
+        </w:rPr>
+        <w:t>_방법(</w:t>
+      </w:r>
+      <w:proofErr w:type="spellStart"/>
+      <w:r>
+        <w:rPr>
+          <w:rFonts w:ascii="맑은 고딕" w:eastAsia="맑은 고딕" w:hAnsi="맑은 고딕"/>
+          <w:color w:val="000000"/>
+          <w:sz w:val="21"/>
+          <w:szCs w:val="21"/>
+        </w:rPr>
+        <w:t>MariaDB</w:t>
+      </w:r>
+      <w:proofErr w:type="spellEnd"/>
+      <w:r>
+        <w:rPr>
+          <w:rFonts w:ascii="맑은 고딕" w:eastAsia="맑은 고딕" w:hAnsi="맑은 고딕"/>
+          <w:color w:val="000000"/>
+          <w:sz w:val="21"/>
+          <w:szCs w:val="21"/>
+        </w:rPr>
+        <w:t>)</w:t>
+      </w:r>
+      <w:proofErr w:type="gramStart"/>
+      <w:r>
+        <w:rPr>
+          <w:rFonts w:ascii="맑은 고딕" w:eastAsia="맑은 고딕" w:hAnsi="맑은 고딕"/>
+          <w:color w:val="000000"/>
+          <w:sz w:val="21"/>
+          <w:szCs w:val="21"/>
+        </w:rPr>
+        <w:t>.</w:t>
+      </w:r>
+      <w:proofErr w:type="spellStart"/>
+      <w:r>
+        <w:rPr>
+          <w:rFonts w:ascii="맑은 고딕" w:eastAsia="맑은 고딕" w:hAnsi="맑은 고딕"/>
+          <w:color w:val="000000"/>
+          <w:sz w:val="21"/>
+          <w:szCs w:val="21"/>
+        </w:rPr>
+        <w:t>docx</w:t>
+      </w:r>
+      <w:proofErr w:type="spellEnd"/>
+      <w:r>
+        <w:rPr>
+          <w:rFonts w:ascii="맑은 고딕" w:eastAsia="맑은 고딕" w:hAnsi="맑은 고딕" w:hint="eastAsia"/>
+          <w:color w:val="000000"/>
+          <w:sz w:val="21"/>
+          <w:szCs w:val="21"/>
+        </w:rPr>
+        <w:t>'</w:t>
+      </w:r>
+      <w:proofErr w:type="gramEnd"/>
+      <w:r>
+        <w:rPr>
+          <w:rFonts w:ascii="맑은 고딕" w:eastAsia="맑은 고딕" w:hAnsi="맑은 고딕" w:hint="eastAsia"/>
+          <w:color w:val="000000"/>
+          <w:sz w:val="21"/>
+          <w:szCs w:val="21"/>
+        </w:rPr>
+        <w:t xml:space="preserve"> 및</w:t>
+      </w:r>
+      <w:proofErr w:type="spellStart"/>
+      <w:r>
+        <w:rPr>
+          <w:rFonts w:ascii="맑은 고딕" w:eastAsia="맑은 고딕" w:hAnsi="맑은 고딕"/>
+          <w:color w:val="000000"/>
+          <w:sz w:val="21"/>
+          <w:szCs w:val="21"/>
+        </w:rPr>
+        <w:t>ezEKP_Java_DB_Schema_export</w:t>
+      </w:r>
+      <w:proofErr w:type="spellEnd"/>
+      <w:r>
+        <w:rPr>
+          <w:rFonts w:ascii="맑은 고딕" w:eastAsia="맑은 고딕" w:hAnsi="맑은 고딕"/>
+          <w:color w:val="000000"/>
+          <w:sz w:val="21"/>
+          <w:szCs w:val="21"/>
+        </w:rPr>
+        <w:t>_방법(Oracle).</w:t>
+      </w:r>
+      <w:proofErr w:type="spellStart"/>
+      <w:r>
+        <w:rPr>
+          <w:rFonts w:ascii="맑은 고딕" w:eastAsia="맑은 고딕" w:hAnsi="맑은 고딕"/>
+          <w:color w:val="000000"/>
+          <w:sz w:val="21"/>
+          <w:szCs w:val="21"/>
+        </w:rPr>
+        <w:t>docx</w:t>
+      </w:r>
+      <w:proofErr w:type="spellEnd"/>
+      <w:r>
+        <w:rPr>
+          <w:rFonts w:ascii="맑은 고딕" w:eastAsia="맑은 고딕" w:hAnsi="맑은 고딕" w:hint="eastAsia"/>
+          <w:color w:val="000000"/>
+          <w:sz w:val="21"/>
+          <w:szCs w:val="21"/>
+        </w:rPr>
+        <w:t xml:space="preserve">' </w:t>
+      </w:r>
+      <w:r>
+        <w:rPr>
+          <w:rFonts w:ascii="맑은 고딕" w:eastAsia="맑은 고딕" w:hAnsi="맑은 고딕" w:hint="eastAsia"/>
+          <w:color w:val="000000"/>
+          <w:sz w:val="21"/>
+          <w:szCs w:val="21"/>
+        </w:rPr>
+        <w:t>문서를</w:t>
+      </w:r>
+      <w:r>
+        <w:rPr>
+          <w:rFonts w:ascii="맑은 고딕" w:eastAsia="맑은 고딕" w:hAnsi="맑은 고딕" w:hint="eastAsia"/>
+          <w:color w:val="000000"/>
+          <w:sz w:val="21"/>
+          <w:szCs w:val="21"/>
+        </w:rPr>
+        <w:t xml:space="preserve"> 참조하여 </w:t>
+      </w:r>
+      <w:r>
+        <w:rPr>
+          <w:rFonts w:ascii="맑은 고딕" w:eastAsia="맑은 고딕" w:hAnsi="맑은 고딕" w:hint="eastAsia"/>
+          <w:color w:val="000000"/>
+          <w:sz w:val="21"/>
+          <w:szCs w:val="21"/>
+        </w:rPr>
+        <w:t>생성</w:t>
+      </w:r>
+      <w:r>
+        <w:rPr>
+          <w:rFonts w:ascii="맑은 고딕" w:eastAsia="맑은 고딕" w:hAnsi="맑은 고딕" w:hint="eastAsia"/>
+          <w:color w:val="000000"/>
+          <w:sz w:val="21"/>
+          <w:szCs w:val="21"/>
+        </w:rPr>
+        <w:t>한다.</w:t>
       </w:r>
     </w:p>
     <w:p>
@@ -6363,7 +6629,25 @@
           <w:sz w:val="21"/>
           <w:szCs w:val="21"/>
         </w:rPr>
-        <w:t xml:space="preserve"> 변경된 경우에는 관련 부서에 공지한다. (SS개발2부, QC팀 포함)</w:t>
+        <w:t xml:space="preserve"> 변경된 경우에는 관련 부서에 공지한다</w:t>
+      </w:r>
+      <w:r>
+        <w:rPr>
+          <w:rFonts w:ascii="맑은 고딕" w:eastAsia="맑은 고딕" w:hAnsi="맑은 고딕" w:hint="eastAsia"/>
+          <w:color w:val="000000"/>
+          <w:sz w:val="21"/>
+          <w:szCs w:val="21"/>
+        </w:rPr>
+        <w:t>. (자바개발부서</w:t>
+      </w:r>
+      <w:r>
+        <w:rPr>
+          <w:rFonts w:ascii="맑은 고딕" w:eastAsia="맑은 고딕" w:hAnsi="맑은 고딕" w:hint="eastAsia"/>
+          <w:color w:val="000000"/>
+          <w:sz w:val="21"/>
+          <w:szCs w:val="21"/>
+        </w:rPr>
+        <w:t>, QC팀 포함)</w:t>
       </w:r>
     </w:p>
     <w:p>
@@ -6818,7 +7102,45 @@
           <w:sz w:val="21"/>
           <w:szCs w:val="21"/>
         </w:rPr>
-        <w:t xml:space="preserve"> 코딩 룰을 지키면서 코딩을 하도록 한다.</w:t>
+        <w:t xml:space="preserve"> 코딩 룰을 지키면서 코딩을 하도록 한다</w:t>
+      </w:r>
+      <w:proofErr w:type="gramStart"/>
+      <w:r>
+        <w:rPr>
+          <w:rFonts w:ascii="맑은 고딕" w:eastAsia="맑은 고딕" w:hAnsi="맑은 고딕" w:hint="eastAsia"/>
+          <w:color w:val="000000"/>
+          <w:sz w:val="21"/>
+          <w:szCs w:val="21"/>
+        </w:rPr>
+        <w:t>.</w:t>
+      </w:r>
+      <w:r>
+        <w:rPr>
+          <w:rFonts w:ascii="맑은 고딕" w:eastAsia="맑은 고딕" w:hAnsi="맑은 고딕"/>
+          <w:color w:val="000000"/>
+          <w:sz w:val="21"/>
+          <w:szCs w:val="21"/>
+        </w:rPr>
+        <w:t>(</w:t>
+      </w:r>
+      <w:proofErr w:type="gramEnd"/>
+      <w:r>
+        <w:rPr>
+          <w:rFonts w:ascii="맑은 고딕" w:eastAsia="맑은 고딕" w:hAnsi="맑은 고딕" w:hint="eastAsia"/>
+          <w:color w:val="000000"/>
+          <w:sz w:val="21"/>
+          <w:szCs w:val="21"/>
+        </w:rPr>
+        <w:t>해당 작업이 왜 필요한 지를 명확히 이해하고 적용해야 한다.</w:t>
+      </w:r>
+      <w:r>
+        <w:rPr>
+          <w:rFonts w:ascii="맑은 고딕" w:eastAsia="맑은 고딕" w:hAnsi="맑은 고딕"/>
+          <w:color w:val="000000"/>
+          <w:sz w:val="21"/>
+          <w:szCs w:val="21"/>
+        </w:rPr>
+        <w:t>)</w:t>
       </w:r>
     </w:p>
     <w:p>
@@ -6920,6 +7242,44 @@
           <w:sz w:val="21"/>
           <w:szCs w:val="21"/>
         </w:rPr>
+        <w:t>(</w:t>
+      </w:r>
+      <w:proofErr w:type="spellStart"/>
+      <w:r>
+        <w:rPr>
+          <w:rFonts w:ascii="맑은 고딕" w:eastAsia="맑은 고딕" w:hAnsi="맑은 고딕"/>
+          <w:color w:val="000000"/>
+          <w:sz w:val="21"/>
+          <w:szCs w:val="21"/>
+        </w:rPr>
+        <w:t>C</w:t>
+      </w:r>
+      <w:r>
+        <w:rPr>
+          <w:rFonts w:ascii="맑은 고딕" w:eastAsia="맑은 고딕" w:hAnsi="맑은 고딕"/>
+          <w:color w:val="000000"/>
+          <w:sz w:val="21"/>
+          <w:szCs w:val="21"/>
+        </w:rPr>
+        <w:t>ommonUtil.detectPathTraversal</w:t>
+      </w:r>
+      <w:proofErr w:type="spellEnd"/>
+      <w:r>
+        <w:rPr>
+          <w:rFonts w:ascii="맑은 고딕" w:eastAsia="맑은 고딕" w:hAnsi="맑은 고딕"/>
+          <w:color w:val="000000"/>
+          <w:sz w:val="21"/>
+          <w:szCs w:val="21"/>
+        </w:rPr>
+        <w:t>)</w:t>
+      </w:r>
+      <w:r>
+        <w:rPr>
+          <w:rFonts w:ascii="맑은 고딕" w:eastAsia="맑은 고딕" w:hAnsi="맑은 고딕" w:hint="eastAsia"/>
+          <w:color w:val="000000"/>
+          <w:sz w:val="21"/>
+          <w:szCs w:val="21"/>
+        </w:rPr>
         <w:t xml:space="preserve"> 호출</w:t>
       </w:r>
     </w:p>
@@ -6928,20 +7288,98 @@
         <w:pStyle w:val="a6"/>
         <w:spacing w:before="0" w:beforeAutospacing="0" w:after="0" w:afterAutospacing="0"/>
         <w:rPr>
-          <w:rFonts w:ascii="맑은 고딕" w:eastAsia="맑은 고딕" w:hAnsi="맑은 고딕"/>
-          <w:color w:val="000000"/>
-          <w:sz w:val="21"/>
-          <w:szCs w:val="21"/>
-        </w:rPr>
-      </w:pPr>
-      <w:r>
-        <w:rPr>
-          <w:rFonts w:ascii="맑은 고딕" w:eastAsia="맑은 고딕" w:hAnsi="맑은 고딕" w:hint="eastAsia"/>
-          <w:color w:val="000000"/>
-          <w:sz w:val="21"/>
-          <w:szCs w:val="21"/>
-        </w:rPr>
-        <w:t>  - XSS 대응 </w:t>
+          <w:rFonts w:ascii="맑은 고딕" w:eastAsia="맑은 고딕" w:hAnsi="맑은 고딕" w:hint="eastAsia"/>
+          <w:color w:val="000000"/>
+          <w:sz w:val="21"/>
+          <w:szCs w:val="21"/>
+        </w:rPr>
+      </w:pPr>
+      <w:r>
+        <w:rPr>
+          <w:rFonts w:ascii="맑은 고딕" w:eastAsia="맑은 고딕" w:hAnsi="맑은 고딕" w:hint="eastAsia"/>
+          <w:color w:val="000000"/>
+          <w:sz w:val="21"/>
+          <w:szCs w:val="21"/>
+        </w:rPr>
+        <w:t>  - XSS 대응</w:t>
+      </w:r>
+      <w:r>
+        <w:rPr>
+          <w:rFonts w:ascii="맑은 고딕" w:eastAsia="맑은 고딕" w:hAnsi="맑은 고딕" w:hint="eastAsia"/>
+          <w:color w:val="000000"/>
+          <w:sz w:val="21"/>
+          <w:szCs w:val="21"/>
+        </w:rPr>
+        <w:t>(</w:t>
+      </w:r>
+      <w:proofErr w:type="spellStart"/>
+      <w:r>
+        <w:rPr>
+          <w:rFonts w:ascii="맑은 고딕" w:eastAsia="맑은 고딕" w:hAnsi="맑은 고딕" w:hint="eastAsia"/>
+          <w:color w:val="000000"/>
+          <w:sz w:val="21"/>
+          <w:szCs w:val="21"/>
+        </w:rPr>
+        <w:t>c:out</w:t>
+      </w:r>
+      <w:proofErr w:type="spellEnd"/>
+      <w:r>
+        <w:rPr>
+          <w:rFonts w:ascii="맑은 고딕" w:eastAsia="맑은 고딕" w:hAnsi="맑은 고딕" w:hint="eastAsia"/>
+          <w:color w:val="000000"/>
+          <w:sz w:val="21"/>
+          <w:szCs w:val="21"/>
+        </w:rPr>
+        <w:t xml:space="preserve"> 태그적용,</w:t>
+      </w:r>
+      <w:r>
+        <w:rPr>
+          <w:rFonts w:ascii="맑은 고딕" w:eastAsia="맑은 고딕" w:hAnsi="맑은 고딕"/>
+          <w:color w:val="000000"/>
+          <w:sz w:val="21"/>
+          <w:szCs w:val="21"/>
+        </w:rPr>
+        <w:t xml:space="preserve"> </w:t>
+      </w:r>
+      <w:proofErr w:type="spellStart"/>
+      <w:r>
+        <w:rPr>
+          <w:rFonts w:ascii="맑은 고딕" w:eastAsia="맑은 고딕" w:hAnsi="맑은 고딕" w:hint="eastAsia"/>
+          <w:color w:val="000000"/>
+          <w:sz w:val="21"/>
+          <w:szCs w:val="21"/>
+        </w:rPr>
+        <w:t>CommonUtil.cleanValue</w:t>
+      </w:r>
+      <w:proofErr w:type="spellEnd"/>
+      <w:r>
+        <w:rPr>
+          <w:rFonts w:ascii="맑은 고딕" w:eastAsia="맑은 고딕" w:hAnsi="맑은 고딕" w:hint="eastAsia"/>
+          <w:color w:val="000000"/>
+          <w:sz w:val="21"/>
+          <w:szCs w:val="21"/>
+        </w:rPr>
+        <w:t xml:space="preserve"> </w:t>
+      </w:r>
+      <w:proofErr w:type="spellStart"/>
+      <w:r>
+        <w:rPr>
+          <w:rFonts w:ascii="맑은 고딕" w:eastAsia="맑은 고딕" w:hAnsi="맑은 고딕" w:hint="eastAsia"/>
+          <w:color w:val="000000"/>
+          <w:sz w:val="21"/>
+          <w:szCs w:val="21"/>
+        </w:rPr>
+        <w:t>메소드</w:t>
+      </w:r>
+      <w:proofErr w:type="spellEnd"/>
+      <w:r>
+        <w:rPr>
+          <w:rFonts w:ascii="맑은 고딕" w:eastAsia="맑은 고딕" w:hAnsi="맑은 고딕" w:hint="eastAsia"/>
+          <w:color w:val="000000"/>
+          <w:sz w:val="21"/>
+          <w:szCs w:val="21"/>
+        </w:rPr>
+        <w:t xml:space="preserve"> 적용 등)</w:t>
       </w:r>
     </w:p>
     <w:p>
@@ -6961,40 +7399,628 @@
         <w:pStyle w:val="a6"/>
         <w:spacing w:before="0" w:beforeAutospacing="0" w:after="0" w:afterAutospacing="0"/>
         <w:rPr>
-          <w:rFonts w:ascii="맑은 고딕" w:eastAsia="맑은 고딕" w:hAnsi="맑은 고딕"/>
-          <w:color w:val="000000"/>
-          <w:sz w:val="21"/>
-          <w:szCs w:val="21"/>
-        </w:rPr>
-      </w:pPr>
-      <w:r>
-        <w:rPr>
-          <w:rFonts w:ascii="맑은 고딕" w:eastAsia="맑은 고딕" w:hAnsi="맑은 고딕" w:hint="eastAsia"/>
-          <w:color w:val="000000"/>
-          <w:sz w:val="21"/>
-          <w:szCs w:val="21"/>
-        </w:rPr>
-        <w:t xml:space="preserve">9. 버그를 발견한 경우엔 수정 작업을 수행한 뒤 QC </w:t>
-      </w:r>
-      <w:proofErr w:type="spellStart"/>
-      <w:r>
-        <w:rPr>
-          <w:rFonts w:ascii="맑은 고딕" w:eastAsia="맑은 고딕" w:hAnsi="맑은 고딕" w:hint="eastAsia"/>
-          <w:color w:val="000000"/>
-          <w:sz w:val="21"/>
-          <w:szCs w:val="21"/>
-        </w:rPr>
-        <w:t>레드마인에</w:t>
-      </w:r>
-      <w:proofErr w:type="spellEnd"/>
-      <w:r>
-        <w:rPr>
-          <w:rFonts w:ascii="맑은 고딕" w:eastAsia="맑은 고딕" w:hAnsi="맑은 고딕" w:hint="eastAsia"/>
-          <w:color w:val="000000"/>
-          <w:sz w:val="21"/>
-          <w:szCs w:val="21"/>
-        </w:rPr>
-        <w:t xml:space="preserve"> 등록한다.</w:t>
+          <w:rFonts w:ascii="맑은 고딕" w:eastAsia="맑은 고딕" w:hAnsi="맑은 고딕" w:hint="eastAsia"/>
+          <w:color w:val="000000"/>
+          <w:sz w:val="21"/>
+          <w:szCs w:val="21"/>
+        </w:rPr>
+      </w:pPr>
+      <w:r>
+        <w:rPr>
+          <w:rFonts w:ascii="맑은 고딕" w:eastAsia="맑은 고딕" w:hAnsi="맑은 고딕"/>
+          <w:color w:val="000000"/>
+          <w:sz w:val="21"/>
+          <w:szCs w:val="21"/>
+        </w:rPr>
+        <w:t xml:space="preserve">9. </w:t>
+      </w:r>
+      <w:proofErr w:type="spellStart"/>
+      <w:r>
+        <w:rPr>
+          <w:rFonts w:ascii="맑은 고딕" w:eastAsia="맑은 고딕" w:hAnsi="맑은 고딕" w:hint="eastAsia"/>
+          <w:color w:val="000000"/>
+          <w:sz w:val="21"/>
+          <w:szCs w:val="21"/>
+        </w:rPr>
+        <w:t>git</w:t>
+      </w:r>
+      <w:proofErr w:type="spellEnd"/>
+      <w:r>
+        <w:rPr>
+          <w:rFonts w:ascii="맑은 고딕" w:eastAsia="맑은 고딕" w:hAnsi="맑은 고딕" w:hint="eastAsia"/>
+          <w:color w:val="000000"/>
+          <w:sz w:val="21"/>
+          <w:szCs w:val="21"/>
+        </w:rPr>
+        <w:t xml:space="preserve"> 서</w:t>
+      </w:r>
+      <w:r>
+        <w:rPr>
+          <w:rFonts w:ascii="맑은 고딕" w:eastAsia="맑은 고딕" w:hAnsi="맑은 고딕"/>
+          <w:color w:val="000000"/>
+          <w:sz w:val="21"/>
+          <w:szCs w:val="21"/>
+        </w:rPr>
+        <w:t>버</w:t>
+      </w:r>
+      <w:r>
+        <w:rPr>
+          <w:rFonts w:ascii="맑은 고딕" w:eastAsia="맑은 고딕" w:hAnsi="맑은 고딕" w:hint="eastAsia"/>
+          <w:color w:val="000000"/>
+          <w:sz w:val="21"/>
+          <w:szCs w:val="21"/>
+        </w:rPr>
+        <w:t>(10.0.102.8)의 dev 저</w:t>
+      </w:r>
+      <w:r>
+        <w:rPr>
+          <w:rFonts w:ascii="맑은 고딕" w:eastAsia="맑은 고딕" w:hAnsi="맑은 고딕"/>
+          <w:color w:val="000000"/>
+          <w:sz w:val="21"/>
+          <w:szCs w:val="21"/>
+        </w:rPr>
+        <w:t>장소</w:t>
+      </w:r>
+      <w:r>
+        <w:rPr>
+          <w:rFonts w:ascii="맑은 고딕" w:eastAsia="맑은 고딕" w:hAnsi="맑은 고딕" w:hint="eastAsia"/>
+          <w:color w:val="000000"/>
+          <w:sz w:val="21"/>
+          <w:szCs w:val="21"/>
+        </w:rPr>
+        <w:t>(/home/</w:t>
+      </w:r>
+      <w:proofErr w:type="spellStart"/>
+      <w:r>
+        <w:rPr>
+          <w:rFonts w:ascii="맑은 고딕" w:eastAsia="맑은 고딕" w:hAnsi="맑은 고딕" w:hint="eastAsia"/>
+          <w:color w:val="000000"/>
+          <w:sz w:val="21"/>
+          <w:szCs w:val="21"/>
+        </w:rPr>
+        <w:t>jmocha</w:t>
+      </w:r>
+      <w:proofErr w:type="spellEnd"/>
+      <w:r>
+        <w:rPr>
+          <w:rFonts w:ascii="맑은 고딕" w:eastAsia="맑은 고딕" w:hAnsi="맑은 고딕" w:hint="eastAsia"/>
+          <w:color w:val="000000"/>
+          <w:sz w:val="21"/>
+          <w:szCs w:val="21"/>
+        </w:rPr>
+        <w:t>/</w:t>
+      </w:r>
+      <w:proofErr w:type="spellStart"/>
+      <w:r>
+        <w:rPr>
+          <w:rFonts w:ascii="맑은 고딕" w:eastAsia="맑은 고딕" w:hAnsi="맑은 고딕" w:hint="eastAsia"/>
+          <w:color w:val="000000"/>
+          <w:sz w:val="21"/>
+          <w:szCs w:val="21"/>
+        </w:rPr>
+        <w:t>git</w:t>
+      </w:r>
+      <w:proofErr w:type="spellEnd"/>
+      <w:r>
+        <w:rPr>
+          <w:rFonts w:ascii="맑은 고딕" w:eastAsia="맑은 고딕" w:hAnsi="맑은 고딕" w:hint="eastAsia"/>
+          <w:color w:val="000000"/>
+          <w:sz w:val="21"/>
+          <w:szCs w:val="21"/>
+        </w:rPr>
+        <w:t>/ezFlow4Java.git)에 commit을 push할 때</w:t>
+      </w:r>
+      <w:r>
+        <w:rPr>
+          <w:rFonts w:ascii="맑은 고딕" w:eastAsia="맑은 고딕" w:hAnsi="맑은 고딕"/>
+          <w:color w:val="000000"/>
+          <w:sz w:val="21"/>
+          <w:szCs w:val="21"/>
+        </w:rPr>
+        <w:t>는</w:t>
+      </w:r>
+      <w:r>
+        <w:rPr>
+          <w:rFonts w:ascii="맑은 고딕" w:eastAsia="맑은 고딕" w:hAnsi="맑은 고딕" w:hint="eastAsia"/>
+          <w:color w:val="000000"/>
+          <w:sz w:val="21"/>
+          <w:szCs w:val="21"/>
+        </w:rPr>
+        <w:t xml:space="preserve"> 사</w:t>
+      </w:r>
+      <w:r>
+        <w:rPr>
+          <w:rFonts w:ascii="맑은 고딕" w:eastAsia="맑은 고딕" w:hAnsi="맑은 고딕"/>
+          <w:color w:val="000000"/>
+          <w:sz w:val="21"/>
+          <w:szCs w:val="21"/>
+        </w:rPr>
+        <w:t>용자</w:t>
+      </w:r>
+      <w:r>
+        <w:rPr>
+          <w:rFonts w:ascii="맑은 고딕" w:eastAsia="맑은 고딕" w:hAnsi="맑은 고딕" w:hint="eastAsia"/>
+          <w:color w:val="000000"/>
+          <w:sz w:val="21"/>
+          <w:szCs w:val="21"/>
+        </w:rPr>
+        <w:t xml:space="preserve"> 측</w:t>
+      </w:r>
+      <w:r>
+        <w:rPr>
+          <w:rFonts w:ascii="맑은 고딕" w:eastAsia="맑은 고딕" w:hAnsi="맑은 고딕"/>
+          <w:color w:val="000000"/>
+          <w:sz w:val="21"/>
+          <w:szCs w:val="21"/>
+        </w:rPr>
+        <w:t>면에서</w:t>
+      </w:r>
+      <w:r>
+        <w:rPr>
+          <w:rFonts w:ascii="맑은 고딕" w:eastAsia="맑은 고딕" w:hAnsi="맑은 고딕" w:hint="eastAsia"/>
+          <w:color w:val="000000"/>
+          <w:sz w:val="21"/>
+          <w:szCs w:val="21"/>
+        </w:rPr>
+        <w:t xml:space="preserve"> 의</w:t>
+      </w:r>
+      <w:r>
+        <w:rPr>
+          <w:rFonts w:ascii="맑은 고딕" w:eastAsia="맑은 고딕" w:hAnsi="맑은 고딕"/>
+          <w:color w:val="000000"/>
+          <w:sz w:val="21"/>
+          <w:szCs w:val="21"/>
+        </w:rPr>
+        <w:t>미가</w:t>
+      </w:r>
+      <w:r>
+        <w:rPr>
+          <w:rFonts w:ascii="맑은 고딕" w:eastAsia="맑은 고딕" w:hAnsi="맑은 고딕" w:hint="eastAsia"/>
+          <w:color w:val="000000"/>
+          <w:sz w:val="21"/>
+          <w:szCs w:val="21"/>
+        </w:rPr>
+        <w:t xml:space="preserve"> 있</w:t>
+      </w:r>
+      <w:r>
+        <w:rPr>
+          <w:rFonts w:ascii="맑은 고딕" w:eastAsia="맑은 고딕" w:hAnsi="맑은 고딕"/>
+          <w:color w:val="000000"/>
+          <w:sz w:val="21"/>
+          <w:szCs w:val="21"/>
+        </w:rPr>
+        <w:t>는</w:t>
+      </w:r>
+      <w:r>
+        <w:rPr>
+          <w:rFonts w:ascii="맑은 고딕" w:eastAsia="맑은 고딕" w:hAnsi="맑은 고딕" w:hint="eastAsia"/>
+          <w:color w:val="000000"/>
+          <w:sz w:val="21"/>
+          <w:szCs w:val="21"/>
+        </w:rPr>
+        <w:t xml:space="preserve"> 변</w:t>
+      </w:r>
+      <w:r>
+        <w:rPr>
+          <w:rFonts w:ascii="맑은 고딕" w:eastAsia="맑은 고딕" w:hAnsi="맑은 고딕"/>
+          <w:color w:val="000000"/>
+          <w:sz w:val="21"/>
+          <w:szCs w:val="21"/>
+        </w:rPr>
+        <w:t>경</w:t>
+      </w:r>
+      <w:r>
+        <w:rPr>
+          <w:rFonts w:ascii="맑은 고딕" w:eastAsia="맑은 고딕" w:hAnsi="맑은 고딕" w:hint="eastAsia"/>
+          <w:color w:val="000000"/>
+          <w:sz w:val="21"/>
+          <w:szCs w:val="21"/>
+        </w:rPr>
+        <w:t xml:space="preserve"> 사</w:t>
+      </w:r>
+      <w:r>
+        <w:rPr>
+          <w:rFonts w:ascii="맑은 고딕" w:eastAsia="맑은 고딕" w:hAnsi="맑은 고딕"/>
+          <w:color w:val="000000"/>
+          <w:sz w:val="21"/>
+          <w:szCs w:val="21"/>
+        </w:rPr>
+        <w:t>항인</w:t>
+      </w:r>
+      <w:r>
+        <w:rPr>
+          <w:rFonts w:ascii="맑은 고딕" w:eastAsia="맑은 고딕" w:hAnsi="맑은 고딕" w:hint="eastAsia"/>
+          <w:color w:val="000000"/>
+          <w:sz w:val="21"/>
+          <w:szCs w:val="21"/>
+        </w:rPr>
+        <w:t xml:space="preserve"> 경</w:t>
+      </w:r>
+      <w:r>
+        <w:rPr>
+          <w:rFonts w:ascii="맑은 고딕" w:eastAsia="맑은 고딕" w:hAnsi="맑은 고딕"/>
+          <w:color w:val="000000"/>
+          <w:sz w:val="21"/>
+          <w:szCs w:val="21"/>
+        </w:rPr>
+        <w:t>우</w:t>
+      </w:r>
+      <w:r>
+        <w:rPr>
+          <w:rFonts w:ascii="맑은 고딕" w:eastAsia="맑은 고딕" w:hAnsi="맑은 고딕" w:hint="eastAsia"/>
+          <w:color w:val="000000"/>
+          <w:sz w:val="21"/>
+          <w:szCs w:val="21"/>
+        </w:rPr>
+        <w:t xml:space="preserve"> 버</w:t>
+      </w:r>
+      <w:r>
+        <w:rPr>
+          <w:rFonts w:ascii="맑은 고딕" w:eastAsia="맑은 고딕" w:hAnsi="맑은 고딕"/>
+          <w:color w:val="000000"/>
+          <w:sz w:val="21"/>
+          <w:szCs w:val="21"/>
+        </w:rPr>
+        <w:t>전</w:t>
+      </w:r>
+      <w:r>
+        <w:rPr>
+          <w:rFonts w:ascii="맑은 고딕" w:eastAsia="맑은 고딕" w:hAnsi="맑은 고딕" w:hint="eastAsia"/>
+          <w:color w:val="000000"/>
+          <w:sz w:val="21"/>
+          <w:szCs w:val="21"/>
+        </w:rPr>
+        <w:t>의 feature 관</w:t>
+      </w:r>
+      <w:r>
+        <w:rPr>
+          <w:rFonts w:ascii="맑은 고딕" w:eastAsia="맑은 고딕" w:hAnsi="맑은 고딕"/>
+          <w:color w:val="000000"/>
+          <w:sz w:val="21"/>
+          <w:szCs w:val="21"/>
+        </w:rPr>
+        <w:t>리를</w:t>
+      </w:r>
+      <w:r>
+        <w:rPr>
+          <w:rFonts w:ascii="맑은 고딕" w:eastAsia="맑은 고딕" w:hAnsi="맑은 고딕" w:hint="eastAsia"/>
+          <w:color w:val="000000"/>
+          <w:sz w:val="21"/>
+          <w:szCs w:val="21"/>
+        </w:rPr>
+        <w:t xml:space="preserve"> 위</w:t>
+      </w:r>
+      <w:r>
+        <w:rPr>
+          <w:rFonts w:ascii="맑은 고딕" w:eastAsia="맑은 고딕" w:hAnsi="맑은 고딕"/>
+          <w:color w:val="000000"/>
+          <w:sz w:val="21"/>
+          <w:szCs w:val="21"/>
+        </w:rPr>
+        <w:t>해</w:t>
+      </w:r>
+      <w:r>
+        <w:rPr>
+          <w:rFonts w:ascii="맑은 고딕" w:eastAsia="맑은 고딕" w:hAnsi="맑은 고딕" w:hint="eastAsia"/>
+          <w:color w:val="000000"/>
+          <w:sz w:val="21"/>
+          <w:szCs w:val="21"/>
+        </w:rPr>
+        <w:t xml:space="preserve"> </w:t>
+      </w:r>
+      <w:proofErr w:type="spellStart"/>
+      <w:r>
+        <w:rPr>
+          <w:rFonts w:ascii="맑은 고딕" w:eastAsia="맑은 고딕" w:hAnsi="맑은 고딕" w:hint="eastAsia"/>
+          <w:color w:val="000000"/>
+          <w:sz w:val="21"/>
+          <w:szCs w:val="21"/>
+        </w:rPr>
+        <w:t>팀레드마인</w:t>
+      </w:r>
+      <w:proofErr w:type="spellEnd"/>
+      <w:r>
+        <w:rPr>
+          <w:rFonts w:ascii="맑은 고딕" w:eastAsia="맑은 고딕" w:hAnsi="맑은 고딕" w:hint="eastAsia"/>
+          <w:color w:val="000000"/>
+          <w:sz w:val="21"/>
+          <w:szCs w:val="21"/>
+        </w:rPr>
+        <w:t>(</w:t>
+      </w:r>
+      <w:hyperlink r:id="rId9" w:history="1">
+        <w:r>
+          <w:rPr>
+            <w:rStyle w:val="a5"/>
+            <w:rFonts w:ascii="맑은 고딕" w:eastAsia="맑은 고딕" w:hAnsi="맑은 고딕"/>
+            <w:sz w:val="21"/>
+            <w:szCs w:val="21"/>
+          </w:rPr>
+          <w:t>http://10.0.140.184:8088</w:t>
+        </w:r>
+      </w:hyperlink>
+      <w:r>
+        <w:rPr>
+          <w:rFonts w:ascii="맑은 고딕" w:eastAsia="맑은 고딕" w:hAnsi="맑은 고딕"/>
+          <w:color w:val="000000"/>
+          <w:sz w:val="21"/>
+          <w:szCs w:val="21"/>
+        </w:rPr>
+        <w:t>) ‘</w:t>
+      </w:r>
+      <w:r>
+        <w:rPr>
+          <w:rFonts w:ascii="맑은 고딕" w:eastAsia="맑은 고딕" w:hAnsi="맑은 고딕" w:hint="eastAsia"/>
+          <w:color w:val="000000"/>
+          <w:sz w:val="21"/>
+          <w:szCs w:val="21"/>
+        </w:rPr>
+        <w:t>고객 사이트 정보</w:t>
+      </w:r>
+      <w:r>
+        <w:rPr>
+          <w:rFonts w:ascii="맑은 고딕" w:eastAsia="맑은 고딕" w:hAnsi="맑은 고딕"/>
+          <w:color w:val="000000"/>
+          <w:sz w:val="21"/>
+          <w:szCs w:val="21"/>
+        </w:rPr>
+        <w:t xml:space="preserve">’ </w:t>
+      </w:r>
+      <w:r>
+        <w:rPr>
+          <w:rFonts w:ascii="맑은 고딕" w:eastAsia="맑은 고딕" w:hAnsi="맑은 고딕" w:hint="eastAsia"/>
+          <w:color w:val="000000"/>
+          <w:sz w:val="21"/>
+          <w:szCs w:val="21"/>
+        </w:rPr>
+        <w:t xml:space="preserve">게시판 </w:t>
+      </w:r>
+      <w:r>
+        <w:rPr>
+          <w:rFonts w:ascii="맑은 고딕" w:eastAsia="맑은 고딕" w:hAnsi="맑은 고딕"/>
+          <w:color w:val="000000"/>
+          <w:sz w:val="21"/>
+          <w:szCs w:val="21"/>
+        </w:rPr>
+        <w:t>‘</w:t>
+      </w:r>
+      <w:proofErr w:type="spellStart"/>
+      <w:r>
+        <w:rPr>
+          <w:rFonts w:ascii="맑은 고딕" w:eastAsia="맑은 고딕" w:hAnsi="맑은 고딕"/>
+          <w:color w:val="000000"/>
+          <w:sz w:val="21"/>
+          <w:szCs w:val="21"/>
+        </w:rPr>
+        <w:t>ezEKP</w:t>
+      </w:r>
+      <w:proofErr w:type="spellEnd"/>
+      <w:r>
+        <w:rPr>
+          <w:rFonts w:ascii="맑은 고딕" w:eastAsia="맑은 고딕" w:hAnsi="맑은 고딕"/>
+          <w:color w:val="000000"/>
+          <w:sz w:val="21"/>
+          <w:szCs w:val="21"/>
+        </w:rPr>
+        <w:t xml:space="preserve"> 자바 표준모듈 버전번호 관리</w:t>
+      </w:r>
+      <w:r>
+        <w:rPr>
+          <w:rFonts w:ascii="맑은 고딕" w:eastAsia="맑은 고딕" w:hAnsi="맑은 고딕"/>
+          <w:color w:val="000000"/>
+          <w:sz w:val="21"/>
+          <w:szCs w:val="21"/>
+        </w:rPr>
+        <w:t>’</w:t>
+      </w:r>
+      <w:r>
+        <w:rPr>
+          <w:rFonts w:ascii="맑은 고딕" w:eastAsia="맑은 고딕" w:hAnsi="맑은 고딕"/>
+          <w:color w:val="000000"/>
+          <w:sz w:val="21"/>
+          <w:szCs w:val="21"/>
+        </w:rPr>
+        <w:t xml:space="preserve"> </w:t>
+      </w:r>
+      <w:r>
+        <w:rPr>
+          <w:rFonts w:ascii="맑은 고딕" w:eastAsia="맑은 고딕" w:hAnsi="맑은 고딕" w:hint="eastAsia"/>
+          <w:color w:val="000000"/>
+          <w:sz w:val="21"/>
+          <w:szCs w:val="21"/>
+        </w:rPr>
+        <w:t>게</w:t>
+      </w:r>
+      <w:r>
+        <w:rPr>
+          <w:rFonts w:ascii="맑은 고딕" w:eastAsia="맑은 고딕" w:hAnsi="맑은 고딕"/>
+          <w:color w:val="000000"/>
+          <w:sz w:val="21"/>
+          <w:szCs w:val="21"/>
+        </w:rPr>
+        <w:t>시물에</w:t>
+      </w:r>
+      <w:r>
+        <w:rPr>
+          <w:rFonts w:ascii="맑은 고딕" w:eastAsia="맑은 고딕" w:hAnsi="맑은 고딕" w:hint="eastAsia"/>
+          <w:color w:val="000000"/>
+          <w:sz w:val="21"/>
+          <w:szCs w:val="21"/>
+        </w:rPr>
+        <w:t xml:space="preserve"> push를 수</w:t>
+      </w:r>
+      <w:r>
+        <w:rPr>
+          <w:rFonts w:ascii="맑은 고딕" w:eastAsia="맑은 고딕" w:hAnsi="맑은 고딕"/>
+          <w:color w:val="000000"/>
+          <w:sz w:val="21"/>
+          <w:szCs w:val="21"/>
+        </w:rPr>
+        <w:t>행한</w:t>
+      </w:r>
+      <w:r>
+        <w:rPr>
+          <w:rFonts w:ascii="맑은 고딕" w:eastAsia="맑은 고딕" w:hAnsi="맑은 고딕" w:hint="eastAsia"/>
+          <w:color w:val="000000"/>
+          <w:sz w:val="21"/>
+          <w:szCs w:val="21"/>
+        </w:rPr>
+        <w:t xml:space="preserve"> 날</w:t>
+      </w:r>
+      <w:r>
+        <w:rPr>
+          <w:rFonts w:ascii="맑은 고딕" w:eastAsia="맑은 고딕" w:hAnsi="맑은 고딕"/>
+          <w:color w:val="000000"/>
+          <w:sz w:val="21"/>
+          <w:szCs w:val="21"/>
+        </w:rPr>
+        <w:t>짜에</w:t>
+      </w:r>
+      <w:r>
+        <w:rPr>
+          <w:rFonts w:ascii="맑은 고딕" w:eastAsia="맑은 고딕" w:hAnsi="맑은 고딕" w:hint="eastAsia"/>
+          <w:color w:val="000000"/>
+          <w:sz w:val="21"/>
+          <w:szCs w:val="21"/>
+        </w:rPr>
+        <w:t xml:space="preserve"> 해</w:t>
+      </w:r>
+      <w:r>
+        <w:rPr>
+          <w:rFonts w:ascii="맑은 고딕" w:eastAsia="맑은 고딕" w:hAnsi="맑은 고딕"/>
+          <w:color w:val="000000"/>
+          <w:sz w:val="21"/>
+          <w:szCs w:val="21"/>
+        </w:rPr>
+        <w:t>당하는</w:t>
+      </w:r>
+      <w:r>
+        <w:rPr>
+          <w:rFonts w:ascii="맑은 고딕" w:eastAsia="맑은 고딕" w:hAnsi="맑은 고딕" w:hint="eastAsia"/>
+          <w:color w:val="000000"/>
+          <w:sz w:val="21"/>
+          <w:szCs w:val="21"/>
+        </w:rPr>
+        <w:t xml:space="preserve"> 항</w:t>
+      </w:r>
+      <w:r>
+        <w:rPr>
+          <w:rFonts w:ascii="맑은 고딕" w:eastAsia="맑은 고딕" w:hAnsi="맑은 고딕"/>
+          <w:color w:val="000000"/>
+          <w:sz w:val="21"/>
+          <w:szCs w:val="21"/>
+        </w:rPr>
+        <w:t>목(</w:t>
+      </w:r>
+      <w:r>
+        <w:rPr>
+          <w:rFonts w:ascii="맑은 고딕" w:eastAsia="맑은 고딕" w:hAnsi="맑은 고딕" w:hint="eastAsia"/>
+          <w:color w:val="000000"/>
+          <w:sz w:val="21"/>
+          <w:szCs w:val="21"/>
+        </w:rPr>
+        <w:t xml:space="preserve">예: </w:t>
+      </w:r>
+      <w:proofErr w:type="spellStart"/>
+      <w:r>
+        <w:rPr>
+          <w:rFonts w:ascii="맑은 고딕" w:eastAsia="맑은 고딕" w:hAnsi="맑은 고딕"/>
+          <w:color w:val="000000"/>
+          <w:sz w:val="21"/>
+          <w:szCs w:val="21"/>
+        </w:rPr>
+        <w:t>ezFlow</w:t>
+      </w:r>
+      <w:proofErr w:type="spellEnd"/>
+      <w:r>
+        <w:rPr>
+          <w:rFonts w:ascii="맑은 고딕" w:eastAsia="맑은 고딕" w:hAnsi="맑은 고딕"/>
+          <w:color w:val="000000"/>
+          <w:sz w:val="21"/>
+          <w:szCs w:val="21"/>
+        </w:rPr>
+        <w:t xml:space="preserve"> v6.6.15.STD_20200703</w:t>
+      </w:r>
+      <w:r>
+        <w:rPr>
+          <w:rFonts w:ascii="맑은 고딕" w:eastAsia="맑은 고딕" w:hAnsi="맑은 고딕" w:hint="eastAsia"/>
+          <w:color w:val="000000"/>
+          <w:sz w:val="21"/>
+          <w:szCs w:val="21"/>
+        </w:rPr>
+        <w:t>)에 관</w:t>
+      </w:r>
+      <w:r>
+        <w:rPr>
+          <w:rFonts w:ascii="맑은 고딕" w:eastAsia="맑은 고딕" w:hAnsi="맑은 고딕"/>
+          <w:color w:val="000000"/>
+          <w:sz w:val="21"/>
+          <w:szCs w:val="21"/>
+        </w:rPr>
+        <w:t>련</w:t>
+      </w:r>
+      <w:r>
+        <w:rPr>
+          <w:rFonts w:ascii="맑은 고딕" w:eastAsia="맑은 고딕" w:hAnsi="맑은 고딕" w:hint="eastAsia"/>
+          <w:color w:val="000000"/>
+          <w:sz w:val="21"/>
+          <w:szCs w:val="21"/>
+        </w:rPr>
+        <w:t xml:space="preserve"> 변</w:t>
+      </w:r>
+      <w:r>
+        <w:rPr>
+          <w:rFonts w:ascii="맑은 고딕" w:eastAsia="맑은 고딕" w:hAnsi="맑은 고딕"/>
+          <w:color w:val="000000"/>
+          <w:sz w:val="21"/>
+          <w:szCs w:val="21"/>
+        </w:rPr>
+        <w:t>경</w:t>
+      </w:r>
+      <w:r>
+        <w:rPr>
+          <w:rFonts w:ascii="맑은 고딕" w:eastAsia="맑은 고딕" w:hAnsi="맑은 고딕" w:hint="eastAsia"/>
+          <w:color w:val="000000"/>
+          <w:sz w:val="21"/>
+          <w:szCs w:val="21"/>
+        </w:rPr>
+        <w:t xml:space="preserve"> 사</w:t>
+      </w:r>
+      <w:r>
+        <w:rPr>
+          <w:rFonts w:ascii="맑은 고딕" w:eastAsia="맑은 고딕" w:hAnsi="맑은 고딕"/>
+          <w:color w:val="000000"/>
+          <w:sz w:val="21"/>
+          <w:szCs w:val="21"/>
+        </w:rPr>
+        <w:t>항을</w:t>
+      </w:r>
+      <w:r>
+        <w:rPr>
+          <w:rFonts w:ascii="맑은 고딕" w:eastAsia="맑은 고딕" w:hAnsi="맑은 고딕" w:hint="eastAsia"/>
+          <w:color w:val="000000"/>
+          <w:sz w:val="21"/>
+          <w:szCs w:val="21"/>
+        </w:rPr>
+        <w:t xml:space="preserve"> 기</w:t>
+      </w:r>
+      <w:r>
+        <w:rPr>
+          <w:rFonts w:ascii="맑은 고딕" w:eastAsia="맑은 고딕" w:hAnsi="맑은 고딕"/>
+          <w:color w:val="000000"/>
+          <w:sz w:val="21"/>
+          <w:szCs w:val="21"/>
+        </w:rPr>
+        <w:t>술한다</w:t>
+      </w:r>
+      <w:r>
+        <w:rPr>
+          <w:rFonts w:ascii="맑은 고딕" w:eastAsia="맑은 고딕" w:hAnsi="맑은 고딕" w:hint="eastAsia"/>
+          <w:color w:val="000000"/>
+          <w:sz w:val="21"/>
+          <w:szCs w:val="21"/>
+        </w:rPr>
+        <w:t>.</w:t>
       </w:r>
     </w:p>
     <w:p>
@@ -7002,7 +8028,7 @@
         <w:pStyle w:val="a6"/>
         <w:spacing w:before="0" w:beforeAutospacing="0" w:after="0" w:afterAutospacing="0"/>
         <w:rPr>
-          <w:rFonts w:ascii="맑은 고딕" w:eastAsia="맑은 고딕" w:hAnsi="맑은 고딕"/>
+          <w:rFonts w:ascii="맑은 고딕" w:eastAsia="맑은 고딕" w:hAnsi="맑은 고딕" w:hint="eastAsia"/>
           <w:color w:val="000000"/>
           <w:sz w:val="21"/>
           <w:szCs w:val="21"/>
@@ -7014,45 +8040,43 @@
         <w:pStyle w:val="a6"/>
         <w:spacing w:before="0" w:beforeAutospacing="0" w:after="0" w:afterAutospacing="0"/>
         <w:rPr>
-          <w:rFonts w:ascii="맑은 고딕" w:eastAsia="맑은 고딕" w:hAnsi="맑은 고딕"/>
-          <w:color w:val="000000"/>
-          <w:sz w:val="21"/>
-          <w:szCs w:val="21"/>
-        </w:rPr>
-      </w:pPr>
-      <w:r>
-        <w:rPr>
-          <w:rFonts w:ascii="맑은 고딕" w:eastAsia="맑은 고딕" w:hAnsi="맑은 고딕" w:hint="eastAsia"/>
-          <w:color w:val="000000"/>
-          <w:sz w:val="21"/>
-          <w:szCs w:val="21"/>
-        </w:rPr>
-        <w:t xml:space="preserve">10. </w:t>
-      </w:r>
-      <w:proofErr w:type="spellStart"/>
-      <w:r>
-        <w:rPr>
-          <w:rFonts w:ascii="맑은 고딕" w:eastAsia="맑은 고딕" w:hAnsi="맑은 고딕" w:hint="eastAsia"/>
-          <w:color w:val="000000"/>
-          <w:sz w:val="21"/>
-          <w:szCs w:val="21"/>
-        </w:rPr>
-        <w:t>가온누리를</w:t>
-      </w:r>
-      <w:proofErr w:type="spellEnd"/>
-      <w:r>
-        <w:rPr>
-          <w:rFonts w:ascii="맑은 고딕" w:eastAsia="맑은 고딕" w:hAnsi="맑은 고딕" w:hint="eastAsia"/>
-          <w:color w:val="000000"/>
-          <w:sz w:val="21"/>
-          <w:szCs w:val="21"/>
-        </w:rPr>
-        <w:t xml:space="preserve"> 포함하여 사이트에 </w:t>
-      </w:r>
-      <w:proofErr w:type="spellStart"/>
-      <w:r>
-        <w:rPr>
-          <w:rFonts w:ascii="맑은 고딕" w:eastAsia="맑은 고딕" w:hAnsi="맑은 고딕" w:hint="eastAsia"/>
+          <w:rFonts w:ascii="맑은 고딕" w:eastAsia="맑은 고딕" w:hAnsi="맑은 고딕" w:hint="eastAsia"/>
+          <w:color w:val="000000"/>
+          <w:sz w:val="21"/>
+          <w:szCs w:val="21"/>
+        </w:rPr>
+      </w:pPr>
+      <w:r>
+        <w:rPr>
+          <w:rFonts w:ascii="맑은 고딕" w:eastAsia="맑은 고딕" w:hAnsi="맑은 고딕"/>
+          <w:color w:val="000000"/>
+          <w:sz w:val="21"/>
+          <w:szCs w:val="21"/>
+        </w:rPr>
+        <w:t>10</w:t>
+      </w:r>
+      <w:r>
+        <w:rPr>
+          <w:rFonts w:ascii="맑은 고딕" w:eastAsia="맑은 고딕" w:hAnsi="맑은 고딕"/>
+          <w:color w:val="000000"/>
+          <w:sz w:val="21"/>
+          <w:szCs w:val="21"/>
+        </w:rPr>
+        <w:t xml:space="preserve">. </w:t>
+      </w:r>
+      <w:r>
+        <w:rPr>
+          <w:rFonts w:ascii="맑은 고딕" w:eastAsia="맑은 고딕" w:hAnsi="맑은 고딕" w:hint="eastAsia"/>
+          <w:color w:val="000000"/>
+          <w:sz w:val="21"/>
+          <w:szCs w:val="21"/>
+        </w:rPr>
+        <w:t xml:space="preserve">새로운 사이트에 </w:t>
+      </w:r>
+      <w:proofErr w:type="spellStart"/>
+      <w:r>
+        <w:rPr>
+          <w:rFonts w:ascii="맑은 고딕" w:eastAsia="맑은 고딕" w:hAnsi="맑은 고딕"/>
           <w:color w:val="000000"/>
           <w:sz w:val="21"/>
           <w:szCs w:val="21"/>
@@ -7067,47 +8091,258 @@
           <w:sz w:val="21"/>
           <w:szCs w:val="21"/>
         </w:rPr>
-        <w:t>를 설치 혹은 업데이트할 때에는 도움말 우측 상단에 버전번호를 변경한 후</w:t>
-      </w:r>
-      <w:proofErr w:type="spellStart"/>
-      <w:r>
-        <w:rPr>
-          <w:rFonts w:ascii="맑은 고딕" w:eastAsia="맑은 고딕" w:hAnsi="맑은 고딕" w:hint="eastAsia"/>
-          <w:color w:val="000000"/>
-          <w:sz w:val="21"/>
-          <w:szCs w:val="21"/>
-        </w:rPr>
-        <w:t>ezFlow</w:t>
-      </w:r>
-      <w:proofErr w:type="spellEnd"/>
-      <w:r>
-        <w:rPr>
-          <w:rFonts w:ascii="맑은 고딕" w:eastAsia="맑은 고딕" w:hAnsi="맑은 고딕" w:hint="eastAsia"/>
-          <w:color w:val="000000"/>
-          <w:sz w:val="21"/>
-          <w:szCs w:val="21"/>
-        </w:rPr>
-        <w:t xml:space="preserve"> App을 </w:t>
-      </w:r>
-      <w:proofErr w:type="spellStart"/>
-      <w:r>
-        <w:rPr>
-          <w:rFonts w:ascii="맑은 고딕" w:eastAsia="맑은 고딕" w:hAnsi="맑은 고딕" w:hint="eastAsia"/>
-          <w:color w:val="000000"/>
-          <w:sz w:val="21"/>
-          <w:szCs w:val="21"/>
-        </w:rPr>
-        <w:t>빌드하도록</w:t>
-      </w:r>
-      <w:proofErr w:type="spellEnd"/>
-      <w:r>
-        <w:rPr>
-          <w:rFonts w:ascii="맑은 고딕" w:eastAsia="맑은 고딕" w:hAnsi="맑은 고딕" w:hint="eastAsia"/>
-          <w:color w:val="000000"/>
-          <w:sz w:val="21"/>
-          <w:szCs w:val="21"/>
-        </w:rPr>
-        <w:t xml:space="preserve"> 한다.</w:t>
+        <w:t xml:space="preserve">를 설치할 때에는 </w:t>
+      </w:r>
+      <w:r>
+        <w:rPr>
+          <w:rFonts w:ascii="맑은 고딕" w:eastAsia="맑은 고딕" w:hAnsi="맑은 고딕"/>
+          <w:color w:val="000000"/>
+          <w:sz w:val="21"/>
+          <w:szCs w:val="21"/>
+        </w:rPr>
+        <w:t xml:space="preserve">ezFlow4Java/docs/tech </w:t>
+      </w:r>
+      <w:r>
+        <w:rPr>
+          <w:rFonts w:ascii="맑은 고딕" w:eastAsia="맑은 고딕" w:hAnsi="맑은 고딕" w:hint="eastAsia"/>
+          <w:color w:val="000000"/>
+          <w:sz w:val="21"/>
+          <w:szCs w:val="21"/>
+        </w:rPr>
+        <w:t xml:space="preserve">폴더에 있는 </w:t>
+      </w:r>
+      <w:r>
+        <w:rPr>
+          <w:rFonts w:ascii="맑은 고딕" w:eastAsia="맑은 고딕" w:hAnsi="맑은 고딕"/>
+          <w:color w:val="000000"/>
+          <w:sz w:val="21"/>
+          <w:szCs w:val="21"/>
+        </w:rPr>
+        <w:t>‘</w:t>
+      </w:r>
+      <w:r>
+        <w:rPr>
+          <w:rFonts w:ascii="맑은 고딕" w:eastAsia="맑은 고딕" w:hAnsi="맑은 고딕" w:hint="eastAsia"/>
+          <w:color w:val="000000"/>
+          <w:sz w:val="21"/>
+          <w:szCs w:val="21"/>
+        </w:rPr>
+        <w:t>고객사이트</w:t>
+      </w:r>
+      <w:r>
+        <w:rPr>
+          <w:rFonts w:ascii="맑은 고딕" w:eastAsia="맑은 고딕" w:hAnsi="맑은 고딕"/>
+          <w:color w:val="000000"/>
+          <w:sz w:val="21"/>
+          <w:szCs w:val="21"/>
+        </w:rPr>
+        <w:t>_</w:t>
+      </w:r>
+      <w:proofErr w:type="spellStart"/>
+      <w:r>
+        <w:rPr>
+          <w:rFonts w:ascii="맑은 고딕" w:eastAsia="맑은 고딕" w:hAnsi="맑은 고딕"/>
+          <w:color w:val="000000"/>
+          <w:sz w:val="21"/>
+          <w:szCs w:val="21"/>
+        </w:rPr>
+        <w:t>구축시</w:t>
+      </w:r>
+      <w:proofErr w:type="spellEnd"/>
+      <w:r>
+        <w:rPr>
+          <w:rFonts w:ascii="맑은 고딕" w:eastAsia="맑은 고딕" w:hAnsi="맑은 고딕"/>
+          <w:color w:val="000000"/>
+          <w:sz w:val="21"/>
+          <w:szCs w:val="21"/>
+        </w:rPr>
+        <w:t>_사이트저장소_생성방법.</w:t>
+      </w:r>
+      <w:proofErr w:type="spellStart"/>
+      <w:r>
+        <w:rPr>
+          <w:rFonts w:ascii="맑은 고딕" w:eastAsia="맑은 고딕" w:hAnsi="맑은 고딕"/>
+          <w:color w:val="000000"/>
+          <w:sz w:val="21"/>
+          <w:szCs w:val="21"/>
+        </w:rPr>
+        <w:t>docx</w:t>
+      </w:r>
+      <w:proofErr w:type="spellEnd"/>
+      <w:r>
+        <w:rPr>
+          <w:rFonts w:ascii="맑은 고딕" w:eastAsia="맑은 고딕" w:hAnsi="맑은 고딕"/>
+          <w:color w:val="000000"/>
+          <w:sz w:val="21"/>
+          <w:szCs w:val="21"/>
+        </w:rPr>
+        <w:t xml:space="preserve">’ </w:t>
+      </w:r>
+      <w:r>
+        <w:rPr>
+          <w:rFonts w:ascii="맑은 고딕" w:eastAsia="맑은 고딕" w:hAnsi="맑은 고딕" w:hint="eastAsia"/>
+          <w:color w:val="000000"/>
+          <w:sz w:val="21"/>
+          <w:szCs w:val="21"/>
+        </w:rPr>
+        <w:t>문서를 참조하여 사이트 저장소를 구축</w:t>
+      </w:r>
+      <w:r>
+        <w:rPr>
+          <w:rFonts w:ascii="맑은 고딕" w:eastAsia="맑은 고딕" w:hAnsi="맑은 고딕" w:hint="eastAsia"/>
+          <w:color w:val="000000"/>
+          <w:sz w:val="21"/>
+          <w:szCs w:val="21"/>
+        </w:rPr>
+        <w:t xml:space="preserve">하고 </w:t>
+      </w:r>
+      <w:proofErr w:type="spellStart"/>
+      <w:r>
+        <w:rPr>
+          <w:rFonts w:ascii="맑은 고딕" w:eastAsia="맑은 고딕" w:hAnsi="맑은 고딕" w:hint="eastAsia"/>
+          <w:color w:val="000000"/>
+          <w:sz w:val="21"/>
+          <w:szCs w:val="21"/>
+        </w:rPr>
+        <w:t>팀레드마인</w:t>
+      </w:r>
+      <w:proofErr w:type="spellEnd"/>
+      <w:r>
+        <w:rPr>
+          <w:rFonts w:ascii="맑은 고딕" w:eastAsia="맑은 고딕" w:hAnsi="맑은 고딕" w:hint="eastAsia"/>
+          <w:color w:val="000000"/>
+          <w:sz w:val="21"/>
+          <w:szCs w:val="21"/>
+        </w:rPr>
+        <w:t>(</w:t>
+      </w:r>
+      <w:hyperlink r:id="rId10" w:history="1">
+        <w:r>
+          <w:rPr>
+            <w:rStyle w:val="a5"/>
+            <w:rFonts w:ascii="맑은 고딕" w:eastAsia="맑은 고딕" w:hAnsi="맑은 고딕"/>
+            <w:sz w:val="21"/>
+            <w:szCs w:val="21"/>
+          </w:rPr>
+          <w:t>http://10.0.140.184:8088</w:t>
+        </w:r>
+      </w:hyperlink>
+      <w:r>
+        <w:rPr>
+          <w:rFonts w:ascii="맑은 고딕" w:eastAsia="맑은 고딕" w:hAnsi="맑은 고딕"/>
+          <w:color w:val="000000"/>
+          <w:sz w:val="21"/>
+          <w:szCs w:val="21"/>
+        </w:rPr>
+        <w:t>) ‘</w:t>
+      </w:r>
+      <w:r>
+        <w:rPr>
+          <w:rFonts w:ascii="맑은 고딕" w:eastAsia="맑은 고딕" w:hAnsi="맑은 고딕" w:hint="eastAsia"/>
+          <w:color w:val="000000"/>
+          <w:sz w:val="21"/>
+          <w:szCs w:val="21"/>
+        </w:rPr>
+        <w:t>고객 사이트 정보</w:t>
+      </w:r>
+      <w:r>
+        <w:rPr>
+          <w:rFonts w:ascii="맑은 고딕" w:eastAsia="맑은 고딕" w:hAnsi="맑은 고딕"/>
+          <w:color w:val="000000"/>
+          <w:sz w:val="21"/>
+          <w:szCs w:val="21"/>
+        </w:rPr>
+        <w:t xml:space="preserve">’ </w:t>
+      </w:r>
+      <w:r>
+        <w:rPr>
+          <w:rFonts w:ascii="맑은 고딕" w:eastAsia="맑은 고딕" w:hAnsi="맑은 고딕" w:hint="eastAsia"/>
+          <w:color w:val="000000"/>
+          <w:sz w:val="21"/>
+          <w:szCs w:val="21"/>
+        </w:rPr>
+        <w:t>게시판</w:t>
+      </w:r>
+      <w:r>
+        <w:rPr>
+          <w:rFonts w:ascii="맑은 고딕" w:eastAsia="맑은 고딕" w:hAnsi="맑은 고딕" w:hint="eastAsia"/>
+          <w:color w:val="000000"/>
+          <w:sz w:val="21"/>
+          <w:szCs w:val="21"/>
+        </w:rPr>
+        <w:t>에 해</w:t>
+      </w:r>
+      <w:r>
+        <w:rPr>
+          <w:rFonts w:ascii="맑은 고딕" w:eastAsia="맑은 고딕" w:hAnsi="맑은 고딕"/>
+          <w:color w:val="000000"/>
+          <w:sz w:val="21"/>
+          <w:szCs w:val="21"/>
+        </w:rPr>
+        <w:t>당</w:t>
+      </w:r>
+      <w:r>
+        <w:rPr>
+          <w:rFonts w:ascii="맑은 고딕" w:eastAsia="맑은 고딕" w:hAnsi="맑은 고딕" w:hint="eastAsia"/>
+          <w:color w:val="000000"/>
+          <w:sz w:val="21"/>
+          <w:szCs w:val="21"/>
+        </w:rPr>
+        <w:t xml:space="preserve"> 사</w:t>
+      </w:r>
+      <w:r>
+        <w:rPr>
+          <w:rFonts w:ascii="맑은 고딕" w:eastAsia="맑은 고딕" w:hAnsi="맑은 고딕"/>
+          <w:color w:val="000000"/>
+          <w:sz w:val="21"/>
+          <w:szCs w:val="21"/>
+        </w:rPr>
+        <w:t>이트</w:t>
+      </w:r>
+      <w:r>
+        <w:rPr>
+          <w:rFonts w:ascii="맑은 고딕" w:eastAsia="맑은 고딕" w:hAnsi="맑은 고딕" w:hint="eastAsia"/>
+          <w:color w:val="000000"/>
+          <w:sz w:val="21"/>
+          <w:szCs w:val="21"/>
+        </w:rPr>
+        <w:t xml:space="preserve"> 게</w:t>
+      </w:r>
+      <w:r>
+        <w:rPr>
+          <w:rFonts w:ascii="맑은 고딕" w:eastAsia="맑은 고딕" w:hAnsi="맑은 고딕"/>
+          <w:color w:val="000000"/>
+          <w:sz w:val="21"/>
+          <w:szCs w:val="21"/>
+        </w:rPr>
+        <w:t>시물을</w:t>
+      </w:r>
+      <w:r>
+        <w:rPr>
+          <w:rFonts w:ascii="맑은 고딕" w:eastAsia="맑은 고딕" w:hAnsi="맑은 고딕" w:hint="eastAsia"/>
+          <w:color w:val="000000"/>
+          <w:sz w:val="21"/>
+          <w:szCs w:val="21"/>
+        </w:rPr>
+        <w:t xml:space="preserve"> 추</w:t>
+      </w:r>
+      <w:r>
+        <w:rPr>
+          <w:rFonts w:ascii="맑은 고딕" w:eastAsia="맑은 고딕" w:hAnsi="맑은 고딕"/>
+          <w:color w:val="000000"/>
+          <w:sz w:val="21"/>
+          <w:szCs w:val="21"/>
+        </w:rPr>
+        <w:t>가한다</w:t>
+      </w:r>
+      <w:r>
+        <w:rPr>
+          <w:rFonts w:ascii="맑은 고딕" w:eastAsia="맑은 고딕" w:hAnsi="맑은 고딕" w:hint="eastAsia"/>
+          <w:color w:val="000000"/>
+          <w:sz w:val="21"/>
+          <w:szCs w:val="21"/>
+        </w:rPr>
+        <w:t>.</w:t>
       </w:r>
     </w:p>
     <w:p>
@@ -7121,66 +8356,6 @@
           <w:szCs w:val="21"/>
         </w:rPr>
       </w:pPr>
-      <w:r>
-        <w:rPr>
-          <w:rFonts w:ascii="맑은 고딕" w:eastAsia="맑은 고딕" w:hAnsi="맑은 고딕" w:hint="eastAsia"/>
-          <w:color w:val="000000"/>
-          <w:sz w:val="21"/>
-          <w:szCs w:val="21"/>
-        </w:rPr>
-        <w:t xml:space="preserve">  - 버전번호 기본 구성: </w:t>
-      </w:r>
-      <w:proofErr w:type="spellStart"/>
-      <w:r>
-        <w:rPr>
-          <w:rFonts w:ascii="맑은 고딕" w:eastAsia="맑은 고딕" w:hAnsi="맑은 고딕" w:hint="eastAsia"/>
-          <w:color w:val="000000"/>
-          <w:sz w:val="21"/>
-          <w:szCs w:val="21"/>
-        </w:rPr>
-        <w:t>ezFlow</w:t>
-      </w:r>
-      <w:proofErr w:type="spellEnd"/>
-      <w:r>
-        <w:rPr>
-          <w:rFonts w:ascii="맑은 고딕" w:eastAsia="맑은 고딕" w:hAnsi="맑은 고딕" w:hint="eastAsia"/>
-          <w:color w:val="000000"/>
-          <w:sz w:val="21"/>
-          <w:szCs w:val="21"/>
-        </w:rPr>
-        <w:t xml:space="preserve"> 기본 </w:t>
-      </w:r>
-      <w:proofErr w:type="gramStart"/>
-      <w:r>
-        <w:rPr>
-          <w:rFonts w:ascii="맑은 고딕" w:eastAsia="맑은 고딕" w:hAnsi="맑은 고딕" w:hint="eastAsia"/>
-          <w:color w:val="000000"/>
-          <w:sz w:val="21"/>
-          <w:szCs w:val="21"/>
-        </w:rPr>
-        <w:t>버전번호.3자리</w:t>
-      </w:r>
-      <w:proofErr w:type="gramEnd"/>
-      <w:r>
-        <w:rPr>
-          <w:rFonts w:ascii="맑은 고딕" w:eastAsia="맑은 고딕" w:hAnsi="맑은 고딕" w:hint="eastAsia"/>
-          <w:color w:val="000000"/>
-          <w:sz w:val="21"/>
-          <w:szCs w:val="21"/>
-        </w:rPr>
-        <w:t xml:space="preserve"> 사이트 아이디_</w:t>
-      </w:r>
-      <w:proofErr w:type="spellStart"/>
-      <w:r>
-        <w:rPr>
-          <w:rFonts w:ascii="맑은 고딕" w:eastAsia="맑은 고딕" w:hAnsi="맑은 고딕" w:hint="eastAsia"/>
-          <w:color w:val="000000"/>
-          <w:sz w:val="21"/>
-          <w:szCs w:val="21"/>
-        </w:rPr>
-        <w:t>빌드날짜</w:t>
-      </w:r>
-      <w:proofErr w:type="spellEnd"/>
     </w:p>
     <w:p>
       <w:pPr>
@@ -7200,27 +8375,56 @@
           <w:sz w:val="21"/>
           <w:szCs w:val="21"/>
         </w:rPr>
-        <w:t xml:space="preserve">  - 표준 버전번호 </w:t>
-      </w:r>
-      <w:proofErr w:type="gramStart"/>
-      <w:r>
-        <w:rPr>
-          <w:rFonts w:ascii="맑은 고딕" w:eastAsia="맑은 고딕" w:hAnsi="맑은 고딕" w:hint="eastAsia"/>
-          <w:color w:val="000000"/>
-          <w:sz w:val="21"/>
-          <w:szCs w:val="21"/>
-        </w:rPr>
-        <w:t>예 :</w:t>
-      </w:r>
-      <w:proofErr w:type="gramEnd"/>
-      <w:r>
-        <w:rPr>
-          <w:rFonts w:ascii="맑은 고딕" w:eastAsia="맑은 고딕" w:hAnsi="맑은 고딕" w:hint="eastAsia"/>
-          <w:color w:val="000000"/>
-          <w:sz w:val="21"/>
-          <w:szCs w:val="21"/>
-        </w:rPr>
-        <w:t> </w:t>
+        <w:t>11</w:t>
+      </w:r>
+      <w:r>
+        <w:rPr>
+          <w:rFonts w:ascii="맑은 고딕" w:eastAsia="맑은 고딕" w:hAnsi="맑은 고딕" w:hint="eastAsia"/>
+          <w:color w:val="000000"/>
+          <w:sz w:val="21"/>
+          <w:szCs w:val="21"/>
+        </w:rPr>
+        <w:t xml:space="preserve">. </w:t>
+      </w:r>
+      <w:proofErr w:type="spellStart"/>
+      <w:r>
+        <w:rPr>
+          <w:rFonts w:ascii="맑은 고딕" w:eastAsia="맑은 고딕" w:hAnsi="맑은 고딕" w:hint="eastAsia"/>
+          <w:color w:val="000000"/>
+          <w:sz w:val="21"/>
+          <w:szCs w:val="21"/>
+        </w:rPr>
+        <w:t>가온누리를</w:t>
+      </w:r>
+      <w:proofErr w:type="spellEnd"/>
+      <w:r>
+        <w:rPr>
+          <w:rFonts w:ascii="맑은 고딕" w:eastAsia="맑은 고딕" w:hAnsi="맑은 고딕" w:hint="eastAsia"/>
+          <w:color w:val="000000"/>
+          <w:sz w:val="21"/>
+          <w:szCs w:val="21"/>
+        </w:rPr>
+        <w:t xml:space="preserve"> 포함하여 사이트에 </w:t>
+      </w:r>
+      <w:proofErr w:type="spellStart"/>
+      <w:r>
+        <w:rPr>
+          <w:rFonts w:ascii="맑은 고딕" w:eastAsia="맑은 고딕" w:hAnsi="맑은 고딕" w:hint="eastAsia"/>
+          <w:color w:val="000000"/>
+          <w:sz w:val="21"/>
+          <w:szCs w:val="21"/>
+        </w:rPr>
+        <w:t>ezEKP</w:t>
+      </w:r>
+      <w:proofErr w:type="spellEnd"/>
+      <w:r>
+        <w:rPr>
+          <w:rFonts w:ascii="맑은 고딕" w:eastAsia="맑은 고딕" w:hAnsi="맑은 고딕" w:hint="eastAsia"/>
+          <w:color w:val="000000"/>
+          <w:sz w:val="21"/>
+          <w:szCs w:val="21"/>
+        </w:rPr>
+        <w:t>를 설치 혹은 업데이트할 때에는 도움말 우측 상단에 버전번호를 변경한 후</w:t>
       </w:r>
       <w:proofErr w:type="spellStart"/>
       <w:r>
@@ -7240,7 +8444,27 @@
           <w:sz w:val="21"/>
           <w:szCs w:val="21"/>
         </w:rPr>
-        <w:t xml:space="preserve"> v6.3.4.STD_20181128</w:t>
+        <w:t xml:space="preserve"> App을 </w:t>
+      </w:r>
+      <w:proofErr w:type="spellStart"/>
+      <w:r>
+        <w:rPr>
+          <w:rFonts w:ascii="맑은 고딕" w:eastAsia="맑은 고딕" w:hAnsi="맑은 고딕" w:hint="eastAsia"/>
+          <w:color w:val="000000"/>
+          <w:sz w:val="21"/>
+          <w:szCs w:val="21"/>
+        </w:rPr>
+        <w:t>빌드하도록</w:t>
+      </w:r>
+      <w:proofErr w:type="spellEnd"/>
+      <w:r>
+        <w:rPr>
+          <w:rFonts w:ascii="맑은 고딕" w:eastAsia="맑은 고딕" w:hAnsi="맑은 고딕" w:hint="eastAsia"/>
+          <w:color w:val="000000"/>
+          <w:sz w:val="21"/>
+          <w:szCs w:val="21"/>
+        </w:rPr>
+        <w:t xml:space="preserve"> 한다.</w:t>
       </w:r>
     </w:p>
     <w:p>
@@ -7261,7 +8485,27 @@
           <w:sz w:val="21"/>
           <w:szCs w:val="21"/>
         </w:rPr>
-        <w:t xml:space="preserve">  - 사이트 버전번호 </w:t>
+        <w:t xml:space="preserve">  - 버전번호 기본 구성: </w:t>
+      </w:r>
+      <w:proofErr w:type="spellStart"/>
+      <w:r>
+        <w:rPr>
+          <w:rFonts w:ascii="맑은 고딕" w:eastAsia="맑은 고딕" w:hAnsi="맑은 고딕" w:hint="eastAsia"/>
+          <w:color w:val="000000"/>
+          <w:sz w:val="21"/>
+          <w:szCs w:val="21"/>
+        </w:rPr>
+        <w:t>ezFlow</w:t>
+      </w:r>
+      <w:proofErr w:type="spellEnd"/>
+      <w:r>
+        <w:rPr>
+          <w:rFonts w:ascii="맑은 고딕" w:eastAsia="맑은 고딕" w:hAnsi="맑은 고딕" w:hint="eastAsia"/>
+          <w:color w:val="000000"/>
+          <w:sz w:val="21"/>
+          <w:szCs w:val="21"/>
+        </w:rPr>
+        <w:t xml:space="preserve"> 기본 </w:t>
       </w:r>
       <w:proofErr w:type="gramStart"/>
       <w:r>
@@ -7271,7 +8515,7 @@
           <w:sz w:val="21"/>
           <w:szCs w:val="21"/>
         </w:rPr>
-        <w:t>예 :</w:t>
+        <w:t>버전번호.3자리</w:t>
       </w:r>
       <w:proofErr w:type="gramEnd"/>
       <w:r>
@@ -7281,28 +8525,19 @@
           <w:sz w:val="21"/>
           <w:szCs w:val="21"/>
         </w:rPr>
-        <w:t> </w:t>
-      </w:r>
-      <w:proofErr w:type="spellStart"/>
-      <w:r>
-        <w:rPr>
-          <w:rFonts w:ascii="맑은 고딕" w:eastAsia="맑은 고딕" w:hAnsi="맑은 고딕" w:hint="eastAsia"/>
-          <w:color w:val="000000"/>
-          <w:sz w:val="21"/>
-          <w:szCs w:val="21"/>
-        </w:rPr>
-        <w:t>ezFlow</w:t>
-      </w:r>
-      <w:proofErr w:type="spellEnd"/>
-      <w:r>
-        <w:rPr>
-          <w:rFonts w:ascii="맑은 고딕" w:eastAsia="맑은 고딕" w:hAnsi="맑은 고딕" w:hint="eastAsia"/>
-          <w:color w:val="000000"/>
-          <w:sz w:val="21"/>
-          <w:szCs w:val="21"/>
-        </w:rPr>
-        <w:t xml:space="preserve"> v6.3.4.SPO_20181128 (삼포의 경우)</w:t>
-      </w:r>
+        <w:t xml:space="preserve"> 사이트 아이디_</w:t>
+      </w:r>
+      <w:proofErr w:type="spellStart"/>
+      <w:r>
+        <w:rPr>
+          <w:rFonts w:ascii="맑은 고딕" w:eastAsia="맑은 고딕" w:hAnsi="맑은 고딕" w:hint="eastAsia"/>
+          <w:color w:val="000000"/>
+          <w:sz w:val="21"/>
+          <w:szCs w:val="21"/>
+        </w:rPr>
+        <w:t>빌드날짜</w:t>
+      </w:r>
+      <w:proofErr w:type="spellEnd"/>
     </w:p>
     <w:p>
       <w:pPr>
@@ -7322,7 +8557,47 @@
           <w:sz w:val="21"/>
           <w:szCs w:val="21"/>
         </w:rPr>
-        <w:t>  - 기존 UI 버전의 기본 버전번호는 현재 v6.3.4 임.</w:t>
+        <w:t xml:space="preserve">  - 표준 버전번호 </w:t>
+      </w:r>
+      <w:proofErr w:type="gramStart"/>
+      <w:r>
+        <w:rPr>
+          <w:rFonts w:ascii="맑은 고딕" w:eastAsia="맑은 고딕" w:hAnsi="맑은 고딕" w:hint="eastAsia"/>
+          <w:color w:val="000000"/>
+          <w:sz w:val="21"/>
+          <w:szCs w:val="21"/>
+        </w:rPr>
+        <w:t>예 :</w:t>
+      </w:r>
+      <w:proofErr w:type="gramEnd"/>
+      <w:r>
+        <w:rPr>
+          <w:rFonts w:ascii="맑은 고딕" w:eastAsia="맑은 고딕" w:hAnsi="맑은 고딕" w:hint="eastAsia"/>
+          <w:color w:val="000000"/>
+          <w:sz w:val="21"/>
+          <w:szCs w:val="21"/>
+        </w:rPr>
+        <w:t> </w:t>
+      </w:r>
+      <w:proofErr w:type="spellStart"/>
+      <w:r>
+        <w:rPr>
+          <w:rFonts w:ascii="맑은 고딕" w:eastAsia="맑은 고딕" w:hAnsi="맑은 고딕" w:hint="eastAsia"/>
+          <w:color w:val="000000"/>
+          <w:sz w:val="21"/>
+          <w:szCs w:val="21"/>
+        </w:rPr>
+        <w:t>ezFlow</w:t>
+      </w:r>
+      <w:proofErr w:type="spellEnd"/>
+      <w:r>
+        <w:rPr>
+          <w:rFonts w:ascii="맑은 고딕" w:eastAsia="맑은 고딕" w:hAnsi="맑은 고딕" w:hint="eastAsia"/>
+          <w:color w:val="000000"/>
+          <w:sz w:val="21"/>
+          <w:szCs w:val="21"/>
+        </w:rPr>
+        <w:t xml:space="preserve"> v6.3.4.STD_20181128</w:t>
       </w:r>
     </w:p>
     <w:p>
@@ -7343,27 +8618,47 @@
           <w:sz w:val="21"/>
           <w:szCs w:val="21"/>
         </w:rPr>
-        <w:t xml:space="preserve">  - </w:t>
-      </w:r>
-      <w:proofErr w:type="spellStart"/>
-      <w:r>
-        <w:rPr>
-          <w:rFonts w:ascii="맑은 고딕" w:eastAsia="맑은 고딕" w:hAnsi="맑은 고딕" w:hint="eastAsia"/>
-          <w:color w:val="000000"/>
-          <w:sz w:val="21"/>
-          <w:szCs w:val="21"/>
-        </w:rPr>
-        <w:t>개인화포탈</w:t>
-      </w:r>
-      <w:proofErr w:type="spellEnd"/>
-      <w:r>
-        <w:rPr>
-          <w:rFonts w:ascii="맑은 고딕" w:eastAsia="맑은 고딕" w:hAnsi="맑은 고딕" w:hint="eastAsia"/>
-          <w:color w:val="000000"/>
-          <w:sz w:val="21"/>
-          <w:szCs w:val="21"/>
-        </w:rPr>
-        <w:t xml:space="preserve"> 버전의 기본 버전번호는 현재 v6.4.1 임.</w:t>
+        <w:t xml:space="preserve">  - 사이트 버전번호 </w:t>
+      </w:r>
+      <w:proofErr w:type="gramStart"/>
+      <w:r>
+        <w:rPr>
+          <w:rFonts w:ascii="맑은 고딕" w:eastAsia="맑은 고딕" w:hAnsi="맑은 고딕" w:hint="eastAsia"/>
+          <w:color w:val="000000"/>
+          <w:sz w:val="21"/>
+          <w:szCs w:val="21"/>
+        </w:rPr>
+        <w:t>예 :</w:t>
+      </w:r>
+      <w:proofErr w:type="gramEnd"/>
+      <w:r>
+        <w:rPr>
+          <w:rFonts w:ascii="맑은 고딕" w:eastAsia="맑은 고딕" w:hAnsi="맑은 고딕" w:hint="eastAsia"/>
+          <w:color w:val="000000"/>
+          <w:sz w:val="21"/>
+          <w:szCs w:val="21"/>
+        </w:rPr>
+        <w:t> </w:t>
+      </w:r>
+      <w:proofErr w:type="spellStart"/>
+      <w:r>
+        <w:rPr>
+          <w:rFonts w:ascii="맑은 고딕" w:eastAsia="맑은 고딕" w:hAnsi="맑은 고딕" w:hint="eastAsia"/>
+          <w:color w:val="000000"/>
+          <w:sz w:val="21"/>
+          <w:szCs w:val="21"/>
+        </w:rPr>
+        <w:t>ezFlow</w:t>
+      </w:r>
+      <w:proofErr w:type="spellEnd"/>
+      <w:r>
+        <w:rPr>
+          <w:rFonts w:ascii="맑은 고딕" w:eastAsia="맑은 고딕" w:hAnsi="맑은 고딕" w:hint="eastAsia"/>
+          <w:color w:val="000000"/>
+          <w:sz w:val="21"/>
+          <w:szCs w:val="21"/>
+        </w:rPr>
+        <w:t xml:space="preserve"> v6.3.4.SPO_20181128 (삼포의 경우)</w:t>
       </w:r>
     </w:p>
     <w:p>
@@ -7384,7 +8679,7 @@
           <w:sz w:val="21"/>
           <w:szCs w:val="21"/>
         </w:rPr>
-        <w:t>  - 새로운 모듈이 추가된 경우엔 2번 째 번호를 올림.</w:t>
+        <w:t>  - 기존 UI 버전의 기본 버전번호는 현재 v6.3.4 임.</w:t>
       </w:r>
     </w:p>
     <w:p>
@@ -7405,7 +8700,63 @@
           <w:sz w:val="21"/>
           <w:szCs w:val="21"/>
         </w:rPr>
-        <w:t>  - 기존 모듈의 Feature가 추가된 경우엔 3번 째 번호를 올림.</w:t>
+        <w:t xml:space="preserve">  - </w:t>
+      </w:r>
+      <w:proofErr w:type="spellStart"/>
+      <w:r>
+        <w:rPr>
+          <w:rFonts w:ascii="맑은 고딕" w:eastAsia="맑은 고딕" w:hAnsi="맑은 고딕" w:hint="eastAsia"/>
+          <w:color w:val="000000"/>
+          <w:sz w:val="21"/>
+          <w:szCs w:val="21"/>
+        </w:rPr>
+        <w:t>개인화포탈</w:t>
+      </w:r>
+      <w:proofErr w:type="spellEnd"/>
+      <w:r>
+        <w:rPr>
+          <w:rFonts w:ascii="맑은 고딕" w:eastAsia="맑은 고딕" w:hAnsi="맑은 고딕" w:hint="eastAsia"/>
+          <w:color w:val="000000"/>
+          <w:sz w:val="21"/>
+          <w:szCs w:val="21"/>
+        </w:rPr>
+        <w:t xml:space="preserve"> 버전의 기본 버전번호는 현재</w:t>
+      </w:r>
+      <w:r>
+        <w:rPr>
+          <w:rFonts w:ascii="맑은 고딕" w:eastAsia="맑은 고딕" w:hAnsi="맑은 고딕" w:hint="eastAsia"/>
+          <w:color w:val="000000"/>
+          <w:sz w:val="21"/>
+          <w:szCs w:val="21"/>
+        </w:rPr>
+        <w:t xml:space="preserve"> v6.6</w:t>
+      </w:r>
+      <w:r>
+        <w:rPr>
+          <w:rFonts w:ascii="맑은 고딕" w:eastAsia="맑은 고딕" w:hAnsi="맑은 고딕" w:hint="eastAsia"/>
+          <w:color w:val="000000"/>
+          <w:sz w:val="21"/>
+          <w:szCs w:val="21"/>
+        </w:rPr>
+        <w:t>.1</w:t>
+      </w:r>
+      <w:r>
+        <w:rPr>
+          <w:rFonts w:ascii="맑은 고딕" w:eastAsia="맑은 고딕" w:hAnsi="맑은 고딕"/>
+          <w:color w:val="000000"/>
+          <w:sz w:val="21"/>
+          <w:szCs w:val="21"/>
+        </w:rPr>
+        <w:t>5</w:t>
+      </w:r>
+      <w:r>
+        <w:rPr>
+          <w:rFonts w:ascii="맑은 고딕" w:eastAsia="맑은 고딕" w:hAnsi="맑은 고딕" w:hint="eastAsia"/>
+          <w:color w:val="000000"/>
+          <w:sz w:val="21"/>
+          <w:szCs w:val="21"/>
+        </w:rPr>
+        <w:t xml:space="preserve"> 임.</w:t>
       </w:r>
     </w:p>
     <w:p>
@@ -7426,27 +8777,7 @@
           <w:sz w:val="21"/>
           <w:szCs w:val="21"/>
         </w:rPr>
-        <w:t xml:space="preserve">  - 기본 버전번호는 팀 전체적으로 협의하여 결정하며 사이트에 적용할 때는 </w:t>
-      </w:r>
-      <w:proofErr w:type="spellStart"/>
-      <w:r>
-        <w:rPr>
-          <w:rFonts w:ascii="맑은 고딕" w:eastAsia="맑은 고딕" w:hAnsi="맑은 고딕" w:hint="eastAsia"/>
-          <w:color w:val="000000"/>
-          <w:sz w:val="21"/>
-          <w:szCs w:val="21"/>
-        </w:rPr>
-        <w:t>빌드한</w:t>
-      </w:r>
-      <w:proofErr w:type="spellEnd"/>
-      <w:r>
-        <w:rPr>
-          <w:rFonts w:ascii="맑은 고딕" w:eastAsia="맑은 고딕" w:hAnsi="맑은 고딕" w:hint="eastAsia"/>
-          <w:color w:val="000000"/>
-          <w:sz w:val="21"/>
-          <w:szCs w:val="21"/>
-        </w:rPr>
-        <w:t xml:space="preserve"> 날짜를 변경함.</w:t>
+        <w:t>  - 새로운 모듈이 추가된 경우엔 2번 째 번호를 올림.</w:t>
       </w:r>
     </w:p>
     <w:p>
@@ -7460,124 +8791,73 @@
           <w:szCs w:val="21"/>
         </w:rPr>
       </w:pPr>
+      <w:r>
+        <w:rPr>
+          <w:rFonts w:ascii="맑은 고딕" w:eastAsia="맑은 고딕" w:hAnsi="맑은 고딕" w:hint="eastAsia"/>
+          <w:color w:val="000000"/>
+          <w:sz w:val="21"/>
+          <w:szCs w:val="21"/>
+        </w:rPr>
+        <w:t>  - 기존 모듈의 Feature가 추가된 경우엔 3번 째 번호를 올림.</w:t>
+      </w:r>
     </w:p>
     <w:p>
       <w:pPr>
         <w:pStyle w:val="a6"/>
         <w:spacing w:before="0" w:beforeAutospacing="0" w:after="0" w:afterAutospacing="0"/>
         <w:rPr>
-          <w:rFonts w:ascii="맑은 고딕" w:eastAsia="맑은 고딕" w:hAnsi="맑은 고딕"/>
-          <w:color w:val="000000"/>
-          <w:sz w:val="21"/>
-          <w:szCs w:val="21"/>
-        </w:rPr>
-      </w:pPr>
-      <w:r>
-        <w:rPr>
-          <w:rFonts w:ascii="맑은 고딕" w:eastAsia="맑은 고딕" w:hAnsi="맑은 고딕" w:hint="eastAsia"/>
-          <w:color w:val="000000"/>
-          <w:sz w:val="21"/>
-          <w:szCs w:val="21"/>
-        </w:rPr>
-        <w:t xml:space="preserve">11. </w:t>
-      </w:r>
-      <w:proofErr w:type="spellStart"/>
-      <w:r>
-        <w:rPr>
-          <w:rFonts w:ascii="맑은 고딕" w:eastAsia="맑은 고딕" w:hAnsi="맑은 고딕" w:hint="eastAsia"/>
-          <w:color w:val="000000"/>
-          <w:sz w:val="21"/>
-          <w:szCs w:val="21"/>
-        </w:rPr>
-        <w:t>가온누리를</w:t>
-      </w:r>
-      <w:proofErr w:type="spellEnd"/>
-      <w:r>
-        <w:rPr>
-          <w:rFonts w:ascii="맑은 고딕" w:eastAsia="맑은 고딕" w:hAnsi="맑은 고딕" w:hint="eastAsia"/>
-          <w:color w:val="000000"/>
-          <w:sz w:val="21"/>
-          <w:szCs w:val="21"/>
-        </w:rPr>
-        <w:t xml:space="preserve"> 포함하여 사이트에 </w:t>
-      </w:r>
-      <w:proofErr w:type="spellStart"/>
-      <w:r>
-        <w:rPr>
-          <w:rFonts w:ascii="맑은 고딕" w:eastAsia="맑은 고딕" w:hAnsi="맑은 고딕" w:hint="eastAsia"/>
-          <w:color w:val="000000"/>
-          <w:sz w:val="21"/>
-          <w:szCs w:val="21"/>
-        </w:rPr>
-        <w:t>ezEKP</w:t>
-      </w:r>
-      <w:proofErr w:type="spellEnd"/>
-      <w:r>
-        <w:rPr>
-          <w:rFonts w:ascii="맑은 고딕" w:eastAsia="맑은 고딕" w:hAnsi="맑은 고딕" w:hint="eastAsia"/>
-          <w:color w:val="000000"/>
-          <w:sz w:val="21"/>
-          <w:szCs w:val="21"/>
-        </w:rPr>
-        <w:t xml:space="preserve">를 설치 혹은 업데이트할 때에는 </w:t>
-      </w:r>
-      <w:proofErr w:type="spellStart"/>
-      <w:r>
-        <w:rPr>
-          <w:rFonts w:ascii="맑은 고딕" w:eastAsia="맑은 고딕" w:hAnsi="맑은 고딕" w:hint="eastAsia"/>
-          <w:color w:val="000000"/>
-          <w:sz w:val="21"/>
-          <w:szCs w:val="21"/>
-        </w:rPr>
-        <w:t>빌드한</w:t>
-      </w:r>
-      <w:proofErr w:type="spellEnd"/>
-      <w:r>
-        <w:rPr>
-          <w:rFonts w:ascii="맑은 고딕" w:eastAsia="맑은 고딕" w:hAnsi="맑은 고딕" w:hint="eastAsia"/>
-          <w:color w:val="000000"/>
-          <w:sz w:val="21"/>
-          <w:szCs w:val="21"/>
-        </w:rPr>
-        <w:t xml:space="preserve"> 소스의 commit에 tagging을 하고</w:t>
-      </w:r>
-      <w:r>
-        <w:rPr>
-          <w:rFonts w:ascii="맑은 고딕" w:eastAsia="맑은 고딕" w:hAnsi="맑은 고딕"/>
-          <w:color w:val="000000"/>
-          <w:sz w:val="21"/>
-          <w:szCs w:val="21"/>
-        </w:rPr>
-        <w:t xml:space="preserve"> </w:t>
-      </w:r>
-      <w:r>
-        <w:rPr>
-          <w:rFonts w:ascii="맑은 고딕" w:eastAsia="맑은 고딕" w:hAnsi="맑은 고딕" w:hint="eastAsia"/>
-          <w:color w:val="000000"/>
-          <w:sz w:val="21"/>
-          <w:szCs w:val="21"/>
-        </w:rPr>
-        <w:t xml:space="preserve">해당 tag를 팀 내부 </w:t>
-      </w:r>
-      <w:proofErr w:type="spellStart"/>
-      <w:r>
-        <w:rPr>
-          <w:rFonts w:ascii="맑은 고딕" w:eastAsia="맑은 고딕" w:hAnsi="맑은 고딕" w:hint="eastAsia"/>
-          <w:color w:val="000000"/>
-          <w:sz w:val="21"/>
-          <w:szCs w:val="21"/>
-        </w:rPr>
-        <w:t>레드마인의</w:t>
-      </w:r>
-      <w:proofErr w:type="spellEnd"/>
-      <w:r>
-        <w:rPr>
-          <w:rFonts w:ascii="맑은 고딕" w:eastAsia="맑은 고딕" w:hAnsi="맑은 고딕" w:hint="eastAsia"/>
-          <w:color w:val="000000"/>
-          <w:sz w:val="21"/>
-          <w:szCs w:val="21"/>
-        </w:rPr>
-        <w:t xml:space="preserve"> '고객 사이트 정보' 게시판의 해당 사이트 게시물에 기록한다.</w:t>
+          <w:rFonts w:ascii="맑은 고딕" w:eastAsia="맑은 고딕" w:hAnsi="맑은 고딕" w:hint="eastAsia"/>
+          <w:color w:val="000000"/>
+          <w:sz w:val="21"/>
+          <w:szCs w:val="21"/>
+        </w:rPr>
+      </w:pPr>
+      <w:r>
+        <w:rPr>
+          <w:rFonts w:ascii="맑은 고딕" w:eastAsia="맑은 고딕" w:hAnsi="맑은 고딕"/>
+          <w:color w:val="000000"/>
+          <w:sz w:val="21"/>
+          <w:szCs w:val="21"/>
+        </w:rPr>
+        <w:t xml:space="preserve">  - </w:t>
+      </w:r>
+      <w:proofErr w:type="spellStart"/>
+      <w:r>
+        <w:rPr>
+          <w:rFonts w:ascii="맑은 고딕" w:eastAsia="맑은 고딕" w:hAnsi="맑은 고딕" w:hint="eastAsia"/>
+          <w:color w:val="000000"/>
+          <w:sz w:val="21"/>
+          <w:szCs w:val="21"/>
+        </w:rPr>
+        <w:t>가온누리</w:t>
+      </w:r>
+      <w:proofErr w:type="spellEnd"/>
+      <w:r>
+        <w:rPr>
+          <w:rFonts w:ascii="맑은 고딕" w:eastAsia="맑은 고딕" w:hAnsi="맑은 고딕" w:hint="eastAsia"/>
+          <w:color w:val="000000"/>
+          <w:sz w:val="21"/>
+          <w:szCs w:val="21"/>
+        </w:rPr>
+        <w:t xml:space="preserve"> 업데이트시나 사이트의 통합테스트가 시작되면 현재 개발 진행 중인 </w:t>
+      </w:r>
+      <w:r>
+        <w:rPr>
+          <w:rFonts w:ascii="맑은 고딕" w:eastAsia="맑은 고딕" w:hAnsi="맑은 고딕"/>
+          <w:color w:val="000000"/>
+          <w:sz w:val="21"/>
+          <w:szCs w:val="21"/>
+        </w:rPr>
+        <w:t>3</w:t>
+      </w:r>
+      <w:r>
+        <w:rPr>
+          <w:rFonts w:ascii="맑은 고딕" w:eastAsia="맑은 고딕" w:hAnsi="맑은 고딕" w:hint="eastAsia"/>
+          <w:color w:val="000000"/>
+          <w:sz w:val="21"/>
+          <w:szCs w:val="21"/>
+        </w:rPr>
+        <w:t>번 째 번호를 종결하고 새 버전번호를 시작함.</w:t>
       </w:r>
     </w:p>
     <w:p>
@@ -7593,12 +8873,201 @@
       </w:pPr>
       <w:r>
         <w:rPr>
-          <w:rFonts w:ascii="맑은 고딕" w:eastAsia="맑은 고딕" w:hAnsi="맑은 고딕" w:hint="eastAsia"/>
-          <w:color w:val="000000"/>
-          <w:sz w:val="21"/>
-          <w:szCs w:val="21"/>
-        </w:rPr>
-        <w:t>  - tag의 형식은 '사이트아이디_업데이트날짜' 임. 예) ryobi-20190212</w:t>
+          <w:rFonts w:ascii="맑은 고딕" w:eastAsia="맑은 고딕" w:hAnsi="맑은 고딕"/>
+          <w:color w:val="000000"/>
+          <w:sz w:val="21"/>
+          <w:szCs w:val="21"/>
+        </w:rPr>
+        <w:t xml:space="preserve">    : </w:t>
+      </w:r>
+      <w:proofErr w:type="spellStart"/>
+      <w:r>
+        <w:rPr>
+          <w:rFonts w:ascii="맑은 고딕" w:eastAsia="맑은 고딕" w:hAnsi="맑은 고딕" w:hint="eastAsia"/>
+          <w:color w:val="000000"/>
+          <w:sz w:val="21"/>
+          <w:szCs w:val="21"/>
+        </w:rPr>
+        <w:t>팀레드마인</w:t>
+      </w:r>
+      <w:proofErr w:type="spellEnd"/>
+      <w:r>
+        <w:rPr>
+          <w:rFonts w:ascii="맑은 고딕" w:eastAsia="맑은 고딕" w:hAnsi="맑은 고딕" w:hint="eastAsia"/>
+          <w:color w:val="000000"/>
+          <w:sz w:val="21"/>
+          <w:szCs w:val="21"/>
+        </w:rPr>
+        <w:t>(</w:t>
+      </w:r>
+      <w:hyperlink r:id="rId11" w:history="1">
+        <w:r>
+          <w:rPr>
+            <w:rStyle w:val="a5"/>
+            <w:rFonts w:ascii="맑은 고딕" w:eastAsia="맑은 고딕" w:hAnsi="맑은 고딕"/>
+            <w:sz w:val="21"/>
+            <w:szCs w:val="21"/>
+          </w:rPr>
+          <w:t>http://10.0.140.184:8088</w:t>
+        </w:r>
+      </w:hyperlink>
+      <w:r>
+        <w:rPr>
+          <w:rFonts w:ascii="맑은 고딕" w:eastAsia="맑은 고딕" w:hAnsi="맑은 고딕"/>
+          <w:color w:val="000000"/>
+          <w:sz w:val="21"/>
+          <w:szCs w:val="21"/>
+        </w:rPr>
+        <w:t>) ‘</w:t>
+      </w:r>
+      <w:r>
+        <w:rPr>
+          <w:rFonts w:ascii="맑은 고딕" w:eastAsia="맑은 고딕" w:hAnsi="맑은 고딕" w:hint="eastAsia"/>
+          <w:color w:val="000000"/>
+          <w:sz w:val="21"/>
+          <w:szCs w:val="21"/>
+        </w:rPr>
+        <w:t>고객 사이트 정보</w:t>
+      </w:r>
+      <w:r>
+        <w:rPr>
+          <w:rFonts w:ascii="맑은 고딕" w:eastAsia="맑은 고딕" w:hAnsi="맑은 고딕"/>
+          <w:color w:val="000000"/>
+          <w:sz w:val="21"/>
+          <w:szCs w:val="21"/>
+        </w:rPr>
+        <w:t xml:space="preserve">’ </w:t>
+      </w:r>
+      <w:r>
+        <w:rPr>
+          <w:rFonts w:ascii="맑은 고딕" w:eastAsia="맑은 고딕" w:hAnsi="맑은 고딕" w:hint="eastAsia"/>
+          <w:color w:val="000000"/>
+          <w:sz w:val="21"/>
+          <w:szCs w:val="21"/>
+        </w:rPr>
+        <w:t xml:space="preserve">게시판의 </w:t>
+      </w:r>
+      <w:r>
+        <w:rPr>
+          <w:rFonts w:ascii="맑은 고딕" w:eastAsia="맑은 고딕" w:hAnsi="맑은 고딕"/>
+          <w:color w:val="000000"/>
+          <w:sz w:val="21"/>
+          <w:szCs w:val="21"/>
+        </w:rPr>
+        <w:t>‘</w:t>
+      </w:r>
+      <w:proofErr w:type="spellStart"/>
+      <w:r>
+        <w:rPr>
+          <w:rFonts w:ascii="맑은 고딕" w:eastAsia="맑은 고딕" w:hAnsi="맑은 고딕"/>
+          <w:color w:val="000000"/>
+          <w:sz w:val="21"/>
+          <w:szCs w:val="21"/>
+        </w:rPr>
+        <w:t>ezEKP</w:t>
+      </w:r>
+      <w:proofErr w:type="spellEnd"/>
+      <w:r>
+        <w:rPr>
+          <w:rFonts w:ascii="맑은 고딕" w:eastAsia="맑은 고딕" w:hAnsi="맑은 고딕"/>
+          <w:color w:val="000000"/>
+          <w:sz w:val="21"/>
+          <w:szCs w:val="21"/>
+        </w:rPr>
+        <w:t xml:space="preserve"> 자바 표준모듈 버전번호 관리</w:t>
+      </w:r>
+      <w:r>
+        <w:rPr>
+          <w:rFonts w:ascii="맑은 고딕" w:eastAsia="맑은 고딕" w:hAnsi="맑은 고딕"/>
+          <w:color w:val="000000"/>
+          <w:sz w:val="21"/>
+          <w:szCs w:val="21"/>
+        </w:rPr>
+        <w:t xml:space="preserve">’ </w:t>
+      </w:r>
+      <w:r>
+        <w:rPr>
+          <w:rFonts w:ascii="맑은 고딕" w:eastAsia="맑은 고딕" w:hAnsi="맑은 고딕" w:hint="eastAsia"/>
+          <w:color w:val="000000"/>
+          <w:sz w:val="21"/>
+          <w:szCs w:val="21"/>
+        </w:rPr>
+        <w:t>게시물에서 관리함.</w:t>
+      </w:r>
+      <w:r>
+        <w:rPr>
+          <w:rFonts w:ascii="맑은 고딕" w:eastAsia="맑은 고딕" w:hAnsi="맑은 고딕"/>
+          <w:color w:val="000000"/>
+          <w:sz w:val="21"/>
+          <w:szCs w:val="21"/>
+        </w:rPr>
+        <w:br/>
+        <w:t xml:space="preserve">    : </w:t>
+      </w:r>
+      <w:r>
+        <w:rPr>
+          <w:rFonts w:ascii="맑은 고딕" w:eastAsia="맑은 고딕" w:hAnsi="맑은 고딕" w:hint="eastAsia"/>
+          <w:color w:val="000000"/>
+          <w:sz w:val="21"/>
+          <w:szCs w:val="21"/>
+        </w:rPr>
+        <w:t xml:space="preserve">사이트 저장소의 사이트 </w:t>
+      </w:r>
+      <w:proofErr w:type="spellStart"/>
+      <w:r>
+        <w:rPr>
+          <w:rFonts w:ascii="맑은 고딕" w:eastAsia="맑은 고딕" w:hAnsi="맑은 고딕" w:hint="eastAsia"/>
+          <w:color w:val="000000"/>
+          <w:sz w:val="21"/>
+          <w:szCs w:val="21"/>
+        </w:rPr>
+        <w:t>브랜치에</w:t>
+      </w:r>
+      <w:proofErr w:type="spellEnd"/>
+      <w:r>
+        <w:rPr>
+          <w:rFonts w:ascii="맑은 고딕" w:eastAsia="맑은 고딕" w:hAnsi="맑은 고딕" w:hint="eastAsia"/>
+          <w:color w:val="000000"/>
+          <w:sz w:val="21"/>
+          <w:szCs w:val="21"/>
+        </w:rPr>
+        <w:t xml:space="preserve"> 표준 모듈을 </w:t>
+      </w:r>
+      <w:r>
+        <w:rPr>
+          <w:rFonts w:ascii="맑은 고딕" w:eastAsia="맑은 고딕" w:hAnsi="맑은 고딕"/>
+          <w:color w:val="000000"/>
+          <w:sz w:val="21"/>
+          <w:szCs w:val="21"/>
+        </w:rPr>
+        <w:t>full merge</w:t>
+      </w:r>
+      <w:r>
+        <w:rPr>
+          <w:rFonts w:ascii="맑은 고딕" w:eastAsia="맑은 고딕" w:hAnsi="맑은 고딕" w:hint="eastAsia"/>
+          <w:color w:val="000000"/>
+          <w:sz w:val="21"/>
+          <w:szCs w:val="21"/>
+        </w:rPr>
+        <w:t xml:space="preserve">하는 것도 종료하고 이후에는 </w:t>
+      </w:r>
+      <w:r>
+        <w:rPr>
+          <w:rFonts w:ascii="맑은 고딕" w:eastAsia="맑은 고딕" w:hAnsi="맑은 고딕"/>
+          <w:color w:val="000000"/>
+          <w:sz w:val="21"/>
+          <w:szCs w:val="21"/>
+        </w:rPr>
+        <w:t>cherry-pick</w:t>
+      </w:r>
+      <w:r>
+        <w:rPr>
+          <w:rFonts w:ascii="맑은 고딕" w:eastAsia="맑은 고딕" w:hAnsi="맑은 고딕" w:hint="eastAsia"/>
+          <w:color w:val="000000"/>
+          <w:sz w:val="21"/>
+          <w:szCs w:val="21"/>
+        </w:rPr>
+        <w:t>을 사용함.</w:t>
       </w:r>
     </w:p>
     <w:p>
@@ -7606,12 +9075,235 @@
         <w:pStyle w:val="a6"/>
         <w:spacing w:before="0" w:beforeAutospacing="0" w:after="0" w:afterAutospacing="0"/>
         <w:rPr>
-          <w:rFonts w:ascii="맑은 고딕" w:eastAsia="맑은 고딕" w:hAnsi="맑은 고딕"/>
-          <w:color w:val="000000"/>
-          <w:sz w:val="21"/>
-          <w:szCs w:val="21"/>
-        </w:rPr>
-      </w:pPr>
+          <w:rFonts w:ascii="맑은 고딕" w:eastAsia="맑은 고딕" w:hAnsi="맑은 고딕" w:hint="eastAsia"/>
+          <w:color w:val="000000"/>
+          <w:sz w:val="21"/>
+          <w:szCs w:val="21"/>
+        </w:rPr>
+      </w:pPr>
+      <w:r>
+        <w:rPr>
+          <w:rFonts w:ascii="맑은 고딕" w:eastAsia="맑은 고딕" w:hAnsi="맑은 고딕" w:hint="eastAsia"/>
+          <w:color w:val="000000"/>
+          <w:sz w:val="21"/>
+          <w:szCs w:val="21"/>
+        </w:rPr>
+        <w:t>    : 사이트에 업데이트를</w:t>
+      </w:r>
+      <w:r>
+        <w:rPr>
+          <w:rFonts w:ascii="맑은 고딕" w:eastAsia="맑은 고딕" w:hAnsi="맑은 고딕" w:hint="eastAsia"/>
+          <w:color w:val="000000"/>
+          <w:sz w:val="21"/>
+          <w:szCs w:val="21"/>
+        </w:rPr>
+        <w:t xml:space="preserve"> 적용할 때는 </w:t>
+      </w:r>
+      <w:proofErr w:type="spellStart"/>
+      <w:r>
+        <w:rPr>
+          <w:rFonts w:ascii="맑은 고딕" w:eastAsia="맑은 고딕" w:hAnsi="맑은 고딕" w:hint="eastAsia"/>
+          <w:color w:val="000000"/>
+          <w:sz w:val="21"/>
+          <w:szCs w:val="21"/>
+        </w:rPr>
+        <w:t>빌드</w:t>
+      </w:r>
+      <w:r>
+        <w:rPr>
+          <w:rFonts w:ascii="맑은 고딕" w:eastAsia="맑은 고딕" w:hAnsi="맑은 고딕" w:hint="eastAsia"/>
+          <w:color w:val="000000"/>
+          <w:sz w:val="21"/>
+          <w:szCs w:val="21"/>
+        </w:rPr>
+        <w:t>날짜를</w:t>
+      </w:r>
+      <w:proofErr w:type="spellEnd"/>
+      <w:r>
+        <w:rPr>
+          <w:rFonts w:ascii="맑은 고딕" w:eastAsia="맑은 고딕" w:hAnsi="맑은 고딕" w:hint="eastAsia"/>
+          <w:color w:val="000000"/>
+          <w:sz w:val="21"/>
+          <w:szCs w:val="21"/>
+        </w:rPr>
+        <w:t xml:space="preserve"> </w:t>
+      </w:r>
+      <w:r>
+        <w:rPr>
+          <w:rFonts w:ascii="맑은 고딕" w:eastAsia="맑은 고딕" w:hAnsi="맑은 고딕" w:hint="eastAsia"/>
+          <w:color w:val="000000"/>
+          <w:sz w:val="21"/>
+          <w:szCs w:val="21"/>
+        </w:rPr>
+        <w:t>변경하고</w:t>
+      </w:r>
+      <w:r>
+        <w:rPr>
+          <w:rFonts w:ascii="맑은 고딕" w:eastAsia="맑은 고딕" w:hAnsi="맑은 고딕" w:hint="eastAsia"/>
+          <w:color w:val="000000"/>
+          <w:sz w:val="21"/>
+          <w:szCs w:val="21"/>
+        </w:rPr>
+        <w:t xml:space="preserve"> 해당 사이트 게시물에서 별도의 버전관리를 수행함</w:t>
+      </w:r>
+      <w:proofErr w:type="gramStart"/>
+      <w:r>
+        <w:rPr>
+          <w:rFonts w:ascii="맑은 고딕" w:eastAsia="맑은 고딕" w:hAnsi="맑은 고딕" w:hint="eastAsia"/>
+          <w:color w:val="000000"/>
+          <w:sz w:val="21"/>
+          <w:szCs w:val="21"/>
+        </w:rPr>
+        <w:t>.</w:t>
+      </w:r>
+      <w:r>
+        <w:rPr>
+          <w:rFonts w:ascii="맑은 고딕" w:eastAsia="맑은 고딕" w:hAnsi="맑은 고딕"/>
+          <w:color w:val="000000"/>
+          <w:sz w:val="21"/>
+          <w:szCs w:val="21"/>
+        </w:rPr>
+        <w:t>(</w:t>
+      </w:r>
+      <w:proofErr w:type="gramEnd"/>
+      <w:r>
+        <w:t>‘</w:t>
+      </w:r>
+      <w:r>
+        <w:rPr>
+          <w:rFonts w:ascii="맑은 고딕" w:eastAsia="맑은 고딕" w:hAnsi="맑은 고딕" w:hint="eastAsia"/>
+          <w:color w:val="000000"/>
+          <w:sz w:val="21"/>
+          <w:szCs w:val="21"/>
+        </w:rPr>
+        <w:t>서울시</w:t>
+      </w:r>
+      <w:r>
+        <w:rPr>
+          <w:rFonts w:ascii="맑은 고딕" w:eastAsia="맑은 고딕" w:hAnsi="맑은 고딕"/>
+          <w:color w:val="000000"/>
+          <w:sz w:val="21"/>
+          <w:szCs w:val="21"/>
+        </w:rPr>
+        <w:t xml:space="preserve"> 마을공동체 종합지원센터 운영서버 정보</w:t>
+      </w:r>
+      <w:r>
+        <w:rPr>
+          <w:rFonts w:ascii="맑은 고딕" w:eastAsia="맑은 고딕" w:hAnsi="맑은 고딕"/>
+          <w:color w:val="000000"/>
+          <w:sz w:val="21"/>
+          <w:szCs w:val="21"/>
+        </w:rPr>
+        <w:t xml:space="preserve">’ </w:t>
+      </w:r>
+      <w:r>
+        <w:rPr>
+          <w:rFonts w:ascii="맑은 고딕" w:eastAsia="맑은 고딕" w:hAnsi="맑은 고딕" w:hint="eastAsia"/>
+          <w:color w:val="000000"/>
+          <w:sz w:val="21"/>
+          <w:szCs w:val="21"/>
+        </w:rPr>
+        <w:t>게</w:t>
+      </w:r>
+      <w:r>
+        <w:rPr>
+          <w:rFonts w:ascii="맑은 고딕" w:eastAsia="맑은 고딕" w:hAnsi="맑은 고딕"/>
+          <w:color w:val="000000"/>
+          <w:sz w:val="21"/>
+          <w:szCs w:val="21"/>
+        </w:rPr>
+        <w:t>시물의</w:t>
+      </w:r>
+      <w:r>
+        <w:rPr>
+          <w:rFonts w:ascii="맑은 고딕" w:eastAsia="맑은 고딕" w:hAnsi="맑은 고딕" w:hint="eastAsia"/>
+          <w:color w:val="000000"/>
+          <w:sz w:val="21"/>
+          <w:szCs w:val="21"/>
+        </w:rPr>
+        <w:t xml:space="preserve"> </w:t>
+      </w:r>
+      <w:r>
+        <w:rPr>
+          <w:rFonts w:ascii="맑은 고딕" w:eastAsia="맑은 고딕" w:hAnsi="맑은 고딕"/>
+          <w:color w:val="000000"/>
+          <w:sz w:val="21"/>
+          <w:szCs w:val="21"/>
+        </w:rPr>
+        <w:t>‘</w:t>
+      </w:r>
+      <w:r>
+        <w:rPr>
+          <w:rFonts w:ascii="맑은 고딕" w:eastAsia="맑은 고딕" w:hAnsi="맑은 고딕" w:hint="eastAsia"/>
+          <w:color w:val="000000"/>
+          <w:sz w:val="21"/>
+          <w:szCs w:val="21"/>
+        </w:rPr>
+        <w:t>버전번호</w:t>
+      </w:r>
+      <w:r>
+        <w:rPr>
+          <w:rFonts w:ascii="맑은 고딕" w:eastAsia="맑은 고딕" w:hAnsi="맑은 고딕"/>
+          <w:color w:val="000000"/>
+          <w:sz w:val="21"/>
+          <w:szCs w:val="21"/>
+        </w:rPr>
+        <w:t xml:space="preserve"> 관리</w:t>
+      </w:r>
+      <w:r>
+        <w:rPr>
+          <w:rFonts w:ascii="맑은 고딕" w:eastAsia="맑은 고딕" w:hAnsi="맑은 고딕"/>
+          <w:color w:val="000000"/>
+          <w:sz w:val="21"/>
+          <w:szCs w:val="21"/>
+        </w:rPr>
+        <w:t xml:space="preserve">’ </w:t>
+      </w:r>
+      <w:r>
+        <w:rPr>
+          <w:rFonts w:ascii="맑은 고딕" w:eastAsia="맑은 고딕" w:hAnsi="맑은 고딕" w:hint="eastAsia"/>
+          <w:color w:val="000000"/>
+          <w:sz w:val="21"/>
+          <w:szCs w:val="21"/>
+        </w:rPr>
+        <w:t>섹</w:t>
+      </w:r>
+      <w:r>
+        <w:rPr>
+          <w:rFonts w:ascii="맑은 고딕" w:eastAsia="맑은 고딕" w:hAnsi="맑은 고딕"/>
+          <w:color w:val="000000"/>
+          <w:sz w:val="21"/>
+          <w:szCs w:val="21"/>
+        </w:rPr>
+        <w:t>션</w:t>
+      </w:r>
+      <w:r>
+        <w:rPr>
+          <w:rFonts w:ascii="맑은 고딕" w:eastAsia="맑은 고딕" w:hAnsi="맑은 고딕" w:hint="eastAsia"/>
+          <w:color w:val="000000"/>
+          <w:sz w:val="21"/>
+          <w:szCs w:val="21"/>
+        </w:rPr>
+        <w:t xml:space="preserve"> 참</w:t>
+      </w:r>
+      <w:r>
+        <w:rPr>
+          <w:rFonts w:ascii="맑은 고딕" w:eastAsia="맑은 고딕" w:hAnsi="맑은 고딕"/>
+          <w:color w:val="000000"/>
+          <w:sz w:val="21"/>
+          <w:szCs w:val="21"/>
+        </w:rPr>
+        <w:t>조</w:t>
+      </w:r>
+      <w:r>
+        <w:rPr>
+          <w:rFonts w:ascii="맑은 고딕" w:eastAsia="맑은 고딕" w:hAnsi="맑은 고딕" w:hint="eastAsia"/>
+          <w:color w:val="000000"/>
+          <w:sz w:val="21"/>
+          <w:szCs w:val="21"/>
+        </w:rPr>
+        <w:t>)</w:t>
+      </w:r>
     </w:p>
     <w:p>
       <w:pPr>
@@ -7624,14 +9316,354 @@
           <w:szCs w:val="21"/>
         </w:rPr>
       </w:pPr>
-      <w:r>
-        <w:rPr>
-          <w:rFonts w:ascii="맑은 고딕" w:eastAsia="맑은 고딕" w:hAnsi="맑은 고딕" w:hint="eastAsia"/>
-          <w:color w:val="000000"/>
-          <w:sz w:val="21"/>
-          <w:szCs w:val="21"/>
-        </w:rPr>
-        <w:t xml:space="preserve">12. 문서화가 필요한 기술적 내용은 문서로 작성하여 ezFlow4Java </w:t>
+    </w:p>
+    <w:p>
+      <w:pPr>
+        <w:pStyle w:val="a6"/>
+        <w:spacing w:before="0" w:beforeAutospacing="0" w:after="0" w:afterAutospacing="0"/>
+        <w:rPr>
+          <w:rFonts w:ascii="맑은 고딕" w:eastAsia="맑은 고딕" w:hAnsi="맑은 고딕"/>
+          <w:color w:val="000000"/>
+          <w:sz w:val="21"/>
+          <w:szCs w:val="21"/>
+        </w:rPr>
+      </w:pPr>
+      <w:r>
+        <w:rPr>
+          <w:rFonts w:ascii="맑은 고딕" w:eastAsia="맑은 고딕" w:hAnsi="맑은 고딕" w:hint="eastAsia"/>
+          <w:color w:val="000000"/>
+          <w:sz w:val="21"/>
+          <w:szCs w:val="21"/>
+        </w:rPr>
+        <w:lastRenderedPageBreak/>
+        <w:t>12</w:t>
+      </w:r>
+      <w:r>
+        <w:rPr>
+          <w:rFonts w:ascii="맑은 고딕" w:eastAsia="맑은 고딕" w:hAnsi="맑은 고딕" w:hint="eastAsia"/>
+          <w:color w:val="000000"/>
+          <w:sz w:val="21"/>
+          <w:szCs w:val="21"/>
+        </w:rPr>
+        <w:t xml:space="preserve">. </w:t>
+      </w:r>
+      <w:proofErr w:type="spellStart"/>
+      <w:r>
+        <w:rPr>
+          <w:rFonts w:ascii="맑은 고딕" w:eastAsia="맑은 고딕" w:hAnsi="맑은 고딕" w:hint="eastAsia"/>
+          <w:color w:val="000000"/>
+          <w:sz w:val="21"/>
+          <w:szCs w:val="21"/>
+        </w:rPr>
+        <w:t>가온누리를</w:t>
+      </w:r>
+      <w:proofErr w:type="spellEnd"/>
+      <w:r>
+        <w:rPr>
+          <w:rFonts w:ascii="맑은 고딕" w:eastAsia="맑은 고딕" w:hAnsi="맑은 고딕" w:hint="eastAsia"/>
+          <w:color w:val="000000"/>
+          <w:sz w:val="21"/>
+          <w:szCs w:val="21"/>
+        </w:rPr>
+        <w:t xml:space="preserve"> 포함하여 사이트에 </w:t>
+      </w:r>
+      <w:proofErr w:type="spellStart"/>
+      <w:r>
+        <w:rPr>
+          <w:rFonts w:ascii="맑은 고딕" w:eastAsia="맑은 고딕" w:hAnsi="맑은 고딕" w:hint="eastAsia"/>
+          <w:color w:val="000000"/>
+          <w:sz w:val="21"/>
+          <w:szCs w:val="21"/>
+        </w:rPr>
+        <w:t>ezEKP</w:t>
+      </w:r>
+      <w:proofErr w:type="spellEnd"/>
+      <w:r>
+        <w:rPr>
+          <w:rFonts w:ascii="맑은 고딕" w:eastAsia="맑은 고딕" w:hAnsi="맑은 고딕" w:hint="eastAsia"/>
+          <w:color w:val="000000"/>
+          <w:sz w:val="21"/>
+          <w:szCs w:val="21"/>
+        </w:rPr>
+        <w:t xml:space="preserve">를 설치 혹은 업데이트할 때에는 </w:t>
+      </w:r>
+      <w:proofErr w:type="spellStart"/>
+      <w:r>
+        <w:rPr>
+          <w:rFonts w:ascii="맑은 고딕" w:eastAsia="맑은 고딕" w:hAnsi="맑은 고딕" w:hint="eastAsia"/>
+          <w:color w:val="000000"/>
+          <w:sz w:val="21"/>
+          <w:szCs w:val="21"/>
+        </w:rPr>
+        <w:t>빌드한</w:t>
+      </w:r>
+      <w:proofErr w:type="spellEnd"/>
+      <w:r>
+        <w:rPr>
+          <w:rFonts w:ascii="맑은 고딕" w:eastAsia="맑은 고딕" w:hAnsi="맑은 고딕" w:hint="eastAsia"/>
+          <w:color w:val="000000"/>
+          <w:sz w:val="21"/>
+          <w:szCs w:val="21"/>
+        </w:rPr>
+        <w:t xml:space="preserve"> </w:t>
+      </w:r>
+      <w:proofErr w:type="gramStart"/>
+      <w:r>
+        <w:rPr>
+          <w:rFonts w:ascii="맑은 고딕" w:eastAsia="맑은 고딕" w:hAnsi="맑은 고딕" w:hint="eastAsia"/>
+          <w:color w:val="000000"/>
+          <w:sz w:val="21"/>
+          <w:szCs w:val="21"/>
+        </w:rPr>
+        <w:t>소스</w:t>
+      </w:r>
+      <w:r>
+        <w:rPr>
+          <w:rFonts w:ascii="맑은 고딕" w:eastAsia="맑은 고딕" w:hAnsi="맑은 고딕" w:hint="eastAsia"/>
+          <w:color w:val="000000"/>
+          <w:sz w:val="21"/>
+          <w:szCs w:val="21"/>
+        </w:rPr>
+        <w:t>(</w:t>
+      </w:r>
+      <w:proofErr w:type="gramEnd"/>
+      <w:r>
+        <w:rPr>
+          <w:rFonts w:ascii="맑은 고딕" w:eastAsia="맑은 고딕" w:hAnsi="맑은 고딕" w:hint="eastAsia"/>
+          <w:color w:val="000000"/>
+          <w:sz w:val="21"/>
+          <w:szCs w:val="21"/>
+        </w:rPr>
+        <w:t>사</w:t>
+      </w:r>
+      <w:r>
+        <w:rPr>
+          <w:rFonts w:ascii="맑은 고딕" w:eastAsia="맑은 고딕" w:hAnsi="맑은 고딕"/>
+          <w:color w:val="000000"/>
+          <w:sz w:val="21"/>
+          <w:szCs w:val="21"/>
+        </w:rPr>
+        <w:t>이트의</w:t>
+      </w:r>
+      <w:r>
+        <w:rPr>
+          <w:rFonts w:ascii="맑은 고딕" w:eastAsia="맑은 고딕" w:hAnsi="맑은 고딕" w:hint="eastAsia"/>
+          <w:color w:val="000000"/>
+          <w:sz w:val="21"/>
+          <w:szCs w:val="21"/>
+        </w:rPr>
+        <w:t xml:space="preserve"> 경</w:t>
+      </w:r>
+      <w:r>
+        <w:rPr>
+          <w:rFonts w:ascii="맑은 고딕" w:eastAsia="맑은 고딕" w:hAnsi="맑은 고딕"/>
+          <w:color w:val="000000"/>
+          <w:sz w:val="21"/>
+          <w:szCs w:val="21"/>
+        </w:rPr>
+        <w:t>우</w:t>
+      </w:r>
+      <w:r>
+        <w:rPr>
+          <w:rFonts w:ascii="맑은 고딕" w:eastAsia="맑은 고딕" w:hAnsi="맑은 고딕" w:hint="eastAsia"/>
+          <w:color w:val="000000"/>
+          <w:sz w:val="21"/>
+          <w:szCs w:val="21"/>
+        </w:rPr>
+        <w:t xml:space="preserve"> 사</w:t>
+      </w:r>
+      <w:r>
+        <w:rPr>
+          <w:rFonts w:ascii="맑은 고딕" w:eastAsia="맑은 고딕" w:hAnsi="맑은 고딕"/>
+          <w:color w:val="000000"/>
+          <w:sz w:val="21"/>
+          <w:szCs w:val="21"/>
+        </w:rPr>
+        <w:t>이트</w:t>
+      </w:r>
+      <w:r>
+        <w:rPr>
+          <w:rFonts w:ascii="맑은 고딕" w:eastAsia="맑은 고딕" w:hAnsi="맑은 고딕" w:hint="eastAsia"/>
+          <w:color w:val="000000"/>
+          <w:sz w:val="21"/>
+          <w:szCs w:val="21"/>
+        </w:rPr>
+        <w:t xml:space="preserve"> 저</w:t>
+      </w:r>
+      <w:r>
+        <w:rPr>
+          <w:rFonts w:ascii="맑은 고딕" w:eastAsia="맑은 고딕" w:hAnsi="맑은 고딕"/>
+          <w:color w:val="000000"/>
+          <w:sz w:val="21"/>
+          <w:szCs w:val="21"/>
+        </w:rPr>
+        <w:t>장소의</w:t>
+      </w:r>
+      <w:r>
+        <w:rPr>
+          <w:rFonts w:ascii="맑은 고딕" w:eastAsia="맑은 고딕" w:hAnsi="맑은 고딕" w:hint="eastAsia"/>
+          <w:color w:val="000000"/>
+          <w:sz w:val="21"/>
+          <w:szCs w:val="21"/>
+        </w:rPr>
+        <w:t xml:space="preserve"> 사</w:t>
+      </w:r>
+      <w:r>
+        <w:rPr>
+          <w:rFonts w:ascii="맑은 고딕" w:eastAsia="맑은 고딕" w:hAnsi="맑은 고딕"/>
+          <w:color w:val="000000"/>
+          <w:sz w:val="21"/>
+          <w:szCs w:val="21"/>
+        </w:rPr>
+        <w:t>이트</w:t>
+      </w:r>
+      <w:r>
+        <w:rPr>
+          <w:rFonts w:ascii="맑은 고딕" w:eastAsia="맑은 고딕" w:hAnsi="맑은 고딕" w:hint="eastAsia"/>
+          <w:color w:val="000000"/>
+          <w:sz w:val="21"/>
+          <w:szCs w:val="21"/>
+        </w:rPr>
+        <w:t xml:space="preserve"> </w:t>
+      </w:r>
+      <w:proofErr w:type="spellStart"/>
+      <w:r>
+        <w:rPr>
+          <w:rFonts w:ascii="맑은 고딕" w:eastAsia="맑은 고딕" w:hAnsi="맑은 고딕" w:hint="eastAsia"/>
+          <w:color w:val="000000"/>
+          <w:sz w:val="21"/>
+          <w:szCs w:val="21"/>
+        </w:rPr>
+        <w:t>브</w:t>
+      </w:r>
+      <w:r>
+        <w:rPr>
+          <w:rFonts w:ascii="맑은 고딕" w:eastAsia="맑은 고딕" w:hAnsi="맑은 고딕"/>
+          <w:color w:val="000000"/>
+          <w:sz w:val="21"/>
+          <w:szCs w:val="21"/>
+        </w:rPr>
+        <w:t>랜치</w:t>
+      </w:r>
+      <w:proofErr w:type="spellEnd"/>
+      <w:r>
+        <w:rPr>
+          <w:rFonts w:ascii="맑은 고딕" w:eastAsia="맑은 고딕" w:hAnsi="맑은 고딕" w:hint="eastAsia"/>
+          <w:color w:val="000000"/>
+          <w:sz w:val="21"/>
+          <w:szCs w:val="21"/>
+        </w:rPr>
+        <w:t>)</w:t>
+      </w:r>
+      <w:r>
+        <w:rPr>
+          <w:rFonts w:ascii="맑은 고딕" w:eastAsia="맑은 고딕" w:hAnsi="맑은 고딕" w:hint="eastAsia"/>
+          <w:color w:val="000000"/>
+          <w:sz w:val="21"/>
+          <w:szCs w:val="21"/>
+        </w:rPr>
+        <w:t>의 commit에 tagging을 하고</w:t>
+      </w:r>
+      <w:r>
+        <w:rPr>
+          <w:rFonts w:ascii="맑은 고딕" w:eastAsia="맑은 고딕" w:hAnsi="맑은 고딕"/>
+          <w:color w:val="000000"/>
+          <w:sz w:val="21"/>
+          <w:szCs w:val="21"/>
+        </w:rPr>
+        <w:t xml:space="preserve"> </w:t>
+      </w:r>
+      <w:r>
+        <w:rPr>
+          <w:rFonts w:ascii="맑은 고딕" w:eastAsia="맑은 고딕" w:hAnsi="맑은 고딕" w:hint="eastAsia"/>
+          <w:color w:val="000000"/>
+          <w:sz w:val="21"/>
+          <w:szCs w:val="21"/>
+        </w:rPr>
+        <w:t xml:space="preserve">해당 tag를 팀 내부 </w:t>
+      </w:r>
+      <w:proofErr w:type="spellStart"/>
+      <w:r>
+        <w:rPr>
+          <w:rFonts w:ascii="맑은 고딕" w:eastAsia="맑은 고딕" w:hAnsi="맑은 고딕" w:hint="eastAsia"/>
+          <w:color w:val="000000"/>
+          <w:sz w:val="21"/>
+          <w:szCs w:val="21"/>
+        </w:rPr>
+        <w:t>레드마인의</w:t>
+      </w:r>
+      <w:proofErr w:type="spellEnd"/>
+      <w:r>
+        <w:rPr>
+          <w:rFonts w:ascii="맑은 고딕" w:eastAsia="맑은 고딕" w:hAnsi="맑은 고딕" w:hint="eastAsia"/>
+          <w:color w:val="000000"/>
+          <w:sz w:val="21"/>
+          <w:szCs w:val="21"/>
+        </w:rPr>
+        <w:t xml:space="preserve"> '고객 사이트 정보' 게시판의 해당 사이트 게시물에 기록한다.</w:t>
+      </w:r>
+    </w:p>
+    <w:p>
+      <w:pPr>
+        <w:pStyle w:val="a6"/>
+        <w:spacing w:before="0" w:beforeAutospacing="0" w:after="0" w:afterAutospacing="0"/>
+        <w:rPr>
+          <w:rFonts w:ascii="맑은 고딕" w:eastAsia="맑은 고딕" w:hAnsi="맑은 고딕"/>
+          <w:color w:val="000000"/>
+          <w:sz w:val="21"/>
+          <w:szCs w:val="21"/>
+        </w:rPr>
+      </w:pPr>
+      <w:r>
+        <w:rPr>
+          <w:rFonts w:ascii="맑은 고딕" w:eastAsia="맑은 고딕" w:hAnsi="맑은 고딕" w:hint="eastAsia"/>
+          <w:color w:val="000000"/>
+          <w:sz w:val="21"/>
+          <w:szCs w:val="21"/>
+        </w:rPr>
+        <w:t>  - tag의 형식은 '사이트아이디_업데이트날짜' 임. 예) ryobi-20190212</w:t>
+      </w:r>
+    </w:p>
+    <w:p>
+      <w:pPr>
+        <w:pStyle w:val="a6"/>
+        <w:spacing w:before="0" w:beforeAutospacing="0" w:after="0" w:afterAutospacing="0"/>
+        <w:rPr>
+          <w:rFonts w:ascii="맑은 고딕" w:eastAsia="맑은 고딕" w:hAnsi="맑은 고딕"/>
+          <w:color w:val="000000"/>
+          <w:sz w:val="21"/>
+          <w:szCs w:val="21"/>
+        </w:rPr>
+      </w:pPr>
+    </w:p>
+    <w:p>
+      <w:pPr>
+        <w:pStyle w:val="a6"/>
+        <w:spacing w:before="0" w:beforeAutospacing="0" w:after="0" w:afterAutospacing="0"/>
+        <w:rPr>
+          <w:rFonts w:ascii="맑은 고딕" w:eastAsia="맑은 고딕" w:hAnsi="맑은 고딕"/>
+          <w:color w:val="000000"/>
+          <w:sz w:val="21"/>
+          <w:szCs w:val="21"/>
+        </w:rPr>
+      </w:pPr>
+      <w:r>
+        <w:rPr>
+          <w:rFonts w:ascii="맑은 고딕" w:eastAsia="맑은 고딕" w:hAnsi="맑은 고딕" w:hint="eastAsia"/>
+          <w:color w:val="000000"/>
+          <w:sz w:val="21"/>
+          <w:szCs w:val="21"/>
+        </w:rPr>
+        <w:t>13</w:t>
+      </w:r>
+      <w:r>
+        <w:rPr>
+          <w:rFonts w:ascii="맑은 고딕" w:eastAsia="맑은 고딕" w:hAnsi="맑은 고딕" w:hint="eastAsia"/>
+          <w:color w:val="000000"/>
+          <w:sz w:val="21"/>
+          <w:szCs w:val="21"/>
+        </w:rPr>
+        <w:t xml:space="preserve">. 문서화가 필요한 기술적 내용은 문서로 작성하여 ezFlow4Java </w:t>
       </w:r>
       <w:proofErr w:type="spellStart"/>
       <w:r>
@@ -10825,7 +12857,7 @@
 </file>
 
 <file path=customXml/itemProps1.xml><?xml version="1.0" encoding="utf-8"?>
-<ds:datastoreItem xmlns:ds="http://schemas.openxmlformats.org/officeDocument/2006/customXml" ds:itemID="{589F1F41-01BC-4E18-8628-501E14687578}">
+<ds:datastoreItem xmlns:ds="http://schemas.openxmlformats.org/officeDocument/2006/customXml" ds:itemID="{BA34CD01-5982-4A0B-9A83-A1745E4FCF73}">
   <ds:schemaRefs>
     <ds:schemaRef ds:uri="http://schemas.openxmlformats.org/officeDocument/2006/bibliography"/>
   </ds:schemaRefs>

--- a/docs/tech/코딩스타일_주의사항.docx
+++ b/docs/tech/코딩스타일_주의사항.docx
@@ -629,14 +629,12 @@
       <w:r>
         <w:br w:type="page"/>
       </w:r>
-      <w:bookmarkStart w:id="6" w:name="_GoBack"/>
-      <w:bookmarkEnd w:id="6"/>
     </w:p>
     <w:p>
       <w:pPr>
         <w:pStyle w:val="1"/>
       </w:pPr>
-      <w:bookmarkStart w:id="7" w:name="_Toc45389307"/>
+      <w:bookmarkStart w:id="6" w:name="_Toc45389307"/>
       <w:r>
         <w:rPr>
           <w:rFonts w:hint="eastAsia"/>
@@ -644,7 +642,7 @@
         <w:lastRenderedPageBreak/>
         <w:t>자바 코딩 스타일</w:t>
       </w:r>
-      <w:bookmarkEnd w:id="7"/>
+      <w:bookmarkEnd w:id="6"/>
     </w:p>
     <w:p>
       <w:pPr>
@@ -674,20 +672,8 @@
           <w:sz w:val="21"/>
           <w:szCs w:val="21"/>
         </w:rPr>
-        <w:t xml:space="preserve">파일 </w:t>
-      </w:r>
-      <w:proofErr w:type="spellStart"/>
-      <w:r>
-        <w:rPr>
-          <w:rFonts w:ascii="맑은 고딕" w:eastAsia="맑은 고딕" w:hAnsi="맑은 고딕" w:cs="Times New Roman" w:hint="eastAsia"/>
-          <w:color w:val="000000"/>
-          <w:kern w:val="0"/>
-          <w:sz w:val="21"/>
-          <w:szCs w:val="21"/>
-        </w:rPr>
-        <w:t>인코딩</w:t>
-      </w:r>
-      <w:proofErr w:type="spellEnd"/>
+        <w:t>파일 인코딩</w:t>
+      </w:r>
     </w:p>
     <w:p>
       <w:pPr>
@@ -717,29 +703,7 @@
           <w:sz w:val="21"/>
           <w:szCs w:val="21"/>
         </w:rPr>
-        <w:t xml:space="preserve">소스 파일은 UTF-8로 </w:t>
-      </w:r>
-      <w:proofErr w:type="spellStart"/>
-      <w:r>
-        <w:rPr>
-          <w:rFonts w:ascii="맑은 고딕" w:eastAsia="맑은 고딕" w:hAnsi="맑은 고딕" w:cs="Times New Roman" w:hint="eastAsia"/>
-          <w:color w:val="000000"/>
-          <w:kern w:val="0"/>
-          <w:sz w:val="21"/>
-          <w:szCs w:val="21"/>
-        </w:rPr>
-        <w:t>인코딩해야</w:t>
-      </w:r>
-      <w:proofErr w:type="spellEnd"/>
-      <w:r>
-        <w:rPr>
-          <w:rFonts w:ascii="맑은 고딕" w:eastAsia="맑은 고딕" w:hAnsi="맑은 고딕" w:cs="Times New Roman" w:hint="eastAsia"/>
-          <w:color w:val="000000"/>
-          <w:kern w:val="0"/>
-          <w:sz w:val="21"/>
-          <w:szCs w:val="21"/>
-        </w:rPr>
-        <w:t xml:space="preserve"> 한다.</w:t>
+        <w:t>소스 파일은 UTF-8로 인코딩해야 한다.</w:t>
       </w:r>
     </w:p>
     <w:p>
@@ -934,7 +898,6 @@
           <w:szCs w:val="20"/>
         </w:rPr>
       </w:pPr>
-      <w:proofErr w:type="spellStart"/>
       <w:r>
         <w:rPr>
           <w:rFonts w:ascii="맑은 고딕" w:eastAsia="맑은 고딕" w:hAnsi="맑은 고딕" w:cs="Times New Roman" w:hint="eastAsia"/>
@@ -943,53 +906,8 @@
           <w:sz w:val="21"/>
           <w:szCs w:val="21"/>
         </w:rPr>
-        <w:t>클래스명은</w:t>
-      </w:r>
-      <w:proofErr w:type="spellEnd"/>
-      <w:r>
-        <w:rPr>
-          <w:rFonts w:ascii="맑은 고딕" w:eastAsia="맑은 고딕" w:hAnsi="맑은 고딕" w:cs="Times New Roman" w:hint="eastAsia"/>
-          <w:color w:val="000000"/>
-          <w:kern w:val="0"/>
-          <w:sz w:val="21"/>
-          <w:szCs w:val="21"/>
-        </w:rPr>
-        <w:t xml:space="preserve"> </w:t>
-      </w:r>
-      <w:proofErr w:type="spellStart"/>
-      <w:r>
-        <w:rPr>
-          <w:rFonts w:ascii="맑은 고딕" w:eastAsia="맑은 고딕" w:hAnsi="맑은 고딕" w:cs="Times New Roman" w:hint="eastAsia"/>
-          <w:color w:val="000000"/>
-          <w:kern w:val="0"/>
-          <w:sz w:val="21"/>
-          <w:szCs w:val="21"/>
-        </w:rPr>
-        <w:t>UpperCamelCase</w:t>
-      </w:r>
-      <w:proofErr w:type="spellEnd"/>
-      <w:r>
-        <w:rPr>
-          <w:rFonts w:ascii="맑은 고딕" w:eastAsia="맑은 고딕" w:hAnsi="맑은 고딕" w:cs="Times New Roman" w:hint="eastAsia"/>
-          <w:color w:val="000000"/>
-          <w:kern w:val="0"/>
-          <w:sz w:val="21"/>
-          <w:szCs w:val="21"/>
-        </w:rPr>
-        <w:t xml:space="preserve">로 작성한다. 예) Class </w:t>
-      </w:r>
-      <w:proofErr w:type="spellStart"/>
-      <w:r>
-        <w:rPr>
-          <w:rFonts w:ascii="맑은 고딕" w:eastAsia="맑은 고딕" w:hAnsi="맑은 고딕" w:cs="Times New Roman" w:hint="eastAsia"/>
-          <w:color w:val="000000"/>
-          <w:kern w:val="0"/>
-          <w:sz w:val="21"/>
-          <w:szCs w:val="21"/>
-        </w:rPr>
-        <w:t>EmailController</w:t>
-      </w:r>
-      <w:proofErr w:type="spellEnd"/>
+        <w:t>클래스명은 UpperCamelCase로 작성한다. 예) Class EmailController</w:t>
+      </w:r>
     </w:p>
     <w:p>
       <w:pPr>
@@ -1050,29 +968,7 @@
           <w:sz w:val="21"/>
           <w:szCs w:val="21"/>
         </w:rPr>
-        <w:t>한 줄당 하나의 변수만 선언한다. (</w:t>
-      </w:r>
-      <w:proofErr w:type="spellStart"/>
-      <w:r>
-        <w:rPr>
-          <w:rFonts w:ascii="맑은 고딕" w:eastAsia="맑은 고딕" w:hAnsi="맑은 고딕" w:cs="Times New Roman" w:hint="eastAsia"/>
-          <w:color w:val="000000"/>
-          <w:kern w:val="0"/>
-          <w:sz w:val="21"/>
-          <w:szCs w:val="21"/>
-        </w:rPr>
-        <w:t>int</w:t>
-      </w:r>
-      <w:proofErr w:type="spellEnd"/>
-      <w:r>
-        <w:rPr>
-          <w:rFonts w:ascii="맑은 고딕" w:eastAsia="맑은 고딕" w:hAnsi="맑은 고딕" w:cs="Times New Roman" w:hint="eastAsia"/>
-          <w:color w:val="000000"/>
-          <w:kern w:val="0"/>
-          <w:sz w:val="21"/>
-          <w:szCs w:val="21"/>
-        </w:rPr>
-        <w:t xml:space="preserve"> a, b; 와 같이 하지 않는다.)</w:t>
+        <w:t>한 줄당 하나의 변수만 선언한다. (int a, b; 와 같이 하지 않는다.)</w:t>
       </w:r>
     </w:p>
     <w:p>
@@ -1095,7 +991,6 @@
           <w:szCs w:val="20"/>
         </w:rPr>
       </w:pPr>
-      <w:proofErr w:type="spellStart"/>
       <w:r>
         <w:rPr>
           <w:rFonts w:ascii="맑은 고딕" w:eastAsia="맑은 고딕" w:hAnsi="맑은 고딕" w:cs="Times New Roman" w:hint="eastAsia"/>
@@ -1104,84 +999,7 @@
           <w:sz w:val="21"/>
           <w:szCs w:val="21"/>
         </w:rPr>
-        <w:t>변수명은</w:t>
-      </w:r>
-      <w:proofErr w:type="spellEnd"/>
-      <w:r>
-        <w:rPr>
-          <w:rFonts w:ascii="맑은 고딕" w:eastAsia="맑은 고딕" w:hAnsi="맑은 고딕" w:cs="Times New Roman" w:hint="eastAsia"/>
-          <w:color w:val="000000"/>
-          <w:kern w:val="0"/>
-          <w:sz w:val="21"/>
-          <w:szCs w:val="21"/>
-        </w:rPr>
-        <w:t xml:space="preserve"> </w:t>
-      </w:r>
-      <w:proofErr w:type="spellStart"/>
-      <w:r>
-        <w:rPr>
-          <w:rFonts w:ascii="맑은 고딕" w:eastAsia="맑은 고딕" w:hAnsi="맑은 고딕" w:cs="Times New Roman" w:hint="eastAsia"/>
-          <w:color w:val="000000"/>
-          <w:kern w:val="0"/>
-          <w:sz w:val="21"/>
-          <w:szCs w:val="21"/>
-        </w:rPr>
-        <w:t>lowerCamelCase</w:t>
-      </w:r>
-      <w:proofErr w:type="spellEnd"/>
-      <w:r>
-        <w:rPr>
-          <w:rFonts w:ascii="맑은 고딕" w:eastAsia="맑은 고딕" w:hAnsi="맑은 고딕" w:cs="Times New Roman" w:hint="eastAsia"/>
-          <w:color w:val="000000"/>
-          <w:kern w:val="0"/>
-          <w:sz w:val="21"/>
-          <w:szCs w:val="21"/>
-        </w:rPr>
-        <w:t xml:space="preserve">로 작성한다. 예) </w:t>
-      </w:r>
-      <w:proofErr w:type="spellStart"/>
-      <w:r>
-        <w:rPr>
-          <w:rFonts w:ascii="맑은 고딕" w:eastAsia="맑은 고딕" w:hAnsi="맑은 고딕" w:cs="Times New Roman" w:hint="eastAsia"/>
-          <w:color w:val="000000"/>
-          <w:kern w:val="0"/>
-          <w:sz w:val="21"/>
-          <w:szCs w:val="21"/>
-        </w:rPr>
-        <w:t>int</w:t>
-      </w:r>
-      <w:proofErr w:type="spellEnd"/>
-      <w:r>
-        <w:rPr>
-          <w:rFonts w:ascii="맑은 고딕" w:eastAsia="맑은 고딕" w:hAnsi="맑은 고딕" w:cs="Times New Roman" w:hint="eastAsia"/>
-          <w:color w:val="000000"/>
-          <w:kern w:val="0"/>
-          <w:sz w:val="21"/>
-          <w:szCs w:val="21"/>
-        </w:rPr>
-        <w:t xml:space="preserve"> </w:t>
-      </w:r>
-      <w:proofErr w:type="spellStart"/>
-      <w:r>
-        <w:rPr>
-          <w:rFonts w:ascii="맑은 고딕" w:eastAsia="맑은 고딕" w:hAnsi="맑은 고딕" w:cs="Times New Roman" w:hint="eastAsia"/>
-          <w:color w:val="000000"/>
-          <w:kern w:val="0"/>
-          <w:sz w:val="21"/>
-          <w:szCs w:val="21"/>
-        </w:rPr>
-        <w:t>numberOfMembers</w:t>
-      </w:r>
-      <w:proofErr w:type="spellEnd"/>
-      <w:r>
-        <w:rPr>
-          <w:rFonts w:ascii="맑은 고딕" w:eastAsia="맑은 고딕" w:hAnsi="맑은 고딕" w:cs="Times New Roman" w:hint="eastAsia"/>
-          <w:color w:val="000000"/>
-          <w:kern w:val="0"/>
-          <w:sz w:val="21"/>
-          <w:szCs w:val="21"/>
-        </w:rPr>
-        <w:t>;</w:t>
+        <w:t>변수명은 lowerCamelCase로 작성한다. 예) int numberOfMembers;</w:t>
       </w:r>
     </w:p>
     <w:p>
@@ -1212,29 +1030,7 @@
           <w:sz w:val="21"/>
           <w:szCs w:val="21"/>
         </w:rPr>
-        <w:t xml:space="preserve">static final로 선언되는 </w:t>
-      </w:r>
-      <w:proofErr w:type="spellStart"/>
-      <w:r>
-        <w:rPr>
-          <w:rFonts w:ascii="맑은 고딕" w:eastAsia="맑은 고딕" w:hAnsi="맑은 고딕" w:cs="Times New Roman" w:hint="eastAsia"/>
-          <w:color w:val="000000"/>
-          <w:kern w:val="0"/>
-          <w:sz w:val="21"/>
-          <w:szCs w:val="21"/>
-        </w:rPr>
-        <w:t>상수명은</w:t>
-      </w:r>
-      <w:proofErr w:type="spellEnd"/>
-      <w:r>
-        <w:rPr>
-          <w:rFonts w:ascii="맑은 고딕" w:eastAsia="맑은 고딕" w:hAnsi="맑은 고딕" w:cs="Times New Roman" w:hint="eastAsia"/>
-          <w:color w:val="000000"/>
-          <w:kern w:val="0"/>
-          <w:sz w:val="21"/>
-          <w:szCs w:val="21"/>
-        </w:rPr>
-        <w:t xml:space="preserve"> 모두 대문자와 _ (underscore)를 사용한다. 예) CONSTANT_NAME</w:t>
+        <w:t>static final로 선언되는 상수명은 모두 대문자와 _ (underscore)를 사용한다. 예) CONSTANT_NAME</w:t>
       </w:r>
     </w:p>
     <w:p>
@@ -1288,7 +1084,6 @@
           <w:szCs w:val="20"/>
         </w:rPr>
       </w:pPr>
-      <w:proofErr w:type="spellStart"/>
       <w:r>
         <w:rPr>
           <w:rFonts w:ascii="맑은 고딕" w:eastAsia="맑은 고딕" w:hAnsi="맑은 고딕" w:cs="Times New Roman" w:hint="eastAsia"/>
@@ -1297,53 +1092,8 @@
           <w:sz w:val="21"/>
           <w:szCs w:val="21"/>
         </w:rPr>
-        <w:t>메소드명은</w:t>
-      </w:r>
-      <w:proofErr w:type="spellEnd"/>
-      <w:r>
-        <w:rPr>
-          <w:rFonts w:ascii="맑은 고딕" w:eastAsia="맑은 고딕" w:hAnsi="맑은 고딕" w:cs="Times New Roman" w:hint="eastAsia"/>
-          <w:color w:val="000000"/>
-          <w:kern w:val="0"/>
-          <w:sz w:val="21"/>
-          <w:szCs w:val="21"/>
-        </w:rPr>
-        <w:t xml:space="preserve"> </w:t>
-      </w:r>
-      <w:proofErr w:type="spellStart"/>
-      <w:r>
-        <w:rPr>
-          <w:rFonts w:ascii="맑은 고딕" w:eastAsia="맑은 고딕" w:hAnsi="맑은 고딕" w:cs="Times New Roman" w:hint="eastAsia"/>
-          <w:color w:val="000000"/>
-          <w:kern w:val="0"/>
-          <w:sz w:val="21"/>
-          <w:szCs w:val="21"/>
-        </w:rPr>
-        <w:t>lowerCamelCase</w:t>
-      </w:r>
-      <w:proofErr w:type="spellEnd"/>
-      <w:r>
-        <w:rPr>
-          <w:rFonts w:ascii="맑은 고딕" w:eastAsia="맑은 고딕" w:hAnsi="맑은 고딕" w:cs="Times New Roman" w:hint="eastAsia"/>
-          <w:color w:val="000000"/>
-          <w:kern w:val="0"/>
-          <w:sz w:val="21"/>
-          <w:szCs w:val="21"/>
-        </w:rPr>
-        <w:t xml:space="preserve">로 작성한다. 예) </w:t>
-      </w:r>
-      <w:proofErr w:type="spellStart"/>
-      <w:r>
-        <w:rPr>
-          <w:rFonts w:ascii="맑은 고딕" w:eastAsia="맑은 고딕" w:hAnsi="맑은 고딕" w:cs="Times New Roman" w:hint="eastAsia"/>
-          <w:color w:val="000000"/>
-          <w:kern w:val="0"/>
-          <w:sz w:val="21"/>
-          <w:szCs w:val="21"/>
-        </w:rPr>
-        <w:t>sendMessage</w:t>
-      </w:r>
-      <w:proofErr w:type="spellEnd"/>
+        <w:t>메소드명은 lowerCamelCase로 작성한다. 예) sendMessage</w:t>
+      </w:r>
     </w:p>
     <w:p>
       <w:pPr>
@@ -1404,29 +1154,7 @@
           <w:sz w:val="21"/>
           <w:szCs w:val="21"/>
         </w:rPr>
-        <w:t xml:space="preserve">if, else, </w:t>
-      </w:r>
-      <w:proofErr w:type="gramStart"/>
-      <w:r>
-        <w:rPr>
-          <w:rFonts w:ascii="맑은 고딕" w:eastAsia="맑은 고딕" w:hAnsi="맑은 고딕" w:cs="Times New Roman" w:hint="eastAsia"/>
-          <w:color w:val="000000"/>
-          <w:kern w:val="0"/>
-          <w:sz w:val="21"/>
-          <w:szCs w:val="21"/>
-        </w:rPr>
-        <w:t>for ,</w:t>
-      </w:r>
-      <w:proofErr w:type="gramEnd"/>
-      <w:r>
-        <w:rPr>
-          <w:rFonts w:ascii="맑은 고딕" w:eastAsia="맑은 고딕" w:hAnsi="맑은 고딕" w:cs="Times New Roman" w:hint="eastAsia"/>
-          <w:color w:val="000000"/>
-          <w:kern w:val="0"/>
-          <w:sz w:val="21"/>
-          <w:szCs w:val="21"/>
-        </w:rPr>
-        <w:t xml:space="preserve"> do, while 등에서 중괄호의 시작 위치는 동일 라인에 두고 그 앞에 단일 공백을 둔다.</w:t>
+        <w:t>if, else, for , do, while 등에서 중괄호의 시작 위치는 동일 라인에 두고 그 앞에 단일 공백을 둔다.</w:t>
       </w:r>
     </w:p>
     <w:p>
@@ -1709,29 +1437,7 @@
           <w:sz w:val="21"/>
           <w:szCs w:val="21"/>
         </w:rPr>
-        <w:t xml:space="preserve">다음 예들과 같이 </w:t>
-      </w:r>
-      <w:proofErr w:type="spellStart"/>
-      <w:r>
-        <w:rPr>
-          <w:rFonts w:ascii="맑은 고딕" w:eastAsia="맑은 고딕" w:hAnsi="맑은 고딕" w:cs="Times New Roman" w:hint="eastAsia"/>
-          <w:color w:val="000000"/>
-          <w:kern w:val="0"/>
-          <w:sz w:val="21"/>
-          <w:szCs w:val="21"/>
-        </w:rPr>
-        <w:t>대입문</w:t>
-      </w:r>
-      <w:proofErr w:type="spellEnd"/>
-      <w:r>
-        <w:rPr>
-          <w:rFonts w:ascii="맑은 고딕" w:eastAsia="맑은 고딕" w:hAnsi="맑은 고딕" w:cs="Times New Roman" w:hint="eastAsia"/>
-          <w:color w:val="000000"/>
-          <w:kern w:val="0"/>
-          <w:sz w:val="21"/>
-          <w:szCs w:val="21"/>
-        </w:rPr>
-        <w:t>, 사칙연산 등 연산자 주변에는 공백을 둔다.</w:t>
+        <w:t>다음 예들과 같이 대입문, 사칙연산 등 연산자 주변에는 공백을 둔다.</w:t>
       </w:r>
     </w:p>
     <w:p>
@@ -1793,95 +1499,7 @@
           <w:sz w:val="21"/>
           <w:szCs w:val="21"/>
         </w:rPr>
-        <w:t>for (</w:t>
-      </w:r>
-      <w:proofErr w:type="spellStart"/>
-      <w:r>
-        <w:rPr>
-          <w:rFonts w:ascii="맑은 고딕" w:eastAsia="맑은 고딕" w:hAnsi="맑은 고딕" w:cs="Times New Roman" w:hint="eastAsia"/>
-          <w:color w:val="000000"/>
-          <w:kern w:val="0"/>
-          <w:sz w:val="21"/>
-          <w:szCs w:val="21"/>
-        </w:rPr>
-        <w:t>int</w:t>
-      </w:r>
-      <w:proofErr w:type="spellEnd"/>
-      <w:r>
-        <w:rPr>
-          <w:rFonts w:ascii="맑은 고딕" w:eastAsia="맑은 고딕" w:hAnsi="맑은 고딕" w:cs="Times New Roman" w:hint="eastAsia"/>
-          <w:color w:val="000000"/>
-          <w:kern w:val="0"/>
-          <w:sz w:val="21"/>
-          <w:szCs w:val="21"/>
-        </w:rPr>
-        <w:t xml:space="preserve"> </w:t>
-      </w:r>
-      <w:proofErr w:type="spellStart"/>
-      <w:r>
-        <w:rPr>
-          <w:rFonts w:ascii="맑은 고딕" w:eastAsia="맑은 고딕" w:hAnsi="맑은 고딕" w:cs="Times New Roman" w:hint="eastAsia"/>
-          <w:color w:val="000000"/>
-          <w:kern w:val="0"/>
-          <w:sz w:val="21"/>
-          <w:szCs w:val="21"/>
-        </w:rPr>
-        <w:t>i</w:t>
-      </w:r>
-      <w:proofErr w:type="spellEnd"/>
-      <w:r>
-        <w:rPr>
-          <w:rFonts w:ascii="맑은 고딕" w:eastAsia="맑은 고딕" w:hAnsi="맑은 고딕" w:cs="Times New Roman" w:hint="eastAsia"/>
-          <w:color w:val="000000"/>
-          <w:kern w:val="0"/>
-          <w:sz w:val="21"/>
-          <w:szCs w:val="21"/>
-        </w:rPr>
-        <w:t xml:space="preserve"> = 0; </w:t>
-      </w:r>
-      <w:proofErr w:type="spellStart"/>
-      <w:r>
-        <w:rPr>
-          <w:rFonts w:ascii="맑은 고딕" w:eastAsia="맑은 고딕" w:hAnsi="맑은 고딕" w:cs="Times New Roman" w:hint="eastAsia"/>
-          <w:color w:val="000000"/>
-          <w:kern w:val="0"/>
-          <w:sz w:val="21"/>
-          <w:szCs w:val="21"/>
-        </w:rPr>
-        <w:t>i</w:t>
-      </w:r>
-      <w:proofErr w:type="spellEnd"/>
-      <w:r>
-        <w:rPr>
-          <w:rFonts w:ascii="맑은 고딕" w:eastAsia="맑은 고딕" w:hAnsi="맑은 고딕" w:cs="Times New Roman" w:hint="eastAsia"/>
-          <w:color w:val="000000"/>
-          <w:kern w:val="0"/>
-          <w:sz w:val="21"/>
-          <w:szCs w:val="21"/>
-        </w:rPr>
-        <w:t xml:space="preserve"> &lt; 5; </w:t>
-      </w:r>
-      <w:proofErr w:type="spellStart"/>
-      <w:r>
-        <w:rPr>
-          <w:rFonts w:ascii="맑은 고딕" w:eastAsia="맑은 고딕" w:hAnsi="맑은 고딕" w:cs="Times New Roman" w:hint="eastAsia"/>
-          <w:color w:val="000000"/>
-          <w:kern w:val="0"/>
-          <w:sz w:val="21"/>
-          <w:szCs w:val="21"/>
-        </w:rPr>
-        <w:t>i</w:t>
-      </w:r>
-      <w:proofErr w:type="spellEnd"/>
-      <w:r>
-        <w:rPr>
-          <w:rFonts w:ascii="맑은 고딕" w:eastAsia="맑은 고딕" w:hAnsi="맑은 고딕" w:cs="Times New Roman" w:hint="eastAsia"/>
-          <w:color w:val="000000"/>
-          <w:kern w:val="0"/>
-          <w:sz w:val="21"/>
-          <w:szCs w:val="21"/>
-        </w:rPr>
-        <w:t>++) {</w:t>
+        <w:t>for (int i = 0; i &lt; 5; i++) {</w:t>
       </w:r>
     </w:p>
     <w:p>
@@ -1904,7 +1522,6 @@
           <w:szCs w:val="20"/>
         </w:rPr>
       </w:pPr>
-      <w:proofErr w:type="spellStart"/>
       <w:r>
         <w:rPr>
           <w:rFonts w:ascii="맑은 고딕" w:eastAsia="맑은 고딕" w:hAnsi="맑은 고딕" w:cs="Times New Roman" w:hint="eastAsia"/>
@@ -1913,18 +1530,7 @@
           <w:sz w:val="21"/>
           <w:szCs w:val="21"/>
         </w:rPr>
-        <w:t>메소드의</w:t>
-      </w:r>
-      <w:proofErr w:type="spellEnd"/>
-      <w:r>
-        <w:rPr>
-          <w:rFonts w:ascii="맑은 고딕" w:eastAsia="맑은 고딕" w:hAnsi="맑은 고딕" w:cs="Times New Roman" w:hint="eastAsia"/>
-          <w:color w:val="000000"/>
-          <w:kern w:val="0"/>
-          <w:sz w:val="21"/>
-          <w:szCs w:val="21"/>
-        </w:rPr>
-        <w:t xml:space="preserve"> 시작과 끝 부분에는 시작과 끝 수행을 표시하는 로그를 출력한다.</w:t>
+        <w:t>메소드의 시작과 끝 부분에는 시작과 끝 수행을 표시하는 로그를 출력한다.</w:t>
       </w:r>
     </w:p>
     <w:p>
@@ -1947,7 +1553,6 @@
           <w:szCs w:val="20"/>
         </w:rPr>
       </w:pPr>
-      <w:proofErr w:type="spellStart"/>
       <w:r>
         <w:rPr>
           <w:rFonts w:ascii="맑은 고딕" w:eastAsia="맑은 고딕" w:hAnsi="맑은 고딕" w:cs="Times New Roman" w:hint="eastAsia"/>
@@ -1956,40 +1561,7 @@
           <w:sz w:val="21"/>
           <w:szCs w:val="21"/>
         </w:rPr>
-        <w:t>메소드명이</w:t>
-      </w:r>
-      <w:proofErr w:type="spellEnd"/>
-      <w:r>
-        <w:rPr>
-          <w:rFonts w:ascii="맑은 고딕" w:eastAsia="맑은 고딕" w:hAnsi="맑은 고딕" w:cs="Times New Roman" w:hint="eastAsia"/>
-          <w:color w:val="000000"/>
-          <w:kern w:val="0"/>
-          <w:sz w:val="21"/>
-          <w:szCs w:val="21"/>
-        </w:rPr>
-        <w:t xml:space="preserve"> </w:t>
-      </w:r>
-      <w:proofErr w:type="spellStart"/>
-      <w:r>
-        <w:rPr>
-          <w:rFonts w:ascii="맑은 고딕" w:eastAsia="맑은 고딕" w:hAnsi="맑은 고딕" w:cs="Times New Roman" w:hint="eastAsia"/>
-          <w:color w:val="000000"/>
-          <w:kern w:val="0"/>
-          <w:sz w:val="21"/>
-          <w:szCs w:val="21"/>
-        </w:rPr>
-        <w:t>mailWrite</w:t>
-      </w:r>
-      <w:proofErr w:type="spellEnd"/>
-      <w:r>
-        <w:rPr>
-          <w:rFonts w:ascii="맑은 고딕" w:eastAsia="맑은 고딕" w:hAnsi="맑은 고딕" w:cs="Times New Roman" w:hint="eastAsia"/>
-          <w:color w:val="000000"/>
-          <w:kern w:val="0"/>
-          <w:sz w:val="21"/>
-          <w:szCs w:val="21"/>
-        </w:rPr>
-        <w:t>인 경우</w:t>
+        <w:t>메소드명이 mailWrite인 경우</w:t>
       </w:r>
     </w:p>
     <w:p>
@@ -2012,7 +1584,6 @@
           <w:szCs w:val="20"/>
         </w:rPr>
       </w:pPr>
-      <w:proofErr w:type="spellStart"/>
       <w:r>
         <w:rPr>
           <w:rFonts w:ascii="맑은 고딕" w:eastAsia="맑은 고딕" w:hAnsi="맑은 고딕" w:cs="Times New Roman" w:hint="eastAsia"/>
@@ -2021,40 +1592,7 @@
           <w:sz w:val="21"/>
           <w:szCs w:val="21"/>
         </w:rPr>
-        <w:t>logger.debug</w:t>
-      </w:r>
-      <w:proofErr w:type="spellEnd"/>
-      <w:r>
-        <w:rPr>
-          <w:rFonts w:ascii="맑은 고딕" w:eastAsia="맑은 고딕" w:hAnsi="맑은 고딕" w:cs="Times New Roman" w:hint="eastAsia"/>
-          <w:color w:val="000000"/>
-          <w:kern w:val="0"/>
-          <w:sz w:val="21"/>
-          <w:szCs w:val="21"/>
-        </w:rPr>
-        <w:t>("</w:t>
-      </w:r>
-      <w:proofErr w:type="spellStart"/>
-      <w:r>
-        <w:rPr>
-          <w:rFonts w:ascii="맑은 고딕" w:eastAsia="맑은 고딕" w:hAnsi="맑은 고딕" w:cs="Times New Roman" w:hint="eastAsia"/>
-          <w:color w:val="000000"/>
-          <w:kern w:val="0"/>
-          <w:sz w:val="21"/>
-          <w:szCs w:val="21"/>
-        </w:rPr>
-        <w:t>mailWrite</w:t>
-      </w:r>
-      <w:proofErr w:type="spellEnd"/>
-      <w:r>
-        <w:rPr>
-          <w:rFonts w:ascii="맑은 고딕" w:eastAsia="맑은 고딕" w:hAnsi="맑은 고딕" w:cs="Times New Roman" w:hint="eastAsia"/>
-          <w:color w:val="000000"/>
-          <w:kern w:val="0"/>
-          <w:sz w:val="21"/>
-          <w:szCs w:val="21"/>
-        </w:rPr>
-        <w:t xml:space="preserve"> started");</w:t>
+        <w:t>logger.debug("mailWrite started");</w:t>
       </w:r>
     </w:p>
     <w:p>
@@ -2077,7 +1615,6 @@
           <w:szCs w:val="20"/>
         </w:rPr>
       </w:pPr>
-      <w:proofErr w:type="spellStart"/>
       <w:r>
         <w:rPr>
           <w:rFonts w:ascii="맑은 고딕" w:eastAsia="맑은 고딕" w:hAnsi="맑은 고딕" w:cs="Times New Roman" w:hint="eastAsia"/>
@@ -2086,40 +1623,7 @@
           <w:sz w:val="21"/>
           <w:szCs w:val="21"/>
         </w:rPr>
-        <w:t>logger.debug</w:t>
-      </w:r>
-      <w:proofErr w:type="spellEnd"/>
-      <w:r>
-        <w:rPr>
-          <w:rFonts w:ascii="맑은 고딕" w:eastAsia="맑은 고딕" w:hAnsi="맑은 고딕" w:cs="Times New Roman" w:hint="eastAsia"/>
-          <w:color w:val="000000"/>
-          <w:kern w:val="0"/>
-          <w:sz w:val="21"/>
-          <w:szCs w:val="21"/>
-        </w:rPr>
-        <w:t>("</w:t>
-      </w:r>
-      <w:proofErr w:type="spellStart"/>
-      <w:r>
-        <w:rPr>
-          <w:rFonts w:ascii="맑은 고딕" w:eastAsia="맑은 고딕" w:hAnsi="맑은 고딕" w:cs="Times New Roman" w:hint="eastAsia"/>
-          <w:color w:val="000000"/>
-          <w:kern w:val="0"/>
-          <w:sz w:val="21"/>
-          <w:szCs w:val="21"/>
-        </w:rPr>
-        <w:t>mailWrite</w:t>
-      </w:r>
-      <w:proofErr w:type="spellEnd"/>
-      <w:r>
-        <w:rPr>
-          <w:rFonts w:ascii="맑은 고딕" w:eastAsia="맑은 고딕" w:hAnsi="맑은 고딕" w:cs="Times New Roman" w:hint="eastAsia"/>
-          <w:color w:val="000000"/>
-          <w:kern w:val="0"/>
-          <w:sz w:val="21"/>
-          <w:szCs w:val="21"/>
-        </w:rPr>
-        <w:t xml:space="preserve"> ended");</w:t>
+        <w:t>logger.debug("mailWrite ended");</w:t>
       </w:r>
     </w:p>
     <w:p>
@@ -2150,51 +1654,7 @@
           <w:sz w:val="21"/>
           <w:szCs w:val="21"/>
         </w:rPr>
-        <w:t xml:space="preserve">시작과 끝을 표시하는 </w:t>
-      </w:r>
-      <w:proofErr w:type="gramStart"/>
-      <w:r>
-        <w:rPr>
-          <w:rFonts w:ascii="맑은 고딕" w:eastAsia="맑은 고딕" w:hAnsi="맑은 고딕" w:cs="Times New Roman" w:hint="eastAsia"/>
-          <w:color w:val="000000"/>
-          <w:kern w:val="0"/>
-          <w:sz w:val="21"/>
-          <w:szCs w:val="21"/>
-        </w:rPr>
-        <w:t>로그 뿐</w:t>
-      </w:r>
-      <w:proofErr w:type="gramEnd"/>
-      <w:r>
-        <w:rPr>
-          <w:rFonts w:ascii="맑은 고딕" w:eastAsia="맑은 고딕" w:hAnsi="맑은 고딕" w:cs="Times New Roman" w:hint="eastAsia"/>
-          <w:color w:val="000000"/>
-          <w:kern w:val="0"/>
-          <w:sz w:val="21"/>
-          <w:szCs w:val="21"/>
-        </w:rPr>
-        <w:t xml:space="preserve"> 아니라 주요 </w:t>
-      </w:r>
-      <w:proofErr w:type="spellStart"/>
-      <w:r>
-        <w:rPr>
-          <w:rFonts w:ascii="맑은 고딕" w:eastAsia="맑은 고딕" w:hAnsi="맑은 고딕" w:cs="Times New Roman" w:hint="eastAsia"/>
-          <w:color w:val="000000"/>
-          <w:kern w:val="0"/>
-          <w:sz w:val="21"/>
-          <w:szCs w:val="21"/>
-        </w:rPr>
-        <w:t>패러메터들의</w:t>
-      </w:r>
-      <w:proofErr w:type="spellEnd"/>
-      <w:r>
-        <w:rPr>
-          <w:rFonts w:ascii="맑은 고딕" w:eastAsia="맑은 고딕" w:hAnsi="맑은 고딕" w:cs="Times New Roman" w:hint="eastAsia"/>
-          <w:color w:val="000000"/>
-          <w:kern w:val="0"/>
-          <w:sz w:val="21"/>
-          <w:szCs w:val="21"/>
-        </w:rPr>
-        <w:t xml:space="preserve"> 이름과 값도 로그로 출력한다.</w:t>
+        <w:t>시작과 끝을 표시하는 로그 뿐 아니라 주요 패러메터들의 이름과 값도 로그로 출력한다.</w:t>
       </w:r>
     </w:p>
     <w:p>
@@ -2225,29 +1685,7 @@
           <w:sz w:val="21"/>
           <w:szCs w:val="21"/>
         </w:rPr>
-        <w:t xml:space="preserve">단, </w:t>
-      </w:r>
-      <w:proofErr w:type="spellStart"/>
-      <w:r>
-        <w:rPr>
-          <w:rFonts w:ascii="맑은 고딕" w:eastAsia="맑은 고딕" w:hAnsi="맑은 고딕" w:cs="Times New Roman" w:hint="eastAsia"/>
-          <w:color w:val="000000"/>
-          <w:kern w:val="0"/>
-          <w:sz w:val="21"/>
-          <w:szCs w:val="21"/>
-        </w:rPr>
-        <w:t>콘텐츠와</w:t>
-      </w:r>
-      <w:proofErr w:type="spellEnd"/>
-      <w:r>
-        <w:rPr>
-          <w:rFonts w:ascii="맑은 고딕" w:eastAsia="맑은 고딕" w:hAnsi="맑은 고딕" w:cs="Times New Roman" w:hint="eastAsia"/>
-          <w:color w:val="000000"/>
-          <w:kern w:val="0"/>
-          <w:sz w:val="21"/>
-          <w:szCs w:val="21"/>
-        </w:rPr>
-        <w:t xml:space="preserve"> 같이 내용이 큰 값들은 제외한다.</w:t>
+        <w:t>단, 콘텐츠와 같이 내용이 큰 값들은 제외한다.</w:t>
       </w:r>
     </w:p>
     <w:p>
@@ -2389,7 +1827,7 @@
       <w:pPr>
         <w:pStyle w:val="1"/>
       </w:pPr>
-      <w:bookmarkStart w:id="8" w:name="_Toc45389308"/>
+      <w:bookmarkStart w:id="7" w:name="_Toc45389308"/>
       <w:r>
         <w:rPr>
           <w:rFonts w:hint="eastAsia"/>
@@ -2402,7 +1840,7 @@
         </w:rPr>
         <w:t xml:space="preserve"> 시 주의사항</w:t>
       </w:r>
-      <w:bookmarkEnd w:id="8"/>
+      <w:bookmarkEnd w:id="7"/>
     </w:p>
     <w:p>
       <w:pPr>
@@ -2424,7 +1862,6 @@
           <w:szCs w:val="20"/>
         </w:rPr>
       </w:pPr>
-      <w:proofErr w:type="spellStart"/>
       <w:r>
         <w:rPr>
           <w:rFonts w:ascii="맑은 고딕" w:eastAsia="맑은 고딕" w:hAnsi="맑은 고딕" w:cs="Times New Roman" w:hint="eastAsia"/>
@@ -2433,194 +1870,7 @@
           <w:sz w:val="21"/>
           <w:szCs w:val="21"/>
         </w:rPr>
-        <w:t>ezFlow</w:t>
-      </w:r>
-      <w:proofErr w:type="spellEnd"/>
-      <w:r>
-        <w:rPr>
-          <w:rFonts w:ascii="맑은 고딕" w:eastAsia="맑은 고딕" w:hAnsi="맑은 고딕" w:cs="Times New Roman" w:hint="eastAsia"/>
-          <w:color w:val="000000"/>
-          <w:kern w:val="0"/>
-          <w:sz w:val="21"/>
-          <w:szCs w:val="21"/>
-        </w:rPr>
-        <w:t xml:space="preserve"> App을 구성하는 다양한 종류(@Controller, @Service, @Repository, @Component)의 Spring Bean들은 모두 Singleton Class이므로 오직 단 하나의 </w:t>
-      </w:r>
-      <w:proofErr w:type="spellStart"/>
-      <w:r>
-        <w:rPr>
-          <w:rFonts w:ascii="맑은 고딕" w:eastAsia="맑은 고딕" w:hAnsi="맑은 고딕" w:cs="Times New Roman" w:hint="eastAsia"/>
-          <w:color w:val="000000"/>
-          <w:kern w:val="0"/>
-          <w:sz w:val="21"/>
-          <w:szCs w:val="21"/>
-        </w:rPr>
-        <w:t>인스턴스만이</w:t>
-      </w:r>
-      <w:proofErr w:type="spellEnd"/>
-      <w:r>
-        <w:rPr>
-          <w:rFonts w:ascii="맑은 고딕" w:eastAsia="맑은 고딕" w:hAnsi="맑은 고딕" w:cs="Times New Roman" w:hint="eastAsia"/>
-          <w:color w:val="000000"/>
-          <w:kern w:val="0"/>
-          <w:sz w:val="21"/>
-          <w:szCs w:val="21"/>
-        </w:rPr>
-        <w:t xml:space="preserve"> 존재한다. 이 때문에 Tomcat에서 실행 시 다수의 Client로부터의 요청을 처리하기 위해 실행되는 다수의 </w:t>
-      </w:r>
-      <w:proofErr w:type="spellStart"/>
-      <w:r>
-        <w:rPr>
-          <w:rFonts w:ascii="맑은 고딕" w:eastAsia="맑은 고딕" w:hAnsi="맑은 고딕" w:cs="Times New Roman" w:hint="eastAsia"/>
-          <w:color w:val="000000"/>
-          <w:kern w:val="0"/>
-          <w:sz w:val="21"/>
-          <w:szCs w:val="21"/>
-        </w:rPr>
-        <w:t>쓰레드들에</w:t>
-      </w:r>
-      <w:proofErr w:type="spellEnd"/>
-      <w:r>
-        <w:rPr>
-          <w:rFonts w:ascii="맑은 고딕" w:eastAsia="맑은 고딕" w:hAnsi="맑은 고딕" w:cs="Times New Roman" w:hint="eastAsia"/>
-          <w:color w:val="000000"/>
-          <w:kern w:val="0"/>
-          <w:sz w:val="21"/>
-          <w:szCs w:val="21"/>
-        </w:rPr>
-        <w:t xml:space="preserve"> 의해 동시에 접근되게 된다. </w:t>
-      </w:r>
-      <w:proofErr w:type="spellStart"/>
-      <w:r>
-        <w:rPr>
-          <w:rFonts w:ascii="맑은 고딕" w:eastAsia="맑은 고딕" w:hAnsi="맑은 고딕" w:cs="Times New Roman" w:hint="eastAsia"/>
-          <w:color w:val="000000"/>
-          <w:kern w:val="0"/>
-          <w:sz w:val="21"/>
-          <w:szCs w:val="21"/>
-        </w:rPr>
-        <w:t>이로인해</w:t>
-      </w:r>
-      <w:proofErr w:type="spellEnd"/>
-      <w:r>
-        <w:rPr>
-          <w:rFonts w:ascii="맑은 고딕" w:eastAsia="맑은 고딕" w:hAnsi="맑은 고딕" w:cs="Times New Roman" w:hint="eastAsia"/>
-          <w:color w:val="000000"/>
-          <w:kern w:val="0"/>
-          <w:sz w:val="21"/>
-          <w:szCs w:val="21"/>
-        </w:rPr>
-        <w:t xml:space="preserve"> Spring Bean에서 </w:t>
-      </w:r>
-      <w:proofErr w:type="spellStart"/>
-      <w:r>
-        <w:rPr>
-          <w:rFonts w:ascii="맑은 고딕" w:eastAsia="맑은 고딕" w:hAnsi="맑은 고딕" w:cs="Times New Roman" w:hint="eastAsia"/>
-          <w:color w:val="000000"/>
-          <w:kern w:val="0"/>
-          <w:sz w:val="21"/>
-          <w:szCs w:val="21"/>
-        </w:rPr>
-        <w:t>인스턴스</w:t>
-      </w:r>
-      <w:proofErr w:type="spellEnd"/>
-      <w:r>
-        <w:rPr>
-          <w:rFonts w:ascii="맑은 고딕" w:eastAsia="맑은 고딕" w:hAnsi="맑은 고딕" w:cs="Times New Roman" w:hint="eastAsia"/>
-          <w:color w:val="000000"/>
-          <w:kern w:val="0"/>
-          <w:sz w:val="21"/>
-          <w:szCs w:val="21"/>
-        </w:rPr>
-        <w:t xml:space="preserve"> 변수를 사용하게 되면 다수의 </w:t>
-      </w:r>
-      <w:proofErr w:type="spellStart"/>
-      <w:r>
-        <w:rPr>
-          <w:rFonts w:ascii="맑은 고딕" w:eastAsia="맑은 고딕" w:hAnsi="맑은 고딕" w:cs="Times New Roman" w:hint="eastAsia"/>
-          <w:color w:val="000000"/>
-          <w:kern w:val="0"/>
-          <w:sz w:val="21"/>
-          <w:szCs w:val="21"/>
-        </w:rPr>
-        <w:t>쓰레드가</w:t>
-      </w:r>
-      <w:proofErr w:type="spellEnd"/>
-      <w:r>
-        <w:rPr>
-          <w:rFonts w:ascii="맑은 고딕" w:eastAsia="맑은 고딕" w:hAnsi="맑은 고딕" w:cs="Times New Roman" w:hint="eastAsia"/>
-          <w:color w:val="000000"/>
-          <w:kern w:val="0"/>
-          <w:sz w:val="21"/>
-          <w:szCs w:val="21"/>
-        </w:rPr>
-        <w:t xml:space="preserve"> 단일 변수에 접근하게 되어 변수에 대해 업데이트 작업을 할 때 Data Corruption이 발생하게 된다. 따라서, 다른 Bean을 참조하기 위한 목적의 </w:t>
-      </w:r>
-      <w:proofErr w:type="spellStart"/>
-      <w:r>
-        <w:rPr>
-          <w:rFonts w:ascii="맑은 고딕" w:eastAsia="맑은 고딕" w:hAnsi="맑은 고딕" w:cs="Times New Roman" w:hint="eastAsia"/>
-          <w:color w:val="000000"/>
-          <w:kern w:val="0"/>
-          <w:sz w:val="21"/>
-          <w:szCs w:val="21"/>
-        </w:rPr>
-        <w:t>인스턴스</w:t>
-      </w:r>
-      <w:proofErr w:type="spellEnd"/>
-      <w:r>
-        <w:rPr>
-          <w:rFonts w:ascii="맑은 고딕" w:eastAsia="맑은 고딕" w:hAnsi="맑은 고딕" w:cs="Times New Roman" w:hint="eastAsia"/>
-          <w:color w:val="000000"/>
-          <w:kern w:val="0"/>
-          <w:sz w:val="21"/>
-          <w:szCs w:val="21"/>
-        </w:rPr>
-        <w:t xml:space="preserve"> 변수 외에 </w:t>
-      </w:r>
-      <w:proofErr w:type="spellStart"/>
-      <w:r>
-        <w:rPr>
-          <w:rFonts w:ascii="맑은 고딕" w:eastAsia="맑은 고딕" w:hAnsi="맑은 고딕" w:cs="Times New Roman" w:hint="eastAsia"/>
-          <w:color w:val="000000"/>
-          <w:kern w:val="0"/>
-          <w:sz w:val="21"/>
-          <w:szCs w:val="21"/>
-        </w:rPr>
-        <w:t>로직</w:t>
-      </w:r>
-      <w:proofErr w:type="spellEnd"/>
-      <w:r>
-        <w:rPr>
-          <w:rFonts w:ascii="맑은 고딕" w:eastAsia="맑은 고딕" w:hAnsi="맑은 고딕" w:cs="Times New Roman" w:hint="eastAsia"/>
-          <w:color w:val="000000"/>
-          <w:kern w:val="0"/>
-          <w:sz w:val="21"/>
-          <w:szCs w:val="21"/>
-        </w:rPr>
-        <w:t xml:space="preserve"> 처리를 위해 </w:t>
-      </w:r>
-      <w:proofErr w:type="spellStart"/>
-      <w:r>
-        <w:rPr>
-          <w:rFonts w:ascii="맑은 고딕" w:eastAsia="맑은 고딕" w:hAnsi="맑은 고딕" w:cs="Times New Roman" w:hint="eastAsia"/>
-          <w:color w:val="000000"/>
-          <w:kern w:val="0"/>
-          <w:sz w:val="21"/>
-          <w:szCs w:val="21"/>
-        </w:rPr>
-        <w:t>인스턴스</w:t>
-      </w:r>
-      <w:proofErr w:type="spellEnd"/>
-      <w:r>
-        <w:rPr>
-          <w:rFonts w:ascii="맑은 고딕" w:eastAsia="맑은 고딕" w:hAnsi="맑은 고딕" w:cs="Times New Roman" w:hint="eastAsia"/>
-          <w:color w:val="000000"/>
-          <w:kern w:val="0"/>
-          <w:sz w:val="21"/>
-          <w:szCs w:val="21"/>
-        </w:rPr>
-        <w:t xml:space="preserve"> 변수를 사용해서는 안되며 반드시 로컬 변수만을 사용하도록 한다.</w:t>
+        <w:t>ezFlow App을 구성하는 다양한 종류(@Controller, @Service, @Repository, @Component)의 Spring Bean들은 모두 Singleton Class이므로 오직 단 하나의 인스턴스만이 존재한다. 이 때문에 Tomcat에서 실행 시 다수의 Client로부터의 요청을 처리하기 위해 실행되는 다수의 쓰레드들에 의해 동시에 접근되게 된다. 이로인해 Spring Bean에서 인스턴스 변수를 사용하게 되면 다수의 쓰레드가 단일 변수에 접근하게 되어 변수에 대해 업데이트 작업을 할 때 Data Corruption이 발생하게 된다. 따라서, 다른 Bean을 참조하기 위한 목적의 인스턴스 변수 외에 로직 처리를 위해 인스턴스 변수를 사용해서는 안되며 반드시 로컬 변수만을 사용하도록 한다.</w:t>
       </w:r>
     </w:p>
     <w:p>
@@ -2661,9 +1911,8 @@
           <w:sz w:val="21"/>
           <w:szCs w:val="21"/>
         </w:rPr>
-        <w:t>영어(</w:t>
-      </w:r>
-      <w:proofErr w:type="spellStart"/>
+        <w:t>영어(구글번역 사용)</w:t>
+      </w:r>
       <w:r>
         <w:rPr>
           <w:rFonts w:ascii="맑은 고딕" w:eastAsia="맑은 고딕" w:hAnsi="맑은 고딕" w:cs="Times New Roman" w:hint="eastAsia"/>
@@ -2672,50 +1921,7 @@
           <w:sz w:val="21"/>
           <w:szCs w:val="21"/>
         </w:rPr>
-        <w:t>구글번역</w:t>
-      </w:r>
-      <w:proofErr w:type="spellEnd"/>
-      <w:r>
-        <w:rPr>
-          <w:rFonts w:ascii="맑은 고딕" w:eastAsia="맑은 고딕" w:hAnsi="맑은 고딕" w:cs="Times New Roman" w:hint="eastAsia"/>
-          <w:color w:val="000000"/>
-          <w:kern w:val="0"/>
-          <w:sz w:val="21"/>
-          <w:szCs w:val="21"/>
-        </w:rPr>
-        <w:t xml:space="preserve"> 사용)</w:t>
-      </w:r>
-      <w:r>
-        <w:rPr>
-          <w:rFonts w:ascii="맑은 고딕" w:eastAsia="맑은 고딕" w:hAnsi="맑은 고딕" w:cs="Times New Roman" w:hint="eastAsia"/>
-          <w:color w:val="000000"/>
-          <w:kern w:val="0"/>
-          <w:sz w:val="21"/>
-          <w:szCs w:val="21"/>
-        </w:rPr>
-        <w:t xml:space="preserve">로 모두 입력하고 후에 번역된 </w:t>
-      </w:r>
-      <w:proofErr w:type="spellStart"/>
-      <w:r>
-        <w:rPr>
-          <w:rFonts w:ascii="맑은 고딕" w:eastAsia="맑은 고딕" w:hAnsi="맑은 고딕" w:cs="Times New Roman" w:hint="eastAsia"/>
-          <w:color w:val="000000"/>
-          <w:kern w:val="0"/>
-          <w:sz w:val="21"/>
-          <w:szCs w:val="21"/>
-        </w:rPr>
-        <w:t>스트링으로</w:t>
-      </w:r>
-      <w:proofErr w:type="spellEnd"/>
-      <w:r>
-        <w:rPr>
-          <w:rFonts w:ascii="맑은 고딕" w:eastAsia="맑은 고딕" w:hAnsi="맑은 고딕" w:cs="Times New Roman" w:hint="eastAsia"/>
-          <w:color w:val="000000"/>
-          <w:kern w:val="0"/>
-          <w:sz w:val="21"/>
-          <w:szCs w:val="21"/>
-        </w:rPr>
-        <w:t xml:space="preserve"> 교체하도록 한다.</w:t>
+        <w:t>로 모두 입력하고 후에 번역된 스트링으로 교체하도록 한다.</w:t>
       </w:r>
     </w:p>
     <w:p>
@@ -2746,29 +1952,7 @@
           <w:sz w:val="21"/>
           <w:szCs w:val="21"/>
         </w:rPr>
-        <w:t>메시지 리소스 추가 시 메시지 아이디는 '</w:t>
-      </w:r>
-      <w:proofErr w:type="spellStart"/>
-      <w:r>
-        <w:rPr>
-          <w:rFonts w:ascii="맑은 고딕" w:eastAsia="맑은 고딕" w:hAnsi="맑은 고딕" w:cs="Times New Roman" w:hint="eastAsia"/>
-          <w:color w:val="000000"/>
-          <w:kern w:val="0"/>
-          <w:sz w:val="21"/>
-          <w:szCs w:val="21"/>
-        </w:rPr>
-        <w:t>모듈명</w:t>
-      </w:r>
-      <w:proofErr w:type="spellEnd"/>
-      <w:r>
-        <w:rPr>
-          <w:rFonts w:ascii="맑은 고딕" w:eastAsia="맑은 고딕" w:hAnsi="맑은 고딕" w:cs="Times New Roman" w:hint="eastAsia"/>
-          <w:color w:val="000000"/>
-          <w:kern w:val="0"/>
-          <w:sz w:val="21"/>
-          <w:szCs w:val="21"/>
-        </w:rPr>
-        <w:t>' + '.' + '자신의 이니셜' + '숫자' 와 같은 형태로 한다. 예) ezEmail.ldh001</w:t>
+        <w:t>메시지 리소스 추가 시 메시지 아이디는 '모듈명' + '.' + '자신의 이니셜' + '숫자' 와 같은 형태로 한다. 예) ezEmail.ldh001</w:t>
       </w:r>
     </w:p>
     <w:p>
@@ -2800,29 +1984,7 @@
           <w:szCs w:val="21"/>
         </w:rPr>
         <w:lastRenderedPageBreak/>
-        <w:t>새로운 JSP 페이지를 생성하는 경우 HTML5 문서임을 지정하기 위해 &lt;</w:t>
-      </w:r>
-      <w:proofErr w:type="gramStart"/>
-      <w:r>
-        <w:rPr>
-          <w:rFonts w:ascii="맑은 고딕" w:eastAsia="맑은 고딕" w:hAnsi="맑은 고딕" w:cs="Times New Roman" w:hint="eastAsia"/>
-          <w:color w:val="000000"/>
-          <w:kern w:val="0"/>
-          <w:sz w:val="21"/>
-          <w:szCs w:val="21"/>
-        </w:rPr>
-        <w:t>!DOCTYPE</w:t>
-      </w:r>
-      <w:proofErr w:type="gramEnd"/>
-      <w:r>
-        <w:rPr>
-          <w:rFonts w:ascii="맑은 고딕" w:eastAsia="맑은 고딕" w:hAnsi="맑은 고딕" w:cs="Times New Roman" w:hint="eastAsia"/>
-          <w:color w:val="000000"/>
-          <w:kern w:val="0"/>
-          <w:sz w:val="21"/>
-          <w:szCs w:val="21"/>
-        </w:rPr>
-        <w:t xml:space="preserve"> html&gt; 태그를 반드시 붙이도록 한다.</w:t>
+        <w:t>새로운 JSP 페이지를 생성하는 경우 HTML5 문서임을 지정하기 위해 &lt;!DOCTYPE html&gt; 태그를 반드시 붙이도록 한다.</w:t>
       </w:r>
     </w:p>
     <w:p>
@@ -2853,9 +2015,8 @@
           <w:sz w:val="21"/>
           <w:szCs w:val="21"/>
         </w:rPr>
-        <w:t xml:space="preserve">Tenant 별로 적용되어야 하는 설정 </w:t>
-      </w:r>
-      <w:proofErr w:type="spellStart"/>
+        <w:t xml:space="preserve">Tenant 별로 적용되어야 하는 설정 패러메터는 tbl_tenant_config 테이블에 추가하고 Tenant에 상관없이 동일하게 적용되는 설정 패러메터는 config.properties 파일에 </w:t>
+      </w:r>
       <w:r>
         <w:rPr>
           <w:rFonts w:ascii="맑은 고딕" w:eastAsia="맑은 고딕" w:hAnsi="맑은 고딕" w:cs="Times New Roman" w:hint="eastAsia"/>
@@ -2864,9 +2025,8 @@
           <w:sz w:val="21"/>
           <w:szCs w:val="21"/>
         </w:rPr>
-        <w:t>패러메터는</w:t>
-      </w:r>
-      <w:proofErr w:type="spellEnd"/>
+        <w:t>추가하</w:t>
+      </w:r>
       <w:r>
         <w:rPr>
           <w:rFonts w:ascii="맑은 고딕" w:eastAsia="맑은 고딕" w:hAnsi="맑은 고딕" w:cs="Times New Roman" w:hint="eastAsia"/>
@@ -2875,9 +2035,8 @@
           <w:sz w:val="21"/>
           <w:szCs w:val="21"/>
         </w:rPr>
-        <w:t> </w:t>
-      </w:r>
-      <w:proofErr w:type="spellStart"/>
+        <w:t>면 되</w:t>
+      </w:r>
       <w:r>
         <w:rPr>
           <w:rFonts w:ascii="맑은 고딕" w:eastAsia="맑은 고딕" w:hAnsi="맑은 고딕" w:cs="Times New Roman" w:hint="eastAsia"/>
@@ -2886,9 +2045,18 @@
           <w:sz w:val="21"/>
           <w:szCs w:val="21"/>
         </w:rPr>
-        <w:t>tbl_tenant_config</w:t>
-      </w:r>
-      <w:proofErr w:type="spellEnd"/>
+        <w:t xml:space="preserve">나 되도록 </w:t>
+      </w:r>
+      <w:r>
+        <w:rPr>
+          <w:rFonts w:ascii="맑은 고딕" w:eastAsia="맑은 고딕" w:hAnsi="맑은 고딕" w:cs="Times New Roman"/>
+          <w:color w:val="000000"/>
+          <w:kern w:val="0"/>
+          <w:sz w:val="21"/>
+          <w:szCs w:val="21"/>
+        </w:rPr>
+        <w:t>config.properties</w:t>
+      </w:r>
       <w:r>
         <w:rPr>
           <w:rFonts w:ascii="맑은 고딕" w:eastAsia="맑은 고딕" w:hAnsi="맑은 고딕" w:cs="Times New Roman" w:hint="eastAsia"/>
@@ -2897,83 +2065,8 @@
           <w:sz w:val="21"/>
           <w:szCs w:val="21"/>
         </w:rPr>
-        <w:t xml:space="preserve"> 테이블에 추가하고 Tenant에 상관없이 동일하게 적용되는 설정 </w:t>
-      </w:r>
-      <w:proofErr w:type="spellStart"/>
-      <w:r>
-        <w:rPr>
-          <w:rFonts w:ascii="맑은 고딕" w:eastAsia="맑은 고딕" w:hAnsi="맑은 고딕" w:cs="Times New Roman" w:hint="eastAsia"/>
-          <w:color w:val="000000"/>
-          <w:kern w:val="0"/>
-          <w:sz w:val="21"/>
-          <w:szCs w:val="21"/>
-        </w:rPr>
-        <w:t>패러메터는</w:t>
-      </w:r>
-      <w:proofErr w:type="spellEnd"/>
-      <w:r>
-        <w:rPr>
-          <w:rFonts w:ascii="맑은 고딕" w:eastAsia="맑은 고딕" w:hAnsi="맑은 고딕" w:cs="Times New Roman" w:hint="eastAsia"/>
-          <w:color w:val="000000"/>
-          <w:kern w:val="0"/>
-          <w:sz w:val="21"/>
-          <w:szCs w:val="21"/>
-        </w:rPr>
-        <w:t xml:space="preserve"> </w:t>
-      </w:r>
-      <w:proofErr w:type="spellStart"/>
-      <w:r>
-        <w:rPr>
-          <w:rFonts w:ascii="맑은 고딕" w:eastAsia="맑은 고딕" w:hAnsi="맑은 고딕" w:cs="Times New Roman" w:hint="eastAsia"/>
-          <w:color w:val="000000"/>
-          <w:kern w:val="0"/>
-          <w:sz w:val="21"/>
-          <w:szCs w:val="21"/>
-        </w:rPr>
-        <w:t>config.properties</w:t>
-      </w:r>
-      <w:proofErr w:type="spellEnd"/>
-      <w:r>
-        <w:rPr>
-          <w:rFonts w:ascii="맑은 고딕" w:eastAsia="맑은 고딕" w:hAnsi="맑은 고딕" w:cs="Times New Roman" w:hint="eastAsia"/>
-          <w:color w:val="000000"/>
-          <w:kern w:val="0"/>
-          <w:sz w:val="21"/>
-          <w:szCs w:val="21"/>
-        </w:rPr>
-        <w:t xml:space="preserve"> 파일에 </w:t>
-      </w:r>
-      <w:r>
-        <w:rPr>
-          <w:rFonts w:ascii="맑은 고딕" w:eastAsia="맑은 고딕" w:hAnsi="맑은 고딕" w:cs="Times New Roman" w:hint="eastAsia"/>
-          <w:color w:val="000000"/>
-          <w:kern w:val="0"/>
-          <w:sz w:val="21"/>
-          <w:szCs w:val="21"/>
-        </w:rPr>
-        <w:t>추가하</w:t>
-      </w:r>
-      <w:r>
-        <w:rPr>
-          <w:rFonts w:ascii="맑은 고딕" w:eastAsia="맑은 고딕" w:hAnsi="맑은 고딕" w:cs="Times New Roman" w:hint="eastAsia"/>
-          <w:color w:val="000000"/>
-          <w:kern w:val="0"/>
-          <w:sz w:val="21"/>
-          <w:szCs w:val="21"/>
-        </w:rPr>
-        <w:t>면 되</w:t>
-      </w:r>
-      <w:r>
-        <w:rPr>
-          <w:rFonts w:ascii="맑은 고딕" w:eastAsia="맑은 고딕" w:hAnsi="맑은 고딕" w:cs="Times New Roman" w:hint="eastAsia"/>
-          <w:color w:val="000000"/>
-          <w:kern w:val="0"/>
-          <w:sz w:val="21"/>
-          <w:szCs w:val="21"/>
-        </w:rPr>
-        <w:t xml:space="preserve">나 되도록 </w:t>
-      </w:r>
-      <w:proofErr w:type="spellStart"/>
+        <w:t xml:space="preserve">보다는 </w:t>
+      </w:r>
       <w:r>
         <w:rPr>
           <w:rFonts w:ascii="맑은 고딕" w:eastAsia="맑은 고딕" w:hAnsi="맑은 고딕" w:cs="Times New Roman"/>
@@ -2982,40 +2075,7 @@
           <w:sz w:val="21"/>
           <w:szCs w:val="21"/>
         </w:rPr>
-        <w:t>config.properties</w:t>
-      </w:r>
-      <w:proofErr w:type="spellEnd"/>
-      <w:r>
-        <w:rPr>
-          <w:rFonts w:ascii="맑은 고딕" w:eastAsia="맑은 고딕" w:hAnsi="맑은 고딕" w:cs="Times New Roman" w:hint="eastAsia"/>
-          <w:color w:val="000000"/>
-          <w:kern w:val="0"/>
-          <w:sz w:val="21"/>
-          <w:szCs w:val="21"/>
-        </w:rPr>
-        <w:t xml:space="preserve">보다는 </w:t>
-      </w:r>
-      <w:proofErr w:type="spellStart"/>
-      <w:r>
-        <w:rPr>
-          <w:rFonts w:ascii="맑은 고딕" w:eastAsia="맑은 고딕" w:hAnsi="맑은 고딕" w:cs="Times New Roman"/>
-          <w:color w:val="000000"/>
-          <w:kern w:val="0"/>
-          <w:sz w:val="21"/>
-          <w:szCs w:val="21"/>
-        </w:rPr>
-        <w:t>tbl_tenant_config</w:t>
-      </w:r>
-      <w:proofErr w:type="spellEnd"/>
-      <w:r>
-        <w:rPr>
-          <w:rFonts w:ascii="맑은 고딕" w:eastAsia="맑은 고딕" w:hAnsi="맑은 고딕" w:cs="Times New Roman"/>
-          <w:color w:val="000000"/>
-          <w:kern w:val="0"/>
-          <w:sz w:val="21"/>
-          <w:szCs w:val="21"/>
-        </w:rPr>
-        <w:t xml:space="preserve"> </w:t>
+        <w:t xml:space="preserve">tbl_tenant_config </w:t>
       </w:r>
       <w:r>
         <w:rPr>
@@ -3056,139 +2116,7 @@
           <w:sz w:val="21"/>
           <w:szCs w:val="21"/>
         </w:rPr>
-        <w:t xml:space="preserve">master </w:t>
-      </w:r>
-      <w:proofErr w:type="spellStart"/>
-      <w:r>
-        <w:rPr>
-          <w:rFonts w:ascii="맑은 고딕" w:eastAsia="맑은 고딕" w:hAnsi="맑은 고딕" w:cs="Times New Roman" w:hint="eastAsia"/>
-          <w:color w:val="000000"/>
-          <w:kern w:val="0"/>
-          <w:sz w:val="21"/>
-          <w:szCs w:val="21"/>
-        </w:rPr>
-        <w:t>브랜치는</w:t>
-      </w:r>
-      <w:proofErr w:type="spellEnd"/>
-      <w:r>
-        <w:rPr>
-          <w:rFonts w:ascii="맑은 고딕" w:eastAsia="맑은 고딕" w:hAnsi="맑은 고딕" w:cs="Times New Roman" w:hint="eastAsia"/>
-          <w:color w:val="000000"/>
-          <w:kern w:val="0"/>
-          <w:sz w:val="21"/>
-          <w:szCs w:val="21"/>
-        </w:rPr>
-        <w:t xml:space="preserve"> 언제든지 고객 사이트에 </w:t>
-      </w:r>
-      <w:proofErr w:type="spellStart"/>
-      <w:r>
-        <w:rPr>
-          <w:rFonts w:ascii="맑은 고딕" w:eastAsia="맑은 고딕" w:hAnsi="맑은 고딕" w:cs="Times New Roman" w:hint="eastAsia"/>
-          <w:color w:val="000000"/>
-          <w:kern w:val="0"/>
-          <w:sz w:val="21"/>
-          <w:szCs w:val="21"/>
-        </w:rPr>
-        <w:t>릴리즈할</w:t>
-      </w:r>
-      <w:proofErr w:type="spellEnd"/>
-      <w:r>
-        <w:rPr>
-          <w:rFonts w:ascii="맑은 고딕" w:eastAsia="맑은 고딕" w:hAnsi="맑은 고딕" w:cs="Times New Roman" w:hint="eastAsia"/>
-          <w:color w:val="000000"/>
-          <w:kern w:val="0"/>
-          <w:sz w:val="21"/>
-          <w:szCs w:val="21"/>
-        </w:rPr>
-        <w:t xml:space="preserve"> 수 있어야 하므로 새롭게 개발 중인 기능과 관련된 코드는 포함시키지 않고 </w:t>
-      </w:r>
-      <w:proofErr w:type="spellStart"/>
-      <w:r>
-        <w:rPr>
-          <w:rFonts w:ascii="맑은 고딕" w:eastAsia="맑은 고딕" w:hAnsi="맑은 고딕" w:cs="Times New Roman" w:hint="eastAsia"/>
-          <w:color w:val="000000"/>
-          <w:kern w:val="0"/>
-          <w:sz w:val="21"/>
-          <w:szCs w:val="21"/>
-        </w:rPr>
-        <w:t>어느정도</w:t>
-      </w:r>
-      <w:proofErr w:type="spellEnd"/>
-      <w:r>
-        <w:rPr>
-          <w:rFonts w:ascii="맑은 고딕" w:eastAsia="맑은 고딕" w:hAnsi="맑은 고딕" w:cs="Times New Roman" w:hint="eastAsia"/>
-          <w:color w:val="000000"/>
-          <w:kern w:val="0"/>
-          <w:sz w:val="21"/>
-          <w:szCs w:val="21"/>
-        </w:rPr>
-        <w:t xml:space="preserve"> 검증이 완료된 코드와 버그 </w:t>
-      </w:r>
-      <w:proofErr w:type="spellStart"/>
-      <w:r>
-        <w:rPr>
-          <w:rFonts w:ascii="맑은 고딕" w:eastAsia="맑은 고딕" w:hAnsi="맑은 고딕" w:cs="Times New Roman" w:hint="eastAsia"/>
-          <w:color w:val="000000"/>
-          <w:kern w:val="0"/>
-          <w:sz w:val="21"/>
-          <w:szCs w:val="21"/>
-        </w:rPr>
-        <w:t>픽스</w:t>
-      </w:r>
-      <w:proofErr w:type="spellEnd"/>
-      <w:r>
-        <w:rPr>
-          <w:rFonts w:ascii="맑은 고딕" w:eastAsia="맑은 고딕" w:hAnsi="맑은 고딕" w:cs="Times New Roman" w:hint="eastAsia"/>
-          <w:color w:val="000000"/>
-          <w:kern w:val="0"/>
-          <w:sz w:val="21"/>
-          <w:szCs w:val="21"/>
-        </w:rPr>
-        <w:t xml:space="preserve"> 등의 코드만을 포함시켜야 한다. 아직 개발 중인 코드는 별도의 </w:t>
-      </w:r>
-      <w:proofErr w:type="spellStart"/>
-      <w:r>
-        <w:rPr>
-          <w:rFonts w:ascii="맑은 고딕" w:eastAsia="맑은 고딕" w:hAnsi="맑은 고딕" w:cs="Times New Roman" w:hint="eastAsia"/>
-          <w:color w:val="000000"/>
-          <w:kern w:val="0"/>
-          <w:sz w:val="21"/>
-          <w:szCs w:val="21"/>
-        </w:rPr>
-        <w:t>브랜치를</w:t>
-      </w:r>
-      <w:proofErr w:type="spellEnd"/>
-      <w:r>
-        <w:rPr>
-          <w:rFonts w:ascii="맑은 고딕" w:eastAsia="맑은 고딕" w:hAnsi="맑은 고딕" w:cs="Times New Roman" w:hint="eastAsia"/>
-          <w:color w:val="000000"/>
-          <w:kern w:val="0"/>
-          <w:sz w:val="21"/>
-          <w:szCs w:val="21"/>
-        </w:rPr>
-        <w:t xml:space="preserve"> 생성하여 작업하고 개발이 완료된 후 언제 master </w:t>
-      </w:r>
-      <w:proofErr w:type="spellStart"/>
-      <w:r>
-        <w:rPr>
-          <w:rFonts w:ascii="맑은 고딕" w:eastAsia="맑은 고딕" w:hAnsi="맑은 고딕" w:cs="Times New Roman" w:hint="eastAsia"/>
-          <w:color w:val="000000"/>
-          <w:kern w:val="0"/>
-          <w:sz w:val="21"/>
-          <w:szCs w:val="21"/>
-        </w:rPr>
-        <w:t>브랜치에</w:t>
-      </w:r>
-      <w:proofErr w:type="spellEnd"/>
-      <w:r>
-        <w:rPr>
-          <w:rFonts w:ascii="맑은 고딕" w:eastAsia="맑은 고딕" w:hAnsi="맑은 고딕" w:cs="Times New Roman" w:hint="eastAsia"/>
-          <w:color w:val="000000"/>
-          <w:kern w:val="0"/>
-          <w:sz w:val="21"/>
-          <w:szCs w:val="21"/>
-        </w:rPr>
-        <w:t xml:space="preserve"> merge할 지는 팀 내 논의를 통해 정하도록 한다.</w:t>
+        <w:t>master 브랜치는 언제든지 고객 사이트에 릴리즈할 수 있어야 하므로 새롭게 개발 중인 기능과 관련된 코드는 포함시키지 않고 어느정도 검증이 완료된 코드와 버그 픽스 등의 코드만을 포함시켜야 한다. 아직 개발 중인 코드는 별도의 브랜치를 생성하여 작업하고 개발이 완료된 후 언제 master 브랜치에 merge할 지는 팀 내 논의를 통해 정하도록 한다.</w:t>
       </w:r>
     </w:p>
     <w:p>
@@ -3219,139 +2147,7 @@
           <w:sz w:val="21"/>
           <w:szCs w:val="21"/>
         </w:rPr>
-        <w:t xml:space="preserve">특정 </w:t>
-      </w:r>
-      <w:proofErr w:type="spellStart"/>
-      <w:r>
-        <w:rPr>
-          <w:rFonts w:ascii="맑은 고딕" w:eastAsia="맑은 고딕" w:hAnsi="맑은 고딕" w:cs="Times New Roman" w:hint="eastAsia"/>
-          <w:color w:val="000000"/>
-          <w:kern w:val="0"/>
-          <w:sz w:val="21"/>
-          <w:szCs w:val="21"/>
-        </w:rPr>
-        <w:t>브랜치를</w:t>
-      </w:r>
-      <w:proofErr w:type="spellEnd"/>
-      <w:r>
-        <w:rPr>
-          <w:rFonts w:ascii="맑은 고딕" w:eastAsia="맑은 고딕" w:hAnsi="맑은 고딕" w:cs="Times New Roman" w:hint="eastAsia"/>
-          <w:color w:val="000000"/>
-          <w:kern w:val="0"/>
-          <w:sz w:val="21"/>
-          <w:szCs w:val="21"/>
-        </w:rPr>
-        <w:t xml:space="preserve"> master </w:t>
-      </w:r>
-      <w:proofErr w:type="spellStart"/>
-      <w:r>
-        <w:rPr>
-          <w:rFonts w:ascii="맑은 고딕" w:eastAsia="맑은 고딕" w:hAnsi="맑은 고딕" w:cs="Times New Roman" w:hint="eastAsia"/>
-          <w:color w:val="000000"/>
-          <w:kern w:val="0"/>
-          <w:sz w:val="21"/>
-          <w:szCs w:val="21"/>
-        </w:rPr>
-        <w:t>브랜치로</w:t>
-      </w:r>
-      <w:proofErr w:type="spellEnd"/>
-      <w:r>
-        <w:rPr>
-          <w:rFonts w:ascii="맑은 고딕" w:eastAsia="맑은 고딕" w:hAnsi="맑은 고딕" w:cs="Times New Roman" w:hint="eastAsia"/>
-          <w:color w:val="000000"/>
-          <w:kern w:val="0"/>
-          <w:sz w:val="21"/>
-          <w:szCs w:val="21"/>
-        </w:rPr>
-        <w:t xml:space="preserve"> merge하는 경우엔 먼저 master </w:t>
-      </w:r>
-      <w:proofErr w:type="spellStart"/>
-      <w:r>
-        <w:rPr>
-          <w:rFonts w:ascii="맑은 고딕" w:eastAsia="맑은 고딕" w:hAnsi="맑은 고딕" w:cs="Times New Roman" w:hint="eastAsia"/>
-          <w:color w:val="000000"/>
-          <w:kern w:val="0"/>
-          <w:sz w:val="21"/>
-          <w:szCs w:val="21"/>
-        </w:rPr>
-        <w:t>브랜치를</w:t>
-      </w:r>
-      <w:proofErr w:type="spellEnd"/>
-      <w:r>
-        <w:rPr>
-          <w:rFonts w:ascii="맑은 고딕" w:eastAsia="맑은 고딕" w:hAnsi="맑은 고딕" w:cs="Times New Roman" w:hint="eastAsia"/>
-          <w:color w:val="000000"/>
-          <w:kern w:val="0"/>
-          <w:sz w:val="21"/>
-          <w:szCs w:val="21"/>
-        </w:rPr>
-        <w:t xml:space="preserve"> 해당 </w:t>
-      </w:r>
-      <w:proofErr w:type="spellStart"/>
-      <w:r>
-        <w:rPr>
-          <w:rFonts w:ascii="맑은 고딕" w:eastAsia="맑은 고딕" w:hAnsi="맑은 고딕" w:cs="Times New Roman" w:hint="eastAsia"/>
-          <w:color w:val="000000"/>
-          <w:kern w:val="0"/>
-          <w:sz w:val="21"/>
-          <w:szCs w:val="21"/>
-        </w:rPr>
-        <w:t>브랜치로</w:t>
-      </w:r>
-      <w:proofErr w:type="spellEnd"/>
-      <w:r>
-        <w:rPr>
-          <w:rFonts w:ascii="맑은 고딕" w:eastAsia="맑은 고딕" w:hAnsi="맑은 고딕" w:cs="Times New Roman" w:hint="eastAsia"/>
-          <w:color w:val="000000"/>
-          <w:kern w:val="0"/>
-          <w:sz w:val="21"/>
-          <w:szCs w:val="21"/>
-        </w:rPr>
-        <w:t xml:space="preserve"> merge하여 이상이 없는 지 확인한 후 최종적으로 해당 </w:t>
-      </w:r>
-      <w:proofErr w:type="spellStart"/>
-      <w:r>
-        <w:rPr>
-          <w:rFonts w:ascii="맑은 고딕" w:eastAsia="맑은 고딕" w:hAnsi="맑은 고딕" w:cs="Times New Roman" w:hint="eastAsia"/>
-          <w:color w:val="000000"/>
-          <w:kern w:val="0"/>
-          <w:sz w:val="21"/>
-          <w:szCs w:val="21"/>
-        </w:rPr>
-        <w:t>브랜치를</w:t>
-      </w:r>
-      <w:proofErr w:type="spellEnd"/>
-      <w:r>
-        <w:rPr>
-          <w:rFonts w:ascii="맑은 고딕" w:eastAsia="맑은 고딕" w:hAnsi="맑은 고딕" w:cs="Times New Roman" w:hint="eastAsia"/>
-          <w:color w:val="000000"/>
-          <w:kern w:val="0"/>
-          <w:sz w:val="21"/>
-          <w:szCs w:val="21"/>
-        </w:rPr>
-        <w:t xml:space="preserve"> master </w:t>
-      </w:r>
-      <w:proofErr w:type="spellStart"/>
-      <w:r>
-        <w:rPr>
-          <w:rFonts w:ascii="맑은 고딕" w:eastAsia="맑은 고딕" w:hAnsi="맑은 고딕" w:cs="Times New Roman" w:hint="eastAsia"/>
-          <w:color w:val="000000"/>
-          <w:kern w:val="0"/>
-          <w:sz w:val="21"/>
-          <w:szCs w:val="21"/>
-        </w:rPr>
-        <w:t>브랜치로</w:t>
-      </w:r>
-      <w:proofErr w:type="spellEnd"/>
-      <w:r>
-        <w:rPr>
-          <w:rFonts w:ascii="맑은 고딕" w:eastAsia="맑은 고딕" w:hAnsi="맑은 고딕" w:cs="Times New Roman" w:hint="eastAsia"/>
-          <w:color w:val="000000"/>
-          <w:kern w:val="0"/>
-          <w:sz w:val="21"/>
-          <w:szCs w:val="21"/>
-        </w:rPr>
-        <w:t xml:space="preserve"> merge하도록 한다.</w:t>
+        <w:t>특정 브랜치를 master 브랜치로 merge하는 경우엔 먼저 master 브랜치를 해당 브랜치로 merge하여 이상이 없는 지 확인한 후 최종적으로 해당 브랜치를 master 브랜치로 merge하도록 한다.</w:t>
       </w:r>
     </w:p>
     <w:p>
@@ -3382,205 +2178,7 @@
           <w:sz w:val="21"/>
           <w:szCs w:val="21"/>
         </w:rPr>
-        <w:t xml:space="preserve">예) </w:t>
-      </w:r>
-      <w:proofErr w:type="spellStart"/>
-      <w:r>
-        <w:rPr>
-          <w:rFonts w:ascii="맑은 고딕" w:eastAsia="맑은 고딕" w:hAnsi="맑은 고딕" w:cs="Times New Roman" w:hint="eastAsia"/>
-          <w:color w:val="000000"/>
-          <w:kern w:val="0"/>
-          <w:sz w:val="21"/>
-          <w:szCs w:val="21"/>
-        </w:rPr>
-        <w:t>loginhist</w:t>
-      </w:r>
-      <w:proofErr w:type="spellEnd"/>
-      <w:r>
-        <w:rPr>
-          <w:rFonts w:ascii="맑은 고딕" w:eastAsia="맑은 고딕" w:hAnsi="맑은 고딕" w:cs="Times New Roman" w:hint="eastAsia"/>
-          <w:color w:val="000000"/>
-          <w:kern w:val="0"/>
-          <w:sz w:val="21"/>
-          <w:szCs w:val="21"/>
-        </w:rPr>
-        <w:t xml:space="preserve"> </w:t>
-      </w:r>
-      <w:proofErr w:type="spellStart"/>
-      <w:r>
-        <w:rPr>
-          <w:rFonts w:ascii="맑은 고딕" w:eastAsia="맑은 고딕" w:hAnsi="맑은 고딕" w:cs="Times New Roman" w:hint="eastAsia"/>
-          <w:color w:val="000000"/>
-          <w:kern w:val="0"/>
-          <w:sz w:val="21"/>
-          <w:szCs w:val="21"/>
-        </w:rPr>
-        <w:t>브랜치를</w:t>
-      </w:r>
-      <w:proofErr w:type="spellEnd"/>
-      <w:r>
-        <w:rPr>
-          <w:rFonts w:ascii="맑은 고딕" w:eastAsia="맑은 고딕" w:hAnsi="맑은 고딕" w:cs="Times New Roman" w:hint="eastAsia"/>
-          <w:color w:val="000000"/>
-          <w:kern w:val="0"/>
-          <w:sz w:val="21"/>
-          <w:szCs w:val="21"/>
-        </w:rPr>
-        <w:t xml:space="preserve"> master </w:t>
-      </w:r>
-      <w:proofErr w:type="spellStart"/>
-      <w:r>
-        <w:rPr>
-          <w:rFonts w:ascii="맑은 고딕" w:eastAsia="맑은 고딕" w:hAnsi="맑은 고딕" w:cs="Times New Roman" w:hint="eastAsia"/>
-          <w:color w:val="000000"/>
-          <w:kern w:val="0"/>
-          <w:sz w:val="21"/>
-          <w:szCs w:val="21"/>
-        </w:rPr>
-        <w:t>브랜치로</w:t>
-      </w:r>
-      <w:proofErr w:type="spellEnd"/>
-      <w:r>
-        <w:rPr>
-          <w:rFonts w:ascii="맑은 고딕" w:eastAsia="맑은 고딕" w:hAnsi="맑은 고딕" w:cs="Times New Roman" w:hint="eastAsia"/>
-          <w:color w:val="000000"/>
-          <w:kern w:val="0"/>
-          <w:sz w:val="21"/>
-          <w:szCs w:val="21"/>
-        </w:rPr>
-        <w:t xml:space="preserve"> merge하는 경우 먼저 </w:t>
-      </w:r>
-      <w:proofErr w:type="spellStart"/>
-      <w:r>
-        <w:rPr>
-          <w:rFonts w:ascii="맑은 고딕" w:eastAsia="맑은 고딕" w:hAnsi="맑은 고딕" w:cs="Times New Roman" w:hint="eastAsia"/>
-          <w:color w:val="000000"/>
-          <w:kern w:val="0"/>
-          <w:sz w:val="21"/>
-          <w:szCs w:val="21"/>
-        </w:rPr>
-        <w:t>loginhist</w:t>
-      </w:r>
-      <w:proofErr w:type="spellEnd"/>
-      <w:r>
-        <w:rPr>
-          <w:rFonts w:ascii="맑은 고딕" w:eastAsia="맑은 고딕" w:hAnsi="맑은 고딕" w:cs="Times New Roman" w:hint="eastAsia"/>
-          <w:color w:val="000000"/>
-          <w:kern w:val="0"/>
-          <w:sz w:val="21"/>
-          <w:szCs w:val="21"/>
-        </w:rPr>
-        <w:t xml:space="preserve"> </w:t>
-      </w:r>
-      <w:proofErr w:type="spellStart"/>
-      <w:r>
-        <w:rPr>
-          <w:rFonts w:ascii="맑은 고딕" w:eastAsia="맑은 고딕" w:hAnsi="맑은 고딕" w:cs="Times New Roman" w:hint="eastAsia"/>
-          <w:color w:val="000000"/>
-          <w:kern w:val="0"/>
-          <w:sz w:val="21"/>
-          <w:szCs w:val="21"/>
-        </w:rPr>
-        <w:t>브랜치로</w:t>
-      </w:r>
-      <w:proofErr w:type="spellEnd"/>
-      <w:r>
-        <w:rPr>
-          <w:rFonts w:ascii="맑은 고딕" w:eastAsia="맑은 고딕" w:hAnsi="맑은 고딕" w:cs="Times New Roman" w:hint="eastAsia"/>
-          <w:color w:val="000000"/>
-          <w:kern w:val="0"/>
-          <w:sz w:val="21"/>
-          <w:szCs w:val="21"/>
-        </w:rPr>
-        <w:t xml:space="preserve"> 이동한 후 </w:t>
-      </w:r>
-      <w:proofErr w:type="spellStart"/>
-      <w:r>
-        <w:rPr>
-          <w:rFonts w:ascii="맑은 고딕" w:eastAsia="맑은 고딕" w:hAnsi="맑은 고딕" w:cs="Times New Roman" w:hint="eastAsia"/>
-          <w:color w:val="000000"/>
-          <w:kern w:val="0"/>
-          <w:sz w:val="21"/>
-          <w:szCs w:val="21"/>
-        </w:rPr>
-        <w:t>git</w:t>
-      </w:r>
-      <w:proofErr w:type="spellEnd"/>
-      <w:r>
-        <w:rPr>
-          <w:rFonts w:ascii="맑은 고딕" w:eastAsia="맑은 고딕" w:hAnsi="맑은 고딕" w:cs="Times New Roman" w:hint="eastAsia"/>
-          <w:color w:val="000000"/>
-          <w:kern w:val="0"/>
-          <w:sz w:val="21"/>
-          <w:szCs w:val="21"/>
-        </w:rPr>
-        <w:t xml:space="preserve"> merge master 명령을 수행하고 이상이 없을 경우 master </w:t>
-      </w:r>
-      <w:proofErr w:type="spellStart"/>
-      <w:r>
-        <w:rPr>
-          <w:rFonts w:ascii="맑은 고딕" w:eastAsia="맑은 고딕" w:hAnsi="맑은 고딕" w:cs="Times New Roman" w:hint="eastAsia"/>
-          <w:color w:val="000000"/>
-          <w:kern w:val="0"/>
-          <w:sz w:val="21"/>
-          <w:szCs w:val="21"/>
-        </w:rPr>
-        <w:t>브랜치로</w:t>
-      </w:r>
-      <w:proofErr w:type="spellEnd"/>
-      <w:r>
-        <w:rPr>
-          <w:rFonts w:ascii="맑은 고딕" w:eastAsia="맑은 고딕" w:hAnsi="맑은 고딕" w:cs="Times New Roman" w:hint="eastAsia"/>
-          <w:color w:val="000000"/>
-          <w:kern w:val="0"/>
-          <w:sz w:val="21"/>
-          <w:szCs w:val="21"/>
-        </w:rPr>
-        <w:t xml:space="preserve"> 이동한 후 </w:t>
-      </w:r>
-      <w:proofErr w:type="spellStart"/>
-      <w:r>
-        <w:rPr>
-          <w:rFonts w:ascii="맑은 고딕" w:eastAsia="맑은 고딕" w:hAnsi="맑은 고딕" w:cs="Times New Roman" w:hint="eastAsia"/>
-          <w:color w:val="000000"/>
-          <w:kern w:val="0"/>
-          <w:sz w:val="21"/>
-          <w:szCs w:val="21"/>
-        </w:rPr>
-        <w:t>git</w:t>
-      </w:r>
-      <w:proofErr w:type="spellEnd"/>
-      <w:r>
-        <w:rPr>
-          <w:rFonts w:ascii="맑은 고딕" w:eastAsia="맑은 고딕" w:hAnsi="맑은 고딕" w:cs="Times New Roman" w:hint="eastAsia"/>
-          <w:color w:val="000000"/>
-          <w:kern w:val="0"/>
-          <w:sz w:val="21"/>
-          <w:szCs w:val="21"/>
-        </w:rPr>
-        <w:t xml:space="preserve"> merge </w:t>
-      </w:r>
-      <w:proofErr w:type="spellStart"/>
-      <w:r>
-        <w:rPr>
-          <w:rFonts w:ascii="맑은 고딕" w:eastAsia="맑은 고딕" w:hAnsi="맑은 고딕" w:cs="Times New Roman" w:hint="eastAsia"/>
-          <w:color w:val="000000"/>
-          <w:kern w:val="0"/>
-          <w:sz w:val="21"/>
-          <w:szCs w:val="21"/>
-        </w:rPr>
-        <w:t>loginhist</w:t>
-      </w:r>
-      <w:proofErr w:type="spellEnd"/>
-      <w:r>
-        <w:rPr>
-          <w:rFonts w:ascii="맑은 고딕" w:eastAsia="맑은 고딕" w:hAnsi="맑은 고딕" w:cs="Times New Roman" w:hint="eastAsia"/>
-          <w:color w:val="000000"/>
-          <w:kern w:val="0"/>
-          <w:sz w:val="21"/>
-          <w:szCs w:val="21"/>
-        </w:rPr>
-        <w:t xml:space="preserve"> 명령을 수행한다.</w:t>
+        <w:t>예) loginhist 브랜치를 master 브랜치로 merge하는 경우 먼저 loginhist 브랜치로 이동한 후 git merge master 명령을 수행하고 이상이 없을 경우 master 브랜치로 이동한 후 git merge loginhist 명령을 수행한다.</w:t>
       </w:r>
     </w:p>
     <w:p>
@@ -3611,183 +2209,7 @@
           <w:sz w:val="21"/>
           <w:szCs w:val="21"/>
         </w:rPr>
-        <w:t xml:space="preserve">구현하는 </w:t>
-      </w:r>
-      <w:proofErr w:type="spellStart"/>
-      <w:r>
-        <w:rPr>
-          <w:rFonts w:ascii="맑은 고딕" w:eastAsia="맑은 고딕" w:hAnsi="맑은 고딕" w:cs="Times New Roman" w:hint="eastAsia"/>
-          <w:color w:val="000000"/>
-          <w:kern w:val="0"/>
-          <w:sz w:val="21"/>
-          <w:szCs w:val="21"/>
-        </w:rPr>
-        <w:t>메소드에서</w:t>
-      </w:r>
-      <w:proofErr w:type="spellEnd"/>
-      <w:r>
-        <w:rPr>
-          <w:rFonts w:ascii="맑은 고딕" w:eastAsia="맑은 고딕" w:hAnsi="맑은 고딕" w:cs="Times New Roman" w:hint="eastAsia"/>
-          <w:color w:val="000000"/>
-          <w:kern w:val="0"/>
-          <w:sz w:val="21"/>
-          <w:szCs w:val="21"/>
-        </w:rPr>
-        <w:t xml:space="preserve"> </w:t>
-      </w:r>
-      <w:proofErr w:type="spellStart"/>
-      <w:r>
-        <w:rPr>
-          <w:rFonts w:ascii="맑은 고딕" w:eastAsia="맑은 고딕" w:hAnsi="맑은 고딕" w:cs="Times New Roman" w:hint="eastAsia"/>
-          <w:color w:val="000000"/>
-          <w:kern w:val="0"/>
-          <w:sz w:val="21"/>
-          <w:szCs w:val="21"/>
-        </w:rPr>
-        <w:t>메소드</w:t>
-      </w:r>
-      <w:proofErr w:type="spellEnd"/>
-      <w:r>
-        <w:rPr>
-          <w:rFonts w:ascii="맑은 고딕" w:eastAsia="맑은 고딕" w:hAnsi="맑은 고딕" w:cs="Times New Roman" w:hint="eastAsia"/>
-          <w:color w:val="000000"/>
-          <w:kern w:val="0"/>
-          <w:sz w:val="21"/>
-          <w:szCs w:val="21"/>
-        </w:rPr>
-        <w:t xml:space="preserve"> 이름, </w:t>
-      </w:r>
-      <w:proofErr w:type="spellStart"/>
-      <w:r>
-        <w:rPr>
-          <w:rFonts w:ascii="맑은 고딕" w:eastAsia="맑은 고딕" w:hAnsi="맑은 고딕" w:cs="Times New Roman" w:hint="eastAsia"/>
-          <w:color w:val="000000"/>
-          <w:kern w:val="0"/>
-          <w:sz w:val="21"/>
-          <w:szCs w:val="21"/>
-        </w:rPr>
-        <w:t>패러메터</w:t>
-      </w:r>
-      <w:proofErr w:type="spellEnd"/>
-      <w:r>
-        <w:rPr>
-          <w:rFonts w:ascii="맑은 고딕" w:eastAsia="맑은 고딕" w:hAnsi="맑은 고딕" w:cs="Times New Roman" w:hint="eastAsia"/>
-          <w:color w:val="000000"/>
-          <w:kern w:val="0"/>
-          <w:sz w:val="21"/>
-          <w:szCs w:val="21"/>
-        </w:rPr>
-        <w:t xml:space="preserve"> 이름 및 값 등 </w:t>
-      </w:r>
-      <w:proofErr w:type="spellStart"/>
-      <w:r>
-        <w:rPr>
-          <w:rFonts w:ascii="맑은 고딕" w:eastAsia="맑은 고딕" w:hAnsi="맑은 고딕" w:cs="Times New Roman" w:hint="eastAsia"/>
-          <w:color w:val="000000"/>
-          <w:kern w:val="0"/>
-          <w:sz w:val="21"/>
-          <w:szCs w:val="21"/>
-        </w:rPr>
-        <w:t>로깅을</w:t>
-      </w:r>
-      <w:proofErr w:type="spellEnd"/>
-      <w:r>
-        <w:rPr>
-          <w:rFonts w:ascii="맑은 고딕" w:eastAsia="맑은 고딕" w:hAnsi="맑은 고딕" w:cs="Times New Roman" w:hint="eastAsia"/>
-          <w:color w:val="000000"/>
-          <w:kern w:val="0"/>
-          <w:sz w:val="21"/>
-          <w:szCs w:val="21"/>
-        </w:rPr>
-        <w:t xml:space="preserve"> 최대한 자세히 하도록 한다. 추후 원인을 알기 어려운 오류들이 발생했을 때(특히 재현이 어려운 경우) 이에 대한 분석을 하기 위해선 로그가 최대한 자세히 되어 있는 것이 좋다. 루프를 돌면서 </w:t>
-      </w:r>
-      <w:proofErr w:type="spellStart"/>
-      <w:r>
-        <w:rPr>
-          <w:rFonts w:ascii="맑은 고딕" w:eastAsia="맑은 고딕" w:hAnsi="맑은 고딕" w:cs="Times New Roman" w:hint="eastAsia"/>
-          <w:color w:val="000000"/>
-          <w:kern w:val="0"/>
-          <w:sz w:val="21"/>
-          <w:szCs w:val="21"/>
-        </w:rPr>
-        <w:t>로깅을</w:t>
-      </w:r>
-      <w:proofErr w:type="spellEnd"/>
-      <w:r>
-        <w:rPr>
-          <w:rFonts w:ascii="맑은 고딕" w:eastAsia="맑은 고딕" w:hAnsi="맑은 고딕" w:cs="Times New Roman" w:hint="eastAsia"/>
-          <w:color w:val="000000"/>
-          <w:kern w:val="0"/>
-          <w:sz w:val="21"/>
-          <w:szCs w:val="21"/>
-        </w:rPr>
-        <w:t xml:space="preserve"> 하는 경우를 제외하고는 </w:t>
-      </w:r>
-      <w:proofErr w:type="spellStart"/>
-      <w:r>
-        <w:rPr>
-          <w:rFonts w:ascii="맑은 고딕" w:eastAsia="맑은 고딕" w:hAnsi="맑은 고딕" w:cs="Times New Roman" w:hint="eastAsia"/>
-          <w:color w:val="000000"/>
-          <w:kern w:val="0"/>
-          <w:sz w:val="21"/>
-          <w:szCs w:val="21"/>
-        </w:rPr>
-        <w:t>로깅을</w:t>
-      </w:r>
-      <w:proofErr w:type="spellEnd"/>
-      <w:r>
-        <w:rPr>
-          <w:rFonts w:ascii="맑은 고딕" w:eastAsia="맑은 고딕" w:hAnsi="맑은 고딕" w:cs="Times New Roman" w:hint="eastAsia"/>
-          <w:color w:val="000000"/>
-          <w:kern w:val="0"/>
-          <w:sz w:val="21"/>
-          <w:szCs w:val="21"/>
-        </w:rPr>
-        <w:t xml:space="preserve"> </w:t>
-      </w:r>
-      <w:proofErr w:type="spellStart"/>
-      <w:r>
-        <w:rPr>
-          <w:rFonts w:ascii="맑은 고딕" w:eastAsia="맑은 고딕" w:hAnsi="맑은 고딕" w:cs="Times New Roman" w:hint="eastAsia"/>
-          <w:color w:val="000000"/>
-          <w:kern w:val="0"/>
-          <w:sz w:val="21"/>
-          <w:szCs w:val="21"/>
-        </w:rPr>
-        <w:t>많이해도</w:t>
-      </w:r>
-      <w:proofErr w:type="spellEnd"/>
-      <w:r>
-        <w:rPr>
-          <w:rFonts w:ascii="맑은 고딕" w:eastAsia="맑은 고딕" w:hAnsi="맑은 고딕" w:cs="Times New Roman" w:hint="eastAsia"/>
-          <w:color w:val="000000"/>
-          <w:kern w:val="0"/>
-          <w:sz w:val="21"/>
-          <w:szCs w:val="21"/>
-        </w:rPr>
-        <w:t xml:space="preserve"> 성능에 큰 영향이 있지 않으므로 로그 파일만 보고도 어떠한 동작이 이루어지고 있는 지 알 수 있도록 </w:t>
-      </w:r>
-      <w:proofErr w:type="spellStart"/>
-      <w:r>
-        <w:rPr>
-          <w:rFonts w:ascii="맑은 고딕" w:eastAsia="맑은 고딕" w:hAnsi="맑은 고딕" w:cs="Times New Roman" w:hint="eastAsia"/>
-          <w:color w:val="000000"/>
-          <w:kern w:val="0"/>
-          <w:sz w:val="21"/>
-          <w:szCs w:val="21"/>
-        </w:rPr>
-        <w:t>로깅은</w:t>
-      </w:r>
-      <w:proofErr w:type="spellEnd"/>
-      <w:r>
-        <w:rPr>
-          <w:rFonts w:ascii="맑은 고딕" w:eastAsia="맑은 고딕" w:hAnsi="맑은 고딕" w:cs="Times New Roman" w:hint="eastAsia"/>
-          <w:color w:val="000000"/>
-          <w:kern w:val="0"/>
-          <w:sz w:val="21"/>
-          <w:szCs w:val="21"/>
-        </w:rPr>
-        <w:t xml:space="preserve"> 자세히 하도록 한다.</w:t>
+        <w:t>구현하는 메소드에서 메소드 이름, 패러메터 이름 및 값 등 로깅을 최대한 자세히 하도록 한다. 추후 원인을 알기 어려운 오류들이 발생했을 때(특히 재현이 어려운 경우) 이에 대한 분석을 하기 위해선 로그가 최대한 자세히 되어 있는 것이 좋다. 루프를 돌면서 로깅을 하는 경우를 제외하고는 로깅을 많이해도 성능에 큰 영향이 있지 않으므로 로그 파일만 보고도 어떠한 동작이 이루어지고 있는 지 알 수 있도록 로깅은 자세히 하도록 한다.</w:t>
       </w:r>
     </w:p>
     <w:p>
@@ -3810,7 +2232,6 @@
           <w:szCs w:val="20"/>
         </w:rPr>
       </w:pPr>
-      <w:proofErr w:type="spellStart"/>
       <w:r>
         <w:rPr>
           <w:rFonts w:ascii="맑은 고딕" w:eastAsia="맑은 고딕" w:hAnsi="맑은 고딕" w:cs="Times New Roman" w:hint="eastAsia"/>
@@ -3819,62 +2240,7 @@
           <w:sz w:val="21"/>
           <w:szCs w:val="21"/>
         </w:rPr>
-        <w:t>디렉토리</w:t>
-      </w:r>
-      <w:proofErr w:type="spellEnd"/>
-      <w:r>
-        <w:rPr>
-          <w:rFonts w:ascii="맑은 고딕" w:eastAsia="맑은 고딕" w:hAnsi="맑은 고딕" w:cs="Times New Roman" w:hint="eastAsia"/>
-          <w:color w:val="000000"/>
-          <w:kern w:val="0"/>
-          <w:sz w:val="21"/>
-          <w:szCs w:val="21"/>
-        </w:rPr>
-        <w:t xml:space="preserve"> 및 파일 Path를 기술할 때 각 요소 </w:t>
-      </w:r>
-      <w:proofErr w:type="spellStart"/>
-      <w:r>
-        <w:rPr>
-          <w:rFonts w:ascii="맑은 고딕" w:eastAsia="맑은 고딕" w:hAnsi="맑은 고딕" w:cs="Times New Roman" w:hint="eastAsia"/>
-          <w:color w:val="000000"/>
-          <w:kern w:val="0"/>
-          <w:sz w:val="21"/>
-          <w:szCs w:val="21"/>
-        </w:rPr>
-        <w:t>구분자로</w:t>
-      </w:r>
-      <w:proofErr w:type="spellEnd"/>
-      <w:r>
-        <w:rPr>
-          <w:rFonts w:ascii="맑은 고딕" w:eastAsia="맑은 고딕" w:hAnsi="맑은 고딕" w:cs="Times New Roman" w:hint="eastAsia"/>
-          <w:color w:val="000000"/>
-          <w:kern w:val="0"/>
-          <w:sz w:val="21"/>
-          <w:szCs w:val="21"/>
-        </w:rPr>
-        <w:t xml:space="preserve"> 본래 윈도우는 백슬래시(\)를 사용하고 유닉스나 </w:t>
-      </w:r>
-      <w:proofErr w:type="spellStart"/>
-      <w:r>
-        <w:rPr>
-          <w:rFonts w:ascii="맑은 고딕" w:eastAsia="맑은 고딕" w:hAnsi="맑은 고딕" w:cs="Times New Roman" w:hint="eastAsia"/>
-          <w:color w:val="000000"/>
-          <w:kern w:val="0"/>
-          <w:sz w:val="21"/>
-          <w:szCs w:val="21"/>
-        </w:rPr>
-        <w:t>리눅스는</w:t>
-      </w:r>
-      <w:proofErr w:type="spellEnd"/>
-      <w:r>
-        <w:rPr>
-          <w:rFonts w:ascii="맑은 고딕" w:eastAsia="맑은 고딕" w:hAnsi="맑은 고딕" w:cs="Times New Roman" w:hint="eastAsia"/>
-          <w:color w:val="000000"/>
-          <w:kern w:val="0"/>
-          <w:sz w:val="21"/>
-          <w:szCs w:val="21"/>
-        </w:rPr>
-        <w:t xml:space="preserve"> 슬래시(/)를 사용하는데, 자바 소스에서 윈도우의 경우라도 슬래시(/)를 사용해도 동작에 문제가 없으므로 항상 슬래시(/)를 사용하여 Path를 기술하도록 한다.</w:t>
+        <w:t>디렉토리 및 파일 Path를 기술할 때 각 요소 구분자로 본래 윈도우는 백슬래시(\)를 사용하고 유닉스나 리눅스는 슬래시(/)를 사용하는데, 자바 소스에서 윈도우의 경우라도 슬래시(/)를 사용해도 동작에 문제가 없으므로 항상 슬래시(/)를 사용하여 Path를 기술하도록 한다.</w:t>
       </w:r>
     </w:p>
     <w:p>
@@ -3905,95 +2271,7 @@
           <w:sz w:val="21"/>
           <w:szCs w:val="21"/>
         </w:rPr>
-        <w:t xml:space="preserve">새로운 테이블을 생성하는 경우 </w:t>
-      </w:r>
-      <w:proofErr w:type="spellStart"/>
-      <w:r>
-        <w:rPr>
-          <w:rFonts w:ascii="맑은 고딕" w:eastAsia="맑은 고딕" w:hAnsi="맑은 고딕" w:cs="Times New Roman" w:hint="eastAsia"/>
-          <w:color w:val="000000"/>
-          <w:kern w:val="0"/>
-          <w:sz w:val="21"/>
-          <w:szCs w:val="21"/>
-        </w:rPr>
-        <w:t>멀티테넌트</w:t>
-      </w:r>
-      <w:proofErr w:type="spellEnd"/>
-      <w:r>
-        <w:rPr>
-          <w:rFonts w:ascii="맑은 고딕" w:eastAsia="맑은 고딕" w:hAnsi="맑은 고딕" w:cs="Times New Roman" w:hint="eastAsia"/>
-          <w:color w:val="000000"/>
-          <w:kern w:val="0"/>
-          <w:sz w:val="21"/>
-          <w:szCs w:val="21"/>
-        </w:rPr>
-        <w:t xml:space="preserve"> 지원을 위한 숫자 타입의 </w:t>
-      </w:r>
-      <w:proofErr w:type="spellStart"/>
-      <w:r>
-        <w:rPr>
-          <w:rFonts w:ascii="맑은 고딕" w:eastAsia="맑은 고딕" w:hAnsi="맑은 고딕" w:cs="Times New Roman" w:hint="eastAsia"/>
-          <w:color w:val="000000"/>
-          <w:kern w:val="0"/>
-          <w:sz w:val="21"/>
-          <w:szCs w:val="21"/>
-        </w:rPr>
-        <w:t>tenant_id</w:t>
-      </w:r>
-      <w:proofErr w:type="spellEnd"/>
-      <w:r>
-        <w:rPr>
-          <w:rFonts w:ascii="맑은 고딕" w:eastAsia="맑은 고딕" w:hAnsi="맑은 고딕" w:cs="Times New Roman" w:hint="eastAsia"/>
-          <w:color w:val="000000"/>
-          <w:kern w:val="0"/>
-          <w:sz w:val="21"/>
-          <w:szCs w:val="21"/>
-        </w:rPr>
-        <w:t xml:space="preserve"> </w:t>
-      </w:r>
-      <w:proofErr w:type="spellStart"/>
-      <w:r>
-        <w:rPr>
-          <w:rFonts w:ascii="맑은 고딕" w:eastAsia="맑은 고딕" w:hAnsi="맑은 고딕" w:cs="Times New Roman" w:hint="eastAsia"/>
-          <w:color w:val="000000"/>
-          <w:kern w:val="0"/>
-          <w:sz w:val="21"/>
-          <w:szCs w:val="21"/>
-        </w:rPr>
-        <w:t>컬럼의</w:t>
-      </w:r>
-      <w:proofErr w:type="spellEnd"/>
-      <w:r>
-        <w:rPr>
-          <w:rFonts w:ascii="맑은 고딕" w:eastAsia="맑은 고딕" w:hAnsi="맑은 고딕" w:cs="Times New Roman" w:hint="eastAsia"/>
-          <w:color w:val="000000"/>
-          <w:kern w:val="0"/>
-          <w:sz w:val="21"/>
-          <w:szCs w:val="21"/>
-        </w:rPr>
-        <w:t xml:space="preserve"> 추가 여부를 반드시 고려하도록 한다</w:t>
-      </w:r>
-      <w:proofErr w:type="gramStart"/>
-      <w:r>
-        <w:rPr>
-          <w:rFonts w:ascii="맑은 고딕" w:eastAsia="맑은 고딕" w:hAnsi="맑은 고딕" w:cs="Times New Roman" w:hint="eastAsia"/>
-          <w:color w:val="000000"/>
-          <w:kern w:val="0"/>
-          <w:sz w:val="21"/>
-          <w:szCs w:val="21"/>
-        </w:rPr>
-        <w:t>.(</w:t>
-      </w:r>
-      <w:proofErr w:type="gramEnd"/>
-      <w:r>
-        <w:rPr>
-          <w:rFonts w:ascii="맑은 고딕" w:eastAsia="맑은 고딕" w:hAnsi="맑은 고딕" w:cs="Times New Roman" w:hint="eastAsia"/>
-          <w:color w:val="000000"/>
-          <w:kern w:val="0"/>
-          <w:sz w:val="21"/>
-          <w:szCs w:val="21"/>
-        </w:rPr>
-        <w:t>대부분의 경우 추가되어야 한다.)</w:t>
+        <w:t>새로운 테이블을 생성하는 경우 멀티테넌트 지원을 위한 숫자 타입의 tenant_id 컬럼의 추가 여부를 반드시 고려하도록 한다.(대부분의 경우 추가되어야 한다.)</w:t>
       </w:r>
     </w:p>
     <w:p>
@@ -4047,7 +2325,6 @@
           <w:szCs w:val="20"/>
         </w:rPr>
       </w:pPr>
-      <w:proofErr w:type="spellStart"/>
       <w:r>
         <w:rPr>
           <w:rFonts w:ascii="맑은 고딕" w:eastAsia="맑은 고딕" w:hAnsi="맑은 고딕" w:cs="Times New Roman" w:hint="eastAsia"/>
@@ -4056,40 +2333,7 @@
           <w:sz w:val="21"/>
           <w:szCs w:val="21"/>
         </w:rPr>
-        <w:t>tbl_tenant_config</w:t>
-      </w:r>
-      <w:proofErr w:type="spellEnd"/>
-      <w:r>
-        <w:rPr>
-          <w:rFonts w:ascii="맑은 고딕" w:eastAsia="맑은 고딕" w:hAnsi="맑은 고딕" w:cs="Times New Roman" w:hint="eastAsia"/>
-          <w:color w:val="000000"/>
-          <w:kern w:val="0"/>
-          <w:sz w:val="21"/>
-          <w:szCs w:val="21"/>
-        </w:rPr>
-        <w:t xml:space="preserve"> 테이블에 저장되어 있는 Tenant 설정 </w:t>
-      </w:r>
-      <w:proofErr w:type="spellStart"/>
-      <w:r>
-        <w:rPr>
-          <w:rFonts w:ascii="맑은 고딕" w:eastAsia="맑은 고딕" w:hAnsi="맑은 고딕" w:cs="Times New Roman" w:hint="eastAsia"/>
-          <w:color w:val="000000"/>
-          <w:kern w:val="0"/>
-          <w:sz w:val="21"/>
-          <w:szCs w:val="21"/>
-        </w:rPr>
-        <w:t>패러메터값</w:t>
-      </w:r>
-      <w:proofErr w:type="spellEnd"/>
-      <w:r>
-        <w:rPr>
-          <w:rFonts w:ascii="맑은 고딕" w:eastAsia="맑은 고딕" w:hAnsi="맑은 고딕" w:cs="Times New Roman" w:hint="eastAsia"/>
-          <w:color w:val="000000"/>
-          <w:kern w:val="0"/>
-          <w:sz w:val="21"/>
-          <w:szCs w:val="21"/>
-        </w:rPr>
-        <w:t xml:space="preserve"> 읽는 방법</w:t>
+        <w:t>tbl_tenant_config 테이블에 저장되어 있는 Tenant 설정 패러메터값 읽는 방법</w:t>
       </w:r>
     </w:p>
     <w:p>
@@ -4112,7 +2356,6 @@
           <w:szCs w:val="20"/>
         </w:rPr>
       </w:pPr>
-      <w:proofErr w:type="spellStart"/>
       <w:r>
         <w:rPr>
           <w:rFonts w:ascii="맑은 고딕" w:eastAsia="맑은 고딕" w:hAnsi="맑은 고딕" w:cs="Times New Roman" w:hint="eastAsia"/>
@@ -4121,84 +2364,7 @@
           <w:sz w:val="21"/>
           <w:szCs w:val="21"/>
         </w:rPr>
-        <w:t>EzCommonService.getTenantConfig</w:t>
-      </w:r>
-      <w:proofErr w:type="spellEnd"/>
-      <w:r>
-        <w:rPr>
-          <w:rFonts w:ascii="맑은 고딕" w:eastAsia="맑은 고딕" w:hAnsi="맑은 고딕" w:cs="Times New Roman" w:hint="eastAsia"/>
-          <w:color w:val="000000"/>
-          <w:kern w:val="0"/>
-          <w:sz w:val="21"/>
-          <w:szCs w:val="21"/>
-        </w:rPr>
-        <w:t xml:space="preserve">(String property, </w:t>
-      </w:r>
-      <w:proofErr w:type="spellStart"/>
-      <w:r>
-        <w:rPr>
-          <w:rFonts w:ascii="맑은 고딕" w:eastAsia="맑은 고딕" w:hAnsi="맑은 고딕" w:cs="Times New Roman" w:hint="eastAsia"/>
-          <w:color w:val="000000"/>
-          <w:kern w:val="0"/>
-          <w:sz w:val="21"/>
-          <w:szCs w:val="21"/>
-        </w:rPr>
-        <w:t>int</w:t>
-      </w:r>
-      <w:proofErr w:type="spellEnd"/>
-      <w:r>
-        <w:rPr>
-          <w:rFonts w:ascii="맑은 고딕" w:eastAsia="맑은 고딕" w:hAnsi="맑은 고딕" w:cs="Times New Roman" w:hint="eastAsia"/>
-          <w:color w:val="000000"/>
-          <w:kern w:val="0"/>
-          <w:sz w:val="21"/>
-          <w:szCs w:val="21"/>
-        </w:rPr>
-        <w:t xml:space="preserve"> </w:t>
-      </w:r>
-      <w:proofErr w:type="spellStart"/>
-      <w:r>
-        <w:rPr>
-          <w:rFonts w:ascii="맑은 고딕" w:eastAsia="맑은 고딕" w:hAnsi="맑은 고딕" w:cs="Times New Roman" w:hint="eastAsia"/>
-          <w:color w:val="000000"/>
-          <w:kern w:val="0"/>
-          <w:sz w:val="21"/>
-          <w:szCs w:val="21"/>
-        </w:rPr>
-        <w:t>tenantID</w:t>
-      </w:r>
-      <w:proofErr w:type="spellEnd"/>
-      <w:r>
-        <w:rPr>
-          <w:rFonts w:ascii="맑은 고딕" w:eastAsia="맑은 고딕" w:hAnsi="맑은 고딕" w:cs="Times New Roman" w:hint="eastAsia"/>
-          <w:color w:val="000000"/>
-          <w:kern w:val="0"/>
-          <w:sz w:val="21"/>
-          <w:szCs w:val="21"/>
-        </w:rPr>
-        <w:t xml:space="preserve">) </w:t>
-      </w:r>
-      <w:proofErr w:type="spellStart"/>
-      <w:r>
-        <w:rPr>
-          <w:rFonts w:ascii="맑은 고딕" w:eastAsia="맑은 고딕" w:hAnsi="맑은 고딕" w:cs="Times New Roman" w:hint="eastAsia"/>
-          <w:color w:val="000000"/>
-          <w:kern w:val="0"/>
-          <w:sz w:val="21"/>
-          <w:szCs w:val="21"/>
-        </w:rPr>
-        <w:t>메소드를</w:t>
-      </w:r>
-      <w:proofErr w:type="spellEnd"/>
-      <w:r>
-        <w:rPr>
-          <w:rFonts w:ascii="맑은 고딕" w:eastAsia="맑은 고딕" w:hAnsi="맑은 고딕" w:cs="Times New Roman" w:hint="eastAsia"/>
-          <w:color w:val="000000"/>
-          <w:kern w:val="0"/>
-          <w:sz w:val="21"/>
-          <w:szCs w:val="21"/>
-        </w:rPr>
-        <w:t xml:space="preserve"> 사용</w:t>
+        <w:t>EzCommonService.getTenantConfig(String property, int tenantID) 메소드를 사용</w:t>
       </w:r>
     </w:p>
     <w:p>
@@ -4230,95 +2396,7 @@
           <w:szCs w:val="21"/>
         </w:rPr>
         <w:lastRenderedPageBreak/>
-        <w:t xml:space="preserve">예) String </w:t>
-      </w:r>
-      <w:proofErr w:type="spellStart"/>
-      <w:r>
-        <w:rPr>
-          <w:rFonts w:ascii="맑은 고딕" w:eastAsia="맑은 고딕" w:hAnsi="맑은 고딕" w:cs="Times New Roman" w:hint="eastAsia"/>
-          <w:color w:val="000000"/>
-          <w:kern w:val="0"/>
-          <w:sz w:val="21"/>
-          <w:szCs w:val="21"/>
-        </w:rPr>
-        <w:t>domainName</w:t>
-      </w:r>
-      <w:proofErr w:type="spellEnd"/>
-      <w:r>
-        <w:rPr>
-          <w:rFonts w:ascii="맑은 고딕" w:eastAsia="맑은 고딕" w:hAnsi="맑은 고딕" w:cs="Times New Roman" w:hint="eastAsia"/>
-          <w:color w:val="000000"/>
-          <w:kern w:val="0"/>
-          <w:sz w:val="21"/>
-          <w:szCs w:val="21"/>
-        </w:rPr>
-        <w:t xml:space="preserve"> = </w:t>
-      </w:r>
-      <w:proofErr w:type="spellStart"/>
-      <w:r>
-        <w:rPr>
-          <w:rFonts w:ascii="맑은 고딕" w:eastAsia="맑은 고딕" w:hAnsi="맑은 고딕" w:cs="Times New Roman" w:hint="eastAsia"/>
-          <w:color w:val="000000"/>
-          <w:kern w:val="0"/>
-          <w:sz w:val="21"/>
-          <w:szCs w:val="21"/>
-        </w:rPr>
-        <w:t>ezCommonService.getTenantConfig</w:t>
-      </w:r>
-      <w:proofErr w:type="spellEnd"/>
-      <w:r>
-        <w:rPr>
-          <w:rFonts w:ascii="맑은 고딕" w:eastAsia="맑은 고딕" w:hAnsi="맑은 고딕" w:cs="Times New Roman" w:hint="eastAsia"/>
-          <w:color w:val="000000"/>
-          <w:kern w:val="0"/>
-          <w:sz w:val="21"/>
-          <w:szCs w:val="21"/>
-        </w:rPr>
-        <w:t>('</w:t>
-      </w:r>
-      <w:proofErr w:type="spellStart"/>
-      <w:r>
-        <w:rPr>
-          <w:rFonts w:ascii="맑은 고딕" w:eastAsia="맑은 고딕" w:hAnsi="맑은 고딕" w:cs="Times New Roman" w:hint="eastAsia"/>
-          <w:color w:val="000000"/>
-          <w:kern w:val="0"/>
-          <w:sz w:val="21"/>
-          <w:szCs w:val="21"/>
-        </w:rPr>
-        <w:t>DomainName</w:t>
-      </w:r>
-      <w:proofErr w:type="spellEnd"/>
-      <w:r>
-        <w:rPr>
-          <w:rFonts w:ascii="맑은 고딕" w:eastAsia="맑은 고딕" w:hAnsi="맑은 고딕" w:cs="Times New Roman" w:hint="eastAsia"/>
-          <w:color w:val="000000"/>
-          <w:kern w:val="0"/>
-          <w:sz w:val="21"/>
-          <w:szCs w:val="21"/>
-        </w:rPr>
-        <w:t xml:space="preserve">', </w:t>
-      </w:r>
-      <w:proofErr w:type="spellStart"/>
-      <w:r>
-        <w:rPr>
-          <w:rFonts w:ascii="맑은 고딕" w:eastAsia="맑은 고딕" w:hAnsi="맑은 고딕" w:cs="Times New Roman" w:hint="eastAsia"/>
-          <w:color w:val="000000"/>
-          <w:kern w:val="0"/>
-          <w:sz w:val="21"/>
-          <w:szCs w:val="21"/>
-        </w:rPr>
-        <w:t>userInfo.getTenantId</w:t>
-      </w:r>
-      <w:proofErr w:type="spellEnd"/>
-      <w:r>
-        <w:rPr>
-          <w:rFonts w:ascii="맑은 고딕" w:eastAsia="맑은 고딕" w:hAnsi="맑은 고딕" w:cs="Times New Roman" w:hint="eastAsia"/>
-          <w:color w:val="000000"/>
-          <w:kern w:val="0"/>
-          <w:sz w:val="21"/>
-          <w:szCs w:val="21"/>
-        </w:rPr>
-        <w:t>());</w:t>
+        <w:t>예) String domainName = ezCommonService.getTenantConfig('DomainName', userInfo.getTenantId());</w:t>
       </w:r>
     </w:p>
     <w:p>
@@ -4372,7 +2450,6 @@
           <w:szCs w:val="20"/>
         </w:rPr>
       </w:pPr>
-      <w:proofErr w:type="spellStart"/>
       <w:r>
         <w:rPr>
           <w:rFonts w:ascii="맑은 고딕" w:eastAsia="맑은 고딕" w:hAnsi="맑은 고딕" w:cs="Times New Roman" w:hint="eastAsia"/>
@@ -4381,62 +2458,7 @@
           <w:sz w:val="21"/>
           <w:szCs w:val="21"/>
         </w:rPr>
-        <w:t>CommonUtil.userInfo</w:t>
-      </w:r>
-      <w:proofErr w:type="spellEnd"/>
-      <w:r>
-        <w:rPr>
-          <w:rFonts w:ascii="맑은 고딕" w:eastAsia="맑은 고딕" w:hAnsi="맑은 고딕" w:cs="Times New Roman" w:hint="eastAsia"/>
-          <w:color w:val="000000"/>
-          <w:kern w:val="0"/>
-          <w:sz w:val="21"/>
-          <w:szCs w:val="21"/>
-        </w:rPr>
-        <w:t xml:space="preserve">(String </w:t>
-      </w:r>
-      <w:proofErr w:type="spellStart"/>
-      <w:r>
-        <w:rPr>
-          <w:rFonts w:ascii="맑은 고딕" w:eastAsia="맑은 고딕" w:hAnsi="맑은 고딕" w:cs="Times New Roman" w:hint="eastAsia"/>
-          <w:color w:val="000000"/>
-          <w:kern w:val="0"/>
-          <w:sz w:val="21"/>
-          <w:szCs w:val="21"/>
-        </w:rPr>
-        <w:t>loginCookie</w:t>
-      </w:r>
-      <w:proofErr w:type="spellEnd"/>
-      <w:r>
-        <w:rPr>
-          <w:rFonts w:ascii="맑은 고딕" w:eastAsia="맑은 고딕" w:hAnsi="맑은 고딕" w:cs="Times New Roman" w:hint="eastAsia"/>
-          <w:color w:val="000000"/>
-          <w:kern w:val="0"/>
-          <w:sz w:val="21"/>
-          <w:szCs w:val="21"/>
-        </w:rPr>
-        <w:t xml:space="preserve">) </w:t>
-      </w:r>
-      <w:proofErr w:type="spellStart"/>
-      <w:r>
-        <w:rPr>
-          <w:rFonts w:ascii="맑은 고딕" w:eastAsia="맑은 고딕" w:hAnsi="맑은 고딕" w:cs="Times New Roman" w:hint="eastAsia"/>
-          <w:color w:val="000000"/>
-          <w:kern w:val="0"/>
-          <w:sz w:val="21"/>
-          <w:szCs w:val="21"/>
-        </w:rPr>
-        <w:t>메소드를</w:t>
-      </w:r>
-      <w:proofErr w:type="spellEnd"/>
-      <w:r>
-        <w:rPr>
-          <w:rFonts w:ascii="맑은 고딕" w:eastAsia="맑은 고딕" w:hAnsi="맑은 고딕" w:cs="Times New Roman" w:hint="eastAsia"/>
-          <w:color w:val="000000"/>
-          <w:kern w:val="0"/>
-          <w:sz w:val="21"/>
-          <w:szCs w:val="21"/>
-        </w:rPr>
-        <w:t xml:space="preserve"> 사용</w:t>
+        <w:t>CommonUtil.userInfo(String loginCookie) 메소드를 사용</w:t>
       </w:r>
     </w:p>
     <w:p>
@@ -4467,95 +2489,7 @@
           <w:sz w:val="21"/>
           <w:szCs w:val="21"/>
         </w:rPr>
-        <w:t>예) </w:t>
-      </w:r>
-      <w:proofErr w:type="spellStart"/>
-      <w:r>
-        <w:rPr>
-          <w:rFonts w:ascii="맑은 고딕" w:eastAsia="맑은 고딕" w:hAnsi="맑은 고딕" w:cs="Times New Roman" w:hint="eastAsia"/>
-          <w:color w:val="000000"/>
-          <w:kern w:val="0"/>
-          <w:sz w:val="21"/>
-          <w:szCs w:val="21"/>
-        </w:rPr>
-        <w:t>LoginVO</w:t>
-      </w:r>
-      <w:proofErr w:type="spellEnd"/>
-      <w:r>
-        <w:rPr>
-          <w:rFonts w:ascii="맑은 고딕" w:eastAsia="맑은 고딕" w:hAnsi="맑은 고딕" w:cs="Times New Roman" w:hint="eastAsia"/>
-          <w:color w:val="000000"/>
-          <w:kern w:val="0"/>
-          <w:sz w:val="21"/>
-          <w:szCs w:val="21"/>
-        </w:rPr>
-        <w:t xml:space="preserve"> </w:t>
-      </w:r>
-      <w:proofErr w:type="spellStart"/>
-      <w:r>
-        <w:rPr>
-          <w:rFonts w:ascii="맑은 고딕" w:eastAsia="맑은 고딕" w:hAnsi="맑은 고딕" w:cs="Times New Roman" w:hint="eastAsia"/>
-          <w:color w:val="000000"/>
-          <w:kern w:val="0"/>
-          <w:sz w:val="21"/>
-          <w:szCs w:val="21"/>
-        </w:rPr>
-        <w:t>userInfo</w:t>
-      </w:r>
-      <w:proofErr w:type="spellEnd"/>
-      <w:r>
-        <w:rPr>
-          <w:rFonts w:ascii="맑은 고딕" w:eastAsia="맑은 고딕" w:hAnsi="맑은 고딕" w:cs="Times New Roman" w:hint="eastAsia"/>
-          <w:color w:val="000000"/>
-          <w:kern w:val="0"/>
-          <w:sz w:val="21"/>
-          <w:szCs w:val="21"/>
-        </w:rPr>
-        <w:t xml:space="preserve"> = </w:t>
-      </w:r>
-      <w:proofErr w:type="spellStart"/>
-      <w:r>
-        <w:rPr>
-          <w:rFonts w:ascii="맑은 고딕" w:eastAsia="맑은 고딕" w:hAnsi="맑은 고딕" w:cs="Times New Roman" w:hint="eastAsia"/>
-          <w:color w:val="000000"/>
-          <w:kern w:val="0"/>
-          <w:sz w:val="21"/>
-          <w:szCs w:val="21"/>
-        </w:rPr>
-        <w:t>commonUtil.userInfo</w:t>
-      </w:r>
-      <w:proofErr w:type="spellEnd"/>
-      <w:r>
-        <w:rPr>
-          <w:rFonts w:ascii="맑은 고딕" w:eastAsia="맑은 고딕" w:hAnsi="맑은 고딕" w:cs="Times New Roman" w:hint="eastAsia"/>
-          <w:color w:val="000000"/>
-          <w:kern w:val="0"/>
-          <w:sz w:val="21"/>
-          <w:szCs w:val="21"/>
-        </w:rPr>
-        <w:t>(</w:t>
-      </w:r>
-      <w:proofErr w:type="spellStart"/>
-      <w:r>
-        <w:rPr>
-          <w:rFonts w:ascii="맑은 고딕" w:eastAsia="맑은 고딕" w:hAnsi="맑은 고딕" w:cs="Times New Roman" w:hint="eastAsia"/>
-          <w:color w:val="000000"/>
-          <w:kern w:val="0"/>
-          <w:sz w:val="21"/>
-          <w:szCs w:val="21"/>
-        </w:rPr>
-        <w:t>loginCookie</w:t>
-      </w:r>
-      <w:proofErr w:type="spellEnd"/>
-      <w:r>
-        <w:rPr>
-          <w:rFonts w:ascii="맑은 고딕" w:eastAsia="맑은 고딕" w:hAnsi="맑은 고딕" w:cs="Times New Roman" w:hint="eastAsia"/>
-          <w:color w:val="000000"/>
-          <w:kern w:val="0"/>
-          <w:sz w:val="21"/>
-          <w:szCs w:val="21"/>
-        </w:rPr>
-        <w:t>);</w:t>
+        <w:t>예) LoginVO userInfo = commonUtil.userInfo(loginCookie);</w:t>
       </w:r>
     </w:p>
     <w:p>
@@ -4578,7 +2512,6 @@
           <w:szCs w:val="20"/>
         </w:rPr>
       </w:pPr>
-      <w:proofErr w:type="spellStart"/>
       <w:r>
         <w:rPr>
           <w:rFonts w:ascii="맑은 고딕" w:eastAsia="맑은 고딕" w:hAnsi="맑은 고딕" w:cs="Times New Roman" w:hint="eastAsia"/>
@@ -4587,40 +2520,7 @@
           <w:sz w:val="21"/>
           <w:szCs w:val="21"/>
         </w:rPr>
-        <w:t>userInfo.getTenantId</w:t>
-      </w:r>
-      <w:proofErr w:type="spellEnd"/>
-      <w:r>
-        <w:rPr>
-          <w:rFonts w:ascii="맑은 고딕" w:eastAsia="맑은 고딕" w:hAnsi="맑은 고딕" w:cs="Times New Roman" w:hint="eastAsia"/>
-          <w:color w:val="000000"/>
-          <w:kern w:val="0"/>
-          <w:sz w:val="21"/>
-          <w:szCs w:val="21"/>
-        </w:rPr>
-        <w:t>(</w:t>
-      </w:r>
-      <w:proofErr w:type="gramStart"/>
-      <w:r>
-        <w:rPr>
-          <w:rFonts w:ascii="맑은 고딕" w:eastAsia="맑은 고딕" w:hAnsi="맑은 고딕" w:cs="Times New Roman" w:hint="eastAsia"/>
-          <w:color w:val="000000"/>
-          <w:kern w:val="0"/>
-          <w:sz w:val="21"/>
-          <w:szCs w:val="21"/>
-        </w:rPr>
-        <w:t>) :</w:t>
-      </w:r>
-      <w:proofErr w:type="gramEnd"/>
-      <w:r>
-        <w:rPr>
-          <w:rFonts w:ascii="맑은 고딕" w:eastAsia="맑은 고딕" w:hAnsi="맑은 고딕" w:cs="Times New Roman" w:hint="eastAsia"/>
-          <w:color w:val="000000"/>
-          <w:kern w:val="0"/>
-          <w:sz w:val="21"/>
-          <w:szCs w:val="21"/>
-        </w:rPr>
-        <w:t xml:space="preserve"> 사용자의 Tenant ID를 반환</w:t>
+        <w:t>userInfo.getTenantId() : 사용자의 Tenant ID를 반환</w:t>
       </w:r>
     </w:p>
     <w:p>
@@ -4643,7 +2543,6 @@
           <w:szCs w:val="20"/>
         </w:rPr>
       </w:pPr>
-      <w:proofErr w:type="spellStart"/>
       <w:r>
         <w:rPr>
           <w:rFonts w:ascii="맑은 고딕" w:eastAsia="맑은 고딕" w:hAnsi="맑은 고딕" w:cs="Times New Roman" w:hint="eastAsia"/>
@@ -4652,40 +2551,7 @@
           <w:sz w:val="21"/>
           <w:szCs w:val="21"/>
         </w:rPr>
-        <w:t>userInfo.getLang</w:t>
-      </w:r>
-      <w:proofErr w:type="spellEnd"/>
-      <w:r>
-        <w:rPr>
-          <w:rFonts w:ascii="맑은 고딕" w:eastAsia="맑은 고딕" w:hAnsi="맑은 고딕" w:cs="Times New Roman" w:hint="eastAsia"/>
-          <w:color w:val="000000"/>
-          <w:kern w:val="0"/>
-          <w:sz w:val="21"/>
-          <w:szCs w:val="21"/>
-        </w:rPr>
-        <w:t>(</w:t>
-      </w:r>
-      <w:proofErr w:type="gramStart"/>
-      <w:r>
-        <w:rPr>
-          <w:rFonts w:ascii="맑은 고딕" w:eastAsia="맑은 고딕" w:hAnsi="맑은 고딕" w:cs="Times New Roman" w:hint="eastAsia"/>
-          <w:color w:val="000000"/>
-          <w:kern w:val="0"/>
-          <w:sz w:val="21"/>
-          <w:szCs w:val="21"/>
-        </w:rPr>
-        <w:t>) :</w:t>
-      </w:r>
-      <w:proofErr w:type="gramEnd"/>
-      <w:r>
-        <w:rPr>
-          <w:rFonts w:ascii="맑은 고딕" w:eastAsia="맑은 고딕" w:hAnsi="맑은 고딕" w:cs="Times New Roman" w:hint="eastAsia"/>
-          <w:color w:val="000000"/>
-          <w:kern w:val="0"/>
-          <w:sz w:val="21"/>
-          <w:szCs w:val="21"/>
-        </w:rPr>
-        <w:t xml:space="preserve"> 사용자 언어를 반환(한국어는 1, 영어는 2, 일본어는 3, 중국어는 4)</w:t>
+        <w:t>userInfo.getLang() : 사용자 언어를 반환(한국어는 1, 영어는 2, 일본어는 3, 중국어는 4)</w:t>
       </w:r>
     </w:p>
     <w:p>
@@ -4708,7 +2574,6 @@
           <w:szCs w:val="20"/>
         </w:rPr>
       </w:pPr>
-      <w:proofErr w:type="spellStart"/>
       <w:r>
         <w:rPr>
           <w:rFonts w:ascii="맑은 고딕" w:eastAsia="맑은 고딕" w:hAnsi="맑은 고딕" w:cs="Times New Roman" w:hint="eastAsia"/>
@@ -4717,62 +2582,7 @@
           <w:sz w:val="21"/>
           <w:szCs w:val="21"/>
         </w:rPr>
-        <w:t>userInfo.getPrimary</w:t>
-      </w:r>
-      <w:proofErr w:type="spellEnd"/>
-      <w:r>
-        <w:rPr>
-          <w:rFonts w:ascii="맑은 고딕" w:eastAsia="맑은 고딕" w:hAnsi="맑은 고딕" w:cs="Times New Roman" w:hint="eastAsia"/>
-          <w:color w:val="000000"/>
-          <w:kern w:val="0"/>
-          <w:sz w:val="21"/>
-          <w:szCs w:val="21"/>
-        </w:rPr>
-        <w:t>(</w:t>
-      </w:r>
-      <w:proofErr w:type="gramStart"/>
-      <w:r>
-        <w:rPr>
-          <w:rFonts w:ascii="맑은 고딕" w:eastAsia="맑은 고딕" w:hAnsi="맑은 고딕" w:cs="Times New Roman" w:hint="eastAsia"/>
-          <w:color w:val="000000"/>
-          <w:kern w:val="0"/>
-          <w:sz w:val="21"/>
-          <w:szCs w:val="21"/>
-        </w:rPr>
-        <w:t>) :</w:t>
-      </w:r>
-      <w:proofErr w:type="gramEnd"/>
-      <w:r>
-        <w:rPr>
-          <w:rFonts w:ascii="맑은 고딕" w:eastAsia="맑은 고딕" w:hAnsi="맑은 고딕" w:cs="Times New Roman" w:hint="eastAsia"/>
-          <w:color w:val="000000"/>
-          <w:kern w:val="0"/>
-          <w:sz w:val="21"/>
-          <w:szCs w:val="21"/>
-        </w:rPr>
-        <w:t xml:space="preserve"> 사용자 언어가 시스템 </w:t>
-      </w:r>
-      <w:proofErr w:type="spellStart"/>
-      <w:r>
-        <w:rPr>
-          <w:rFonts w:ascii="맑은 고딕" w:eastAsia="맑은 고딕" w:hAnsi="맑은 고딕" w:cs="Times New Roman" w:hint="eastAsia"/>
-          <w:color w:val="000000"/>
-          <w:kern w:val="0"/>
-          <w:sz w:val="21"/>
-          <w:szCs w:val="21"/>
-        </w:rPr>
-        <w:t>주언어와</w:t>
-      </w:r>
-      <w:proofErr w:type="spellEnd"/>
-      <w:r>
-        <w:rPr>
-          <w:rFonts w:ascii="맑은 고딕" w:eastAsia="맑은 고딕" w:hAnsi="맑은 고딕" w:cs="Times New Roman" w:hint="eastAsia"/>
-          <w:color w:val="000000"/>
-          <w:kern w:val="0"/>
-          <w:sz w:val="21"/>
-          <w:szCs w:val="21"/>
-        </w:rPr>
-        <w:t xml:space="preserve"> 동일하면 1, 그렇지 않으면 2를 반환</w:t>
+        <w:t>userInfo.getPrimary() : 사용자 언어가 시스템 주언어와 동일하면 1, 그렇지 않으면 2를 반환</w:t>
       </w:r>
     </w:p>
     <w:p>
@@ -4795,7 +2605,6 @@
           <w:szCs w:val="20"/>
         </w:rPr>
       </w:pPr>
-      <w:proofErr w:type="spellStart"/>
       <w:r>
         <w:rPr>
           <w:rFonts w:ascii="맑은 고딕" w:eastAsia="맑은 고딕" w:hAnsi="맑은 고딕" w:cs="Times New Roman" w:hint="eastAsia"/>
@@ -4804,84 +2613,7 @@
           <w:sz w:val="21"/>
           <w:szCs w:val="21"/>
         </w:rPr>
-        <w:t>userInfo.getDisplayName</w:t>
-      </w:r>
-      <w:proofErr w:type="spellEnd"/>
-      <w:r>
-        <w:rPr>
-          <w:rFonts w:ascii="맑은 고딕" w:eastAsia="맑은 고딕" w:hAnsi="맑은 고딕" w:cs="Times New Roman" w:hint="eastAsia"/>
-          <w:color w:val="000000"/>
-          <w:kern w:val="0"/>
-          <w:sz w:val="21"/>
-          <w:szCs w:val="21"/>
-        </w:rPr>
-        <w:t>(</w:t>
-      </w:r>
-      <w:proofErr w:type="gramStart"/>
-      <w:r>
-        <w:rPr>
-          <w:rFonts w:ascii="맑은 고딕" w:eastAsia="맑은 고딕" w:hAnsi="맑은 고딕" w:cs="Times New Roman" w:hint="eastAsia"/>
-          <w:color w:val="000000"/>
-          <w:kern w:val="0"/>
-          <w:sz w:val="21"/>
-          <w:szCs w:val="21"/>
-        </w:rPr>
-        <w:t>) :</w:t>
-      </w:r>
-      <w:proofErr w:type="gramEnd"/>
-      <w:r>
-        <w:rPr>
-          <w:rFonts w:ascii="맑은 고딕" w:eastAsia="맑은 고딕" w:hAnsi="맑은 고딕" w:cs="Times New Roman" w:hint="eastAsia"/>
-          <w:color w:val="000000"/>
-          <w:kern w:val="0"/>
-          <w:sz w:val="21"/>
-          <w:szCs w:val="21"/>
-        </w:rPr>
-        <w:t xml:space="preserve"> 사용자 이름을 반환. 사용자 언어가 시스템 </w:t>
-      </w:r>
-      <w:proofErr w:type="spellStart"/>
-      <w:r>
-        <w:rPr>
-          <w:rFonts w:ascii="맑은 고딕" w:eastAsia="맑은 고딕" w:hAnsi="맑은 고딕" w:cs="Times New Roman" w:hint="eastAsia"/>
-          <w:color w:val="000000"/>
-          <w:kern w:val="0"/>
-          <w:sz w:val="21"/>
-          <w:szCs w:val="21"/>
-        </w:rPr>
-        <w:t>주언어와</w:t>
-      </w:r>
-      <w:proofErr w:type="spellEnd"/>
-      <w:r>
-        <w:rPr>
-          <w:rFonts w:ascii="맑은 고딕" w:eastAsia="맑은 고딕" w:hAnsi="맑은 고딕" w:cs="Times New Roman" w:hint="eastAsia"/>
-          <w:color w:val="000000"/>
-          <w:kern w:val="0"/>
-          <w:sz w:val="21"/>
-          <w:szCs w:val="21"/>
-        </w:rPr>
-        <w:t xml:space="preserve"> 동일하면 시스템 </w:t>
-      </w:r>
-      <w:proofErr w:type="spellStart"/>
-      <w:r>
-        <w:rPr>
-          <w:rFonts w:ascii="맑은 고딕" w:eastAsia="맑은 고딕" w:hAnsi="맑은 고딕" w:cs="Times New Roman" w:hint="eastAsia"/>
-          <w:color w:val="000000"/>
-          <w:kern w:val="0"/>
-          <w:sz w:val="21"/>
-          <w:szCs w:val="21"/>
-        </w:rPr>
-        <w:t>주언어로</w:t>
-      </w:r>
-      <w:proofErr w:type="spellEnd"/>
-      <w:r>
-        <w:rPr>
-          <w:rFonts w:ascii="맑은 고딕" w:eastAsia="맑은 고딕" w:hAnsi="맑은 고딕" w:cs="Times New Roman" w:hint="eastAsia"/>
-          <w:color w:val="000000"/>
-          <w:kern w:val="0"/>
-          <w:sz w:val="21"/>
-          <w:szCs w:val="21"/>
-        </w:rPr>
-        <w:t xml:space="preserve"> 된 이름을 반환하고 그렇지 않으면 영어로 된 이름을 반환</w:t>
+        <w:t>userInfo.getDisplayName() : 사용자 이름을 반환. 사용자 언어가 시스템 주언어와 동일하면 시스템 주언어로 된 이름을 반환하고 그렇지 않으면 영어로 된 이름을 반환</w:t>
       </w:r>
     </w:p>
     <w:p>
@@ -4904,7 +2636,6 @@
           <w:szCs w:val="20"/>
         </w:rPr>
       </w:pPr>
-      <w:proofErr w:type="spellStart"/>
       <w:r>
         <w:rPr>
           <w:rFonts w:ascii="맑은 고딕" w:eastAsia="맑은 고딕" w:hAnsi="맑은 고딕" w:cs="Times New Roman" w:hint="eastAsia"/>
@@ -4913,84 +2644,7 @@
           <w:sz w:val="21"/>
           <w:szCs w:val="21"/>
         </w:rPr>
-        <w:t>userInfo.getTitle</w:t>
-      </w:r>
-      <w:proofErr w:type="spellEnd"/>
-      <w:r>
-        <w:rPr>
-          <w:rFonts w:ascii="맑은 고딕" w:eastAsia="맑은 고딕" w:hAnsi="맑은 고딕" w:cs="Times New Roman" w:hint="eastAsia"/>
-          <w:color w:val="000000"/>
-          <w:kern w:val="0"/>
-          <w:sz w:val="21"/>
-          <w:szCs w:val="21"/>
-        </w:rPr>
-        <w:t>(</w:t>
-      </w:r>
-      <w:proofErr w:type="gramStart"/>
-      <w:r>
-        <w:rPr>
-          <w:rFonts w:ascii="맑은 고딕" w:eastAsia="맑은 고딕" w:hAnsi="맑은 고딕" w:cs="Times New Roman" w:hint="eastAsia"/>
-          <w:color w:val="000000"/>
-          <w:kern w:val="0"/>
-          <w:sz w:val="21"/>
-          <w:szCs w:val="21"/>
-        </w:rPr>
-        <w:t>) :</w:t>
-      </w:r>
-      <w:proofErr w:type="gramEnd"/>
-      <w:r>
-        <w:rPr>
-          <w:rFonts w:ascii="맑은 고딕" w:eastAsia="맑은 고딕" w:hAnsi="맑은 고딕" w:cs="Times New Roman" w:hint="eastAsia"/>
-          <w:color w:val="000000"/>
-          <w:kern w:val="0"/>
-          <w:sz w:val="21"/>
-          <w:szCs w:val="21"/>
-        </w:rPr>
-        <w:t xml:space="preserve"> 사용자 직위를 반환. 사용자 언어가 시스템 </w:t>
-      </w:r>
-      <w:proofErr w:type="spellStart"/>
-      <w:r>
-        <w:rPr>
-          <w:rFonts w:ascii="맑은 고딕" w:eastAsia="맑은 고딕" w:hAnsi="맑은 고딕" w:cs="Times New Roman" w:hint="eastAsia"/>
-          <w:color w:val="000000"/>
-          <w:kern w:val="0"/>
-          <w:sz w:val="21"/>
-          <w:szCs w:val="21"/>
-        </w:rPr>
-        <w:t>주언어와</w:t>
-      </w:r>
-      <w:proofErr w:type="spellEnd"/>
-      <w:r>
-        <w:rPr>
-          <w:rFonts w:ascii="맑은 고딕" w:eastAsia="맑은 고딕" w:hAnsi="맑은 고딕" w:cs="Times New Roman" w:hint="eastAsia"/>
-          <w:color w:val="000000"/>
-          <w:kern w:val="0"/>
-          <w:sz w:val="21"/>
-          <w:szCs w:val="21"/>
-        </w:rPr>
-        <w:t xml:space="preserve"> 동일하면 시스템 </w:t>
-      </w:r>
-      <w:proofErr w:type="spellStart"/>
-      <w:r>
-        <w:rPr>
-          <w:rFonts w:ascii="맑은 고딕" w:eastAsia="맑은 고딕" w:hAnsi="맑은 고딕" w:cs="Times New Roman" w:hint="eastAsia"/>
-          <w:color w:val="000000"/>
-          <w:kern w:val="0"/>
-          <w:sz w:val="21"/>
-          <w:szCs w:val="21"/>
-        </w:rPr>
-        <w:t>주언어로</w:t>
-      </w:r>
-      <w:proofErr w:type="spellEnd"/>
-      <w:r>
-        <w:rPr>
-          <w:rFonts w:ascii="맑은 고딕" w:eastAsia="맑은 고딕" w:hAnsi="맑은 고딕" w:cs="Times New Roman" w:hint="eastAsia"/>
-          <w:color w:val="000000"/>
-          <w:kern w:val="0"/>
-          <w:sz w:val="21"/>
-          <w:szCs w:val="21"/>
-        </w:rPr>
-        <w:t xml:space="preserve"> 된 이름을 반환하고 그렇지 않으면 영어로 된 이름을 반환</w:t>
+        <w:t>userInfo.getTitle() : 사용자 직위를 반환. 사용자 언어가 시스템 주언어와 동일하면 시스템 주언어로 된 이름을 반환하고 그렇지 않으면 영어로 된 이름을 반환</w:t>
       </w:r>
     </w:p>
     <w:p>
@@ -5013,7 +2667,6 @@
           <w:szCs w:val="20"/>
         </w:rPr>
       </w:pPr>
-      <w:proofErr w:type="spellStart"/>
       <w:r>
         <w:rPr>
           <w:rFonts w:ascii="맑은 고딕" w:eastAsia="맑은 고딕" w:hAnsi="맑은 고딕" w:cs="Times New Roman" w:hint="eastAsia"/>
@@ -5022,84 +2675,7 @@
           <w:sz w:val="21"/>
           <w:szCs w:val="21"/>
         </w:rPr>
-        <w:t>userInfo.getDeptName</w:t>
-      </w:r>
-      <w:proofErr w:type="spellEnd"/>
-      <w:r>
-        <w:rPr>
-          <w:rFonts w:ascii="맑은 고딕" w:eastAsia="맑은 고딕" w:hAnsi="맑은 고딕" w:cs="Times New Roman" w:hint="eastAsia"/>
-          <w:color w:val="000000"/>
-          <w:kern w:val="0"/>
-          <w:sz w:val="21"/>
-          <w:szCs w:val="21"/>
-        </w:rPr>
-        <w:t>(</w:t>
-      </w:r>
-      <w:proofErr w:type="gramStart"/>
-      <w:r>
-        <w:rPr>
-          <w:rFonts w:ascii="맑은 고딕" w:eastAsia="맑은 고딕" w:hAnsi="맑은 고딕" w:cs="Times New Roman" w:hint="eastAsia"/>
-          <w:color w:val="000000"/>
-          <w:kern w:val="0"/>
-          <w:sz w:val="21"/>
-          <w:szCs w:val="21"/>
-        </w:rPr>
-        <w:t>) :</w:t>
-      </w:r>
-      <w:proofErr w:type="gramEnd"/>
-      <w:r>
-        <w:rPr>
-          <w:rFonts w:ascii="맑은 고딕" w:eastAsia="맑은 고딕" w:hAnsi="맑은 고딕" w:cs="Times New Roman" w:hint="eastAsia"/>
-          <w:color w:val="000000"/>
-          <w:kern w:val="0"/>
-          <w:sz w:val="21"/>
-          <w:szCs w:val="21"/>
-        </w:rPr>
-        <w:t xml:space="preserve"> 사용자 부서명을 반환. 사용자 언어가 시스템 </w:t>
-      </w:r>
-      <w:proofErr w:type="spellStart"/>
-      <w:r>
-        <w:rPr>
-          <w:rFonts w:ascii="맑은 고딕" w:eastAsia="맑은 고딕" w:hAnsi="맑은 고딕" w:cs="Times New Roman" w:hint="eastAsia"/>
-          <w:color w:val="000000"/>
-          <w:kern w:val="0"/>
-          <w:sz w:val="21"/>
-          <w:szCs w:val="21"/>
-        </w:rPr>
-        <w:t>주언어와</w:t>
-      </w:r>
-      <w:proofErr w:type="spellEnd"/>
-      <w:r>
-        <w:rPr>
-          <w:rFonts w:ascii="맑은 고딕" w:eastAsia="맑은 고딕" w:hAnsi="맑은 고딕" w:cs="Times New Roman" w:hint="eastAsia"/>
-          <w:color w:val="000000"/>
-          <w:kern w:val="0"/>
-          <w:sz w:val="21"/>
-          <w:szCs w:val="21"/>
-        </w:rPr>
-        <w:t xml:space="preserve"> 동일하면 시스템 </w:t>
-      </w:r>
-      <w:proofErr w:type="spellStart"/>
-      <w:r>
-        <w:rPr>
-          <w:rFonts w:ascii="맑은 고딕" w:eastAsia="맑은 고딕" w:hAnsi="맑은 고딕" w:cs="Times New Roman" w:hint="eastAsia"/>
-          <w:color w:val="000000"/>
-          <w:kern w:val="0"/>
-          <w:sz w:val="21"/>
-          <w:szCs w:val="21"/>
-        </w:rPr>
-        <w:t>주언어로</w:t>
-      </w:r>
-      <w:proofErr w:type="spellEnd"/>
-      <w:r>
-        <w:rPr>
-          <w:rFonts w:ascii="맑은 고딕" w:eastAsia="맑은 고딕" w:hAnsi="맑은 고딕" w:cs="Times New Roman" w:hint="eastAsia"/>
-          <w:color w:val="000000"/>
-          <w:kern w:val="0"/>
-          <w:sz w:val="21"/>
-          <w:szCs w:val="21"/>
-        </w:rPr>
-        <w:t xml:space="preserve"> 된 이름을 반환하고 그렇지 않으면 영어로 된 이름을 반환</w:t>
+        <w:t>userInfo.getDeptName() : 사용자 부서명을 반환. 사용자 언어가 시스템 주언어와 동일하면 시스템 주언어로 된 이름을 반환하고 그렇지 않으면 영어로 된 이름을 반환</w:t>
       </w:r>
     </w:p>
     <w:p>
@@ -5122,7 +2698,6 @@
           <w:szCs w:val="20"/>
         </w:rPr>
       </w:pPr>
-      <w:proofErr w:type="spellStart"/>
       <w:r>
         <w:rPr>
           <w:rFonts w:ascii="맑은 고딕" w:eastAsia="맑은 고딕" w:hAnsi="맑은 고딕" w:cs="Times New Roman" w:hint="eastAsia"/>
@@ -5131,84 +2706,7 @@
           <w:sz w:val="21"/>
           <w:szCs w:val="21"/>
         </w:rPr>
-        <w:t>userInfo.getCompanyName</w:t>
-      </w:r>
-      <w:proofErr w:type="spellEnd"/>
-      <w:r>
-        <w:rPr>
-          <w:rFonts w:ascii="맑은 고딕" w:eastAsia="맑은 고딕" w:hAnsi="맑은 고딕" w:cs="Times New Roman" w:hint="eastAsia"/>
-          <w:color w:val="000000"/>
-          <w:kern w:val="0"/>
-          <w:sz w:val="21"/>
-          <w:szCs w:val="21"/>
-        </w:rPr>
-        <w:t>(</w:t>
-      </w:r>
-      <w:proofErr w:type="gramStart"/>
-      <w:r>
-        <w:rPr>
-          <w:rFonts w:ascii="맑은 고딕" w:eastAsia="맑은 고딕" w:hAnsi="맑은 고딕" w:cs="Times New Roman" w:hint="eastAsia"/>
-          <w:color w:val="000000"/>
-          <w:kern w:val="0"/>
-          <w:sz w:val="21"/>
-          <w:szCs w:val="21"/>
-        </w:rPr>
-        <w:t>) :</w:t>
-      </w:r>
-      <w:proofErr w:type="gramEnd"/>
-      <w:r>
-        <w:rPr>
-          <w:rFonts w:ascii="맑은 고딕" w:eastAsia="맑은 고딕" w:hAnsi="맑은 고딕" w:cs="Times New Roman" w:hint="eastAsia"/>
-          <w:color w:val="000000"/>
-          <w:kern w:val="0"/>
-          <w:sz w:val="21"/>
-          <w:szCs w:val="21"/>
-        </w:rPr>
-        <w:t xml:space="preserve"> 사용자 회사명을 반환. 사용자 언어가 시스템 </w:t>
-      </w:r>
-      <w:proofErr w:type="spellStart"/>
-      <w:r>
-        <w:rPr>
-          <w:rFonts w:ascii="맑은 고딕" w:eastAsia="맑은 고딕" w:hAnsi="맑은 고딕" w:cs="Times New Roman" w:hint="eastAsia"/>
-          <w:color w:val="000000"/>
-          <w:kern w:val="0"/>
-          <w:sz w:val="21"/>
-          <w:szCs w:val="21"/>
-        </w:rPr>
-        <w:t>주언어와</w:t>
-      </w:r>
-      <w:proofErr w:type="spellEnd"/>
-      <w:r>
-        <w:rPr>
-          <w:rFonts w:ascii="맑은 고딕" w:eastAsia="맑은 고딕" w:hAnsi="맑은 고딕" w:cs="Times New Roman" w:hint="eastAsia"/>
-          <w:color w:val="000000"/>
-          <w:kern w:val="0"/>
-          <w:sz w:val="21"/>
-          <w:szCs w:val="21"/>
-        </w:rPr>
-        <w:t xml:space="preserve"> 동일하면 시스템 </w:t>
-      </w:r>
-      <w:proofErr w:type="spellStart"/>
-      <w:r>
-        <w:rPr>
-          <w:rFonts w:ascii="맑은 고딕" w:eastAsia="맑은 고딕" w:hAnsi="맑은 고딕" w:cs="Times New Roman" w:hint="eastAsia"/>
-          <w:color w:val="000000"/>
-          <w:kern w:val="0"/>
-          <w:sz w:val="21"/>
-          <w:szCs w:val="21"/>
-        </w:rPr>
-        <w:t>주언어로</w:t>
-      </w:r>
-      <w:proofErr w:type="spellEnd"/>
-      <w:r>
-        <w:rPr>
-          <w:rFonts w:ascii="맑은 고딕" w:eastAsia="맑은 고딕" w:hAnsi="맑은 고딕" w:cs="Times New Roman" w:hint="eastAsia"/>
-          <w:color w:val="000000"/>
-          <w:kern w:val="0"/>
-          <w:sz w:val="21"/>
-          <w:szCs w:val="21"/>
-        </w:rPr>
-        <w:t xml:space="preserve"> 된 이름을 반환하고 그렇지 않으면 영어로 된 이름을 반환</w:t>
+        <w:t>userInfo.getCompanyName() : 사용자 회사명을 반환. 사용자 언어가 시스템 주언어와 동일하면 시스템 주언어로 된 이름을 반환하고 그렇지 않으면 영어로 된 이름을 반환</w:t>
       </w:r>
     </w:p>
     <w:p>
@@ -5231,7 +2729,6 @@
           <w:szCs w:val="20"/>
         </w:rPr>
       </w:pPr>
-      <w:proofErr w:type="spellStart"/>
       <w:r>
         <w:rPr>
           <w:rFonts w:ascii="맑은 고딕" w:eastAsia="맑은 고딕" w:hAnsi="맑은 고딕" w:cs="Times New Roman" w:hint="eastAsia"/>
@@ -5240,40 +2737,7 @@
           <w:sz w:val="21"/>
           <w:szCs w:val="21"/>
         </w:rPr>
-        <w:t>userInfo.getLocale</w:t>
-      </w:r>
-      <w:proofErr w:type="spellEnd"/>
-      <w:r>
-        <w:rPr>
-          <w:rFonts w:ascii="맑은 고딕" w:eastAsia="맑은 고딕" w:hAnsi="맑은 고딕" w:cs="Times New Roman" w:hint="eastAsia"/>
-          <w:color w:val="000000"/>
-          <w:kern w:val="0"/>
-          <w:sz w:val="21"/>
-          <w:szCs w:val="21"/>
-        </w:rPr>
-        <w:t>(</w:t>
-      </w:r>
-      <w:proofErr w:type="gramStart"/>
-      <w:r>
-        <w:rPr>
-          <w:rFonts w:ascii="맑은 고딕" w:eastAsia="맑은 고딕" w:hAnsi="맑은 고딕" w:cs="Times New Roman" w:hint="eastAsia"/>
-          <w:color w:val="000000"/>
-          <w:kern w:val="0"/>
-          <w:sz w:val="21"/>
-          <w:szCs w:val="21"/>
-        </w:rPr>
-        <w:t>) :</w:t>
-      </w:r>
-      <w:proofErr w:type="gramEnd"/>
-      <w:r>
-        <w:rPr>
-          <w:rFonts w:ascii="맑은 고딕" w:eastAsia="맑은 고딕" w:hAnsi="맑은 고딕" w:cs="Times New Roman" w:hint="eastAsia"/>
-          <w:color w:val="000000"/>
-          <w:kern w:val="0"/>
-          <w:sz w:val="21"/>
-          <w:szCs w:val="21"/>
-        </w:rPr>
-        <w:t xml:space="preserve"> 사용자 Locale 객체를 반환</w:t>
+        <w:t>userInfo.getLocale() : 사용자 Locale 객체를 반환</w:t>
       </w:r>
     </w:p>
     <w:p>
@@ -5296,7 +2760,6 @@
           <w:szCs w:val="20"/>
         </w:rPr>
       </w:pPr>
-      <w:proofErr w:type="spellStart"/>
       <w:r>
         <w:rPr>
           <w:rFonts w:ascii="맑은 고딕" w:eastAsia="맑은 고딕" w:hAnsi="맑은 고딕" w:cs="Times New Roman" w:hint="eastAsia"/>
@@ -5305,40 +2768,7 @@
           <w:sz w:val="21"/>
           <w:szCs w:val="21"/>
         </w:rPr>
-        <w:t>userInfo.getOffset</w:t>
-      </w:r>
-      <w:proofErr w:type="spellEnd"/>
-      <w:r>
-        <w:rPr>
-          <w:rFonts w:ascii="맑은 고딕" w:eastAsia="맑은 고딕" w:hAnsi="맑은 고딕" w:cs="Times New Roman" w:hint="eastAsia"/>
-          <w:color w:val="000000"/>
-          <w:kern w:val="0"/>
-          <w:sz w:val="21"/>
-          <w:szCs w:val="21"/>
-        </w:rPr>
-        <w:t>(</w:t>
-      </w:r>
-      <w:proofErr w:type="gramStart"/>
-      <w:r>
-        <w:rPr>
-          <w:rFonts w:ascii="맑은 고딕" w:eastAsia="맑은 고딕" w:hAnsi="맑은 고딕" w:cs="Times New Roman" w:hint="eastAsia"/>
-          <w:color w:val="000000"/>
-          <w:kern w:val="0"/>
-          <w:sz w:val="21"/>
-          <w:szCs w:val="21"/>
-        </w:rPr>
-        <w:t>) :</w:t>
-      </w:r>
-      <w:proofErr w:type="gramEnd"/>
-      <w:r>
-        <w:rPr>
-          <w:rFonts w:ascii="맑은 고딕" w:eastAsia="맑은 고딕" w:hAnsi="맑은 고딕" w:cs="Times New Roman" w:hint="eastAsia"/>
-          <w:color w:val="000000"/>
-          <w:kern w:val="0"/>
-          <w:sz w:val="21"/>
-          <w:szCs w:val="21"/>
-        </w:rPr>
-        <w:t xml:space="preserve"> 사용자 Time Zone의 Offset 정보를 반환</w:t>
+        <w:t>userInfo.getOffset() : 사용자 Time Zone의 Offset 정보를 반환</w:t>
       </w:r>
     </w:p>
     <w:p>
@@ -5392,7 +2822,6 @@
           <w:szCs w:val="20"/>
         </w:rPr>
       </w:pPr>
-      <w:proofErr w:type="spellStart"/>
       <w:r>
         <w:rPr>
           <w:rFonts w:ascii="맑은 고딕" w:eastAsia="맑은 고딕" w:hAnsi="맑은 고딕" w:cs="Times New Roman" w:hint="eastAsia"/>
@@ -5401,40 +2830,7 @@
           <w:sz w:val="21"/>
           <w:szCs w:val="21"/>
         </w:rPr>
-        <w:t>EgovMessageSource.getMessage</w:t>
-      </w:r>
-      <w:proofErr w:type="spellEnd"/>
-      <w:r>
-        <w:rPr>
-          <w:rFonts w:ascii="맑은 고딕" w:eastAsia="맑은 고딕" w:hAnsi="맑은 고딕" w:cs="Times New Roman" w:hint="eastAsia"/>
-          <w:color w:val="000000"/>
-          <w:kern w:val="0"/>
-          <w:sz w:val="21"/>
-          <w:szCs w:val="21"/>
-        </w:rPr>
-        <w:t xml:space="preserve">(String code, Locale locale) </w:t>
-      </w:r>
-      <w:proofErr w:type="spellStart"/>
-      <w:r>
-        <w:rPr>
-          <w:rFonts w:ascii="맑은 고딕" w:eastAsia="맑은 고딕" w:hAnsi="맑은 고딕" w:cs="Times New Roman" w:hint="eastAsia"/>
-          <w:color w:val="000000"/>
-          <w:kern w:val="0"/>
-          <w:sz w:val="21"/>
-          <w:szCs w:val="21"/>
-        </w:rPr>
-        <w:t>메소드를</w:t>
-      </w:r>
-      <w:proofErr w:type="spellEnd"/>
-      <w:r>
-        <w:rPr>
-          <w:rFonts w:ascii="맑은 고딕" w:eastAsia="맑은 고딕" w:hAnsi="맑은 고딕" w:cs="Times New Roman" w:hint="eastAsia"/>
-          <w:color w:val="000000"/>
-          <w:kern w:val="0"/>
-          <w:sz w:val="21"/>
-          <w:szCs w:val="21"/>
-        </w:rPr>
-        <w:t xml:space="preserve"> 사용</w:t>
+        <w:t>EgovMessageSource.getMessage(String code, Locale locale) 메소드를 사용</w:t>
       </w:r>
     </w:p>
     <w:p>
@@ -5465,29 +2861,7 @@
           <w:sz w:val="21"/>
           <w:szCs w:val="21"/>
         </w:rPr>
-        <w:t>예) </w:t>
-      </w:r>
-      <w:proofErr w:type="spellStart"/>
-      <w:r>
-        <w:rPr>
-          <w:rFonts w:ascii="맑은 고딕" w:eastAsia="맑은 고딕" w:hAnsi="맑은 고딕" w:cs="Times New Roman" w:hint="eastAsia"/>
-          <w:color w:val="000000"/>
-          <w:kern w:val="0"/>
-          <w:sz w:val="21"/>
-          <w:szCs w:val="21"/>
-        </w:rPr>
-        <w:t>egovMessageSource.getMessage</w:t>
-      </w:r>
-      <w:proofErr w:type="spellEnd"/>
-      <w:r>
-        <w:rPr>
-          <w:rFonts w:ascii="맑은 고딕" w:eastAsia="맑은 고딕" w:hAnsi="맑은 고딕" w:cs="Times New Roman" w:hint="eastAsia"/>
-          <w:color w:val="000000"/>
-          <w:kern w:val="0"/>
-          <w:sz w:val="21"/>
-          <w:szCs w:val="21"/>
-        </w:rPr>
-        <w:t>('ezEmail.t647', locale)</w:t>
+        <w:t>예) egovMessageSource.getMessage('ezEmail.t647', locale)</w:t>
       </w:r>
     </w:p>
     <w:p>
@@ -5580,73 +2954,7 @@
           <w:sz w:val="21"/>
           <w:szCs w:val="21"/>
         </w:rPr>
-        <w:t xml:space="preserve">&lt;%@ </w:t>
-      </w:r>
-      <w:proofErr w:type="spellStart"/>
-      <w:r>
-        <w:rPr>
-          <w:rFonts w:ascii="맑은 고딕" w:eastAsia="맑은 고딕" w:hAnsi="맑은 고딕" w:cs="Times New Roman" w:hint="eastAsia"/>
-          <w:color w:val="000000"/>
-          <w:kern w:val="0"/>
-          <w:sz w:val="21"/>
-          <w:szCs w:val="21"/>
-        </w:rPr>
-        <w:t>taglib</w:t>
-      </w:r>
-      <w:proofErr w:type="spellEnd"/>
-      <w:r>
-        <w:rPr>
-          <w:rFonts w:ascii="맑은 고딕" w:eastAsia="맑은 고딕" w:hAnsi="맑은 고딕" w:cs="Times New Roman" w:hint="eastAsia"/>
-          <w:color w:val="000000"/>
-          <w:kern w:val="0"/>
-          <w:sz w:val="21"/>
-          <w:szCs w:val="21"/>
-        </w:rPr>
-        <w:t xml:space="preserve"> prefix='spring' </w:t>
-      </w:r>
-      <w:proofErr w:type="spellStart"/>
-      <w:r>
-        <w:rPr>
-          <w:rFonts w:ascii="맑은 고딕" w:eastAsia="맑은 고딕" w:hAnsi="맑은 고딕" w:cs="Times New Roman" w:hint="eastAsia"/>
-          <w:color w:val="000000"/>
-          <w:kern w:val="0"/>
-          <w:sz w:val="21"/>
-          <w:szCs w:val="21"/>
-        </w:rPr>
-        <w:t>uri</w:t>
-      </w:r>
-      <w:proofErr w:type="spellEnd"/>
-      <w:r>
-        <w:rPr>
-          <w:rFonts w:ascii="맑은 고딕" w:eastAsia="맑은 고딕" w:hAnsi="맑은 고딕" w:cs="Times New Roman" w:hint="eastAsia"/>
-          <w:color w:val="000000"/>
-          <w:kern w:val="0"/>
-          <w:sz w:val="21"/>
-          <w:szCs w:val="21"/>
-        </w:rPr>
-        <w:t>='http</w:t>
-      </w:r>
-      <w:proofErr w:type="gramStart"/>
-      <w:r>
-        <w:rPr>
-          <w:rFonts w:ascii="맑은 고딕" w:eastAsia="맑은 고딕" w:hAnsi="맑은 고딕" w:cs="Times New Roman" w:hint="eastAsia"/>
-          <w:color w:val="000000"/>
-          <w:kern w:val="0"/>
-          <w:sz w:val="21"/>
-          <w:szCs w:val="21"/>
-        </w:rPr>
-        <w:t>:/</w:t>
-      </w:r>
-      <w:proofErr w:type="gramEnd"/>
-      <w:r>
-        <w:rPr>
-          <w:rFonts w:ascii="맑은 고딕" w:eastAsia="맑은 고딕" w:hAnsi="맑은 고딕" w:cs="Times New Roman" w:hint="eastAsia"/>
-          <w:color w:val="000000"/>
-          <w:kern w:val="0"/>
-          <w:sz w:val="21"/>
-          <w:szCs w:val="21"/>
-        </w:rPr>
-        <w:t>/www.springframework.org/tags' %&gt;</w:t>
+        <w:t>&lt;%@ taglib prefix='spring' uri='http://www.springframework.org/tags' %&gt;</w:t>
       </w:r>
     </w:p>
     <w:p>
@@ -5677,41 +2985,7 @@
           <w:sz w:val="21"/>
           <w:szCs w:val="21"/>
         </w:rPr>
-        <w:t>메시지를 삽입하고자 하는 위치에 &lt;</w:t>
-      </w:r>
-      <w:proofErr w:type="spellStart"/>
-      <w:r>
-        <w:rPr>
-          <w:rFonts w:ascii="맑은 고딕" w:eastAsia="맑은 고딕" w:hAnsi="맑은 고딕" w:cs="Times New Roman" w:hint="eastAsia"/>
-          <w:color w:val="000000"/>
-          <w:kern w:val="0"/>
-          <w:sz w:val="21"/>
-          <w:szCs w:val="21"/>
-        </w:rPr>
-        <w:t>spring</w:t>
-      </w:r>
-      <w:proofErr w:type="gramStart"/>
-      <w:r>
-        <w:rPr>
-          <w:rFonts w:ascii="맑은 고딕" w:eastAsia="맑은 고딕" w:hAnsi="맑은 고딕" w:cs="Times New Roman" w:hint="eastAsia"/>
-          <w:color w:val="000000"/>
-          <w:kern w:val="0"/>
-          <w:sz w:val="21"/>
-          <w:szCs w:val="21"/>
-        </w:rPr>
-        <w:t>:message</w:t>
-      </w:r>
-      <w:proofErr w:type="spellEnd"/>
-      <w:proofErr w:type="gramEnd"/>
-      <w:r>
-        <w:rPr>
-          <w:rFonts w:ascii="맑은 고딕" w:eastAsia="맑은 고딕" w:hAnsi="맑은 고딕" w:cs="Times New Roman" w:hint="eastAsia"/>
-          <w:color w:val="000000"/>
-          <w:kern w:val="0"/>
-          <w:sz w:val="21"/>
-          <w:szCs w:val="21"/>
-        </w:rPr>
-        <w:t>&gt; tag 사용</w:t>
+        <w:t>메시지를 삽입하고자 하는 위치에 &lt;spring:message&gt; tag 사용</w:t>
       </w:r>
     </w:p>
     <w:p>
@@ -5742,48 +3016,14 @@
           <w:sz w:val="21"/>
           <w:szCs w:val="21"/>
         </w:rPr>
-        <w:t>예) &lt;</w:t>
-      </w:r>
-      <w:proofErr w:type="spellStart"/>
-      <w:r>
-        <w:rPr>
-          <w:rFonts w:ascii="맑은 고딕" w:eastAsia="맑은 고딕" w:hAnsi="맑은 고딕" w:cs="Times New Roman" w:hint="eastAsia"/>
-          <w:color w:val="000000"/>
-          <w:kern w:val="0"/>
-          <w:sz w:val="21"/>
-          <w:szCs w:val="21"/>
-        </w:rPr>
-        <w:t>spring</w:t>
-      </w:r>
-      <w:proofErr w:type="gramStart"/>
-      <w:r>
-        <w:rPr>
-          <w:rFonts w:ascii="맑은 고딕" w:eastAsia="맑은 고딕" w:hAnsi="맑은 고딕" w:cs="Times New Roman" w:hint="eastAsia"/>
-          <w:color w:val="000000"/>
-          <w:kern w:val="0"/>
-          <w:sz w:val="21"/>
-          <w:szCs w:val="21"/>
-        </w:rPr>
-        <w:t>:message</w:t>
-      </w:r>
-      <w:proofErr w:type="spellEnd"/>
-      <w:proofErr w:type="gramEnd"/>
-      <w:r>
-        <w:rPr>
-          <w:rFonts w:ascii="맑은 고딕" w:eastAsia="맑은 고딕" w:hAnsi="맑은 고딕" w:cs="Times New Roman" w:hint="eastAsia"/>
-          <w:color w:val="000000"/>
-          <w:kern w:val="0"/>
-          <w:sz w:val="21"/>
-          <w:szCs w:val="21"/>
-        </w:rPr>
-        <w:t xml:space="preserve"> code='ezOrgan.t1' /&gt;</w:t>
+        <w:t>예) &lt;spring:message code='ezOrgan.t1' /&gt;</w:t>
       </w:r>
     </w:p>
     <w:p>
       <w:pPr>
         <w:pStyle w:val="1"/>
       </w:pPr>
-      <w:bookmarkStart w:id="9" w:name="_Toc45389309"/>
+      <w:bookmarkStart w:id="8" w:name="_Toc45389309"/>
       <w:r>
         <w:rPr>
           <w:rFonts w:hint="eastAsia"/>
@@ -5791,7 +3031,7 @@
         <w:lastRenderedPageBreak/>
         <w:t>개발 시 주의사항</w:t>
       </w:r>
-      <w:bookmarkEnd w:id="9"/>
+      <w:bookmarkEnd w:id="8"/>
     </w:p>
     <w:p>
       <w:pPr>
@@ -5811,27 +3051,45 @@
           <w:sz w:val="21"/>
           <w:szCs w:val="21"/>
         </w:rPr>
-        <w:t xml:space="preserve">1. 추가 혹은 수정한 기능에 대해서는 반드시 3가지 </w:t>
-      </w:r>
-      <w:proofErr w:type="gramStart"/>
-      <w:r>
-        <w:rPr>
-          <w:rFonts w:ascii="맑은 고딕" w:eastAsia="맑은 고딕" w:hAnsi="맑은 고딕" w:hint="eastAsia"/>
-          <w:color w:val="000000"/>
-          <w:sz w:val="21"/>
-          <w:szCs w:val="21"/>
-        </w:rPr>
-        <w:t>브라우저(</w:t>
-      </w:r>
-      <w:proofErr w:type="gramEnd"/>
-      <w:r>
-        <w:rPr>
-          <w:rFonts w:ascii="맑은 고딕" w:eastAsia="맑은 고딕" w:hAnsi="맑은 고딕" w:hint="eastAsia"/>
-          <w:color w:val="000000"/>
-          <w:sz w:val="21"/>
-          <w:szCs w:val="21"/>
-        </w:rPr>
-        <w:t>IE10, IE11, 크롬)에서 정상 동작하는 것을</w:t>
+        <w:t>1. 추가 혹은 수정한 기능에 대해서는 반드시</w:t>
+      </w:r>
+      <w:r>
+        <w:rPr>
+          <w:rFonts w:ascii="맑은 고딕" w:eastAsia="맑은 고딕" w:hAnsi="맑은 고딕" w:hint="eastAsia"/>
+          <w:color w:val="000000"/>
+          <w:sz w:val="21"/>
+          <w:szCs w:val="21"/>
+        </w:rPr>
+        <w:t xml:space="preserve"> 2</w:t>
+      </w:r>
+      <w:bookmarkStart w:id="9" w:name="_GoBack"/>
+      <w:bookmarkEnd w:id="9"/>
+      <w:r>
+        <w:rPr>
+          <w:rFonts w:ascii="맑은 고딕" w:eastAsia="맑은 고딕" w:hAnsi="맑은 고딕" w:hint="eastAsia"/>
+          <w:color w:val="000000"/>
+          <w:sz w:val="21"/>
+          <w:szCs w:val="21"/>
+        </w:rPr>
+        <w:t>가지 브라우저</w:t>
+      </w:r>
+      <w:r>
+        <w:rPr>
+          <w:rFonts w:ascii="맑은 고딕" w:eastAsia="맑은 고딕" w:hAnsi="맑은 고딕" w:hint="eastAsia"/>
+          <w:color w:val="000000"/>
+          <w:sz w:val="21"/>
+          <w:szCs w:val="21"/>
+        </w:rPr>
+        <w:t>(</w:t>
+      </w:r>
+      <w:r>
+        <w:rPr>
+          <w:rFonts w:ascii="맑은 고딕" w:eastAsia="맑은 고딕" w:hAnsi="맑은 고딕" w:hint="eastAsia"/>
+          <w:color w:val="000000"/>
+          <w:sz w:val="21"/>
+          <w:szCs w:val="21"/>
+        </w:rPr>
+        <w:t>IE11, 크롬)에서 정상 동작하는 것을</w:t>
       </w:r>
       <w:r>
         <w:rPr>
@@ -5882,27 +3140,7 @@
           <w:sz w:val="21"/>
           <w:szCs w:val="21"/>
         </w:rPr>
-        <w:t xml:space="preserve">2. DB 관련 기능은 항상 </w:t>
-      </w:r>
-      <w:proofErr w:type="spellStart"/>
-      <w:r>
-        <w:rPr>
-          <w:rFonts w:ascii="맑은 고딕" w:eastAsia="맑은 고딕" w:hAnsi="맑은 고딕" w:hint="eastAsia"/>
-          <w:color w:val="000000"/>
-          <w:sz w:val="21"/>
-          <w:szCs w:val="21"/>
-        </w:rPr>
-        <w:t>MariaDB</w:t>
-      </w:r>
-      <w:proofErr w:type="spellEnd"/>
-      <w:r>
-        <w:rPr>
-          <w:rFonts w:ascii="맑은 고딕" w:eastAsia="맑은 고딕" w:hAnsi="맑은 고딕" w:hint="eastAsia"/>
-          <w:color w:val="000000"/>
-          <w:sz w:val="21"/>
-          <w:szCs w:val="21"/>
-        </w:rPr>
-        <w:t>와 Oracle 2개의 DB를 지원하도록 개발한다.</w:t>
+        <w:t>2. DB 관련 기능은 항상 MariaDB와 Oracle 2개의 DB를 지원하도록 개발한다.</w:t>
       </w:r>
     </w:p>
     <w:p>
@@ -5935,67 +3173,7 @@
           <w:sz w:val="21"/>
           <w:szCs w:val="21"/>
         </w:rPr>
-        <w:t xml:space="preserve">3. DB에 새로운 테이블을 정의하거나 기존 테이블에 새로운 </w:t>
-      </w:r>
-      <w:proofErr w:type="spellStart"/>
-      <w:r>
-        <w:rPr>
-          <w:rFonts w:ascii="맑은 고딕" w:eastAsia="맑은 고딕" w:hAnsi="맑은 고딕" w:hint="eastAsia"/>
-          <w:color w:val="000000"/>
-          <w:sz w:val="21"/>
-          <w:szCs w:val="21"/>
-        </w:rPr>
-        <w:t>컬럼을</w:t>
-      </w:r>
-      <w:proofErr w:type="spellEnd"/>
-      <w:r>
-        <w:rPr>
-          <w:rFonts w:ascii="맑은 고딕" w:eastAsia="맑은 고딕" w:hAnsi="맑은 고딕" w:hint="eastAsia"/>
-          <w:color w:val="000000"/>
-          <w:sz w:val="21"/>
-          <w:szCs w:val="21"/>
-        </w:rPr>
-        <w:t xml:space="preserve"> 추가할 때는 </w:t>
-      </w:r>
-      <w:proofErr w:type="spellStart"/>
-      <w:r>
-        <w:rPr>
-          <w:rFonts w:ascii="맑은 고딕" w:eastAsia="맑은 고딕" w:hAnsi="맑은 고딕" w:hint="eastAsia"/>
-          <w:color w:val="000000"/>
-          <w:sz w:val="21"/>
-          <w:szCs w:val="21"/>
-        </w:rPr>
-        <w:t>ezFlow</w:t>
-      </w:r>
-      <w:proofErr w:type="spellEnd"/>
-      <w:r>
-        <w:rPr>
-          <w:rFonts w:ascii="맑은 고딕" w:eastAsia="맑은 고딕" w:hAnsi="맑은 고딕" w:hint="eastAsia"/>
-          <w:color w:val="000000"/>
-          <w:sz w:val="21"/>
-          <w:szCs w:val="21"/>
-        </w:rPr>
-        <w:t xml:space="preserve"> App이 초기에 </w:t>
-      </w:r>
-      <w:proofErr w:type="spellStart"/>
-      <w:r>
-        <w:rPr>
-          <w:rFonts w:ascii="맑은 고딕" w:eastAsia="맑은 고딕" w:hAnsi="맑은 고딕" w:hint="eastAsia"/>
-          <w:color w:val="000000"/>
-          <w:sz w:val="21"/>
-          <w:szCs w:val="21"/>
-        </w:rPr>
-        <w:t>로드될</w:t>
-      </w:r>
-      <w:proofErr w:type="spellEnd"/>
-      <w:r>
-        <w:rPr>
-          <w:rFonts w:ascii="맑은 고딕" w:eastAsia="맑은 고딕" w:hAnsi="맑은 고딕" w:hint="eastAsia"/>
-          <w:color w:val="000000"/>
-          <w:sz w:val="21"/>
-          <w:szCs w:val="21"/>
-        </w:rPr>
-        <w:t xml:space="preserve"> 때</w:t>
+        <w:t>3. DB에 새로운 테이블을 정의하거나 기존 테이블에 새로운 컬럼을 추가할 때는 ezFlow App이 초기에 로드될 때</w:t>
       </w:r>
       <w:r>
         <w:rPr>
@@ -6034,67 +3212,7 @@
           <w:sz w:val="21"/>
           <w:szCs w:val="21"/>
         </w:rPr>
-        <w:t>  - </w:t>
-      </w:r>
-      <w:proofErr w:type="spellStart"/>
-      <w:r>
-        <w:rPr>
-          <w:rFonts w:ascii="맑은 고딕" w:eastAsia="맑은 고딕" w:hAnsi="맑은 고딕" w:hint="eastAsia"/>
-          <w:color w:val="000000"/>
-          <w:sz w:val="21"/>
-          <w:szCs w:val="21"/>
-        </w:rPr>
-        <w:t>EzOrganAdminController</w:t>
-      </w:r>
-      <w:proofErr w:type="spellEnd"/>
-      <w:r>
-        <w:rPr>
-          <w:rFonts w:ascii="맑은 고딕" w:eastAsia="맑은 고딕" w:hAnsi="맑은 고딕" w:hint="eastAsia"/>
-          <w:color w:val="000000"/>
-          <w:sz w:val="21"/>
-          <w:szCs w:val="21"/>
-        </w:rPr>
-        <w:t xml:space="preserve"> 클래스의 </w:t>
-      </w:r>
-      <w:proofErr w:type="spellStart"/>
-      <w:r>
-        <w:rPr>
-          <w:rFonts w:ascii="맑은 고딕" w:eastAsia="맑은 고딕" w:hAnsi="맑은 고딕" w:hint="eastAsia"/>
-          <w:color w:val="000000"/>
-          <w:sz w:val="21"/>
-          <w:szCs w:val="21"/>
-        </w:rPr>
-        <w:t>init</w:t>
-      </w:r>
-      <w:proofErr w:type="spellEnd"/>
-      <w:r>
-        <w:rPr>
-          <w:rFonts w:ascii="맑은 고딕" w:eastAsia="맑은 고딕" w:hAnsi="맑은 고딕" w:hint="eastAsia"/>
-          <w:color w:val="000000"/>
-          <w:sz w:val="21"/>
-          <w:szCs w:val="21"/>
-        </w:rPr>
-        <w:t xml:space="preserve"> </w:t>
-      </w:r>
-      <w:proofErr w:type="spellStart"/>
-      <w:r>
-        <w:rPr>
-          <w:rFonts w:ascii="맑은 고딕" w:eastAsia="맑은 고딕" w:hAnsi="맑은 고딕" w:hint="eastAsia"/>
-          <w:color w:val="000000"/>
-          <w:sz w:val="21"/>
-          <w:szCs w:val="21"/>
-        </w:rPr>
-        <w:t>메소드를</w:t>
-      </w:r>
-      <w:proofErr w:type="spellEnd"/>
-      <w:r>
-        <w:rPr>
-          <w:rFonts w:ascii="맑은 고딕" w:eastAsia="맑은 고딕" w:hAnsi="맑은 고딕" w:hint="eastAsia"/>
-          <w:color w:val="000000"/>
-          <w:sz w:val="21"/>
-          <w:szCs w:val="21"/>
-        </w:rPr>
-        <w:t xml:space="preserve"> 참고하여 작성한다.</w:t>
+        <w:t>  - EzOrganAdminController 클래스의 init 메소드를 참고하여 작성한다.</w:t>
       </w:r>
     </w:p>
     <w:p>
@@ -6115,39 +3233,8 @@
           <w:sz w:val="21"/>
           <w:szCs w:val="21"/>
         </w:rPr>
-        <w:t xml:space="preserve">  - 아직 외부 </w:t>
-      </w:r>
-      <w:proofErr w:type="spellStart"/>
-      <w:r>
-        <w:rPr>
-          <w:rFonts w:ascii="맑은 고딕" w:eastAsia="맑은 고딕" w:hAnsi="맑은 고딕" w:hint="eastAsia"/>
-          <w:color w:val="000000"/>
-          <w:sz w:val="21"/>
-          <w:szCs w:val="21"/>
-        </w:rPr>
-        <w:t>머신에</w:t>
-      </w:r>
-      <w:proofErr w:type="spellEnd"/>
-      <w:r>
-        <w:rPr>
-          <w:rFonts w:ascii="맑은 고딕" w:eastAsia="맑은 고딕" w:hAnsi="맑은 고딕" w:hint="eastAsia"/>
-          <w:color w:val="000000"/>
-          <w:sz w:val="21"/>
-          <w:szCs w:val="21"/>
-        </w:rPr>
-        <w:t xml:space="preserve"> 설치된 적이 없는 모듈의 테이블일 경우에는 작성할 필요가 없으나 개발 서버 외의 다른 서버 </w:t>
-      </w:r>
-      <w:proofErr w:type="spellStart"/>
-      <w:r>
-        <w:rPr>
-          <w:rFonts w:ascii="맑은 고딕" w:eastAsia="맑은 고딕" w:hAnsi="맑은 고딕" w:hint="eastAsia"/>
-          <w:color w:val="000000"/>
-          <w:sz w:val="21"/>
-          <w:szCs w:val="21"/>
-        </w:rPr>
-        <w:t>머신에</w:t>
-      </w:r>
-      <w:proofErr w:type="spellEnd"/>
+        <w:t>  - 아직 외부 머신에 설치된 적이 없는 모듈의 테이블일 경우에는 작성할 필요가 없으나 개발 서버 외의 다른 서버 머신에</w:t>
+      </w:r>
       <w:r>
         <w:rPr>
           <w:rFonts w:ascii="맑은 고딕" w:eastAsia="맑은 고딕" w:hAnsi="맑은 고딕"/>
@@ -6185,47 +3272,7 @@
           <w:sz w:val="21"/>
           <w:szCs w:val="21"/>
         </w:rPr>
-        <w:t xml:space="preserve">  - </w:t>
-      </w:r>
-      <w:proofErr w:type="spellStart"/>
-      <w:r>
-        <w:rPr>
-          <w:rFonts w:ascii="맑은 고딕" w:eastAsia="맑은 고딕" w:hAnsi="맑은 고딕" w:hint="eastAsia"/>
-          <w:color w:val="000000"/>
-          <w:sz w:val="21"/>
-          <w:szCs w:val="21"/>
-        </w:rPr>
-        <w:t>git</w:t>
-      </w:r>
-      <w:proofErr w:type="spellEnd"/>
-      <w:r>
-        <w:rPr>
-          <w:rFonts w:ascii="맑은 고딕" w:eastAsia="맑은 고딕" w:hAnsi="맑은 고딕" w:hint="eastAsia"/>
-          <w:color w:val="000000"/>
-          <w:sz w:val="21"/>
-          <w:szCs w:val="21"/>
-        </w:rPr>
-        <w:t xml:space="preserve"> 서버(10.0.102.8)에 있는 </w:t>
-      </w:r>
-      <w:proofErr w:type="spellStart"/>
-      <w:r>
-        <w:rPr>
-          <w:rFonts w:ascii="맑은 고딕" w:eastAsia="맑은 고딕" w:hAnsi="맑은 고딕" w:hint="eastAsia"/>
-          <w:color w:val="000000"/>
-          <w:sz w:val="21"/>
-          <w:szCs w:val="21"/>
-        </w:rPr>
-        <w:t>MariaDB</w:t>
-      </w:r>
-      <w:proofErr w:type="spellEnd"/>
-      <w:r>
-        <w:rPr>
-          <w:rFonts w:ascii="맑은 고딕" w:eastAsia="맑은 고딕" w:hAnsi="맑은 고딕" w:hint="eastAsia"/>
-          <w:color w:val="000000"/>
-          <w:sz w:val="21"/>
-          <w:szCs w:val="21"/>
-        </w:rPr>
-        <w:t xml:space="preserve">와 </w:t>
+        <w:t xml:space="preserve">  - git 서버(10.0.102.8)에 있는 MariaDB와 </w:t>
       </w:r>
       <w:r>
         <w:rPr>
@@ -6291,67 +3338,7 @@
           <w:sz w:val="21"/>
           <w:szCs w:val="21"/>
         </w:rPr>
-        <w:t xml:space="preserve">    </w:t>
-      </w:r>
-      <w:proofErr w:type="spellStart"/>
-      <w:r>
-        <w:rPr>
-          <w:rFonts w:ascii="맑은 고딕" w:eastAsia="맑은 고딕" w:hAnsi="맑은 고딕" w:hint="eastAsia"/>
-          <w:color w:val="000000"/>
-          <w:sz w:val="21"/>
-          <w:szCs w:val="21"/>
-        </w:rPr>
-        <w:t>create_tables_mysql.sql</w:t>
-      </w:r>
-      <w:proofErr w:type="spellEnd"/>
-      <w:r>
-        <w:rPr>
-          <w:rFonts w:ascii="맑은 고딕" w:eastAsia="맑은 고딕" w:hAnsi="맑은 고딕" w:hint="eastAsia"/>
-          <w:color w:val="000000"/>
-          <w:sz w:val="21"/>
-          <w:szCs w:val="21"/>
-        </w:rPr>
-        <w:t>, </w:t>
-      </w:r>
-      <w:proofErr w:type="spellStart"/>
-      <w:r>
-        <w:rPr>
-          <w:rFonts w:ascii="맑은 고딕" w:eastAsia="맑은 고딕" w:hAnsi="맑은 고딕" w:hint="eastAsia"/>
-          <w:color w:val="000000"/>
-          <w:sz w:val="21"/>
-          <w:szCs w:val="21"/>
-        </w:rPr>
-        <w:t>create_tables_oracle.sql</w:t>
-      </w:r>
-      <w:proofErr w:type="spellEnd"/>
-      <w:r>
-        <w:rPr>
-          <w:rFonts w:ascii="맑은 고딕" w:eastAsia="맑은 고딕" w:hAnsi="맑은 고딕" w:hint="eastAsia"/>
-          <w:color w:val="000000"/>
-          <w:sz w:val="21"/>
-          <w:szCs w:val="21"/>
-        </w:rPr>
-        <w:t xml:space="preserve"> 을 새롭게 생성하고 소스 </w:t>
-      </w:r>
-      <w:proofErr w:type="spellStart"/>
-      <w:r>
-        <w:rPr>
-          <w:rFonts w:ascii="맑은 고딕" w:eastAsia="맑은 고딕" w:hAnsi="맑은 고딕" w:hint="eastAsia"/>
-          <w:color w:val="000000"/>
-          <w:sz w:val="21"/>
-          <w:szCs w:val="21"/>
-        </w:rPr>
-        <w:t>트리에</w:t>
-      </w:r>
-      <w:proofErr w:type="spellEnd"/>
-      <w:r>
-        <w:rPr>
-          <w:rFonts w:ascii="맑은 고딕" w:eastAsia="맑은 고딕" w:hAnsi="맑은 고딕" w:hint="eastAsia"/>
-          <w:color w:val="000000"/>
-          <w:sz w:val="21"/>
-          <w:szCs w:val="21"/>
-        </w:rPr>
-        <w:t xml:space="preserve"> 반영한다.</w:t>
+        <w:t>    create_tables_mysql.sql, create_tables_oracle.sql 을 새롭게 생성하고 소스 트리에 반영한다.</w:t>
       </w:r>
     </w:p>
     <w:p>
@@ -6401,117 +3388,33 @@
         </w:rPr>
         <w:t>'</w:t>
       </w:r>
-      <w:proofErr w:type="spellStart"/>
-      <w:r>
-        <w:rPr>
-          <w:rFonts w:ascii="맑은 고딕" w:eastAsia="맑은 고딕" w:hAnsi="맑은 고딕"/>
-          <w:color w:val="000000"/>
-          <w:sz w:val="21"/>
-          <w:szCs w:val="21"/>
-        </w:rPr>
-        <w:t>ezEKP_Java_DB_Schema_export</w:t>
-      </w:r>
-      <w:proofErr w:type="spellEnd"/>
-      <w:r>
-        <w:rPr>
-          <w:rFonts w:ascii="맑은 고딕" w:eastAsia="맑은 고딕" w:hAnsi="맑은 고딕"/>
-          <w:color w:val="000000"/>
-          <w:sz w:val="21"/>
-          <w:szCs w:val="21"/>
-        </w:rPr>
-        <w:t>_방법(</w:t>
-      </w:r>
-      <w:proofErr w:type="spellStart"/>
-      <w:r>
-        <w:rPr>
-          <w:rFonts w:ascii="맑은 고딕" w:eastAsia="맑은 고딕" w:hAnsi="맑은 고딕"/>
-          <w:color w:val="000000"/>
-          <w:sz w:val="21"/>
-          <w:szCs w:val="21"/>
-        </w:rPr>
-        <w:t>MariaDB</w:t>
-      </w:r>
-      <w:proofErr w:type="spellEnd"/>
-      <w:r>
-        <w:rPr>
-          <w:rFonts w:ascii="맑은 고딕" w:eastAsia="맑은 고딕" w:hAnsi="맑은 고딕"/>
-          <w:color w:val="000000"/>
-          <w:sz w:val="21"/>
-          <w:szCs w:val="21"/>
-        </w:rPr>
-        <w:t>)</w:t>
-      </w:r>
-      <w:proofErr w:type="gramStart"/>
-      <w:r>
-        <w:rPr>
-          <w:rFonts w:ascii="맑은 고딕" w:eastAsia="맑은 고딕" w:hAnsi="맑은 고딕"/>
-          <w:color w:val="000000"/>
-          <w:sz w:val="21"/>
-          <w:szCs w:val="21"/>
-        </w:rPr>
-        <w:t>.</w:t>
-      </w:r>
-      <w:proofErr w:type="spellStart"/>
-      <w:r>
-        <w:rPr>
-          <w:rFonts w:ascii="맑은 고딕" w:eastAsia="맑은 고딕" w:hAnsi="맑은 고딕"/>
-          <w:color w:val="000000"/>
-          <w:sz w:val="21"/>
-          <w:szCs w:val="21"/>
-        </w:rPr>
-        <w:t>docx</w:t>
-      </w:r>
-      <w:proofErr w:type="spellEnd"/>
-      <w:r>
-        <w:rPr>
-          <w:rFonts w:ascii="맑은 고딕" w:eastAsia="맑은 고딕" w:hAnsi="맑은 고딕" w:hint="eastAsia"/>
-          <w:color w:val="000000"/>
-          <w:sz w:val="21"/>
-          <w:szCs w:val="21"/>
-        </w:rPr>
-        <w:t>'</w:t>
-      </w:r>
-      <w:proofErr w:type="gramEnd"/>
-      <w:r>
-        <w:rPr>
-          <w:rFonts w:ascii="맑은 고딕" w:eastAsia="맑은 고딕" w:hAnsi="맑은 고딕" w:hint="eastAsia"/>
-          <w:color w:val="000000"/>
-          <w:sz w:val="21"/>
-          <w:szCs w:val="21"/>
-        </w:rPr>
-        <w:t xml:space="preserve"> 및</w:t>
-      </w:r>
-      <w:proofErr w:type="spellStart"/>
-      <w:r>
-        <w:rPr>
-          <w:rFonts w:ascii="맑은 고딕" w:eastAsia="맑은 고딕" w:hAnsi="맑은 고딕"/>
-          <w:color w:val="000000"/>
-          <w:sz w:val="21"/>
-          <w:szCs w:val="21"/>
-        </w:rPr>
-        <w:t>ezEKP_Java_DB_Schema_export</w:t>
-      </w:r>
-      <w:proofErr w:type="spellEnd"/>
-      <w:r>
-        <w:rPr>
-          <w:rFonts w:ascii="맑은 고딕" w:eastAsia="맑은 고딕" w:hAnsi="맑은 고딕"/>
-          <w:color w:val="000000"/>
-          <w:sz w:val="21"/>
-          <w:szCs w:val="21"/>
-        </w:rPr>
-        <w:t>_방법(Oracle).</w:t>
-      </w:r>
-      <w:proofErr w:type="spellStart"/>
-      <w:r>
-        <w:rPr>
-          <w:rFonts w:ascii="맑은 고딕" w:eastAsia="맑은 고딕" w:hAnsi="맑은 고딕"/>
-          <w:color w:val="000000"/>
-          <w:sz w:val="21"/>
-          <w:szCs w:val="21"/>
-        </w:rPr>
-        <w:t>docx</w:t>
-      </w:r>
-      <w:proofErr w:type="spellEnd"/>
+      <w:r>
+        <w:rPr>
+          <w:rFonts w:ascii="맑은 고딕" w:eastAsia="맑은 고딕" w:hAnsi="맑은 고딕"/>
+          <w:color w:val="000000"/>
+          <w:sz w:val="21"/>
+          <w:szCs w:val="21"/>
+        </w:rPr>
+        <w:t>ezEKP_Java_DB_Schema_export_방법(MariaDB).docx</w:t>
+      </w:r>
+      <w:r>
+        <w:rPr>
+          <w:rFonts w:ascii="맑은 고딕" w:eastAsia="맑은 고딕" w:hAnsi="맑은 고딕" w:hint="eastAsia"/>
+          <w:color w:val="000000"/>
+          <w:sz w:val="21"/>
+          <w:szCs w:val="21"/>
+        </w:rPr>
+        <w:t>' 및</w:t>
+      </w:r>
+      <w:r>
+        <w:rPr>
+          <w:rFonts w:ascii="맑은 고딕" w:eastAsia="맑은 고딕" w:hAnsi="맑은 고딕"/>
+          <w:color w:val="000000"/>
+          <w:sz w:val="21"/>
+          <w:szCs w:val="21"/>
+        </w:rPr>
+        <w:t>ezEKP_Java_DB_Schema_export_방법(Oracle).docx</w:t>
+      </w:r>
       <w:r>
         <w:rPr>
           <w:rFonts w:ascii="맑은 고딕" w:eastAsia="맑은 고딕" w:hAnsi="맑은 고딕" w:hint="eastAsia"/>
@@ -6609,27 +3512,7 @@
           <w:sz w:val="21"/>
           <w:szCs w:val="21"/>
         </w:rPr>
-        <w:t xml:space="preserve">4. UI/UX 및 </w:t>
-      </w:r>
-      <w:proofErr w:type="spellStart"/>
-      <w:r>
-        <w:rPr>
-          <w:rFonts w:ascii="맑은 고딕" w:eastAsia="맑은 고딕" w:hAnsi="맑은 고딕" w:hint="eastAsia"/>
-          <w:color w:val="000000"/>
-          <w:sz w:val="21"/>
-          <w:szCs w:val="21"/>
-        </w:rPr>
-        <w:t>스펙이</w:t>
-      </w:r>
-      <w:proofErr w:type="spellEnd"/>
-      <w:r>
-        <w:rPr>
-          <w:rFonts w:ascii="맑은 고딕" w:eastAsia="맑은 고딕" w:hAnsi="맑은 고딕" w:hint="eastAsia"/>
-          <w:color w:val="000000"/>
-          <w:sz w:val="21"/>
-          <w:szCs w:val="21"/>
-        </w:rPr>
-        <w:t xml:space="preserve"> 변경된 경우에는 관련 부서에 공지한다</w:t>
+        <w:t>4. UI/UX 및 스펙이 변경된 경우에는 관련 부서에 공지한다</w:t>
       </w:r>
       <w:r>
         <w:rPr>
@@ -6680,87 +3563,7 @@
           <w:sz w:val="21"/>
           <w:szCs w:val="21"/>
         </w:rPr>
-        <w:t xml:space="preserve">5. </w:t>
-      </w:r>
-      <w:proofErr w:type="spellStart"/>
-      <w:r>
-        <w:rPr>
-          <w:rFonts w:ascii="맑은 고딕" w:eastAsia="맑은 고딕" w:hAnsi="맑은 고딕" w:hint="eastAsia"/>
-          <w:color w:val="000000"/>
-          <w:sz w:val="21"/>
-          <w:szCs w:val="21"/>
-        </w:rPr>
-        <w:t>메소드를</w:t>
-      </w:r>
-      <w:proofErr w:type="spellEnd"/>
-      <w:r>
-        <w:rPr>
-          <w:rFonts w:ascii="맑은 고딕" w:eastAsia="맑은 고딕" w:hAnsi="맑은 고딕" w:hint="eastAsia"/>
-          <w:color w:val="000000"/>
-          <w:sz w:val="21"/>
-          <w:szCs w:val="21"/>
-        </w:rPr>
-        <w:t xml:space="preserve"> 작성할 때에는 입력 </w:t>
-      </w:r>
-      <w:proofErr w:type="spellStart"/>
-      <w:r>
-        <w:rPr>
-          <w:rFonts w:ascii="맑은 고딕" w:eastAsia="맑은 고딕" w:hAnsi="맑은 고딕" w:hint="eastAsia"/>
-          <w:color w:val="000000"/>
-          <w:sz w:val="21"/>
-          <w:szCs w:val="21"/>
-        </w:rPr>
-        <w:t>패러메터와</w:t>
-      </w:r>
-      <w:proofErr w:type="spellEnd"/>
-      <w:r>
-        <w:rPr>
-          <w:rFonts w:ascii="맑은 고딕" w:eastAsia="맑은 고딕" w:hAnsi="맑은 고딕" w:hint="eastAsia"/>
-          <w:color w:val="000000"/>
-          <w:sz w:val="21"/>
-          <w:szCs w:val="21"/>
-        </w:rPr>
-        <w:t xml:space="preserve"> </w:t>
-      </w:r>
-      <w:proofErr w:type="spellStart"/>
-      <w:r>
-        <w:rPr>
-          <w:rFonts w:ascii="맑은 고딕" w:eastAsia="맑은 고딕" w:hAnsi="맑은 고딕" w:hint="eastAsia"/>
-          <w:color w:val="000000"/>
-          <w:sz w:val="21"/>
-          <w:szCs w:val="21"/>
-        </w:rPr>
-        <w:t>출력값</w:t>
-      </w:r>
-      <w:proofErr w:type="spellEnd"/>
-      <w:r>
-        <w:rPr>
-          <w:rFonts w:ascii="맑은 고딕" w:eastAsia="맑은 고딕" w:hAnsi="맑은 고딕" w:hint="eastAsia"/>
-          <w:color w:val="000000"/>
-          <w:sz w:val="21"/>
-          <w:szCs w:val="21"/>
-        </w:rPr>
-        <w:t xml:space="preserve"> 등 가능한 많은 데이터를 </w:t>
-      </w:r>
-      <w:proofErr w:type="spellStart"/>
-      <w:r>
-        <w:rPr>
-          <w:rFonts w:ascii="맑은 고딕" w:eastAsia="맑은 고딕" w:hAnsi="맑은 고딕" w:hint="eastAsia"/>
-          <w:color w:val="000000"/>
-          <w:sz w:val="21"/>
-          <w:szCs w:val="21"/>
-        </w:rPr>
-        <w:t>로깅한다</w:t>
-      </w:r>
-      <w:proofErr w:type="spellEnd"/>
-      <w:r>
-        <w:rPr>
-          <w:rFonts w:ascii="맑은 고딕" w:eastAsia="맑은 고딕" w:hAnsi="맑은 고딕" w:hint="eastAsia"/>
-          <w:color w:val="000000"/>
-          <w:sz w:val="21"/>
-          <w:szCs w:val="21"/>
-        </w:rPr>
-        <w:t>.</w:t>
+        <w:t>5. 메소드를 작성할 때에는 입력 패러메터와 출력값 등 가능한 많은 데이터를 로깅한다.</w:t>
       </w:r>
     </w:p>
     <w:p>
@@ -6802,47 +3605,7 @@
           <w:sz w:val="21"/>
           <w:szCs w:val="21"/>
         </w:rPr>
-        <w:t xml:space="preserve">  - Exception 발생 시엔 반드시 Exception 객체의 </w:t>
-      </w:r>
-      <w:proofErr w:type="spellStart"/>
-      <w:r>
-        <w:rPr>
-          <w:rFonts w:ascii="맑은 고딕" w:eastAsia="맑은 고딕" w:hAnsi="맑은 고딕" w:hint="eastAsia"/>
-          <w:color w:val="000000"/>
-          <w:sz w:val="21"/>
-          <w:szCs w:val="21"/>
-        </w:rPr>
-        <w:t>printStackTrace</w:t>
-      </w:r>
-      <w:proofErr w:type="spellEnd"/>
-      <w:r>
-        <w:rPr>
-          <w:rFonts w:ascii="맑은 고딕" w:eastAsia="맑은 고딕" w:hAnsi="맑은 고딕" w:hint="eastAsia"/>
-          <w:color w:val="000000"/>
-          <w:sz w:val="21"/>
-          <w:szCs w:val="21"/>
-        </w:rPr>
-        <w:t xml:space="preserve">() </w:t>
-      </w:r>
-      <w:proofErr w:type="spellStart"/>
-      <w:r>
-        <w:rPr>
-          <w:rFonts w:ascii="맑은 고딕" w:eastAsia="맑은 고딕" w:hAnsi="맑은 고딕" w:hint="eastAsia"/>
-          <w:color w:val="000000"/>
-          <w:sz w:val="21"/>
-          <w:szCs w:val="21"/>
-        </w:rPr>
-        <w:t>메소드를</w:t>
-      </w:r>
-      <w:proofErr w:type="spellEnd"/>
-      <w:r>
-        <w:rPr>
-          <w:rFonts w:ascii="맑은 고딕" w:eastAsia="맑은 고딕" w:hAnsi="맑은 고딕" w:hint="eastAsia"/>
-          <w:color w:val="000000"/>
-          <w:sz w:val="21"/>
-          <w:szCs w:val="21"/>
-        </w:rPr>
-        <w:t xml:space="preserve"> 호출한다.</w:t>
+        <w:t>  - Exception 발생 시엔 반드시 Exception 객체의 printStackTrace() 메소드를 호출한다.</w:t>
       </w:r>
     </w:p>
     <w:p>
@@ -6875,47 +3638,7 @@
           <w:sz w:val="21"/>
           <w:szCs w:val="21"/>
         </w:rPr>
-        <w:t xml:space="preserve">6. </w:t>
-      </w:r>
-      <w:proofErr w:type="spellStart"/>
-      <w:r>
-        <w:rPr>
-          <w:rFonts w:ascii="맑은 고딕" w:eastAsia="맑은 고딕" w:hAnsi="맑은 고딕" w:hint="eastAsia"/>
-          <w:color w:val="000000"/>
-          <w:sz w:val="21"/>
-          <w:szCs w:val="21"/>
-        </w:rPr>
-        <w:t>브랜치</w:t>
-      </w:r>
-      <w:proofErr w:type="spellEnd"/>
-      <w:r>
-        <w:rPr>
-          <w:rFonts w:ascii="맑은 고딕" w:eastAsia="맑은 고딕" w:hAnsi="맑은 고딕" w:hint="eastAsia"/>
-          <w:color w:val="000000"/>
-          <w:sz w:val="21"/>
-          <w:szCs w:val="21"/>
-        </w:rPr>
-        <w:t xml:space="preserve"> merge 시 충돌이 발생했을 때에는 </w:t>
-      </w:r>
-      <w:proofErr w:type="spellStart"/>
-      <w:r>
-        <w:rPr>
-          <w:rFonts w:ascii="맑은 고딕" w:eastAsia="맑은 고딕" w:hAnsi="맑은 고딕" w:hint="eastAsia"/>
-          <w:color w:val="000000"/>
-          <w:sz w:val="21"/>
-          <w:szCs w:val="21"/>
-        </w:rPr>
-        <w:t>git</w:t>
-      </w:r>
-      <w:proofErr w:type="spellEnd"/>
-      <w:r>
-        <w:rPr>
-          <w:rFonts w:ascii="맑은 고딕" w:eastAsia="맑은 고딕" w:hAnsi="맑은 고딕" w:hint="eastAsia"/>
-          <w:color w:val="000000"/>
-          <w:sz w:val="21"/>
-          <w:szCs w:val="21"/>
-        </w:rPr>
-        <w:t xml:space="preserve"> blame 명령으로 충돌이 난 코드를 작성한 개발자를 확인한 뒤</w:t>
+        <w:t>6. 브랜치 merge 시 충돌이 발생했을 때에는 git blame 명령으로 충돌이 난 코드를 작성한 개발자를 확인한 뒤</w:t>
       </w:r>
       <w:r>
         <w:rPr>
@@ -6987,27 +3710,7 @@
           <w:sz w:val="21"/>
           <w:szCs w:val="21"/>
         </w:rPr>
-        <w:t xml:space="preserve">7. 개발 작업을 할 때에는 항상 어떤 </w:t>
-      </w:r>
-      <w:proofErr w:type="spellStart"/>
-      <w:r>
-        <w:rPr>
-          <w:rFonts w:ascii="맑은 고딕" w:eastAsia="맑은 고딕" w:hAnsi="맑은 고딕" w:hint="eastAsia"/>
-          <w:color w:val="000000"/>
-          <w:sz w:val="21"/>
-          <w:szCs w:val="21"/>
-        </w:rPr>
-        <w:t>브랜치에서</w:t>
-      </w:r>
-      <w:proofErr w:type="spellEnd"/>
-      <w:r>
-        <w:rPr>
-          <w:rFonts w:ascii="맑은 고딕" w:eastAsia="맑은 고딕" w:hAnsi="맑은 고딕" w:hint="eastAsia"/>
-          <w:color w:val="000000"/>
-          <w:sz w:val="21"/>
-          <w:szCs w:val="21"/>
-        </w:rPr>
-        <w:t xml:space="preserve"> 작업할 것인 지를 확인한 뒤 하도록 한다.</w:t>
+        <w:t>7. 개발 작업을 할 때에는 항상 어떤 브랜치에서 작업할 것인 지를 확인한 뒤 하도록 한다.</w:t>
       </w:r>
     </w:p>
     <w:p>
@@ -7028,27 +3731,7 @@
           <w:sz w:val="21"/>
           <w:szCs w:val="21"/>
         </w:rPr>
-        <w:t xml:space="preserve">  - 해당 개발 작업이 표준에 </w:t>
-      </w:r>
-      <w:proofErr w:type="spellStart"/>
-      <w:r>
-        <w:rPr>
-          <w:rFonts w:ascii="맑은 고딕" w:eastAsia="맑은 고딕" w:hAnsi="맑은 고딕" w:hint="eastAsia"/>
-          <w:color w:val="000000"/>
-          <w:sz w:val="21"/>
-          <w:szCs w:val="21"/>
-        </w:rPr>
-        <w:t>반영되어야할</w:t>
-      </w:r>
-      <w:proofErr w:type="spellEnd"/>
-      <w:r>
-        <w:rPr>
-          <w:rFonts w:ascii="맑은 고딕" w:eastAsia="맑은 고딕" w:hAnsi="맑은 고딕" w:hint="eastAsia"/>
-          <w:color w:val="000000"/>
-          <w:sz w:val="21"/>
-          <w:szCs w:val="21"/>
-        </w:rPr>
-        <w:t xml:space="preserve"> 내용인 지 아닌 지 확인하여 작업을 하도록 한다.</w:t>
+        <w:t>  - 해당 개발 작업이 표준에 반영되어야할 내용인 지 아닌 지 확인하여 작업을 하도록 한다.</w:t>
       </w:r>
     </w:p>
     <w:p>
@@ -7082,37 +3765,7 @@
           <w:szCs w:val="21"/>
         </w:rPr>
         <w:lastRenderedPageBreak/>
-        <w:t xml:space="preserve">8. </w:t>
-      </w:r>
-      <w:proofErr w:type="spellStart"/>
-      <w:r>
-        <w:rPr>
-          <w:rFonts w:ascii="맑은 고딕" w:eastAsia="맑은 고딕" w:hAnsi="맑은 고딕" w:hint="eastAsia"/>
-          <w:color w:val="000000"/>
-          <w:sz w:val="21"/>
-          <w:szCs w:val="21"/>
-        </w:rPr>
-        <w:t>시큐어</w:t>
-      </w:r>
-      <w:proofErr w:type="spellEnd"/>
-      <w:r>
-        <w:rPr>
-          <w:rFonts w:ascii="맑은 고딕" w:eastAsia="맑은 고딕" w:hAnsi="맑은 고딕" w:hint="eastAsia"/>
-          <w:color w:val="000000"/>
-          <w:sz w:val="21"/>
-          <w:szCs w:val="21"/>
-        </w:rPr>
-        <w:t xml:space="preserve"> 코딩 룰을 지키면서 코딩을 하도록 한다</w:t>
-      </w:r>
-      <w:proofErr w:type="gramStart"/>
-      <w:r>
-        <w:rPr>
-          <w:rFonts w:ascii="맑은 고딕" w:eastAsia="맑은 고딕" w:hAnsi="맑은 고딕" w:hint="eastAsia"/>
-          <w:color w:val="000000"/>
-          <w:sz w:val="21"/>
-          <w:szCs w:val="21"/>
-        </w:rPr>
-        <w:t>.</w:t>
+        <w:t>8. 시큐어 코딩 룰을 지키면서 코딩을 하도록 한다.</w:t>
       </w:r>
       <w:r>
         <w:rPr>
@@ -7123,7 +3776,6 @@
         </w:rPr>
         <w:t>(</w:t>
       </w:r>
-      <w:proofErr w:type="gramEnd"/>
       <w:r>
         <w:rPr>
           <w:rFonts w:ascii="맑은 고딕" w:eastAsia="맑은 고딕" w:hAnsi="맑은 고딕" w:hint="eastAsia"/>
@@ -7161,47 +3813,7 @@
           <w:sz w:val="21"/>
           <w:szCs w:val="21"/>
         </w:rPr>
-        <w:t>  - @</w:t>
-      </w:r>
-      <w:proofErr w:type="spellStart"/>
-      <w:r>
-        <w:rPr>
-          <w:rFonts w:ascii="맑은 고딕" w:eastAsia="맑은 고딕" w:hAnsi="맑은 고딕" w:hint="eastAsia"/>
-          <w:color w:val="000000"/>
-          <w:sz w:val="21"/>
-          <w:szCs w:val="21"/>
-        </w:rPr>
-        <w:t>RequestMapping</w:t>
-      </w:r>
-      <w:proofErr w:type="spellEnd"/>
-      <w:r>
-        <w:rPr>
-          <w:rFonts w:ascii="맑은 고딕" w:eastAsia="맑은 고딕" w:hAnsi="맑은 고딕" w:hint="eastAsia"/>
-          <w:color w:val="000000"/>
-          <w:sz w:val="21"/>
-          <w:szCs w:val="21"/>
-        </w:rPr>
-        <w:t xml:space="preserve">에 반드시 GET 혹은 POST </w:t>
-      </w:r>
-      <w:proofErr w:type="spellStart"/>
-      <w:r>
-        <w:rPr>
-          <w:rFonts w:ascii="맑은 고딕" w:eastAsia="맑은 고딕" w:hAnsi="맑은 고딕" w:hint="eastAsia"/>
-          <w:color w:val="000000"/>
-          <w:sz w:val="21"/>
-          <w:szCs w:val="21"/>
-        </w:rPr>
-        <w:t>메소드를</w:t>
-      </w:r>
-      <w:proofErr w:type="spellEnd"/>
-      <w:r>
-        <w:rPr>
-          <w:rFonts w:ascii="맑은 고딕" w:eastAsia="맑은 고딕" w:hAnsi="맑은 고딕" w:hint="eastAsia"/>
-          <w:color w:val="000000"/>
-          <w:sz w:val="21"/>
-          <w:szCs w:val="21"/>
-        </w:rPr>
-        <w:t xml:space="preserve"> 명확히 지정한다.</w:t>
+        <w:t>  - @RequestMapping에 반드시 GET 혹은 POST 메소드를 명확히 지정한다.</w:t>
       </w:r>
     </w:p>
     <w:p>
@@ -7222,19 +3834,8 @@
           <w:sz w:val="21"/>
           <w:szCs w:val="21"/>
         </w:rPr>
-        <w:t xml:space="preserve">  - Path Traversal 대응 </w:t>
-      </w:r>
-      <w:proofErr w:type="spellStart"/>
-      <w:r>
-        <w:rPr>
-          <w:rFonts w:ascii="맑은 고딕" w:eastAsia="맑은 고딕" w:hAnsi="맑은 고딕" w:hint="eastAsia"/>
-          <w:color w:val="000000"/>
-          <w:sz w:val="21"/>
-          <w:szCs w:val="21"/>
-        </w:rPr>
-        <w:t>메소드</w:t>
-      </w:r>
-      <w:proofErr w:type="spellEnd"/>
+        <w:t>  - Path Traversal 대응 메소드</w:t>
+      </w:r>
       <w:r>
         <w:rPr>
           <w:rFonts w:ascii="맑은 고딕" w:eastAsia="맑은 고딕" w:hAnsi="맑은 고딕" w:hint="eastAsia"/>
@@ -7244,7 +3845,6 @@
         </w:rPr>
         <w:t>(</w:t>
       </w:r>
-      <w:proofErr w:type="spellStart"/>
       <w:r>
         <w:rPr>
           <w:rFonts w:ascii="맑은 고딕" w:eastAsia="맑은 고딕" w:hAnsi="맑은 고딕"/>
@@ -7263,7 +3863,6 @@
         </w:rPr>
         <w:t>ommonUtil.detectPathTraversal</w:t>
       </w:r>
-      <w:proofErr w:type="spellEnd"/>
       <w:r>
         <w:rPr>
           <w:rFonts w:ascii="맑은 고딕" w:eastAsia="맑은 고딕" w:hAnsi="맑은 고딕"/>
@@ -7288,7 +3887,7 @@
         <w:pStyle w:val="a6"/>
         <w:spacing w:before="0" w:beforeAutospacing="0" w:after="0" w:afterAutospacing="0"/>
         <w:rPr>
-          <w:rFonts w:ascii="맑은 고딕" w:eastAsia="맑은 고딕" w:hAnsi="맑은 고딕" w:hint="eastAsia"/>
+          <w:rFonts w:ascii="맑은 고딕" w:eastAsia="맑은 고딕" w:hAnsi="맑은 고딕"/>
           <w:color w:val="000000"/>
           <w:sz w:val="21"/>
           <w:szCs w:val="21"/>
@@ -7310,27 +3909,7 @@
           <w:sz w:val="21"/>
           <w:szCs w:val="21"/>
         </w:rPr>
-        <w:t>(</w:t>
-      </w:r>
-      <w:proofErr w:type="spellStart"/>
-      <w:r>
-        <w:rPr>
-          <w:rFonts w:ascii="맑은 고딕" w:eastAsia="맑은 고딕" w:hAnsi="맑은 고딕" w:hint="eastAsia"/>
-          <w:color w:val="000000"/>
-          <w:sz w:val="21"/>
-          <w:szCs w:val="21"/>
-        </w:rPr>
-        <w:t>c:out</w:t>
-      </w:r>
-      <w:proofErr w:type="spellEnd"/>
-      <w:r>
-        <w:rPr>
-          <w:rFonts w:ascii="맑은 고딕" w:eastAsia="맑은 고딕" w:hAnsi="맑은 고딕" w:hint="eastAsia"/>
-          <w:color w:val="000000"/>
-          <w:sz w:val="21"/>
-          <w:szCs w:val="21"/>
-        </w:rPr>
-        <w:t xml:space="preserve"> 태그적용,</w:t>
+        <w:t>(c:out 태그적용,</w:t>
       </w:r>
       <w:r>
         <w:rPr>
@@ -7341,45 +3920,14 @@
         </w:rPr>
         <w:t xml:space="preserve"> </w:t>
       </w:r>
-      <w:proofErr w:type="spellStart"/>
-      <w:r>
-        <w:rPr>
-          <w:rFonts w:ascii="맑은 고딕" w:eastAsia="맑은 고딕" w:hAnsi="맑은 고딕" w:hint="eastAsia"/>
-          <w:color w:val="000000"/>
-          <w:sz w:val="21"/>
-          <w:szCs w:val="21"/>
-        </w:rPr>
-        <w:t>CommonUtil.cleanValue</w:t>
-      </w:r>
-      <w:proofErr w:type="spellEnd"/>
-      <w:r>
-        <w:rPr>
-          <w:rFonts w:ascii="맑은 고딕" w:eastAsia="맑은 고딕" w:hAnsi="맑은 고딕" w:hint="eastAsia"/>
-          <w:color w:val="000000"/>
-          <w:sz w:val="21"/>
-          <w:szCs w:val="21"/>
-        </w:rPr>
-        <w:t xml:space="preserve"> </w:t>
-      </w:r>
-      <w:proofErr w:type="spellStart"/>
-      <w:r>
-        <w:rPr>
-          <w:rFonts w:ascii="맑은 고딕" w:eastAsia="맑은 고딕" w:hAnsi="맑은 고딕" w:hint="eastAsia"/>
-          <w:color w:val="000000"/>
-          <w:sz w:val="21"/>
-          <w:szCs w:val="21"/>
-        </w:rPr>
-        <w:t>메소드</w:t>
-      </w:r>
-      <w:proofErr w:type="spellEnd"/>
-      <w:r>
-        <w:rPr>
-          <w:rFonts w:ascii="맑은 고딕" w:eastAsia="맑은 고딕" w:hAnsi="맑은 고딕" w:hint="eastAsia"/>
-          <w:color w:val="000000"/>
-          <w:sz w:val="21"/>
-          <w:szCs w:val="21"/>
-        </w:rPr>
-        <w:t xml:space="preserve"> 적용 등)</w:t>
+      <w:r>
+        <w:rPr>
+          <w:rFonts w:ascii="맑은 고딕" w:eastAsia="맑은 고딕" w:hAnsi="맑은 고딕" w:hint="eastAsia"/>
+          <w:color w:val="000000"/>
+          <w:sz w:val="21"/>
+          <w:szCs w:val="21"/>
+        </w:rPr>
+        <w:t>CommonUtil.cleanValue 메소드 적용 등)</w:t>
       </w:r>
     </w:p>
     <w:p>
@@ -7399,7 +3947,7 @@
         <w:pStyle w:val="a6"/>
         <w:spacing w:before="0" w:beforeAutospacing="0" w:after="0" w:afterAutospacing="0"/>
         <w:rPr>
-          <w:rFonts w:ascii="맑은 고딕" w:eastAsia="맑은 고딕" w:hAnsi="맑은 고딕" w:hint="eastAsia"/>
+          <w:rFonts w:ascii="맑은 고딕" w:eastAsia="맑은 고딕" w:hAnsi="맑은 고딕"/>
           <w:color w:val="000000"/>
           <w:sz w:val="21"/>
           <w:szCs w:val="21"/>
@@ -7414,25 +3962,14 @@
         </w:rPr>
         <w:t xml:space="preserve">9. </w:t>
       </w:r>
-      <w:proofErr w:type="spellStart"/>
-      <w:r>
-        <w:rPr>
-          <w:rFonts w:ascii="맑은 고딕" w:eastAsia="맑은 고딕" w:hAnsi="맑은 고딕" w:hint="eastAsia"/>
-          <w:color w:val="000000"/>
-          <w:sz w:val="21"/>
-          <w:szCs w:val="21"/>
-        </w:rPr>
-        <w:t>git</w:t>
-      </w:r>
-      <w:proofErr w:type="spellEnd"/>
-      <w:r>
-        <w:rPr>
-          <w:rFonts w:ascii="맑은 고딕" w:eastAsia="맑은 고딕" w:hAnsi="맑은 고딕" w:hint="eastAsia"/>
-          <w:color w:val="000000"/>
-          <w:sz w:val="21"/>
-          <w:szCs w:val="21"/>
-        </w:rPr>
-        <w:t xml:space="preserve"> 서</w:t>
+      <w:r>
+        <w:rPr>
+          <w:rFonts w:ascii="맑은 고딕" w:eastAsia="맑은 고딕" w:hAnsi="맑은 고딕" w:hint="eastAsia"/>
+          <w:color w:val="000000"/>
+          <w:sz w:val="21"/>
+          <w:szCs w:val="21"/>
+        </w:rPr>
+        <w:t>git 서</w:t>
       </w:r>
       <w:r>
         <w:rPr>
@@ -7468,47 +4005,7 @@
           <w:sz w:val="21"/>
           <w:szCs w:val="21"/>
         </w:rPr>
-        <w:t>(/home/</w:t>
-      </w:r>
-      <w:proofErr w:type="spellStart"/>
-      <w:r>
-        <w:rPr>
-          <w:rFonts w:ascii="맑은 고딕" w:eastAsia="맑은 고딕" w:hAnsi="맑은 고딕" w:hint="eastAsia"/>
-          <w:color w:val="000000"/>
-          <w:sz w:val="21"/>
-          <w:szCs w:val="21"/>
-        </w:rPr>
-        <w:t>jmocha</w:t>
-      </w:r>
-      <w:proofErr w:type="spellEnd"/>
-      <w:r>
-        <w:rPr>
-          <w:rFonts w:ascii="맑은 고딕" w:eastAsia="맑은 고딕" w:hAnsi="맑은 고딕" w:hint="eastAsia"/>
-          <w:color w:val="000000"/>
-          <w:sz w:val="21"/>
-          <w:szCs w:val="21"/>
-        </w:rPr>
-        <w:t>/</w:t>
-      </w:r>
-      <w:proofErr w:type="spellStart"/>
-      <w:r>
-        <w:rPr>
-          <w:rFonts w:ascii="맑은 고딕" w:eastAsia="맑은 고딕" w:hAnsi="맑은 고딕" w:hint="eastAsia"/>
-          <w:color w:val="000000"/>
-          <w:sz w:val="21"/>
-          <w:szCs w:val="21"/>
-        </w:rPr>
-        <w:t>git</w:t>
-      </w:r>
-      <w:proofErr w:type="spellEnd"/>
-      <w:r>
-        <w:rPr>
-          <w:rFonts w:ascii="맑은 고딕" w:eastAsia="맑은 고딕" w:hAnsi="맑은 고딕" w:hint="eastAsia"/>
-          <w:color w:val="000000"/>
-          <w:sz w:val="21"/>
-          <w:szCs w:val="21"/>
-        </w:rPr>
-        <w:t>/ezFlow4Java.git)에 commit을 push할 때</w:t>
+        <w:t>(/home/jmocha/git/ezFlow4Java.git)에 commit을 push할 때</w:t>
       </w:r>
       <w:r>
         <w:rPr>
@@ -7706,27 +4203,7 @@
           <w:sz w:val="21"/>
           <w:szCs w:val="21"/>
         </w:rPr>
-        <w:t xml:space="preserve"> </w:t>
-      </w:r>
-      <w:proofErr w:type="spellStart"/>
-      <w:r>
-        <w:rPr>
-          <w:rFonts w:ascii="맑은 고딕" w:eastAsia="맑은 고딕" w:hAnsi="맑은 고딕" w:hint="eastAsia"/>
-          <w:color w:val="000000"/>
-          <w:sz w:val="21"/>
-          <w:szCs w:val="21"/>
-        </w:rPr>
-        <w:t>팀레드마인</w:t>
-      </w:r>
-      <w:proofErr w:type="spellEnd"/>
-      <w:r>
-        <w:rPr>
-          <w:rFonts w:ascii="맑은 고딕" w:eastAsia="맑은 고딕" w:hAnsi="맑은 고딕" w:hint="eastAsia"/>
-          <w:color w:val="000000"/>
-          <w:sz w:val="21"/>
-          <w:szCs w:val="21"/>
-        </w:rPr>
-        <w:t>(</w:t>
+        <w:t xml:space="preserve"> 팀레드마인(</w:t>
       </w:r>
       <w:hyperlink r:id="rId9" w:history="1">
         <w:r>
@@ -7784,43 +4261,23 @@
         </w:rPr>
         <w:t>‘</w:t>
       </w:r>
-      <w:proofErr w:type="spellStart"/>
-      <w:r>
-        <w:rPr>
-          <w:rFonts w:ascii="맑은 고딕" w:eastAsia="맑은 고딕" w:hAnsi="맑은 고딕"/>
-          <w:color w:val="000000"/>
-          <w:sz w:val="21"/>
-          <w:szCs w:val="21"/>
-        </w:rPr>
-        <w:t>ezEKP</w:t>
-      </w:r>
-      <w:proofErr w:type="spellEnd"/>
-      <w:r>
-        <w:rPr>
-          <w:rFonts w:ascii="맑은 고딕" w:eastAsia="맑은 고딕" w:hAnsi="맑은 고딕"/>
-          <w:color w:val="000000"/>
-          <w:sz w:val="21"/>
-          <w:szCs w:val="21"/>
-        </w:rPr>
-        <w:t xml:space="preserve"> 자바 표준모듈 버전번호 관리</w:t>
-      </w:r>
-      <w:r>
-        <w:rPr>
-          <w:rFonts w:ascii="맑은 고딕" w:eastAsia="맑은 고딕" w:hAnsi="맑은 고딕"/>
-          <w:color w:val="000000"/>
-          <w:sz w:val="21"/>
-          <w:szCs w:val="21"/>
-        </w:rPr>
-        <w:t>’</w:t>
-      </w:r>
-      <w:r>
-        <w:rPr>
-          <w:rFonts w:ascii="맑은 고딕" w:eastAsia="맑은 고딕" w:hAnsi="맑은 고딕"/>
-          <w:color w:val="000000"/>
-          <w:sz w:val="21"/>
-          <w:szCs w:val="21"/>
-        </w:rPr>
-        <w:t xml:space="preserve"> </w:t>
+      <w:r>
+        <w:rPr>
+          <w:rFonts w:ascii="맑은 고딕" w:eastAsia="맑은 고딕" w:hAnsi="맑은 고딕"/>
+          <w:color w:val="000000"/>
+          <w:sz w:val="21"/>
+          <w:szCs w:val="21"/>
+        </w:rPr>
+        <w:t>ezEKP 자바 표준모듈 버전번호 관리</w:t>
+      </w:r>
+      <w:r>
+        <w:rPr>
+          <w:rFonts w:ascii="맑은 고딕" w:eastAsia="맑은 고딕" w:hAnsi="맑은 고딕"/>
+          <w:color w:val="000000"/>
+          <w:sz w:val="21"/>
+          <w:szCs w:val="21"/>
+        </w:rPr>
+        <w:t xml:space="preserve">’ </w:t>
       </w:r>
       <w:r>
         <w:rPr>
@@ -7921,25 +4378,14 @@
         </w:rPr>
         <w:t xml:space="preserve">예: </w:t>
       </w:r>
-      <w:proofErr w:type="spellStart"/>
-      <w:r>
-        <w:rPr>
-          <w:rFonts w:ascii="맑은 고딕" w:eastAsia="맑은 고딕" w:hAnsi="맑은 고딕"/>
-          <w:color w:val="000000"/>
-          <w:sz w:val="21"/>
-          <w:szCs w:val="21"/>
-        </w:rPr>
-        <w:t>ezFlow</w:t>
-      </w:r>
-      <w:proofErr w:type="spellEnd"/>
-      <w:r>
-        <w:rPr>
-          <w:rFonts w:ascii="맑은 고딕" w:eastAsia="맑은 고딕" w:hAnsi="맑은 고딕"/>
-          <w:color w:val="000000"/>
-          <w:sz w:val="21"/>
-          <w:szCs w:val="21"/>
-        </w:rPr>
-        <w:t xml:space="preserve"> v6.6.15.STD_20200703</w:t>
+      <w:r>
+        <w:rPr>
+          <w:rFonts w:ascii="맑은 고딕" w:eastAsia="맑은 고딕" w:hAnsi="맑은 고딕"/>
+          <w:color w:val="000000"/>
+          <w:sz w:val="21"/>
+          <w:szCs w:val="21"/>
+        </w:rPr>
+        <w:t>ezFlow v6.6.15.STD_20200703</w:t>
       </w:r>
       <w:r>
         <w:rPr>
@@ -8028,7 +4474,7 @@
         <w:pStyle w:val="a6"/>
         <w:spacing w:before="0" w:beforeAutospacing="0" w:after="0" w:afterAutospacing="0"/>
         <w:rPr>
-          <w:rFonts w:ascii="맑은 고딕" w:eastAsia="맑은 고딕" w:hAnsi="맑은 고딕" w:hint="eastAsia"/>
+          <w:rFonts w:ascii="맑은 고딕" w:eastAsia="맑은 고딕" w:hAnsi="맑은 고딕"/>
           <w:color w:val="000000"/>
           <w:sz w:val="21"/>
           <w:szCs w:val="21"/>
@@ -8040,7 +4486,7 @@
         <w:pStyle w:val="a6"/>
         <w:spacing w:before="0" w:beforeAutospacing="0" w:after="0" w:afterAutospacing="0"/>
         <w:rPr>
-          <w:rFonts w:ascii="맑은 고딕" w:eastAsia="맑은 고딕" w:hAnsi="맑은 고딕" w:hint="eastAsia"/>
+          <w:rFonts w:ascii="맑은 고딕" w:eastAsia="맑은 고딕" w:hAnsi="맑은 고딕"/>
           <w:color w:val="000000"/>
           <w:sz w:val="21"/>
           <w:szCs w:val="21"/>
@@ -8073,7 +4519,6 @@
         </w:rPr>
         <w:t xml:space="preserve">새로운 사이트에 </w:t>
       </w:r>
-      <w:proofErr w:type="spellStart"/>
       <w:r>
         <w:rPr>
           <w:rFonts w:ascii="맑은 고딕" w:eastAsia="맑은 고딕" w:hAnsi="맑은 고딕"/>
@@ -8083,7 +4528,6 @@
         </w:rPr>
         <w:t>ezEKP</w:t>
       </w:r>
-      <w:proofErr w:type="spellEnd"/>
       <w:r>
         <w:rPr>
           <w:rFonts w:ascii="맑은 고딕" w:eastAsia="맑은 고딕" w:hAnsi="맑은 고딕" w:hint="eastAsia"/>
@@ -8136,39 +4580,8 @@
           <w:sz w:val="21"/>
           <w:szCs w:val="21"/>
         </w:rPr>
-        <w:t>_</w:t>
-      </w:r>
-      <w:proofErr w:type="spellStart"/>
-      <w:r>
-        <w:rPr>
-          <w:rFonts w:ascii="맑은 고딕" w:eastAsia="맑은 고딕" w:hAnsi="맑은 고딕"/>
-          <w:color w:val="000000"/>
-          <w:sz w:val="21"/>
-          <w:szCs w:val="21"/>
-        </w:rPr>
-        <w:t>구축시</w:t>
-      </w:r>
-      <w:proofErr w:type="spellEnd"/>
-      <w:r>
-        <w:rPr>
-          <w:rFonts w:ascii="맑은 고딕" w:eastAsia="맑은 고딕" w:hAnsi="맑은 고딕"/>
-          <w:color w:val="000000"/>
-          <w:sz w:val="21"/>
-          <w:szCs w:val="21"/>
-        </w:rPr>
-        <w:t>_사이트저장소_생성방법.</w:t>
-      </w:r>
-      <w:proofErr w:type="spellStart"/>
-      <w:r>
-        <w:rPr>
-          <w:rFonts w:ascii="맑은 고딕" w:eastAsia="맑은 고딕" w:hAnsi="맑은 고딕"/>
-          <w:color w:val="000000"/>
-          <w:sz w:val="21"/>
-          <w:szCs w:val="21"/>
-        </w:rPr>
-        <w:t>docx</w:t>
-      </w:r>
-      <w:proofErr w:type="spellEnd"/>
+        <w:t>_구축시_사이트저장소_생성방법.docx</w:t>
+      </w:r>
       <w:r>
         <w:rPr>
           <w:rFonts w:ascii="맑은 고딕" w:eastAsia="맑은 고딕" w:hAnsi="맑은 고딕"/>
@@ -8194,27 +4607,7 @@
           <w:sz w:val="21"/>
           <w:szCs w:val="21"/>
         </w:rPr>
-        <w:t xml:space="preserve">하고 </w:t>
-      </w:r>
-      <w:proofErr w:type="spellStart"/>
-      <w:r>
-        <w:rPr>
-          <w:rFonts w:ascii="맑은 고딕" w:eastAsia="맑은 고딕" w:hAnsi="맑은 고딕" w:hint="eastAsia"/>
-          <w:color w:val="000000"/>
-          <w:sz w:val="21"/>
-          <w:szCs w:val="21"/>
-        </w:rPr>
-        <w:t>팀레드마인</w:t>
-      </w:r>
-      <w:proofErr w:type="spellEnd"/>
-      <w:r>
-        <w:rPr>
-          <w:rFonts w:ascii="맑은 고딕" w:eastAsia="맑은 고딕" w:hAnsi="맑은 고딕" w:hint="eastAsia"/>
-          <w:color w:val="000000"/>
-          <w:sz w:val="21"/>
-          <w:szCs w:val="21"/>
-        </w:rPr>
-        <w:t>(</w:t>
+        <w:t>하고 팀레드마인(</w:t>
       </w:r>
       <w:hyperlink r:id="rId10" w:history="1">
         <w:r>
@@ -8261,16 +4654,7 @@
           <w:sz w:val="21"/>
           <w:szCs w:val="21"/>
         </w:rPr>
-        <w:t>게시판</w:t>
-      </w:r>
-      <w:r>
-        <w:rPr>
-          <w:rFonts w:ascii="맑은 고딕" w:eastAsia="맑은 고딕" w:hAnsi="맑은 고딕" w:hint="eastAsia"/>
-          <w:color w:val="000000"/>
-          <w:sz w:val="21"/>
-          <w:szCs w:val="21"/>
-        </w:rPr>
-        <w:t>에 해</w:t>
+        <w:t>게시판에 해</w:t>
       </w:r>
       <w:r>
         <w:rPr>
@@ -8384,87 +4768,7 @@
           <w:sz w:val="21"/>
           <w:szCs w:val="21"/>
         </w:rPr>
-        <w:t xml:space="preserve">. </w:t>
-      </w:r>
-      <w:proofErr w:type="spellStart"/>
-      <w:r>
-        <w:rPr>
-          <w:rFonts w:ascii="맑은 고딕" w:eastAsia="맑은 고딕" w:hAnsi="맑은 고딕" w:hint="eastAsia"/>
-          <w:color w:val="000000"/>
-          <w:sz w:val="21"/>
-          <w:szCs w:val="21"/>
-        </w:rPr>
-        <w:t>가온누리를</w:t>
-      </w:r>
-      <w:proofErr w:type="spellEnd"/>
-      <w:r>
-        <w:rPr>
-          <w:rFonts w:ascii="맑은 고딕" w:eastAsia="맑은 고딕" w:hAnsi="맑은 고딕" w:hint="eastAsia"/>
-          <w:color w:val="000000"/>
-          <w:sz w:val="21"/>
-          <w:szCs w:val="21"/>
-        </w:rPr>
-        <w:t xml:space="preserve"> 포함하여 사이트에 </w:t>
-      </w:r>
-      <w:proofErr w:type="spellStart"/>
-      <w:r>
-        <w:rPr>
-          <w:rFonts w:ascii="맑은 고딕" w:eastAsia="맑은 고딕" w:hAnsi="맑은 고딕" w:hint="eastAsia"/>
-          <w:color w:val="000000"/>
-          <w:sz w:val="21"/>
-          <w:szCs w:val="21"/>
-        </w:rPr>
-        <w:t>ezEKP</w:t>
-      </w:r>
-      <w:proofErr w:type="spellEnd"/>
-      <w:r>
-        <w:rPr>
-          <w:rFonts w:ascii="맑은 고딕" w:eastAsia="맑은 고딕" w:hAnsi="맑은 고딕" w:hint="eastAsia"/>
-          <w:color w:val="000000"/>
-          <w:sz w:val="21"/>
-          <w:szCs w:val="21"/>
-        </w:rPr>
-        <w:t>를 설치 혹은 업데이트할 때에는 도움말 우측 상단에 버전번호를 변경한 후</w:t>
-      </w:r>
-      <w:proofErr w:type="spellStart"/>
-      <w:r>
-        <w:rPr>
-          <w:rFonts w:ascii="맑은 고딕" w:eastAsia="맑은 고딕" w:hAnsi="맑은 고딕" w:hint="eastAsia"/>
-          <w:color w:val="000000"/>
-          <w:sz w:val="21"/>
-          <w:szCs w:val="21"/>
-        </w:rPr>
-        <w:t>ezFlow</w:t>
-      </w:r>
-      <w:proofErr w:type="spellEnd"/>
-      <w:r>
-        <w:rPr>
-          <w:rFonts w:ascii="맑은 고딕" w:eastAsia="맑은 고딕" w:hAnsi="맑은 고딕" w:hint="eastAsia"/>
-          <w:color w:val="000000"/>
-          <w:sz w:val="21"/>
-          <w:szCs w:val="21"/>
-        </w:rPr>
-        <w:t xml:space="preserve"> App을 </w:t>
-      </w:r>
-      <w:proofErr w:type="spellStart"/>
-      <w:r>
-        <w:rPr>
-          <w:rFonts w:ascii="맑은 고딕" w:eastAsia="맑은 고딕" w:hAnsi="맑은 고딕" w:hint="eastAsia"/>
-          <w:color w:val="000000"/>
-          <w:sz w:val="21"/>
-          <w:szCs w:val="21"/>
-        </w:rPr>
-        <w:t>빌드하도록</w:t>
-      </w:r>
-      <w:proofErr w:type="spellEnd"/>
-      <w:r>
-        <w:rPr>
-          <w:rFonts w:ascii="맑은 고딕" w:eastAsia="맑은 고딕" w:hAnsi="맑은 고딕" w:hint="eastAsia"/>
-          <w:color w:val="000000"/>
-          <w:sz w:val="21"/>
-          <w:szCs w:val="21"/>
-        </w:rPr>
-        <w:t xml:space="preserve"> 한다.</w:t>
+        <w:t>. 가온누리를 포함하여 사이트에 ezEKP를 설치 혹은 업데이트할 때에는 도움말 우측 상단에 버전번호를 변경한 후ezFlow App을 빌드하도록 한다.</w:t>
       </w:r>
     </w:p>
     <w:p>
@@ -8485,59 +4789,8 @@
           <w:sz w:val="21"/>
           <w:szCs w:val="21"/>
         </w:rPr>
-        <w:t xml:space="preserve">  - 버전번호 기본 구성: </w:t>
-      </w:r>
-      <w:proofErr w:type="spellStart"/>
-      <w:r>
-        <w:rPr>
-          <w:rFonts w:ascii="맑은 고딕" w:eastAsia="맑은 고딕" w:hAnsi="맑은 고딕" w:hint="eastAsia"/>
-          <w:color w:val="000000"/>
-          <w:sz w:val="21"/>
-          <w:szCs w:val="21"/>
-        </w:rPr>
-        <w:t>ezFlow</w:t>
-      </w:r>
-      <w:proofErr w:type="spellEnd"/>
-      <w:r>
-        <w:rPr>
-          <w:rFonts w:ascii="맑은 고딕" w:eastAsia="맑은 고딕" w:hAnsi="맑은 고딕" w:hint="eastAsia"/>
-          <w:color w:val="000000"/>
-          <w:sz w:val="21"/>
-          <w:szCs w:val="21"/>
-        </w:rPr>
-        <w:t xml:space="preserve"> 기본 </w:t>
-      </w:r>
-      <w:proofErr w:type="gramStart"/>
-      <w:r>
-        <w:rPr>
-          <w:rFonts w:ascii="맑은 고딕" w:eastAsia="맑은 고딕" w:hAnsi="맑은 고딕" w:hint="eastAsia"/>
-          <w:color w:val="000000"/>
-          <w:sz w:val="21"/>
-          <w:szCs w:val="21"/>
-        </w:rPr>
-        <w:t>버전번호.3자리</w:t>
-      </w:r>
-      <w:proofErr w:type="gramEnd"/>
-      <w:r>
-        <w:rPr>
-          <w:rFonts w:ascii="맑은 고딕" w:eastAsia="맑은 고딕" w:hAnsi="맑은 고딕" w:hint="eastAsia"/>
-          <w:color w:val="000000"/>
-          <w:sz w:val="21"/>
-          <w:szCs w:val="21"/>
-        </w:rPr>
-        <w:t xml:space="preserve"> 사이트 아이디_</w:t>
-      </w:r>
-      <w:proofErr w:type="spellStart"/>
-      <w:r>
-        <w:rPr>
-          <w:rFonts w:ascii="맑은 고딕" w:eastAsia="맑은 고딕" w:hAnsi="맑은 고딕" w:hint="eastAsia"/>
-          <w:color w:val="000000"/>
-          <w:sz w:val="21"/>
-          <w:szCs w:val="21"/>
-        </w:rPr>
-        <w:t>빌드날짜</w:t>
-      </w:r>
-      <w:proofErr w:type="spellEnd"/>
+        <w:t>  - 버전번호 기본 구성: ezFlow 기본 버전번호.3자리 사이트 아이디_빌드날짜</w:t>
+      </w:r>
     </w:p>
     <w:p>
       <w:pPr>
@@ -8557,47 +4810,7 @@
           <w:sz w:val="21"/>
           <w:szCs w:val="21"/>
         </w:rPr>
-        <w:t xml:space="preserve">  - 표준 버전번호 </w:t>
-      </w:r>
-      <w:proofErr w:type="gramStart"/>
-      <w:r>
-        <w:rPr>
-          <w:rFonts w:ascii="맑은 고딕" w:eastAsia="맑은 고딕" w:hAnsi="맑은 고딕" w:hint="eastAsia"/>
-          <w:color w:val="000000"/>
-          <w:sz w:val="21"/>
-          <w:szCs w:val="21"/>
-        </w:rPr>
-        <w:t>예 :</w:t>
-      </w:r>
-      <w:proofErr w:type="gramEnd"/>
-      <w:r>
-        <w:rPr>
-          <w:rFonts w:ascii="맑은 고딕" w:eastAsia="맑은 고딕" w:hAnsi="맑은 고딕" w:hint="eastAsia"/>
-          <w:color w:val="000000"/>
-          <w:sz w:val="21"/>
-          <w:szCs w:val="21"/>
-        </w:rPr>
-        <w:t> </w:t>
-      </w:r>
-      <w:proofErr w:type="spellStart"/>
-      <w:r>
-        <w:rPr>
-          <w:rFonts w:ascii="맑은 고딕" w:eastAsia="맑은 고딕" w:hAnsi="맑은 고딕" w:hint="eastAsia"/>
-          <w:color w:val="000000"/>
-          <w:sz w:val="21"/>
-          <w:szCs w:val="21"/>
-        </w:rPr>
-        <w:t>ezFlow</w:t>
-      </w:r>
-      <w:proofErr w:type="spellEnd"/>
-      <w:r>
-        <w:rPr>
-          <w:rFonts w:ascii="맑은 고딕" w:eastAsia="맑은 고딕" w:hAnsi="맑은 고딕" w:hint="eastAsia"/>
-          <w:color w:val="000000"/>
-          <w:sz w:val="21"/>
-          <w:szCs w:val="21"/>
-        </w:rPr>
-        <w:t xml:space="preserve"> v6.3.4.STD_20181128</w:t>
+        <w:t>  - 표준 버전번호 예 : ezFlow v6.3.4.STD_20181128</w:t>
       </w:r>
     </w:p>
     <w:p>
@@ -8618,47 +4831,7 @@
           <w:sz w:val="21"/>
           <w:szCs w:val="21"/>
         </w:rPr>
-        <w:t xml:space="preserve">  - 사이트 버전번호 </w:t>
-      </w:r>
-      <w:proofErr w:type="gramStart"/>
-      <w:r>
-        <w:rPr>
-          <w:rFonts w:ascii="맑은 고딕" w:eastAsia="맑은 고딕" w:hAnsi="맑은 고딕" w:hint="eastAsia"/>
-          <w:color w:val="000000"/>
-          <w:sz w:val="21"/>
-          <w:szCs w:val="21"/>
-        </w:rPr>
-        <w:t>예 :</w:t>
-      </w:r>
-      <w:proofErr w:type="gramEnd"/>
-      <w:r>
-        <w:rPr>
-          <w:rFonts w:ascii="맑은 고딕" w:eastAsia="맑은 고딕" w:hAnsi="맑은 고딕" w:hint="eastAsia"/>
-          <w:color w:val="000000"/>
-          <w:sz w:val="21"/>
-          <w:szCs w:val="21"/>
-        </w:rPr>
-        <w:t> </w:t>
-      </w:r>
-      <w:proofErr w:type="spellStart"/>
-      <w:r>
-        <w:rPr>
-          <w:rFonts w:ascii="맑은 고딕" w:eastAsia="맑은 고딕" w:hAnsi="맑은 고딕" w:hint="eastAsia"/>
-          <w:color w:val="000000"/>
-          <w:sz w:val="21"/>
-          <w:szCs w:val="21"/>
-        </w:rPr>
-        <w:t>ezFlow</w:t>
-      </w:r>
-      <w:proofErr w:type="spellEnd"/>
-      <w:r>
-        <w:rPr>
-          <w:rFonts w:ascii="맑은 고딕" w:eastAsia="맑은 고딕" w:hAnsi="맑은 고딕" w:hint="eastAsia"/>
-          <w:color w:val="000000"/>
-          <w:sz w:val="21"/>
-          <w:szCs w:val="21"/>
-        </w:rPr>
-        <w:t xml:space="preserve"> v6.3.4.SPO_20181128 (삼포의 경우)</w:t>
+        <w:t>  - 사이트 버전번호 예 : ezFlow v6.3.4.SPO_20181128 (삼포의 경우)</w:t>
       </w:r>
     </w:p>
     <w:p>
@@ -8700,27 +4873,7 @@
           <w:sz w:val="21"/>
           <w:szCs w:val="21"/>
         </w:rPr>
-        <w:t xml:space="preserve">  - </w:t>
-      </w:r>
-      <w:proofErr w:type="spellStart"/>
-      <w:r>
-        <w:rPr>
-          <w:rFonts w:ascii="맑은 고딕" w:eastAsia="맑은 고딕" w:hAnsi="맑은 고딕" w:hint="eastAsia"/>
-          <w:color w:val="000000"/>
-          <w:sz w:val="21"/>
-          <w:szCs w:val="21"/>
-        </w:rPr>
-        <w:t>개인화포탈</w:t>
-      </w:r>
-      <w:proofErr w:type="spellEnd"/>
-      <w:r>
-        <w:rPr>
-          <w:rFonts w:ascii="맑은 고딕" w:eastAsia="맑은 고딕" w:hAnsi="맑은 고딕" w:hint="eastAsia"/>
-          <w:color w:val="000000"/>
-          <w:sz w:val="21"/>
-          <w:szCs w:val="21"/>
-        </w:rPr>
-        <w:t xml:space="preserve"> 버전의 기본 버전번호는 현재</w:t>
+        <w:t>  - 개인화포탈 버전의 기본 버전번호는 현재</w:t>
       </w:r>
       <w:r>
         <w:rPr>
@@ -8806,7 +4959,7 @@
         <w:pStyle w:val="a6"/>
         <w:spacing w:before="0" w:beforeAutospacing="0" w:after="0" w:afterAutospacing="0"/>
         <w:rPr>
-          <w:rFonts w:ascii="맑은 고딕" w:eastAsia="맑은 고딕" w:hAnsi="맑은 고딕" w:hint="eastAsia"/>
+          <w:rFonts w:ascii="맑은 고딕" w:eastAsia="맑은 고딕" w:hAnsi="맑은 고딕"/>
           <w:color w:val="000000"/>
           <w:sz w:val="21"/>
           <w:szCs w:val="21"/>
@@ -8821,25 +4974,14 @@
         </w:rPr>
         <w:t xml:space="preserve">  - </w:t>
       </w:r>
-      <w:proofErr w:type="spellStart"/>
-      <w:r>
-        <w:rPr>
-          <w:rFonts w:ascii="맑은 고딕" w:eastAsia="맑은 고딕" w:hAnsi="맑은 고딕" w:hint="eastAsia"/>
-          <w:color w:val="000000"/>
-          <w:sz w:val="21"/>
-          <w:szCs w:val="21"/>
-        </w:rPr>
-        <w:t>가온누리</w:t>
-      </w:r>
-      <w:proofErr w:type="spellEnd"/>
-      <w:r>
-        <w:rPr>
-          <w:rFonts w:ascii="맑은 고딕" w:eastAsia="맑은 고딕" w:hAnsi="맑은 고딕" w:hint="eastAsia"/>
-          <w:color w:val="000000"/>
-          <w:sz w:val="21"/>
-          <w:szCs w:val="21"/>
-        </w:rPr>
-        <w:t xml:space="preserve"> 업데이트시나 사이트의 통합테스트가 시작되면 현재 개발 진행 중인 </w:t>
+      <w:r>
+        <w:rPr>
+          <w:rFonts w:ascii="맑은 고딕" w:eastAsia="맑은 고딕" w:hAnsi="맑은 고딕" w:hint="eastAsia"/>
+          <w:color w:val="000000"/>
+          <w:sz w:val="21"/>
+          <w:szCs w:val="21"/>
+        </w:rPr>
+        <w:t xml:space="preserve">가온누리 업데이트시나 사이트의 통합테스트가 시작되면 현재 개발 진행 중인 </w:t>
       </w:r>
       <w:r>
         <w:rPr>
@@ -8880,25 +5022,14 @@
         </w:rPr>
         <w:t xml:space="preserve">    : </w:t>
       </w:r>
-      <w:proofErr w:type="spellStart"/>
-      <w:r>
-        <w:rPr>
-          <w:rFonts w:ascii="맑은 고딕" w:eastAsia="맑은 고딕" w:hAnsi="맑은 고딕" w:hint="eastAsia"/>
-          <w:color w:val="000000"/>
-          <w:sz w:val="21"/>
-          <w:szCs w:val="21"/>
-        </w:rPr>
-        <w:t>팀레드마인</w:t>
-      </w:r>
-      <w:proofErr w:type="spellEnd"/>
-      <w:r>
-        <w:rPr>
-          <w:rFonts w:ascii="맑은 고딕" w:eastAsia="맑은 고딕" w:hAnsi="맑은 고딕" w:hint="eastAsia"/>
-          <w:color w:val="000000"/>
-          <w:sz w:val="21"/>
-          <w:szCs w:val="21"/>
-        </w:rPr>
-        <w:t>(</w:t>
+      <w:r>
+        <w:rPr>
+          <w:rFonts w:ascii="맑은 고딕" w:eastAsia="맑은 고딕" w:hAnsi="맑은 고딕" w:hint="eastAsia"/>
+          <w:color w:val="000000"/>
+          <w:sz w:val="21"/>
+          <w:szCs w:val="21"/>
+        </w:rPr>
+        <w:t>팀레드마인(</w:t>
       </w:r>
       <w:hyperlink r:id="rId11" w:history="1">
         <w:r>
@@ -8956,25 +5087,14 @@
         </w:rPr>
         <w:t>‘</w:t>
       </w:r>
-      <w:proofErr w:type="spellStart"/>
-      <w:r>
-        <w:rPr>
-          <w:rFonts w:ascii="맑은 고딕" w:eastAsia="맑은 고딕" w:hAnsi="맑은 고딕"/>
-          <w:color w:val="000000"/>
-          <w:sz w:val="21"/>
-          <w:szCs w:val="21"/>
-        </w:rPr>
-        <w:t>ezEKP</w:t>
-      </w:r>
-      <w:proofErr w:type="spellEnd"/>
-      <w:r>
-        <w:rPr>
-          <w:rFonts w:ascii="맑은 고딕" w:eastAsia="맑은 고딕" w:hAnsi="맑은 고딕"/>
-          <w:color w:val="000000"/>
-          <w:sz w:val="21"/>
-          <w:szCs w:val="21"/>
-        </w:rPr>
-        <w:t xml:space="preserve"> 자바 표준모듈 버전번호 관리</w:t>
+      <w:r>
+        <w:rPr>
+          <w:rFonts w:ascii="맑은 고딕" w:eastAsia="맑은 고딕" w:hAnsi="맑은 고딕"/>
+          <w:color w:val="000000"/>
+          <w:sz w:val="21"/>
+          <w:szCs w:val="21"/>
+        </w:rPr>
+        <w:t>ezEKP 자바 표준모듈 버전번호 관리</w:t>
       </w:r>
       <w:r>
         <w:rPr>
@@ -9011,27 +5131,7 @@
           <w:sz w:val="21"/>
           <w:szCs w:val="21"/>
         </w:rPr>
-        <w:t xml:space="preserve">사이트 저장소의 사이트 </w:t>
-      </w:r>
-      <w:proofErr w:type="spellStart"/>
-      <w:r>
-        <w:rPr>
-          <w:rFonts w:ascii="맑은 고딕" w:eastAsia="맑은 고딕" w:hAnsi="맑은 고딕" w:hint="eastAsia"/>
-          <w:color w:val="000000"/>
-          <w:sz w:val="21"/>
-          <w:szCs w:val="21"/>
-        </w:rPr>
-        <w:t>브랜치에</w:t>
-      </w:r>
-      <w:proofErr w:type="spellEnd"/>
-      <w:r>
-        <w:rPr>
-          <w:rFonts w:ascii="맑은 고딕" w:eastAsia="맑은 고딕" w:hAnsi="맑은 고딕" w:hint="eastAsia"/>
-          <w:color w:val="000000"/>
-          <w:sz w:val="21"/>
-          <w:szCs w:val="21"/>
-        </w:rPr>
-        <w:t xml:space="preserve"> 표준 모듈을 </w:t>
+        <w:t xml:space="preserve">사이트 저장소의 사이트 브랜치에 표준 모듈을 </w:t>
       </w:r>
       <w:r>
         <w:rPr>
@@ -9075,7 +5175,7 @@
         <w:pStyle w:val="a6"/>
         <w:spacing w:before="0" w:beforeAutospacing="0" w:after="0" w:afterAutospacing="0"/>
         <w:rPr>
-          <w:rFonts w:ascii="맑은 고딕" w:eastAsia="맑은 고딕" w:hAnsi="맑은 고딕" w:hint="eastAsia"/>
+          <w:rFonts w:ascii="맑은 고딕" w:eastAsia="맑은 고딕" w:hAnsi="맑은 고딕"/>
           <w:color w:val="000000"/>
           <w:sz w:val="21"/>
           <w:szCs w:val="21"/>
@@ -9099,7 +5199,6 @@
         </w:rPr>
         <w:t xml:space="preserve"> 적용할 때는 </w:t>
       </w:r>
-      <w:proofErr w:type="spellStart"/>
       <w:r>
         <w:rPr>
           <w:rFonts w:ascii="맑은 고딕" w:eastAsia="맑은 고딕" w:hAnsi="맑은 고딕" w:hint="eastAsia"/>
@@ -9116,17 +5215,7 @@
           <w:sz w:val="21"/>
           <w:szCs w:val="21"/>
         </w:rPr>
-        <w:t>날짜를</w:t>
-      </w:r>
-      <w:proofErr w:type="spellEnd"/>
-      <w:r>
-        <w:rPr>
-          <w:rFonts w:ascii="맑은 고딕" w:eastAsia="맑은 고딕" w:hAnsi="맑은 고딕" w:hint="eastAsia"/>
-          <w:color w:val="000000"/>
-          <w:sz w:val="21"/>
-          <w:szCs w:val="21"/>
-        </w:rPr>
-        <w:t xml:space="preserve"> </w:t>
+        <w:t xml:space="preserve">날짜를 </w:t>
       </w:r>
       <w:r>
         <w:rPr>
@@ -9144,17 +5233,7 @@
           <w:sz w:val="21"/>
           <w:szCs w:val="21"/>
         </w:rPr>
-        <w:t xml:space="preserve"> 해당 사이트 게시물에서 별도의 버전관리를 수행함</w:t>
-      </w:r>
-      <w:proofErr w:type="gramStart"/>
-      <w:r>
-        <w:rPr>
-          <w:rFonts w:ascii="맑은 고딕" w:eastAsia="맑은 고딕" w:hAnsi="맑은 고딕" w:hint="eastAsia"/>
-          <w:color w:val="000000"/>
-          <w:sz w:val="21"/>
-          <w:szCs w:val="21"/>
-        </w:rPr>
-        <w:t>.</w:t>
+        <w:t xml:space="preserve"> 해당 사이트 게시물에서 별도의 버전관리를 수행함.</w:t>
       </w:r>
       <w:r>
         <w:rPr>
@@ -9165,7 +5244,6 @@
         </w:rPr>
         <w:t>(</w:t>
       </w:r>
-      <w:proofErr w:type="gramEnd"/>
       <w:r>
         <w:t>‘</w:t>
       </w:r>
@@ -9345,262 +5423,151 @@
           <w:sz w:val="21"/>
           <w:szCs w:val="21"/>
         </w:rPr>
-        <w:t xml:space="preserve">. </w:t>
-      </w:r>
-      <w:proofErr w:type="spellStart"/>
-      <w:r>
-        <w:rPr>
-          <w:rFonts w:ascii="맑은 고딕" w:eastAsia="맑은 고딕" w:hAnsi="맑은 고딕" w:hint="eastAsia"/>
-          <w:color w:val="000000"/>
-          <w:sz w:val="21"/>
-          <w:szCs w:val="21"/>
-        </w:rPr>
-        <w:t>가온누리를</w:t>
-      </w:r>
-      <w:proofErr w:type="spellEnd"/>
-      <w:r>
-        <w:rPr>
-          <w:rFonts w:ascii="맑은 고딕" w:eastAsia="맑은 고딕" w:hAnsi="맑은 고딕" w:hint="eastAsia"/>
-          <w:color w:val="000000"/>
-          <w:sz w:val="21"/>
-          <w:szCs w:val="21"/>
-        </w:rPr>
-        <w:t xml:space="preserve"> 포함하여 사이트에 </w:t>
-      </w:r>
-      <w:proofErr w:type="spellStart"/>
-      <w:r>
-        <w:rPr>
-          <w:rFonts w:ascii="맑은 고딕" w:eastAsia="맑은 고딕" w:hAnsi="맑은 고딕" w:hint="eastAsia"/>
-          <w:color w:val="000000"/>
-          <w:sz w:val="21"/>
-          <w:szCs w:val="21"/>
-        </w:rPr>
-        <w:t>ezEKP</w:t>
-      </w:r>
-      <w:proofErr w:type="spellEnd"/>
-      <w:r>
-        <w:rPr>
-          <w:rFonts w:ascii="맑은 고딕" w:eastAsia="맑은 고딕" w:hAnsi="맑은 고딕" w:hint="eastAsia"/>
-          <w:color w:val="000000"/>
-          <w:sz w:val="21"/>
-          <w:szCs w:val="21"/>
-        </w:rPr>
-        <w:t xml:space="preserve">를 설치 혹은 업데이트할 때에는 </w:t>
-      </w:r>
-      <w:proofErr w:type="spellStart"/>
-      <w:r>
-        <w:rPr>
-          <w:rFonts w:ascii="맑은 고딕" w:eastAsia="맑은 고딕" w:hAnsi="맑은 고딕" w:hint="eastAsia"/>
-          <w:color w:val="000000"/>
-          <w:sz w:val="21"/>
-          <w:szCs w:val="21"/>
-        </w:rPr>
-        <w:t>빌드한</w:t>
-      </w:r>
-      <w:proofErr w:type="spellEnd"/>
-      <w:r>
-        <w:rPr>
-          <w:rFonts w:ascii="맑은 고딕" w:eastAsia="맑은 고딕" w:hAnsi="맑은 고딕" w:hint="eastAsia"/>
+        <w:t>. 가온누리를 포함하여 사이트에 ezEKP를 설치 혹은 업데이트할 때에는 빌드한 소스</w:t>
+      </w:r>
+      <w:r>
+        <w:rPr>
+          <w:rFonts w:ascii="맑은 고딕" w:eastAsia="맑은 고딕" w:hAnsi="맑은 고딕" w:hint="eastAsia"/>
+          <w:color w:val="000000"/>
+          <w:sz w:val="21"/>
+          <w:szCs w:val="21"/>
+        </w:rPr>
+        <w:t>(사</w:t>
+      </w:r>
+      <w:r>
+        <w:rPr>
+          <w:rFonts w:ascii="맑은 고딕" w:eastAsia="맑은 고딕" w:hAnsi="맑은 고딕"/>
+          <w:color w:val="000000"/>
+          <w:sz w:val="21"/>
+          <w:szCs w:val="21"/>
+        </w:rPr>
+        <w:t>이트의</w:t>
+      </w:r>
+      <w:r>
+        <w:rPr>
+          <w:rFonts w:ascii="맑은 고딕" w:eastAsia="맑은 고딕" w:hAnsi="맑은 고딕" w:hint="eastAsia"/>
+          <w:color w:val="000000"/>
+          <w:sz w:val="21"/>
+          <w:szCs w:val="21"/>
+        </w:rPr>
+        <w:t xml:space="preserve"> 경</w:t>
+      </w:r>
+      <w:r>
+        <w:rPr>
+          <w:rFonts w:ascii="맑은 고딕" w:eastAsia="맑은 고딕" w:hAnsi="맑은 고딕"/>
+          <w:color w:val="000000"/>
+          <w:sz w:val="21"/>
+          <w:szCs w:val="21"/>
+        </w:rPr>
+        <w:t>우</w:t>
+      </w:r>
+      <w:r>
+        <w:rPr>
+          <w:rFonts w:ascii="맑은 고딕" w:eastAsia="맑은 고딕" w:hAnsi="맑은 고딕" w:hint="eastAsia"/>
+          <w:color w:val="000000"/>
+          <w:sz w:val="21"/>
+          <w:szCs w:val="21"/>
+        </w:rPr>
+        <w:t xml:space="preserve"> 사</w:t>
+      </w:r>
+      <w:r>
+        <w:rPr>
+          <w:rFonts w:ascii="맑은 고딕" w:eastAsia="맑은 고딕" w:hAnsi="맑은 고딕"/>
+          <w:color w:val="000000"/>
+          <w:sz w:val="21"/>
+          <w:szCs w:val="21"/>
+        </w:rPr>
+        <w:t>이트</w:t>
+      </w:r>
+      <w:r>
+        <w:rPr>
+          <w:rFonts w:ascii="맑은 고딕" w:eastAsia="맑은 고딕" w:hAnsi="맑은 고딕" w:hint="eastAsia"/>
+          <w:color w:val="000000"/>
+          <w:sz w:val="21"/>
+          <w:szCs w:val="21"/>
+        </w:rPr>
+        <w:t xml:space="preserve"> 저</w:t>
+      </w:r>
+      <w:r>
+        <w:rPr>
+          <w:rFonts w:ascii="맑은 고딕" w:eastAsia="맑은 고딕" w:hAnsi="맑은 고딕"/>
+          <w:color w:val="000000"/>
+          <w:sz w:val="21"/>
+          <w:szCs w:val="21"/>
+        </w:rPr>
+        <w:t>장소의</w:t>
+      </w:r>
+      <w:r>
+        <w:rPr>
+          <w:rFonts w:ascii="맑은 고딕" w:eastAsia="맑은 고딕" w:hAnsi="맑은 고딕" w:hint="eastAsia"/>
+          <w:color w:val="000000"/>
+          <w:sz w:val="21"/>
+          <w:szCs w:val="21"/>
+        </w:rPr>
+        <w:t xml:space="preserve"> 사</w:t>
+      </w:r>
+      <w:r>
+        <w:rPr>
+          <w:rFonts w:ascii="맑은 고딕" w:eastAsia="맑은 고딕" w:hAnsi="맑은 고딕"/>
+          <w:color w:val="000000"/>
+          <w:sz w:val="21"/>
+          <w:szCs w:val="21"/>
+        </w:rPr>
+        <w:t>이트</w:t>
+      </w:r>
+      <w:r>
+        <w:rPr>
+          <w:rFonts w:ascii="맑은 고딕" w:eastAsia="맑은 고딕" w:hAnsi="맑은 고딕" w:hint="eastAsia"/>
+          <w:color w:val="000000"/>
+          <w:sz w:val="21"/>
+          <w:szCs w:val="21"/>
+        </w:rPr>
+        <w:t xml:space="preserve"> 브</w:t>
+      </w:r>
+      <w:r>
+        <w:rPr>
+          <w:rFonts w:ascii="맑은 고딕" w:eastAsia="맑은 고딕" w:hAnsi="맑은 고딕"/>
+          <w:color w:val="000000"/>
+          <w:sz w:val="21"/>
+          <w:szCs w:val="21"/>
+        </w:rPr>
+        <w:t>랜치</w:t>
+      </w:r>
+      <w:r>
+        <w:rPr>
+          <w:rFonts w:ascii="맑은 고딕" w:eastAsia="맑은 고딕" w:hAnsi="맑은 고딕" w:hint="eastAsia"/>
+          <w:color w:val="000000"/>
+          <w:sz w:val="21"/>
+          <w:szCs w:val="21"/>
+        </w:rPr>
+        <w:t>)</w:t>
+      </w:r>
+      <w:r>
+        <w:rPr>
+          <w:rFonts w:ascii="맑은 고딕" w:eastAsia="맑은 고딕" w:hAnsi="맑은 고딕" w:hint="eastAsia"/>
+          <w:color w:val="000000"/>
+          <w:sz w:val="21"/>
+          <w:szCs w:val="21"/>
+        </w:rPr>
+        <w:t>의 commit에 tagging을 하고</w:t>
+      </w:r>
+      <w:r>
+        <w:rPr>
+          <w:rFonts w:ascii="맑은 고딕" w:eastAsia="맑은 고딕" w:hAnsi="맑은 고딕"/>
           <w:color w:val="000000"/>
           <w:sz w:val="21"/>
           <w:szCs w:val="21"/>
         </w:rPr>
         <w:t xml:space="preserve"> </w:t>
       </w:r>
-      <w:proofErr w:type="gramStart"/>
-      <w:r>
-        <w:rPr>
-          <w:rFonts w:ascii="맑은 고딕" w:eastAsia="맑은 고딕" w:hAnsi="맑은 고딕" w:hint="eastAsia"/>
-          <w:color w:val="000000"/>
-          <w:sz w:val="21"/>
-          <w:szCs w:val="21"/>
-        </w:rPr>
-        <w:t>소스</w:t>
-      </w:r>
-      <w:r>
-        <w:rPr>
-          <w:rFonts w:ascii="맑은 고딕" w:eastAsia="맑은 고딕" w:hAnsi="맑은 고딕" w:hint="eastAsia"/>
-          <w:color w:val="000000"/>
-          <w:sz w:val="21"/>
-          <w:szCs w:val="21"/>
-        </w:rPr>
-        <w:t>(</w:t>
-      </w:r>
-      <w:proofErr w:type="gramEnd"/>
-      <w:r>
-        <w:rPr>
-          <w:rFonts w:ascii="맑은 고딕" w:eastAsia="맑은 고딕" w:hAnsi="맑은 고딕" w:hint="eastAsia"/>
-          <w:color w:val="000000"/>
-          <w:sz w:val="21"/>
-          <w:szCs w:val="21"/>
-        </w:rPr>
-        <w:t>사</w:t>
-      </w:r>
-      <w:r>
-        <w:rPr>
-          <w:rFonts w:ascii="맑은 고딕" w:eastAsia="맑은 고딕" w:hAnsi="맑은 고딕"/>
-          <w:color w:val="000000"/>
-          <w:sz w:val="21"/>
-          <w:szCs w:val="21"/>
-        </w:rPr>
-        <w:t>이트의</w:t>
-      </w:r>
-      <w:r>
-        <w:rPr>
-          <w:rFonts w:ascii="맑은 고딕" w:eastAsia="맑은 고딕" w:hAnsi="맑은 고딕" w:hint="eastAsia"/>
-          <w:color w:val="000000"/>
-          <w:sz w:val="21"/>
-          <w:szCs w:val="21"/>
-        </w:rPr>
-        <w:t xml:space="preserve"> 경</w:t>
-      </w:r>
-      <w:r>
-        <w:rPr>
-          <w:rFonts w:ascii="맑은 고딕" w:eastAsia="맑은 고딕" w:hAnsi="맑은 고딕"/>
-          <w:color w:val="000000"/>
-          <w:sz w:val="21"/>
-          <w:szCs w:val="21"/>
-        </w:rPr>
-        <w:t>우</w:t>
-      </w:r>
-      <w:r>
-        <w:rPr>
-          <w:rFonts w:ascii="맑은 고딕" w:eastAsia="맑은 고딕" w:hAnsi="맑은 고딕" w:hint="eastAsia"/>
-          <w:color w:val="000000"/>
-          <w:sz w:val="21"/>
-          <w:szCs w:val="21"/>
-        </w:rPr>
-        <w:t xml:space="preserve"> 사</w:t>
-      </w:r>
-      <w:r>
-        <w:rPr>
-          <w:rFonts w:ascii="맑은 고딕" w:eastAsia="맑은 고딕" w:hAnsi="맑은 고딕"/>
-          <w:color w:val="000000"/>
-          <w:sz w:val="21"/>
-          <w:szCs w:val="21"/>
-        </w:rPr>
-        <w:t>이트</w:t>
-      </w:r>
-      <w:r>
-        <w:rPr>
-          <w:rFonts w:ascii="맑은 고딕" w:eastAsia="맑은 고딕" w:hAnsi="맑은 고딕" w:hint="eastAsia"/>
-          <w:color w:val="000000"/>
-          <w:sz w:val="21"/>
-          <w:szCs w:val="21"/>
-        </w:rPr>
-        <w:t xml:space="preserve"> 저</w:t>
-      </w:r>
-      <w:r>
-        <w:rPr>
-          <w:rFonts w:ascii="맑은 고딕" w:eastAsia="맑은 고딕" w:hAnsi="맑은 고딕"/>
-          <w:color w:val="000000"/>
-          <w:sz w:val="21"/>
-          <w:szCs w:val="21"/>
-        </w:rPr>
-        <w:t>장소의</w:t>
-      </w:r>
-      <w:r>
-        <w:rPr>
-          <w:rFonts w:ascii="맑은 고딕" w:eastAsia="맑은 고딕" w:hAnsi="맑은 고딕" w:hint="eastAsia"/>
-          <w:color w:val="000000"/>
-          <w:sz w:val="21"/>
-          <w:szCs w:val="21"/>
-        </w:rPr>
-        <w:t xml:space="preserve"> 사</w:t>
-      </w:r>
-      <w:r>
-        <w:rPr>
-          <w:rFonts w:ascii="맑은 고딕" w:eastAsia="맑은 고딕" w:hAnsi="맑은 고딕"/>
-          <w:color w:val="000000"/>
-          <w:sz w:val="21"/>
-          <w:szCs w:val="21"/>
-        </w:rPr>
-        <w:t>이트</w:t>
-      </w:r>
-      <w:r>
-        <w:rPr>
-          <w:rFonts w:ascii="맑은 고딕" w:eastAsia="맑은 고딕" w:hAnsi="맑은 고딕" w:hint="eastAsia"/>
-          <w:color w:val="000000"/>
-          <w:sz w:val="21"/>
-          <w:szCs w:val="21"/>
-        </w:rPr>
-        <w:t xml:space="preserve"> </w:t>
-      </w:r>
-      <w:proofErr w:type="spellStart"/>
-      <w:r>
-        <w:rPr>
-          <w:rFonts w:ascii="맑은 고딕" w:eastAsia="맑은 고딕" w:hAnsi="맑은 고딕" w:hint="eastAsia"/>
-          <w:color w:val="000000"/>
-          <w:sz w:val="21"/>
-          <w:szCs w:val="21"/>
-        </w:rPr>
-        <w:t>브</w:t>
-      </w:r>
-      <w:r>
-        <w:rPr>
-          <w:rFonts w:ascii="맑은 고딕" w:eastAsia="맑은 고딕" w:hAnsi="맑은 고딕"/>
-          <w:color w:val="000000"/>
-          <w:sz w:val="21"/>
-          <w:szCs w:val="21"/>
-        </w:rPr>
-        <w:t>랜치</w:t>
-      </w:r>
-      <w:proofErr w:type="spellEnd"/>
-      <w:r>
-        <w:rPr>
-          <w:rFonts w:ascii="맑은 고딕" w:eastAsia="맑은 고딕" w:hAnsi="맑은 고딕" w:hint="eastAsia"/>
-          <w:color w:val="000000"/>
-          <w:sz w:val="21"/>
-          <w:szCs w:val="21"/>
-        </w:rPr>
-        <w:t>)</w:t>
-      </w:r>
-      <w:r>
-        <w:rPr>
-          <w:rFonts w:ascii="맑은 고딕" w:eastAsia="맑은 고딕" w:hAnsi="맑은 고딕" w:hint="eastAsia"/>
-          <w:color w:val="000000"/>
-          <w:sz w:val="21"/>
-          <w:szCs w:val="21"/>
-        </w:rPr>
-        <w:t>의 commit에 tagging을 하고</w:t>
-      </w:r>
-      <w:r>
-        <w:rPr>
-          <w:rFonts w:ascii="맑은 고딕" w:eastAsia="맑은 고딕" w:hAnsi="맑은 고딕"/>
-          <w:color w:val="000000"/>
-          <w:sz w:val="21"/>
-          <w:szCs w:val="21"/>
-        </w:rPr>
-        <w:t xml:space="preserve"> </w:t>
-      </w:r>
-      <w:r>
-        <w:rPr>
-          <w:rFonts w:ascii="맑은 고딕" w:eastAsia="맑은 고딕" w:hAnsi="맑은 고딕" w:hint="eastAsia"/>
-          <w:color w:val="000000"/>
-          <w:sz w:val="21"/>
-          <w:szCs w:val="21"/>
-        </w:rPr>
-        <w:t xml:space="preserve">해당 tag를 팀 내부 </w:t>
-      </w:r>
-      <w:proofErr w:type="spellStart"/>
-      <w:r>
-        <w:rPr>
-          <w:rFonts w:ascii="맑은 고딕" w:eastAsia="맑은 고딕" w:hAnsi="맑은 고딕" w:hint="eastAsia"/>
-          <w:color w:val="000000"/>
-          <w:sz w:val="21"/>
-          <w:szCs w:val="21"/>
-        </w:rPr>
-        <w:t>레드마인의</w:t>
-      </w:r>
-      <w:proofErr w:type="spellEnd"/>
-      <w:r>
-        <w:rPr>
-          <w:rFonts w:ascii="맑은 고딕" w:eastAsia="맑은 고딕" w:hAnsi="맑은 고딕" w:hint="eastAsia"/>
-          <w:color w:val="000000"/>
-          <w:sz w:val="21"/>
-          <w:szCs w:val="21"/>
-        </w:rPr>
-        <w:t xml:space="preserve"> '고객 사이트 정보' 게시판의 해당 사이트 게시물에 기록한다.</w:t>
+      <w:r>
+        <w:rPr>
+          <w:rFonts w:ascii="맑은 고딕" w:eastAsia="맑은 고딕" w:hAnsi="맑은 고딕" w:hint="eastAsia"/>
+          <w:color w:val="000000"/>
+          <w:sz w:val="21"/>
+          <w:szCs w:val="21"/>
+        </w:rPr>
+        <w:t>해당 tag를 팀 내부 레드마인의 '고객 사이트 정보' 게시판의 해당 사이트 게시물에 기록한다.</w:t>
       </w:r>
     </w:p>
     <w:p>
@@ -9663,27 +5630,7 @@
           <w:sz w:val="21"/>
           <w:szCs w:val="21"/>
         </w:rPr>
-        <w:t xml:space="preserve">. 문서화가 필요한 기술적 내용은 문서로 작성하여 ezFlow4Java </w:t>
-      </w:r>
-      <w:proofErr w:type="spellStart"/>
-      <w:r>
-        <w:rPr>
-          <w:rFonts w:ascii="맑은 고딕" w:eastAsia="맑은 고딕" w:hAnsi="맑은 고딕" w:hint="eastAsia"/>
-          <w:color w:val="000000"/>
-          <w:sz w:val="21"/>
-          <w:szCs w:val="21"/>
-        </w:rPr>
-        <w:t>소스트리의</w:t>
-      </w:r>
-      <w:proofErr w:type="spellEnd"/>
-      <w:r>
-        <w:rPr>
-          <w:rFonts w:ascii="맑은 고딕" w:eastAsia="맑은 고딕" w:hAnsi="맑은 고딕" w:hint="eastAsia"/>
-          <w:color w:val="000000"/>
-          <w:sz w:val="21"/>
-          <w:szCs w:val="21"/>
-        </w:rPr>
-        <w:t xml:space="preserve"> docs/tech 폴더에 올린다.</w:t>
+        <w:t>. 문서화가 필요한 기술적 내용은 문서로 작성하여 ezFlow4Java 소스트리의 docs/tech 폴더에 올린다.</w:t>
       </w:r>
     </w:p>
     <w:p/>
@@ -12857,7 +8804,7 @@
 </file>
 
 <file path=customXml/itemProps1.xml><?xml version="1.0" encoding="utf-8"?>
-<ds:datastoreItem xmlns:ds="http://schemas.openxmlformats.org/officeDocument/2006/customXml" ds:itemID="{BA34CD01-5982-4A0B-9A83-A1745E4FCF73}">
+<ds:datastoreItem xmlns:ds="http://schemas.openxmlformats.org/officeDocument/2006/customXml" ds:itemID="{1C5D9E8E-062F-4BFE-B13E-8CAC03E385D7}">
   <ds:schemaRefs>
     <ds:schemaRef ds:uri="http://schemas.openxmlformats.org/officeDocument/2006/bibliography"/>
   </ds:schemaRefs>

--- a/docs/tech/코딩스타일_주의사항.docx
+++ b/docs/tech/코딩스타일_주의사항.docx
@@ -672,8 +672,20 @@
           <w:sz w:val="21"/>
           <w:szCs w:val="21"/>
         </w:rPr>
-        <w:t>파일 인코딩</w:t>
-      </w:r>
+        <w:t xml:space="preserve">파일 </w:t>
+      </w:r>
+      <w:proofErr w:type="spellStart"/>
+      <w:r>
+        <w:rPr>
+          <w:rFonts w:ascii="맑은 고딕" w:eastAsia="맑은 고딕" w:hAnsi="맑은 고딕" w:cs="Times New Roman" w:hint="eastAsia"/>
+          <w:color w:val="000000"/>
+          <w:kern w:val="0"/>
+          <w:sz w:val="21"/>
+          <w:szCs w:val="21"/>
+        </w:rPr>
+        <w:t>인코딩</w:t>
+      </w:r>
+      <w:proofErr w:type="spellEnd"/>
     </w:p>
     <w:p>
       <w:pPr>
@@ -703,7 +715,29 @@
           <w:sz w:val="21"/>
           <w:szCs w:val="21"/>
         </w:rPr>
-        <w:t>소스 파일은 UTF-8로 인코딩해야 한다.</w:t>
+        <w:t xml:space="preserve">소스 파일은 UTF-8로 </w:t>
+      </w:r>
+      <w:proofErr w:type="spellStart"/>
+      <w:r>
+        <w:rPr>
+          <w:rFonts w:ascii="맑은 고딕" w:eastAsia="맑은 고딕" w:hAnsi="맑은 고딕" w:cs="Times New Roman" w:hint="eastAsia"/>
+          <w:color w:val="000000"/>
+          <w:kern w:val="0"/>
+          <w:sz w:val="21"/>
+          <w:szCs w:val="21"/>
+        </w:rPr>
+        <w:t>인코딩해야</w:t>
+      </w:r>
+      <w:proofErr w:type="spellEnd"/>
+      <w:r>
+        <w:rPr>
+          <w:rFonts w:ascii="맑은 고딕" w:eastAsia="맑은 고딕" w:hAnsi="맑은 고딕" w:cs="Times New Roman" w:hint="eastAsia"/>
+          <w:color w:val="000000"/>
+          <w:kern w:val="0"/>
+          <w:sz w:val="21"/>
+          <w:szCs w:val="21"/>
+        </w:rPr>
+        <w:t xml:space="preserve"> 한다.</w:t>
       </w:r>
     </w:p>
     <w:p>
@@ -898,16 +932,62 @@
           <w:szCs w:val="20"/>
         </w:rPr>
       </w:pPr>
-      <w:r>
-        <w:rPr>
-          <w:rFonts w:ascii="맑은 고딕" w:eastAsia="맑은 고딕" w:hAnsi="맑은 고딕" w:cs="Times New Roman" w:hint="eastAsia"/>
-          <w:color w:val="000000"/>
-          <w:kern w:val="0"/>
-          <w:sz w:val="21"/>
-          <w:szCs w:val="21"/>
-        </w:rPr>
-        <w:t>클래스명은 UpperCamelCase로 작성한다. 예) Class EmailController</w:t>
-      </w:r>
+      <w:proofErr w:type="spellStart"/>
+      <w:r>
+        <w:rPr>
+          <w:rFonts w:ascii="맑은 고딕" w:eastAsia="맑은 고딕" w:hAnsi="맑은 고딕" w:cs="Times New Roman" w:hint="eastAsia"/>
+          <w:color w:val="000000"/>
+          <w:kern w:val="0"/>
+          <w:sz w:val="21"/>
+          <w:szCs w:val="21"/>
+        </w:rPr>
+        <w:t>클래스명은</w:t>
+      </w:r>
+      <w:proofErr w:type="spellEnd"/>
+      <w:r>
+        <w:rPr>
+          <w:rFonts w:ascii="맑은 고딕" w:eastAsia="맑은 고딕" w:hAnsi="맑은 고딕" w:cs="Times New Roman" w:hint="eastAsia"/>
+          <w:color w:val="000000"/>
+          <w:kern w:val="0"/>
+          <w:sz w:val="21"/>
+          <w:szCs w:val="21"/>
+        </w:rPr>
+        <w:t xml:space="preserve"> </w:t>
+      </w:r>
+      <w:proofErr w:type="spellStart"/>
+      <w:r>
+        <w:rPr>
+          <w:rFonts w:ascii="맑은 고딕" w:eastAsia="맑은 고딕" w:hAnsi="맑은 고딕" w:cs="Times New Roman" w:hint="eastAsia"/>
+          <w:color w:val="000000"/>
+          <w:kern w:val="0"/>
+          <w:sz w:val="21"/>
+          <w:szCs w:val="21"/>
+        </w:rPr>
+        <w:t>UpperCamelCase</w:t>
+      </w:r>
+      <w:proofErr w:type="spellEnd"/>
+      <w:r>
+        <w:rPr>
+          <w:rFonts w:ascii="맑은 고딕" w:eastAsia="맑은 고딕" w:hAnsi="맑은 고딕" w:cs="Times New Roman" w:hint="eastAsia"/>
+          <w:color w:val="000000"/>
+          <w:kern w:val="0"/>
+          <w:sz w:val="21"/>
+          <w:szCs w:val="21"/>
+        </w:rPr>
+        <w:t xml:space="preserve">로 작성한다. 예) Class </w:t>
+      </w:r>
+      <w:proofErr w:type="spellStart"/>
+      <w:r>
+        <w:rPr>
+          <w:rFonts w:ascii="맑은 고딕" w:eastAsia="맑은 고딕" w:hAnsi="맑은 고딕" w:cs="Times New Roman" w:hint="eastAsia"/>
+          <w:color w:val="000000"/>
+          <w:kern w:val="0"/>
+          <w:sz w:val="21"/>
+          <w:szCs w:val="21"/>
+        </w:rPr>
+        <w:t>EmailController</w:t>
+      </w:r>
+      <w:proofErr w:type="spellEnd"/>
     </w:p>
     <w:p>
       <w:pPr>
@@ -968,7 +1048,29 @@
           <w:sz w:val="21"/>
           <w:szCs w:val="21"/>
         </w:rPr>
-        <w:t>한 줄당 하나의 변수만 선언한다. (int a, b; 와 같이 하지 않는다.)</w:t>
+        <w:t>한 줄당 하나의 변수만 선언한다. (</w:t>
+      </w:r>
+      <w:proofErr w:type="spellStart"/>
+      <w:r>
+        <w:rPr>
+          <w:rFonts w:ascii="맑은 고딕" w:eastAsia="맑은 고딕" w:hAnsi="맑은 고딕" w:cs="Times New Roman" w:hint="eastAsia"/>
+          <w:color w:val="000000"/>
+          <w:kern w:val="0"/>
+          <w:sz w:val="21"/>
+          <w:szCs w:val="21"/>
+        </w:rPr>
+        <w:t>int</w:t>
+      </w:r>
+      <w:proofErr w:type="spellEnd"/>
+      <w:r>
+        <w:rPr>
+          <w:rFonts w:ascii="맑은 고딕" w:eastAsia="맑은 고딕" w:hAnsi="맑은 고딕" w:cs="Times New Roman" w:hint="eastAsia"/>
+          <w:color w:val="000000"/>
+          <w:kern w:val="0"/>
+          <w:sz w:val="21"/>
+          <w:szCs w:val="21"/>
+        </w:rPr>
+        <w:t xml:space="preserve"> a, b; 와 같이 하지 않는다.)</w:t>
       </w:r>
     </w:p>
     <w:p>
@@ -991,15 +1093,93 @@
           <w:szCs w:val="20"/>
         </w:rPr>
       </w:pPr>
-      <w:r>
-        <w:rPr>
-          <w:rFonts w:ascii="맑은 고딕" w:eastAsia="맑은 고딕" w:hAnsi="맑은 고딕" w:cs="Times New Roman" w:hint="eastAsia"/>
-          <w:color w:val="000000"/>
-          <w:kern w:val="0"/>
-          <w:sz w:val="21"/>
-          <w:szCs w:val="21"/>
-        </w:rPr>
-        <w:t>변수명은 lowerCamelCase로 작성한다. 예) int numberOfMembers;</w:t>
+      <w:proofErr w:type="spellStart"/>
+      <w:r>
+        <w:rPr>
+          <w:rFonts w:ascii="맑은 고딕" w:eastAsia="맑은 고딕" w:hAnsi="맑은 고딕" w:cs="Times New Roman" w:hint="eastAsia"/>
+          <w:color w:val="000000"/>
+          <w:kern w:val="0"/>
+          <w:sz w:val="21"/>
+          <w:szCs w:val="21"/>
+        </w:rPr>
+        <w:t>변수명은</w:t>
+      </w:r>
+      <w:proofErr w:type="spellEnd"/>
+      <w:r>
+        <w:rPr>
+          <w:rFonts w:ascii="맑은 고딕" w:eastAsia="맑은 고딕" w:hAnsi="맑은 고딕" w:cs="Times New Roman" w:hint="eastAsia"/>
+          <w:color w:val="000000"/>
+          <w:kern w:val="0"/>
+          <w:sz w:val="21"/>
+          <w:szCs w:val="21"/>
+        </w:rPr>
+        <w:t xml:space="preserve"> </w:t>
+      </w:r>
+      <w:proofErr w:type="spellStart"/>
+      <w:r>
+        <w:rPr>
+          <w:rFonts w:ascii="맑은 고딕" w:eastAsia="맑은 고딕" w:hAnsi="맑은 고딕" w:cs="Times New Roman" w:hint="eastAsia"/>
+          <w:color w:val="000000"/>
+          <w:kern w:val="0"/>
+          <w:sz w:val="21"/>
+          <w:szCs w:val="21"/>
+        </w:rPr>
+        <w:t>lowerCamelCase</w:t>
+      </w:r>
+      <w:proofErr w:type="spellEnd"/>
+      <w:r>
+        <w:rPr>
+          <w:rFonts w:ascii="맑은 고딕" w:eastAsia="맑은 고딕" w:hAnsi="맑은 고딕" w:cs="Times New Roman" w:hint="eastAsia"/>
+          <w:color w:val="000000"/>
+          <w:kern w:val="0"/>
+          <w:sz w:val="21"/>
+          <w:szCs w:val="21"/>
+        </w:rPr>
+        <w:t xml:space="preserve">로 작성한다. 예) </w:t>
+      </w:r>
+      <w:proofErr w:type="spellStart"/>
+      <w:r>
+        <w:rPr>
+          <w:rFonts w:ascii="맑은 고딕" w:eastAsia="맑은 고딕" w:hAnsi="맑은 고딕" w:cs="Times New Roman" w:hint="eastAsia"/>
+          <w:color w:val="000000"/>
+          <w:kern w:val="0"/>
+          <w:sz w:val="21"/>
+          <w:szCs w:val="21"/>
+        </w:rPr>
+        <w:t>int</w:t>
+      </w:r>
+      <w:proofErr w:type="spellEnd"/>
+      <w:r>
+        <w:rPr>
+          <w:rFonts w:ascii="맑은 고딕" w:eastAsia="맑은 고딕" w:hAnsi="맑은 고딕" w:cs="Times New Roman" w:hint="eastAsia"/>
+          <w:color w:val="000000"/>
+          <w:kern w:val="0"/>
+          <w:sz w:val="21"/>
+          <w:szCs w:val="21"/>
+        </w:rPr>
+        <w:t xml:space="preserve"> </w:t>
+      </w:r>
+      <w:proofErr w:type="spellStart"/>
+      <w:r>
+        <w:rPr>
+          <w:rFonts w:ascii="맑은 고딕" w:eastAsia="맑은 고딕" w:hAnsi="맑은 고딕" w:cs="Times New Roman" w:hint="eastAsia"/>
+          <w:color w:val="000000"/>
+          <w:kern w:val="0"/>
+          <w:sz w:val="21"/>
+          <w:szCs w:val="21"/>
+        </w:rPr>
+        <w:t>numberOfMembers</w:t>
+      </w:r>
+      <w:proofErr w:type="spellEnd"/>
+      <w:r>
+        <w:rPr>
+          <w:rFonts w:ascii="맑은 고딕" w:eastAsia="맑은 고딕" w:hAnsi="맑은 고딕" w:cs="Times New Roman" w:hint="eastAsia"/>
+          <w:color w:val="000000"/>
+          <w:kern w:val="0"/>
+          <w:sz w:val="21"/>
+          <w:szCs w:val="21"/>
+        </w:rPr>
+        <w:t>;</w:t>
       </w:r>
     </w:p>
     <w:p>
@@ -1030,7 +1210,29 @@
           <w:sz w:val="21"/>
           <w:szCs w:val="21"/>
         </w:rPr>
-        <w:t>static final로 선언되는 상수명은 모두 대문자와 _ (underscore)를 사용한다. 예) CONSTANT_NAME</w:t>
+        <w:t xml:space="preserve">static final로 선언되는 </w:t>
+      </w:r>
+      <w:proofErr w:type="spellStart"/>
+      <w:r>
+        <w:rPr>
+          <w:rFonts w:ascii="맑은 고딕" w:eastAsia="맑은 고딕" w:hAnsi="맑은 고딕" w:cs="Times New Roman" w:hint="eastAsia"/>
+          <w:color w:val="000000"/>
+          <w:kern w:val="0"/>
+          <w:sz w:val="21"/>
+          <w:szCs w:val="21"/>
+        </w:rPr>
+        <w:t>상수명은</w:t>
+      </w:r>
+      <w:proofErr w:type="spellEnd"/>
+      <w:r>
+        <w:rPr>
+          <w:rFonts w:ascii="맑은 고딕" w:eastAsia="맑은 고딕" w:hAnsi="맑은 고딕" w:cs="Times New Roman" w:hint="eastAsia"/>
+          <w:color w:val="000000"/>
+          <w:kern w:val="0"/>
+          <w:sz w:val="21"/>
+          <w:szCs w:val="21"/>
+        </w:rPr>
+        <w:t xml:space="preserve"> 모두 대문자와 _ (underscore)를 사용한다. 예) CONSTANT_NAME</w:t>
       </w:r>
     </w:p>
     <w:p>
@@ -1084,16 +1286,62 @@
           <w:szCs w:val="20"/>
         </w:rPr>
       </w:pPr>
-      <w:r>
-        <w:rPr>
-          <w:rFonts w:ascii="맑은 고딕" w:eastAsia="맑은 고딕" w:hAnsi="맑은 고딕" w:cs="Times New Roman" w:hint="eastAsia"/>
-          <w:color w:val="000000"/>
-          <w:kern w:val="0"/>
-          <w:sz w:val="21"/>
-          <w:szCs w:val="21"/>
-        </w:rPr>
-        <w:t>메소드명은 lowerCamelCase로 작성한다. 예) sendMessage</w:t>
-      </w:r>
+      <w:proofErr w:type="spellStart"/>
+      <w:r>
+        <w:rPr>
+          <w:rFonts w:ascii="맑은 고딕" w:eastAsia="맑은 고딕" w:hAnsi="맑은 고딕" w:cs="Times New Roman" w:hint="eastAsia"/>
+          <w:color w:val="000000"/>
+          <w:kern w:val="0"/>
+          <w:sz w:val="21"/>
+          <w:szCs w:val="21"/>
+        </w:rPr>
+        <w:t>메소드명은</w:t>
+      </w:r>
+      <w:proofErr w:type="spellEnd"/>
+      <w:r>
+        <w:rPr>
+          <w:rFonts w:ascii="맑은 고딕" w:eastAsia="맑은 고딕" w:hAnsi="맑은 고딕" w:cs="Times New Roman" w:hint="eastAsia"/>
+          <w:color w:val="000000"/>
+          <w:kern w:val="0"/>
+          <w:sz w:val="21"/>
+          <w:szCs w:val="21"/>
+        </w:rPr>
+        <w:t xml:space="preserve"> </w:t>
+      </w:r>
+      <w:proofErr w:type="spellStart"/>
+      <w:r>
+        <w:rPr>
+          <w:rFonts w:ascii="맑은 고딕" w:eastAsia="맑은 고딕" w:hAnsi="맑은 고딕" w:cs="Times New Roman" w:hint="eastAsia"/>
+          <w:color w:val="000000"/>
+          <w:kern w:val="0"/>
+          <w:sz w:val="21"/>
+          <w:szCs w:val="21"/>
+        </w:rPr>
+        <w:t>lowerCamelCase</w:t>
+      </w:r>
+      <w:proofErr w:type="spellEnd"/>
+      <w:r>
+        <w:rPr>
+          <w:rFonts w:ascii="맑은 고딕" w:eastAsia="맑은 고딕" w:hAnsi="맑은 고딕" w:cs="Times New Roman" w:hint="eastAsia"/>
+          <w:color w:val="000000"/>
+          <w:kern w:val="0"/>
+          <w:sz w:val="21"/>
+          <w:szCs w:val="21"/>
+        </w:rPr>
+        <w:t xml:space="preserve">로 작성한다. 예) </w:t>
+      </w:r>
+      <w:proofErr w:type="spellStart"/>
+      <w:r>
+        <w:rPr>
+          <w:rFonts w:ascii="맑은 고딕" w:eastAsia="맑은 고딕" w:hAnsi="맑은 고딕" w:cs="Times New Roman" w:hint="eastAsia"/>
+          <w:color w:val="000000"/>
+          <w:kern w:val="0"/>
+          <w:sz w:val="21"/>
+          <w:szCs w:val="21"/>
+        </w:rPr>
+        <w:t>sendMessage</w:t>
+      </w:r>
+      <w:proofErr w:type="spellEnd"/>
     </w:p>
     <w:p>
       <w:pPr>
@@ -1154,7 +1402,29 @@
           <w:sz w:val="21"/>
           <w:szCs w:val="21"/>
         </w:rPr>
-        <w:t>if, else, for , do, while 등에서 중괄호의 시작 위치는 동일 라인에 두고 그 앞에 단일 공백을 둔다.</w:t>
+        <w:t xml:space="preserve">if, else, </w:t>
+      </w:r>
+      <w:proofErr w:type="gramStart"/>
+      <w:r>
+        <w:rPr>
+          <w:rFonts w:ascii="맑은 고딕" w:eastAsia="맑은 고딕" w:hAnsi="맑은 고딕" w:cs="Times New Roman" w:hint="eastAsia"/>
+          <w:color w:val="000000"/>
+          <w:kern w:val="0"/>
+          <w:sz w:val="21"/>
+          <w:szCs w:val="21"/>
+        </w:rPr>
+        <w:t>for ,</w:t>
+      </w:r>
+      <w:proofErr w:type="gramEnd"/>
+      <w:r>
+        <w:rPr>
+          <w:rFonts w:ascii="맑은 고딕" w:eastAsia="맑은 고딕" w:hAnsi="맑은 고딕" w:cs="Times New Roman" w:hint="eastAsia"/>
+          <w:color w:val="000000"/>
+          <w:kern w:val="0"/>
+          <w:sz w:val="21"/>
+          <w:szCs w:val="21"/>
+        </w:rPr>
+        <w:t xml:space="preserve"> do, while 등에서 중괄호의 시작 위치는 동일 라인에 두고 그 앞에 단일 공백을 둔다.</w:t>
       </w:r>
     </w:p>
     <w:p>
@@ -1437,7 +1707,29 @@
           <w:sz w:val="21"/>
           <w:szCs w:val="21"/>
         </w:rPr>
-        <w:t>다음 예들과 같이 대입문, 사칙연산 등 연산자 주변에는 공백을 둔다.</w:t>
+        <w:t xml:space="preserve">다음 예들과 같이 </w:t>
+      </w:r>
+      <w:proofErr w:type="spellStart"/>
+      <w:r>
+        <w:rPr>
+          <w:rFonts w:ascii="맑은 고딕" w:eastAsia="맑은 고딕" w:hAnsi="맑은 고딕" w:cs="Times New Roman" w:hint="eastAsia"/>
+          <w:color w:val="000000"/>
+          <w:kern w:val="0"/>
+          <w:sz w:val="21"/>
+          <w:szCs w:val="21"/>
+        </w:rPr>
+        <w:t>대입문</w:t>
+      </w:r>
+      <w:proofErr w:type="spellEnd"/>
+      <w:r>
+        <w:rPr>
+          <w:rFonts w:ascii="맑은 고딕" w:eastAsia="맑은 고딕" w:hAnsi="맑은 고딕" w:cs="Times New Roman" w:hint="eastAsia"/>
+          <w:color w:val="000000"/>
+          <w:kern w:val="0"/>
+          <w:sz w:val="21"/>
+          <w:szCs w:val="21"/>
+        </w:rPr>
+        <w:t>, 사칙연산 등 연산자 주변에는 공백을 둔다.</w:t>
       </w:r>
     </w:p>
     <w:p>
@@ -1499,7 +1791,95 @@
           <w:sz w:val="21"/>
           <w:szCs w:val="21"/>
         </w:rPr>
-        <w:t>for (int i = 0; i &lt; 5; i++) {</w:t>
+        <w:t>for (</w:t>
+      </w:r>
+      <w:proofErr w:type="spellStart"/>
+      <w:r>
+        <w:rPr>
+          <w:rFonts w:ascii="맑은 고딕" w:eastAsia="맑은 고딕" w:hAnsi="맑은 고딕" w:cs="Times New Roman" w:hint="eastAsia"/>
+          <w:color w:val="000000"/>
+          <w:kern w:val="0"/>
+          <w:sz w:val="21"/>
+          <w:szCs w:val="21"/>
+        </w:rPr>
+        <w:t>int</w:t>
+      </w:r>
+      <w:proofErr w:type="spellEnd"/>
+      <w:r>
+        <w:rPr>
+          <w:rFonts w:ascii="맑은 고딕" w:eastAsia="맑은 고딕" w:hAnsi="맑은 고딕" w:cs="Times New Roman" w:hint="eastAsia"/>
+          <w:color w:val="000000"/>
+          <w:kern w:val="0"/>
+          <w:sz w:val="21"/>
+          <w:szCs w:val="21"/>
+        </w:rPr>
+        <w:t xml:space="preserve"> </w:t>
+      </w:r>
+      <w:proofErr w:type="spellStart"/>
+      <w:r>
+        <w:rPr>
+          <w:rFonts w:ascii="맑은 고딕" w:eastAsia="맑은 고딕" w:hAnsi="맑은 고딕" w:cs="Times New Roman" w:hint="eastAsia"/>
+          <w:color w:val="000000"/>
+          <w:kern w:val="0"/>
+          <w:sz w:val="21"/>
+          <w:szCs w:val="21"/>
+        </w:rPr>
+        <w:t>i</w:t>
+      </w:r>
+      <w:proofErr w:type="spellEnd"/>
+      <w:r>
+        <w:rPr>
+          <w:rFonts w:ascii="맑은 고딕" w:eastAsia="맑은 고딕" w:hAnsi="맑은 고딕" w:cs="Times New Roman" w:hint="eastAsia"/>
+          <w:color w:val="000000"/>
+          <w:kern w:val="0"/>
+          <w:sz w:val="21"/>
+          <w:szCs w:val="21"/>
+        </w:rPr>
+        <w:t xml:space="preserve"> = 0; </w:t>
+      </w:r>
+      <w:proofErr w:type="spellStart"/>
+      <w:r>
+        <w:rPr>
+          <w:rFonts w:ascii="맑은 고딕" w:eastAsia="맑은 고딕" w:hAnsi="맑은 고딕" w:cs="Times New Roman" w:hint="eastAsia"/>
+          <w:color w:val="000000"/>
+          <w:kern w:val="0"/>
+          <w:sz w:val="21"/>
+          <w:szCs w:val="21"/>
+        </w:rPr>
+        <w:t>i</w:t>
+      </w:r>
+      <w:proofErr w:type="spellEnd"/>
+      <w:r>
+        <w:rPr>
+          <w:rFonts w:ascii="맑은 고딕" w:eastAsia="맑은 고딕" w:hAnsi="맑은 고딕" w:cs="Times New Roman" w:hint="eastAsia"/>
+          <w:color w:val="000000"/>
+          <w:kern w:val="0"/>
+          <w:sz w:val="21"/>
+          <w:szCs w:val="21"/>
+        </w:rPr>
+        <w:t xml:space="preserve"> &lt; 5; </w:t>
+      </w:r>
+      <w:proofErr w:type="spellStart"/>
+      <w:r>
+        <w:rPr>
+          <w:rFonts w:ascii="맑은 고딕" w:eastAsia="맑은 고딕" w:hAnsi="맑은 고딕" w:cs="Times New Roman" w:hint="eastAsia"/>
+          <w:color w:val="000000"/>
+          <w:kern w:val="0"/>
+          <w:sz w:val="21"/>
+          <w:szCs w:val="21"/>
+        </w:rPr>
+        <w:t>i</w:t>
+      </w:r>
+      <w:proofErr w:type="spellEnd"/>
+      <w:r>
+        <w:rPr>
+          <w:rFonts w:ascii="맑은 고딕" w:eastAsia="맑은 고딕" w:hAnsi="맑은 고딕" w:cs="Times New Roman" w:hint="eastAsia"/>
+          <w:color w:val="000000"/>
+          <w:kern w:val="0"/>
+          <w:sz w:val="21"/>
+          <w:szCs w:val="21"/>
+        </w:rPr>
+        <w:t>++) {</w:t>
       </w:r>
     </w:p>
     <w:p>
@@ -1522,15 +1902,27 @@
           <w:szCs w:val="20"/>
         </w:rPr>
       </w:pPr>
-      <w:r>
-        <w:rPr>
-          <w:rFonts w:ascii="맑은 고딕" w:eastAsia="맑은 고딕" w:hAnsi="맑은 고딕" w:cs="Times New Roman" w:hint="eastAsia"/>
-          <w:color w:val="000000"/>
-          <w:kern w:val="0"/>
-          <w:sz w:val="21"/>
-          <w:szCs w:val="21"/>
-        </w:rPr>
-        <w:t>메소드의 시작과 끝 부분에는 시작과 끝 수행을 표시하는 로그를 출력한다.</w:t>
+      <w:proofErr w:type="spellStart"/>
+      <w:r>
+        <w:rPr>
+          <w:rFonts w:ascii="맑은 고딕" w:eastAsia="맑은 고딕" w:hAnsi="맑은 고딕" w:cs="Times New Roman" w:hint="eastAsia"/>
+          <w:color w:val="000000"/>
+          <w:kern w:val="0"/>
+          <w:sz w:val="21"/>
+          <w:szCs w:val="21"/>
+        </w:rPr>
+        <w:t>메소드의</w:t>
+      </w:r>
+      <w:proofErr w:type="spellEnd"/>
+      <w:r>
+        <w:rPr>
+          <w:rFonts w:ascii="맑은 고딕" w:eastAsia="맑은 고딕" w:hAnsi="맑은 고딕" w:cs="Times New Roman" w:hint="eastAsia"/>
+          <w:color w:val="000000"/>
+          <w:kern w:val="0"/>
+          <w:sz w:val="21"/>
+          <w:szCs w:val="21"/>
+        </w:rPr>
+        <w:t xml:space="preserve"> 시작과 끝 부분에는 시작과 끝 수행을 표시하는 로그를 출력한다.</w:t>
       </w:r>
     </w:p>
     <w:p>
@@ -1553,15 +1945,49 @@
           <w:szCs w:val="20"/>
         </w:rPr>
       </w:pPr>
-      <w:r>
-        <w:rPr>
-          <w:rFonts w:ascii="맑은 고딕" w:eastAsia="맑은 고딕" w:hAnsi="맑은 고딕" w:cs="Times New Roman" w:hint="eastAsia"/>
-          <w:color w:val="000000"/>
-          <w:kern w:val="0"/>
-          <w:sz w:val="21"/>
-          <w:szCs w:val="21"/>
-        </w:rPr>
-        <w:t>메소드명이 mailWrite인 경우</w:t>
+      <w:proofErr w:type="spellStart"/>
+      <w:r>
+        <w:rPr>
+          <w:rFonts w:ascii="맑은 고딕" w:eastAsia="맑은 고딕" w:hAnsi="맑은 고딕" w:cs="Times New Roman" w:hint="eastAsia"/>
+          <w:color w:val="000000"/>
+          <w:kern w:val="0"/>
+          <w:sz w:val="21"/>
+          <w:szCs w:val="21"/>
+        </w:rPr>
+        <w:t>메소드명이</w:t>
+      </w:r>
+      <w:proofErr w:type="spellEnd"/>
+      <w:r>
+        <w:rPr>
+          <w:rFonts w:ascii="맑은 고딕" w:eastAsia="맑은 고딕" w:hAnsi="맑은 고딕" w:cs="Times New Roman" w:hint="eastAsia"/>
+          <w:color w:val="000000"/>
+          <w:kern w:val="0"/>
+          <w:sz w:val="21"/>
+          <w:szCs w:val="21"/>
+        </w:rPr>
+        <w:t xml:space="preserve"> </w:t>
+      </w:r>
+      <w:proofErr w:type="spellStart"/>
+      <w:r>
+        <w:rPr>
+          <w:rFonts w:ascii="맑은 고딕" w:eastAsia="맑은 고딕" w:hAnsi="맑은 고딕" w:cs="Times New Roman" w:hint="eastAsia"/>
+          <w:color w:val="000000"/>
+          <w:kern w:val="0"/>
+          <w:sz w:val="21"/>
+          <w:szCs w:val="21"/>
+        </w:rPr>
+        <w:t>mailWrite</w:t>
+      </w:r>
+      <w:proofErr w:type="spellEnd"/>
+      <w:r>
+        <w:rPr>
+          <w:rFonts w:ascii="맑은 고딕" w:eastAsia="맑은 고딕" w:hAnsi="맑은 고딕" w:cs="Times New Roman" w:hint="eastAsia"/>
+          <w:color w:val="000000"/>
+          <w:kern w:val="0"/>
+          <w:sz w:val="21"/>
+          <w:szCs w:val="21"/>
+        </w:rPr>
+        <w:t>인 경우</w:t>
       </w:r>
     </w:p>
     <w:p>
@@ -1584,15 +2010,49 @@
           <w:szCs w:val="20"/>
         </w:rPr>
       </w:pPr>
-      <w:r>
-        <w:rPr>
-          <w:rFonts w:ascii="맑은 고딕" w:eastAsia="맑은 고딕" w:hAnsi="맑은 고딕" w:cs="Times New Roman" w:hint="eastAsia"/>
-          <w:color w:val="000000"/>
-          <w:kern w:val="0"/>
-          <w:sz w:val="21"/>
-          <w:szCs w:val="21"/>
-        </w:rPr>
-        <w:t>logger.debug("mailWrite started");</w:t>
+      <w:proofErr w:type="spellStart"/>
+      <w:r>
+        <w:rPr>
+          <w:rFonts w:ascii="맑은 고딕" w:eastAsia="맑은 고딕" w:hAnsi="맑은 고딕" w:cs="Times New Roman" w:hint="eastAsia"/>
+          <w:color w:val="000000"/>
+          <w:kern w:val="0"/>
+          <w:sz w:val="21"/>
+          <w:szCs w:val="21"/>
+        </w:rPr>
+        <w:t>logger.debug</w:t>
+      </w:r>
+      <w:proofErr w:type="spellEnd"/>
+      <w:r>
+        <w:rPr>
+          <w:rFonts w:ascii="맑은 고딕" w:eastAsia="맑은 고딕" w:hAnsi="맑은 고딕" w:cs="Times New Roman" w:hint="eastAsia"/>
+          <w:color w:val="000000"/>
+          <w:kern w:val="0"/>
+          <w:sz w:val="21"/>
+          <w:szCs w:val="21"/>
+        </w:rPr>
+        <w:t>("</w:t>
+      </w:r>
+      <w:proofErr w:type="spellStart"/>
+      <w:r>
+        <w:rPr>
+          <w:rFonts w:ascii="맑은 고딕" w:eastAsia="맑은 고딕" w:hAnsi="맑은 고딕" w:cs="Times New Roman" w:hint="eastAsia"/>
+          <w:color w:val="000000"/>
+          <w:kern w:val="0"/>
+          <w:sz w:val="21"/>
+          <w:szCs w:val="21"/>
+        </w:rPr>
+        <w:t>mailWrite</w:t>
+      </w:r>
+      <w:proofErr w:type="spellEnd"/>
+      <w:r>
+        <w:rPr>
+          <w:rFonts w:ascii="맑은 고딕" w:eastAsia="맑은 고딕" w:hAnsi="맑은 고딕" w:cs="Times New Roman" w:hint="eastAsia"/>
+          <w:color w:val="000000"/>
+          <w:kern w:val="0"/>
+          <w:sz w:val="21"/>
+          <w:szCs w:val="21"/>
+        </w:rPr>
+        <w:t xml:space="preserve"> started");</w:t>
       </w:r>
     </w:p>
     <w:p>
@@ -1615,15 +2075,49 @@
           <w:szCs w:val="20"/>
         </w:rPr>
       </w:pPr>
-      <w:r>
-        <w:rPr>
-          <w:rFonts w:ascii="맑은 고딕" w:eastAsia="맑은 고딕" w:hAnsi="맑은 고딕" w:cs="Times New Roman" w:hint="eastAsia"/>
-          <w:color w:val="000000"/>
-          <w:kern w:val="0"/>
-          <w:sz w:val="21"/>
-          <w:szCs w:val="21"/>
-        </w:rPr>
-        <w:t>logger.debug("mailWrite ended");</w:t>
+      <w:proofErr w:type="spellStart"/>
+      <w:r>
+        <w:rPr>
+          <w:rFonts w:ascii="맑은 고딕" w:eastAsia="맑은 고딕" w:hAnsi="맑은 고딕" w:cs="Times New Roman" w:hint="eastAsia"/>
+          <w:color w:val="000000"/>
+          <w:kern w:val="0"/>
+          <w:sz w:val="21"/>
+          <w:szCs w:val="21"/>
+        </w:rPr>
+        <w:t>logger.debug</w:t>
+      </w:r>
+      <w:proofErr w:type="spellEnd"/>
+      <w:r>
+        <w:rPr>
+          <w:rFonts w:ascii="맑은 고딕" w:eastAsia="맑은 고딕" w:hAnsi="맑은 고딕" w:cs="Times New Roman" w:hint="eastAsia"/>
+          <w:color w:val="000000"/>
+          <w:kern w:val="0"/>
+          <w:sz w:val="21"/>
+          <w:szCs w:val="21"/>
+        </w:rPr>
+        <w:t>("</w:t>
+      </w:r>
+      <w:proofErr w:type="spellStart"/>
+      <w:r>
+        <w:rPr>
+          <w:rFonts w:ascii="맑은 고딕" w:eastAsia="맑은 고딕" w:hAnsi="맑은 고딕" w:cs="Times New Roman" w:hint="eastAsia"/>
+          <w:color w:val="000000"/>
+          <w:kern w:val="0"/>
+          <w:sz w:val="21"/>
+          <w:szCs w:val="21"/>
+        </w:rPr>
+        <w:t>mailWrite</w:t>
+      </w:r>
+      <w:proofErr w:type="spellEnd"/>
+      <w:r>
+        <w:rPr>
+          <w:rFonts w:ascii="맑은 고딕" w:eastAsia="맑은 고딕" w:hAnsi="맑은 고딕" w:cs="Times New Roman" w:hint="eastAsia"/>
+          <w:color w:val="000000"/>
+          <w:kern w:val="0"/>
+          <w:sz w:val="21"/>
+          <w:szCs w:val="21"/>
+        </w:rPr>
+        <w:t xml:space="preserve"> ended");</w:t>
       </w:r>
     </w:p>
     <w:p>
@@ -1654,7 +2148,51 @@
           <w:sz w:val="21"/>
           <w:szCs w:val="21"/>
         </w:rPr>
-        <w:t>시작과 끝을 표시하는 로그 뿐 아니라 주요 패러메터들의 이름과 값도 로그로 출력한다.</w:t>
+        <w:t xml:space="preserve">시작과 끝을 표시하는 </w:t>
+      </w:r>
+      <w:proofErr w:type="gramStart"/>
+      <w:r>
+        <w:rPr>
+          <w:rFonts w:ascii="맑은 고딕" w:eastAsia="맑은 고딕" w:hAnsi="맑은 고딕" w:cs="Times New Roman" w:hint="eastAsia"/>
+          <w:color w:val="000000"/>
+          <w:kern w:val="0"/>
+          <w:sz w:val="21"/>
+          <w:szCs w:val="21"/>
+        </w:rPr>
+        <w:t>로그 뿐</w:t>
+      </w:r>
+      <w:proofErr w:type="gramEnd"/>
+      <w:r>
+        <w:rPr>
+          <w:rFonts w:ascii="맑은 고딕" w:eastAsia="맑은 고딕" w:hAnsi="맑은 고딕" w:cs="Times New Roman" w:hint="eastAsia"/>
+          <w:color w:val="000000"/>
+          <w:kern w:val="0"/>
+          <w:sz w:val="21"/>
+          <w:szCs w:val="21"/>
+        </w:rPr>
+        <w:t xml:space="preserve"> 아니라 주요 </w:t>
+      </w:r>
+      <w:proofErr w:type="spellStart"/>
+      <w:r>
+        <w:rPr>
+          <w:rFonts w:ascii="맑은 고딕" w:eastAsia="맑은 고딕" w:hAnsi="맑은 고딕" w:cs="Times New Roman" w:hint="eastAsia"/>
+          <w:color w:val="000000"/>
+          <w:kern w:val="0"/>
+          <w:sz w:val="21"/>
+          <w:szCs w:val="21"/>
+        </w:rPr>
+        <w:t>패러메터들의</w:t>
+      </w:r>
+      <w:proofErr w:type="spellEnd"/>
+      <w:r>
+        <w:rPr>
+          <w:rFonts w:ascii="맑은 고딕" w:eastAsia="맑은 고딕" w:hAnsi="맑은 고딕" w:cs="Times New Roman" w:hint="eastAsia"/>
+          <w:color w:val="000000"/>
+          <w:kern w:val="0"/>
+          <w:sz w:val="21"/>
+          <w:szCs w:val="21"/>
+        </w:rPr>
+        <w:t xml:space="preserve"> 이름과 값도 로그로 출력한다.</w:t>
       </w:r>
     </w:p>
     <w:p>
@@ -1685,7 +2223,29 @@
           <w:sz w:val="21"/>
           <w:szCs w:val="21"/>
         </w:rPr>
-        <w:t>단, 콘텐츠와 같이 내용이 큰 값들은 제외한다.</w:t>
+        <w:t xml:space="preserve">단, </w:t>
+      </w:r>
+      <w:proofErr w:type="spellStart"/>
+      <w:r>
+        <w:rPr>
+          <w:rFonts w:ascii="맑은 고딕" w:eastAsia="맑은 고딕" w:hAnsi="맑은 고딕" w:cs="Times New Roman" w:hint="eastAsia"/>
+          <w:color w:val="000000"/>
+          <w:kern w:val="0"/>
+          <w:sz w:val="21"/>
+          <w:szCs w:val="21"/>
+        </w:rPr>
+        <w:t>콘텐츠와</w:t>
+      </w:r>
+      <w:proofErr w:type="spellEnd"/>
+      <w:r>
+        <w:rPr>
+          <w:rFonts w:ascii="맑은 고딕" w:eastAsia="맑은 고딕" w:hAnsi="맑은 고딕" w:cs="Times New Roman" w:hint="eastAsia"/>
+          <w:color w:val="000000"/>
+          <w:kern w:val="0"/>
+          <w:sz w:val="21"/>
+          <w:szCs w:val="21"/>
+        </w:rPr>
+        <w:t xml:space="preserve"> 같이 내용이 큰 값들은 제외한다.</w:t>
       </w:r>
     </w:p>
     <w:p>
@@ -1862,15 +2422,203 @@
           <w:szCs w:val="20"/>
         </w:rPr>
       </w:pPr>
-      <w:r>
-        <w:rPr>
-          <w:rFonts w:ascii="맑은 고딕" w:eastAsia="맑은 고딕" w:hAnsi="맑은 고딕" w:cs="Times New Roman" w:hint="eastAsia"/>
-          <w:color w:val="000000"/>
-          <w:kern w:val="0"/>
-          <w:sz w:val="21"/>
-          <w:szCs w:val="21"/>
-        </w:rPr>
-        <w:t>ezFlow App을 구성하는 다양한 종류(@Controller, @Service, @Repository, @Component)의 Spring Bean들은 모두 Singleton Class이므로 오직 단 하나의 인스턴스만이 존재한다. 이 때문에 Tomcat에서 실행 시 다수의 Client로부터의 요청을 처리하기 위해 실행되는 다수의 쓰레드들에 의해 동시에 접근되게 된다. 이로인해 Spring Bean에서 인스턴스 변수를 사용하게 되면 다수의 쓰레드가 단일 변수에 접근하게 되어 변수에 대해 업데이트 작업을 할 때 Data Corruption이 발생하게 된다. 따라서, 다른 Bean을 참조하기 위한 목적의 인스턴스 변수 외에 로직 처리를 위해 인스턴스 변수를 사용해서는 안되며 반드시 로컬 변수만을 사용하도록 한다.</w:t>
+      <w:proofErr w:type="spellStart"/>
+      <w:r>
+        <w:rPr>
+          <w:rFonts w:ascii="맑은 고딕" w:eastAsia="맑은 고딕" w:hAnsi="맑은 고딕" w:cs="Times New Roman" w:hint="eastAsia"/>
+          <w:color w:val="000000"/>
+          <w:kern w:val="0"/>
+          <w:sz w:val="21"/>
+          <w:szCs w:val="21"/>
+        </w:rPr>
+        <w:t>ezFlow</w:t>
+      </w:r>
+      <w:proofErr w:type="spellEnd"/>
+      <w:r>
+        <w:rPr>
+          <w:rFonts w:ascii="맑은 고딕" w:eastAsia="맑은 고딕" w:hAnsi="맑은 고딕" w:cs="Times New Roman" w:hint="eastAsia"/>
+          <w:color w:val="000000"/>
+          <w:kern w:val="0"/>
+          <w:sz w:val="21"/>
+          <w:szCs w:val="21"/>
+        </w:rPr>
+        <w:t xml:space="preserve"> App을 구성하는 다양한 종류(@Controller, @Service, @Repository, @Component)의 Spring Bean들은 모두 Singleton Class이므로 오직 단 하나의 </w:t>
+      </w:r>
+      <w:proofErr w:type="spellStart"/>
+      <w:r>
+        <w:rPr>
+          <w:rFonts w:ascii="맑은 고딕" w:eastAsia="맑은 고딕" w:hAnsi="맑은 고딕" w:cs="Times New Roman" w:hint="eastAsia"/>
+          <w:color w:val="000000"/>
+          <w:kern w:val="0"/>
+          <w:sz w:val="21"/>
+          <w:szCs w:val="21"/>
+        </w:rPr>
+        <w:t>인스턴스만이</w:t>
+      </w:r>
+      <w:proofErr w:type="spellEnd"/>
+      <w:r>
+        <w:rPr>
+          <w:rFonts w:ascii="맑은 고딕" w:eastAsia="맑은 고딕" w:hAnsi="맑은 고딕" w:cs="Times New Roman" w:hint="eastAsia"/>
+          <w:color w:val="000000"/>
+          <w:kern w:val="0"/>
+          <w:sz w:val="21"/>
+          <w:szCs w:val="21"/>
+        </w:rPr>
+        <w:t xml:space="preserve"> 존재한다. 이 때문에 Tomcat에서 실행 시 다수의 Client로부터의 요청을 처리하기 위해 실행되는 다수의 </w:t>
+      </w:r>
+      <w:proofErr w:type="spellStart"/>
+      <w:r>
+        <w:rPr>
+          <w:rFonts w:ascii="맑은 고딕" w:eastAsia="맑은 고딕" w:hAnsi="맑은 고딕" w:cs="Times New Roman" w:hint="eastAsia"/>
+          <w:color w:val="000000"/>
+          <w:kern w:val="0"/>
+          <w:sz w:val="21"/>
+          <w:szCs w:val="21"/>
+        </w:rPr>
+        <w:t>쓰레드들에</w:t>
+      </w:r>
+      <w:proofErr w:type="spellEnd"/>
+      <w:r>
+        <w:rPr>
+          <w:rFonts w:ascii="맑은 고딕" w:eastAsia="맑은 고딕" w:hAnsi="맑은 고딕" w:cs="Times New Roman" w:hint="eastAsia"/>
+          <w:color w:val="000000"/>
+          <w:kern w:val="0"/>
+          <w:sz w:val="21"/>
+          <w:szCs w:val="21"/>
+        </w:rPr>
+        <w:t xml:space="preserve"> 의해 동시에 접근되게 된다. </w:t>
+      </w:r>
+      <w:proofErr w:type="spellStart"/>
+      <w:r>
+        <w:rPr>
+          <w:rFonts w:ascii="맑은 고딕" w:eastAsia="맑은 고딕" w:hAnsi="맑은 고딕" w:cs="Times New Roman" w:hint="eastAsia"/>
+          <w:color w:val="000000"/>
+          <w:kern w:val="0"/>
+          <w:sz w:val="21"/>
+          <w:szCs w:val="21"/>
+        </w:rPr>
+        <w:t>이로인해</w:t>
+      </w:r>
+      <w:proofErr w:type="spellEnd"/>
+      <w:r>
+        <w:rPr>
+          <w:rFonts w:ascii="맑은 고딕" w:eastAsia="맑은 고딕" w:hAnsi="맑은 고딕" w:cs="Times New Roman" w:hint="eastAsia"/>
+          <w:color w:val="000000"/>
+          <w:kern w:val="0"/>
+          <w:sz w:val="21"/>
+          <w:szCs w:val="21"/>
+        </w:rPr>
+        <w:t xml:space="preserve"> Spring Bean에서 </w:t>
+      </w:r>
+      <w:proofErr w:type="spellStart"/>
+      <w:r>
+        <w:rPr>
+          <w:rFonts w:ascii="맑은 고딕" w:eastAsia="맑은 고딕" w:hAnsi="맑은 고딕" w:cs="Times New Roman" w:hint="eastAsia"/>
+          <w:color w:val="000000"/>
+          <w:kern w:val="0"/>
+          <w:sz w:val="21"/>
+          <w:szCs w:val="21"/>
+        </w:rPr>
+        <w:t>인스턴스</w:t>
+      </w:r>
+      <w:proofErr w:type="spellEnd"/>
+      <w:r>
+        <w:rPr>
+          <w:rFonts w:ascii="맑은 고딕" w:eastAsia="맑은 고딕" w:hAnsi="맑은 고딕" w:cs="Times New Roman" w:hint="eastAsia"/>
+          <w:color w:val="000000"/>
+          <w:kern w:val="0"/>
+          <w:sz w:val="21"/>
+          <w:szCs w:val="21"/>
+        </w:rPr>
+        <w:t xml:space="preserve"> 변수를 사용하게 되면 다수의 </w:t>
+      </w:r>
+      <w:proofErr w:type="spellStart"/>
+      <w:r>
+        <w:rPr>
+          <w:rFonts w:ascii="맑은 고딕" w:eastAsia="맑은 고딕" w:hAnsi="맑은 고딕" w:cs="Times New Roman" w:hint="eastAsia"/>
+          <w:color w:val="000000"/>
+          <w:kern w:val="0"/>
+          <w:sz w:val="21"/>
+          <w:szCs w:val="21"/>
+        </w:rPr>
+        <w:t>쓰레드가</w:t>
+      </w:r>
+      <w:proofErr w:type="spellEnd"/>
+      <w:r>
+        <w:rPr>
+          <w:rFonts w:ascii="맑은 고딕" w:eastAsia="맑은 고딕" w:hAnsi="맑은 고딕" w:cs="Times New Roman" w:hint="eastAsia"/>
+          <w:color w:val="000000"/>
+          <w:kern w:val="0"/>
+          <w:sz w:val="21"/>
+          <w:szCs w:val="21"/>
+        </w:rPr>
+        <w:t xml:space="preserve"> 단일 변수에 접근하게 되어 변수에 대해 업데이트 작업을 할 때 Data Corruption이 발생하게 된다. 따라서, 다른 Bean을 참조하기 위한 목적의 </w:t>
+      </w:r>
+      <w:proofErr w:type="spellStart"/>
+      <w:r>
+        <w:rPr>
+          <w:rFonts w:ascii="맑은 고딕" w:eastAsia="맑은 고딕" w:hAnsi="맑은 고딕" w:cs="Times New Roman" w:hint="eastAsia"/>
+          <w:color w:val="000000"/>
+          <w:kern w:val="0"/>
+          <w:sz w:val="21"/>
+          <w:szCs w:val="21"/>
+        </w:rPr>
+        <w:t>인스턴스</w:t>
+      </w:r>
+      <w:proofErr w:type="spellEnd"/>
+      <w:r>
+        <w:rPr>
+          <w:rFonts w:ascii="맑은 고딕" w:eastAsia="맑은 고딕" w:hAnsi="맑은 고딕" w:cs="Times New Roman" w:hint="eastAsia"/>
+          <w:color w:val="000000"/>
+          <w:kern w:val="0"/>
+          <w:sz w:val="21"/>
+          <w:szCs w:val="21"/>
+        </w:rPr>
+        <w:t xml:space="preserve"> 변수 외에 </w:t>
+      </w:r>
+      <w:proofErr w:type="spellStart"/>
+      <w:r>
+        <w:rPr>
+          <w:rFonts w:ascii="맑은 고딕" w:eastAsia="맑은 고딕" w:hAnsi="맑은 고딕" w:cs="Times New Roman" w:hint="eastAsia"/>
+          <w:color w:val="000000"/>
+          <w:kern w:val="0"/>
+          <w:sz w:val="21"/>
+          <w:szCs w:val="21"/>
+        </w:rPr>
+        <w:t>로직</w:t>
+      </w:r>
+      <w:proofErr w:type="spellEnd"/>
+      <w:r>
+        <w:rPr>
+          <w:rFonts w:ascii="맑은 고딕" w:eastAsia="맑은 고딕" w:hAnsi="맑은 고딕" w:cs="Times New Roman" w:hint="eastAsia"/>
+          <w:color w:val="000000"/>
+          <w:kern w:val="0"/>
+          <w:sz w:val="21"/>
+          <w:szCs w:val="21"/>
+        </w:rPr>
+        <w:t xml:space="preserve"> 처리를 위해 </w:t>
+      </w:r>
+      <w:proofErr w:type="spellStart"/>
+      <w:r>
+        <w:rPr>
+          <w:rFonts w:ascii="맑은 고딕" w:eastAsia="맑은 고딕" w:hAnsi="맑은 고딕" w:cs="Times New Roman" w:hint="eastAsia"/>
+          <w:color w:val="000000"/>
+          <w:kern w:val="0"/>
+          <w:sz w:val="21"/>
+          <w:szCs w:val="21"/>
+        </w:rPr>
+        <w:t>인스턴스</w:t>
+      </w:r>
+      <w:proofErr w:type="spellEnd"/>
+      <w:r>
+        <w:rPr>
+          <w:rFonts w:ascii="맑은 고딕" w:eastAsia="맑은 고딕" w:hAnsi="맑은 고딕" w:cs="Times New Roman" w:hint="eastAsia"/>
+          <w:color w:val="000000"/>
+          <w:kern w:val="0"/>
+          <w:sz w:val="21"/>
+          <w:szCs w:val="21"/>
+        </w:rPr>
+        <w:t xml:space="preserve"> 변수를 사용해서는 안되며 반드시 로컬 변수만을 사용하도록 한다.</w:t>
       </w:r>
     </w:p>
     <w:p>
@@ -1911,17 +2659,61 @@
           <w:sz w:val="21"/>
           <w:szCs w:val="21"/>
         </w:rPr>
-        <w:t>영어(구글번역 사용)</w:t>
-      </w:r>
-      <w:r>
-        <w:rPr>
-          <w:rFonts w:ascii="맑은 고딕" w:eastAsia="맑은 고딕" w:hAnsi="맑은 고딕" w:cs="Times New Roman" w:hint="eastAsia"/>
-          <w:color w:val="000000"/>
-          <w:kern w:val="0"/>
-          <w:sz w:val="21"/>
-          <w:szCs w:val="21"/>
-        </w:rPr>
-        <w:t>로 모두 입력하고 후에 번역된 스트링으로 교체하도록 한다.</w:t>
+        <w:t>영어(</w:t>
+      </w:r>
+      <w:proofErr w:type="spellStart"/>
+      <w:r>
+        <w:rPr>
+          <w:rFonts w:ascii="맑은 고딕" w:eastAsia="맑은 고딕" w:hAnsi="맑은 고딕" w:cs="Times New Roman" w:hint="eastAsia"/>
+          <w:color w:val="000000"/>
+          <w:kern w:val="0"/>
+          <w:sz w:val="21"/>
+          <w:szCs w:val="21"/>
+        </w:rPr>
+        <w:t>구글번역</w:t>
+      </w:r>
+      <w:proofErr w:type="spellEnd"/>
+      <w:r>
+        <w:rPr>
+          <w:rFonts w:ascii="맑은 고딕" w:eastAsia="맑은 고딕" w:hAnsi="맑은 고딕" w:cs="Times New Roman" w:hint="eastAsia"/>
+          <w:color w:val="000000"/>
+          <w:kern w:val="0"/>
+          <w:sz w:val="21"/>
+          <w:szCs w:val="21"/>
+        </w:rPr>
+        <w:t xml:space="preserve"> 사용)</w:t>
+      </w:r>
+      <w:r>
+        <w:rPr>
+          <w:rFonts w:ascii="맑은 고딕" w:eastAsia="맑은 고딕" w:hAnsi="맑은 고딕" w:cs="Times New Roman" w:hint="eastAsia"/>
+          <w:color w:val="000000"/>
+          <w:kern w:val="0"/>
+          <w:sz w:val="21"/>
+          <w:szCs w:val="21"/>
+        </w:rPr>
+        <w:t xml:space="preserve">로 모두 입력하고 후에 번역된 </w:t>
+      </w:r>
+      <w:proofErr w:type="spellStart"/>
+      <w:r>
+        <w:rPr>
+          <w:rFonts w:ascii="맑은 고딕" w:eastAsia="맑은 고딕" w:hAnsi="맑은 고딕" w:cs="Times New Roman" w:hint="eastAsia"/>
+          <w:color w:val="000000"/>
+          <w:kern w:val="0"/>
+          <w:sz w:val="21"/>
+          <w:szCs w:val="21"/>
+        </w:rPr>
+        <w:t>스트링으로</w:t>
+      </w:r>
+      <w:proofErr w:type="spellEnd"/>
+      <w:r>
+        <w:rPr>
+          <w:rFonts w:ascii="맑은 고딕" w:eastAsia="맑은 고딕" w:hAnsi="맑은 고딕" w:cs="Times New Roman" w:hint="eastAsia"/>
+          <w:color w:val="000000"/>
+          <w:kern w:val="0"/>
+          <w:sz w:val="21"/>
+          <w:szCs w:val="21"/>
+        </w:rPr>
+        <w:t xml:space="preserve"> 교체하도록 한다.</w:t>
       </w:r>
     </w:p>
     <w:p>
@@ -1952,7 +2744,29 @@
           <w:sz w:val="21"/>
           <w:szCs w:val="21"/>
         </w:rPr>
-        <w:t>메시지 리소스 추가 시 메시지 아이디는 '모듈명' + '.' + '자신의 이니셜' + '숫자' 와 같은 형태로 한다. 예) ezEmail.ldh001</w:t>
+        <w:t>메시지 리소스 추가 시 메시지 아이디는 '</w:t>
+      </w:r>
+      <w:proofErr w:type="spellStart"/>
+      <w:r>
+        <w:rPr>
+          <w:rFonts w:ascii="맑은 고딕" w:eastAsia="맑은 고딕" w:hAnsi="맑은 고딕" w:cs="Times New Roman" w:hint="eastAsia"/>
+          <w:color w:val="000000"/>
+          <w:kern w:val="0"/>
+          <w:sz w:val="21"/>
+          <w:szCs w:val="21"/>
+        </w:rPr>
+        <w:t>모듈명</w:t>
+      </w:r>
+      <w:proofErr w:type="spellEnd"/>
+      <w:r>
+        <w:rPr>
+          <w:rFonts w:ascii="맑은 고딕" w:eastAsia="맑은 고딕" w:hAnsi="맑은 고딕" w:cs="Times New Roman" w:hint="eastAsia"/>
+          <w:color w:val="000000"/>
+          <w:kern w:val="0"/>
+          <w:sz w:val="21"/>
+          <w:szCs w:val="21"/>
+        </w:rPr>
+        <w:t>' + '.' + '자신의 이니셜' + '숫자' 와 같은 형태로 한다. 예) ezEmail.ldh001</w:t>
       </w:r>
     </w:p>
     <w:p>
@@ -1984,7 +2798,29 @@
           <w:szCs w:val="21"/>
         </w:rPr>
         <w:lastRenderedPageBreak/>
-        <w:t>새로운 JSP 페이지를 생성하는 경우 HTML5 문서임을 지정하기 위해 &lt;!DOCTYPE html&gt; 태그를 반드시 붙이도록 한다.</w:t>
+        <w:t>새로운 JSP 페이지를 생성하는 경우 HTML5 문서임을 지정하기 위해 &lt;</w:t>
+      </w:r>
+      <w:proofErr w:type="gramStart"/>
+      <w:r>
+        <w:rPr>
+          <w:rFonts w:ascii="맑은 고딕" w:eastAsia="맑은 고딕" w:hAnsi="맑은 고딕" w:cs="Times New Roman" w:hint="eastAsia"/>
+          <w:color w:val="000000"/>
+          <w:kern w:val="0"/>
+          <w:sz w:val="21"/>
+          <w:szCs w:val="21"/>
+        </w:rPr>
+        <w:t>!DOCTYPE</w:t>
+      </w:r>
+      <w:proofErr w:type="gramEnd"/>
+      <w:r>
+        <w:rPr>
+          <w:rFonts w:ascii="맑은 고딕" w:eastAsia="맑은 고딕" w:hAnsi="맑은 고딕" w:cs="Times New Roman" w:hint="eastAsia"/>
+          <w:color w:val="000000"/>
+          <w:kern w:val="0"/>
+          <w:sz w:val="21"/>
+          <w:szCs w:val="21"/>
+        </w:rPr>
+        <w:t xml:space="preserve"> html&gt; 태그를 반드시 붙이도록 한다.</w:t>
       </w:r>
     </w:p>
     <w:p>
@@ -2015,7 +2851,95 @@
           <w:sz w:val="21"/>
           <w:szCs w:val="21"/>
         </w:rPr>
-        <w:t xml:space="preserve">Tenant 별로 적용되어야 하는 설정 패러메터는 tbl_tenant_config 테이블에 추가하고 Tenant에 상관없이 동일하게 적용되는 설정 패러메터는 config.properties 파일에 </w:t>
+        <w:t xml:space="preserve">Tenant 별로 적용되어야 하는 설정 </w:t>
+      </w:r>
+      <w:proofErr w:type="spellStart"/>
+      <w:r>
+        <w:rPr>
+          <w:rFonts w:ascii="맑은 고딕" w:eastAsia="맑은 고딕" w:hAnsi="맑은 고딕" w:cs="Times New Roman" w:hint="eastAsia"/>
+          <w:color w:val="000000"/>
+          <w:kern w:val="0"/>
+          <w:sz w:val="21"/>
+          <w:szCs w:val="21"/>
+        </w:rPr>
+        <w:t>패러메터는</w:t>
+      </w:r>
+      <w:proofErr w:type="spellEnd"/>
+      <w:r>
+        <w:rPr>
+          <w:rFonts w:ascii="맑은 고딕" w:eastAsia="맑은 고딕" w:hAnsi="맑은 고딕" w:cs="Times New Roman" w:hint="eastAsia"/>
+          <w:color w:val="000000"/>
+          <w:kern w:val="0"/>
+          <w:sz w:val="21"/>
+          <w:szCs w:val="21"/>
+        </w:rPr>
+        <w:t> </w:t>
+      </w:r>
+      <w:proofErr w:type="spellStart"/>
+      <w:r>
+        <w:rPr>
+          <w:rFonts w:ascii="맑은 고딕" w:eastAsia="맑은 고딕" w:hAnsi="맑은 고딕" w:cs="Times New Roman" w:hint="eastAsia"/>
+          <w:color w:val="000000"/>
+          <w:kern w:val="0"/>
+          <w:sz w:val="21"/>
+          <w:szCs w:val="21"/>
+        </w:rPr>
+        <w:t>tbl_tenant_config</w:t>
+      </w:r>
+      <w:proofErr w:type="spellEnd"/>
+      <w:r>
+        <w:rPr>
+          <w:rFonts w:ascii="맑은 고딕" w:eastAsia="맑은 고딕" w:hAnsi="맑은 고딕" w:cs="Times New Roman" w:hint="eastAsia"/>
+          <w:color w:val="000000"/>
+          <w:kern w:val="0"/>
+          <w:sz w:val="21"/>
+          <w:szCs w:val="21"/>
+        </w:rPr>
+        <w:t xml:space="preserve"> 테이블에 추가하고 Tenant에 상관없이 동일하게 적용되는 설정 </w:t>
+      </w:r>
+      <w:proofErr w:type="spellStart"/>
+      <w:r>
+        <w:rPr>
+          <w:rFonts w:ascii="맑은 고딕" w:eastAsia="맑은 고딕" w:hAnsi="맑은 고딕" w:cs="Times New Roman" w:hint="eastAsia"/>
+          <w:color w:val="000000"/>
+          <w:kern w:val="0"/>
+          <w:sz w:val="21"/>
+          <w:szCs w:val="21"/>
+        </w:rPr>
+        <w:t>패러메터는</w:t>
+      </w:r>
+      <w:proofErr w:type="spellEnd"/>
+      <w:r>
+        <w:rPr>
+          <w:rFonts w:ascii="맑은 고딕" w:eastAsia="맑은 고딕" w:hAnsi="맑은 고딕" w:cs="Times New Roman" w:hint="eastAsia"/>
+          <w:color w:val="000000"/>
+          <w:kern w:val="0"/>
+          <w:sz w:val="21"/>
+          <w:szCs w:val="21"/>
+        </w:rPr>
+        <w:t xml:space="preserve"> </w:t>
+      </w:r>
+      <w:proofErr w:type="spellStart"/>
+      <w:r>
+        <w:rPr>
+          <w:rFonts w:ascii="맑은 고딕" w:eastAsia="맑은 고딕" w:hAnsi="맑은 고딕" w:cs="Times New Roman" w:hint="eastAsia"/>
+          <w:color w:val="000000"/>
+          <w:kern w:val="0"/>
+          <w:sz w:val="21"/>
+          <w:szCs w:val="21"/>
+        </w:rPr>
+        <w:t>config.properties</w:t>
+      </w:r>
+      <w:proofErr w:type="spellEnd"/>
+      <w:r>
+        <w:rPr>
+          <w:rFonts w:ascii="맑은 고딕" w:eastAsia="맑은 고딕" w:hAnsi="맑은 고딕" w:cs="Times New Roman" w:hint="eastAsia"/>
+          <w:color w:val="000000"/>
+          <w:kern w:val="0"/>
+          <w:sz w:val="21"/>
+          <w:szCs w:val="21"/>
+        </w:rPr>
+        <w:t xml:space="preserve"> 파일에 </w:t>
       </w:r>
       <w:r>
         <w:rPr>
@@ -2047,6 +2971,7 @@
         </w:rPr>
         <w:t xml:space="preserve">나 되도록 </w:t>
       </w:r>
+      <w:proofErr w:type="spellStart"/>
       <w:r>
         <w:rPr>
           <w:rFonts w:ascii="맑은 고딕" w:eastAsia="맑은 고딕" w:hAnsi="맑은 고딕" w:cs="Times New Roman"/>
@@ -2057,6 +2982,7 @@
         </w:rPr>
         <w:t>config.properties</w:t>
       </w:r>
+      <w:proofErr w:type="spellEnd"/>
       <w:r>
         <w:rPr>
           <w:rFonts w:ascii="맑은 고딕" w:eastAsia="맑은 고딕" w:hAnsi="맑은 고딕" w:cs="Times New Roman" w:hint="eastAsia"/>
@@ -2067,6 +2993,7 @@
         </w:rPr>
         <w:t xml:space="preserve">보다는 </w:t>
       </w:r>
+      <w:proofErr w:type="spellStart"/>
       <w:r>
         <w:rPr>
           <w:rFonts w:ascii="맑은 고딕" w:eastAsia="맑은 고딕" w:hAnsi="맑은 고딕" w:cs="Times New Roman"/>
@@ -2075,7 +3002,18 @@
           <w:sz w:val="21"/>
           <w:szCs w:val="21"/>
         </w:rPr>
-        <w:t xml:space="preserve">tbl_tenant_config </w:t>
+        <w:t>tbl_tenant_config</w:t>
+      </w:r>
+      <w:proofErr w:type="spellEnd"/>
+      <w:r>
+        <w:rPr>
+          <w:rFonts w:ascii="맑은 고딕" w:eastAsia="맑은 고딕" w:hAnsi="맑은 고딕" w:cs="Times New Roman"/>
+          <w:color w:val="000000"/>
+          <w:kern w:val="0"/>
+          <w:sz w:val="21"/>
+          <w:szCs w:val="21"/>
+        </w:rPr>
+        <w:t xml:space="preserve"> </w:t>
       </w:r>
       <w:r>
         <w:rPr>
@@ -2116,7 +3054,139 @@
           <w:sz w:val="21"/>
           <w:szCs w:val="21"/>
         </w:rPr>
-        <w:t>master 브랜치는 언제든지 고객 사이트에 릴리즈할 수 있어야 하므로 새롭게 개발 중인 기능과 관련된 코드는 포함시키지 않고 어느정도 검증이 완료된 코드와 버그 픽스 등의 코드만을 포함시켜야 한다. 아직 개발 중인 코드는 별도의 브랜치를 생성하여 작업하고 개발이 완료된 후 언제 master 브랜치에 merge할 지는 팀 내 논의를 통해 정하도록 한다.</w:t>
+        <w:t xml:space="preserve">master </w:t>
+      </w:r>
+      <w:proofErr w:type="spellStart"/>
+      <w:r>
+        <w:rPr>
+          <w:rFonts w:ascii="맑은 고딕" w:eastAsia="맑은 고딕" w:hAnsi="맑은 고딕" w:cs="Times New Roman" w:hint="eastAsia"/>
+          <w:color w:val="000000"/>
+          <w:kern w:val="0"/>
+          <w:sz w:val="21"/>
+          <w:szCs w:val="21"/>
+        </w:rPr>
+        <w:t>브랜치는</w:t>
+      </w:r>
+      <w:proofErr w:type="spellEnd"/>
+      <w:r>
+        <w:rPr>
+          <w:rFonts w:ascii="맑은 고딕" w:eastAsia="맑은 고딕" w:hAnsi="맑은 고딕" w:cs="Times New Roman" w:hint="eastAsia"/>
+          <w:color w:val="000000"/>
+          <w:kern w:val="0"/>
+          <w:sz w:val="21"/>
+          <w:szCs w:val="21"/>
+        </w:rPr>
+        <w:t xml:space="preserve"> 언제든지 고객 사이트에 </w:t>
+      </w:r>
+      <w:proofErr w:type="spellStart"/>
+      <w:r>
+        <w:rPr>
+          <w:rFonts w:ascii="맑은 고딕" w:eastAsia="맑은 고딕" w:hAnsi="맑은 고딕" w:cs="Times New Roman" w:hint="eastAsia"/>
+          <w:color w:val="000000"/>
+          <w:kern w:val="0"/>
+          <w:sz w:val="21"/>
+          <w:szCs w:val="21"/>
+        </w:rPr>
+        <w:t>릴리즈할</w:t>
+      </w:r>
+      <w:proofErr w:type="spellEnd"/>
+      <w:r>
+        <w:rPr>
+          <w:rFonts w:ascii="맑은 고딕" w:eastAsia="맑은 고딕" w:hAnsi="맑은 고딕" w:cs="Times New Roman" w:hint="eastAsia"/>
+          <w:color w:val="000000"/>
+          <w:kern w:val="0"/>
+          <w:sz w:val="21"/>
+          <w:szCs w:val="21"/>
+        </w:rPr>
+        <w:t xml:space="preserve"> 수 있어야 하므로 새롭게 개발 중인 기능과 관련된 코드는 포함시키지 않고 </w:t>
+      </w:r>
+      <w:proofErr w:type="spellStart"/>
+      <w:r>
+        <w:rPr>
+          <w:rFonts w:ascii="맑은 고딕" w:eastAsia="맑은 고딕" w:hAnsi="맑은 고딕" w:cs="Times New Roman" w:hint="eastAsia"/>
+          <w:color w:val="000000"/>
+          <w:kern w:val="0"/>
+          <w:sz w:val="21"/>
+          <w:szCs w:val="21"/>
+        </w:rPr>
+        <w:t>어느정도</w:t>
+      </w:r>
+      <w:proofErr w:type="spellEnd"/>
+      <w:r>
+        <w:rPr>
+          <w:rFonts w:ascii="맑은 고딕" w:eastAsia="맑은 고딕" w:hAnsi="맑은 고딕" w:cs="Times New Roman" w:hint="eastAsia"/>
+          <w:color w:val="000000"/>
+          <w:kern w:val="0"/>
+          <w:sz w:val="21"/>
+          <w:szCs w:val="21"/>
+        </w:rPr>
+        <w:t xml:space="preserve"> 검증이 완료된 코드와 버그 </w:t>
+      </w:r>
+      <w:proofErr w:type="spellStart"/>
+      <w:r>
+        <w:rPr>
+          <w:rFonts w:ascii="맑은 고딕" w:eastAsia="맑은 고딕" w:hAnsi="맑은 고딕" w:cs="Times New Roman" w:hint="eastAsia"/>
+          <w:color w:val="000000"/>
+          <w:kern w:val="0"/>
+          <w:sz w:val="21"/>
+          <w:szCs w:val="21"/>
+        </w:rPr>
+        <w:t>픽스</w:t>
+      </w:r>
+      <w:proofErr w:type="spellEnd"/>
+      <w:r>
+        <w:rPr>
+          <w:rFonts w:ascii="맑은 고딕" w:eastAsia="맑은 고딕" w:hAnsi="맑은 고딕" w:cs="Times New Roman" w:hint="eastAsia"/>
+          <w:color w:val="000000"/>
+          <w:kern w:val="0"/>
+          <w:sz w:val="21"/>
+          <w:szCs w:val="21"/>
+        </w:rPr>
+        <w:t xml:space="preserve"> 등의 코드만을 포함시켜야 한다. 아직 개발 중인 코드는 별도의 </w:t>
+      </w:r>
+      <w:proofErr w:type="spellStart"/>
+      <w:r>
+        <w:rPr>
+          <w:rFonts w:ascii="맑은 고딕" w:eastAsia="맑은 고딕" w:hAnsi="맑은 고딕" w:cs="Times New Roman" w:hint="eastAsia"/>
+          <w:color w:val="000000"/>
+          <w:kern w:val="0"/>
+          <w:sz w:val="21"/>
+          <w:szCs w:val="21"/>
+        </w:rPr>
+        <w:t>브랜치를</w:t>
+      </w:r>
+      <w:proofErr w:type="spellEnd"/>
+      <w:r>
+        <w:rPr>
+          <w:rFonts w:ascii="맑은 고딕" w:eastAsia="맑은 고딕" w:hAnsi="맑은 고딕" w:cs="Times New Roman" w:hint="eastAsia"/>
+          <w:color w:val="000000"/>
+          <w:kern w:val="0"/>
+          <w:sz w:val="21"/>
+          <w:szCs w:val="21"/>
+        </w:rPr>
+        <w:t xml:space="preserve"> 생성하여 작업하고 개발이 완료된 후 언제 master </w:t>
+      </w:r>
+      <w:proofErr w:type="spellStart"/>
+      <w:r>
+        <w:rPr>
+          <w:rFonts w:ascii="맑은 고딕" w:eastAsia="맑은 고딕" w:hAnsi="맑은 고딕" w:cs="Times New Roman" w:hint="eastAsia"/>
+          <w:color w:val="000000"/>
+          <w:kern w:val="0"/>
+          <w:sz w:val="21"/>
+          <w:szCs w:val="21"/>
+        </w:rPr>
+        <w:t>브랜치에</w:t>
+      </w:r>
+      <w:proofErr w:type="spellEnd"/>
+      <w:r>
+        <w:rPr>
+          <w:rFonts w:ascii="맑은 고딕" w:eastAsia="맑은 고딕" w:hAnsi="맑은 고딕" w:cs="Times New Roman" w:hint="eastAsia"/>
+          <w:color w:val="000000"/>
+          <w:kern w:val="0"/>
+          <w:sz w:val="21"/>
+          <w:szCs w:val="21"/>
+        </w:rPr>
+        <w:t xml:space="preserve"> merge할 지는 팀 내 논의를 통해 정하도록 한다.</w:t>
       </w:r>
     </w:p>
     <w:p>
@@ -2147,7 +3217,139 @@
           <w:sz w:val="21"/>
           <w:szCs w:val="21"/>
         </w:rPr>
-        <w:t>특정 브랜치를 master 브랜치로 merge하는 경우엔 먼저 master 브랜치를 해당 브랜치로 merge하여 이상이 없는 지 확인한 후 최종적으로 해당 브랜치를 master 브랜치로 merge하도록 한다.</w:t>
+        <w:t xml:space="preserve">특정 </w:t>
+      </w:r>
+      <w:proofErr w:type="spellStart"/>
+      <w:r>
+        <w:rPr>
+          <w:rFonts w:ascii="맑은 고딕" w:eastAsia="맑은 고딕" w:hAnsi="맑은 고딕" w:cs="Times New Roman" w:hint="eastAsia"/>
+          <w:color w:val="000000"/>
+          <w:kern w:val="0"/>
+          <w:sz w:val="21"/>
+          <w:szCs w:val="21"/>
+        </w:rPr>
+        <w:t>브랜치를</w:t>
+      </w:r>
+      <w:proofErr w:type="spellEnd"/>
+      <w:r>
+        <w:rPr>
+          <w:rFonts w:ascii="맑은 고딕" w:eastAsia="맑은 고딕" w:hAnsi="맑은 고딕" w:cs="Times New Roman" w:hint="eastAsia"/>
+          <w:color w:val="000000"/>
+          <w:kern w:val="0"/>
+          <w:sz w:val="21"/>
+          <w:szCs w:val="21"/>
+        </w:rPr>
+        <w:t xml:space="preserve"> master </w:t>
+      </w:r>
+      <w:proofErr w:type="spellStart"/>
+      <w:r>
+        <w:rPr>
+          <w:rFonts w:ascii="맑은 고딕" w:eastAsia="맑은 고딕" w:hAnsi="맑은 고딕" w:cs="Times New Roman" w:hint="eastAsia"/>
+          <w:color w:val="000000"/>
+          <w:kern w:val="0"/>
+          <w:sz w:val="21"/>
+          <w:szCs w:val="21"/>
+        </w:rPr>
+        <w:t>브랜치로</w:t>
+      </w:r>
+      <w:proofErr w:type="spellEnd"/>
+      <w:r>
+        <w:rPr>
+          <w:rFonts w:ascii="맑은 고딕" w:eastAsia="맑은 고딕" w:hAnsi="맑은 고딕" w:cs="Times New Roman" w:hint="eastAsia"/>
+          <w:color w:val="000000"/>
+          <w:kern w:val="0"/>
+          <w:sz w:val="21"/>
+          <w:szCs w:val="21"/>
+        </w:rPr>
+        <w:t xml:space="preserve"> merge하는 경우엔 먼저 master </w:t>
+      </w:r>
+      <w:proofErr w:type="spellStart"/>
+      <w:r>
+        <w:rPr>
+          <w:rFonts w:ascii="맑은 고딕" w:eastAsia="맑은 고딕" w:hAnsi="맑은 고딕" w:cs="Times New Roman" w:hint="eastAsia"/>
+          <w:color w:val="000000"/>
+          <w:kern w:val="0"/>
+          <w:sz w:val="21"/>
+          <w:szCs w:val="21"/>
+        </w:rPr>
+        <w:t>브랜치를</w:t>
+      </w:r>
+      <w:proofErr w:type="spellEnd"/>
+      <w:r>
+        <w:rPr>
+          <w:rFonts w:ascii="맑은 고딕" w:eastAsia="맑은 고딕" w:hAnsi="맑은 고딕" w:cs="Times New Roman" w:hint="eastAsia"/>
+          <w:color w:val="000000"/>
+          <w:kern w:val="0"/>
+          <w:sz w:val="21"/>
+          <w:szCs w:val="21"/>
+        </w:rPr>
+        <w:t xml:space="preserve"> 해당 </w:t>
+      </w:r>
+      <w:proofErr w:type="spellStart"/>
+      <w:r>
+        <w:rPr>
+          <w:rFonts w:ascii="맑은 고딕" w:eastAsia="맑은 고딕" w:hAnsi="맑은 고딕" w:cs="Times New Roman" w:hint="eastAsia"/>
+          <w:color w:val="000000"/>
+          <w:kern w:val="0"/>
+          <w:sz w:val="21"/>
+          <w:szCs w:val="21"/>
+        </w:rPr>
+        <w:t>브랜치로</w:t>
+      </w:r>
+      <w:proofErr w:type="spellEnd"/>
+      <w:r>
+        <w:rPr>
+          <w:rFonts w:ascii="맑은 고딕" w:eastAsia="맑은 고딕" w:hAnsi="맑은 고딕" w:cs="Times New Roman" w:hint="eastAsia"/>
+          <w:color w:val="000000"/>
+          <w:kern w:val="0"/>
+          <w:sz w:val="21"/>
+          <w:szCs w:val="21"/>
+        </w:rPr>
+        <w:t xml:space="preserve"> merge하여 이상이 없는 지 확인한 후 최종적으로 해당 </w:t>
+      </w:r>
+      <w:proofErr w:type="spellStart"/>
+      <w:r>
+        <w:rPr>
+          <w:rFonts w:ascii="맑은 고딕" w:eastAsia="맑은 고딕" w:hAnsi="맑은 고딕" w:cs="Times New Roman" w:hint="eastAsia"/>
+          <w:color w:val="000000"/>
+          <w:kern w:val="0"/>
+          <w:sz w:val="21"/>
+          <w:szCs w:val="21"/>
+        </w:rPr>
+        <w:t>브랜치를</w:t>
+      </w:r>
+      <w:proofErr w:type="spellEnd"/>
+      <w:r>
+        <w:rPr>
+          <w:rFonts w:ascii="맑은 고딕" w:eastAsia="맑은 고딕" w:hAnsi="맑은 고딕" w:cs="Times New Roman" w:hint="eastAsia"/>
+          <w:color w:val="000000"/>
+          <w:kern w:val="0"/>
+          <w:sz w:val="21"/>
+          <w:szCs w:val="21"/>
+        </w:rPr>
+        <w:t xml:space="preserve"> master </w:t>
+      </w:r>
+      <w:proofErr w:type="spellStart"/>
+      <w:r>
+        <w:rPr>
+          <w:rFonts w:ascii="맑은 고딕" w:eastAsia="맑은 고딕" w:hAnsi="맑은 고딕" w:cs="Times New Roman" w:hint="eastAsia"/>
+          <w:color w:val="000000"/>
+          <w:kern w:val="0"/>
+          <w:sz w:val="21"/>
+          <w:szCs w:val="21"/>
+        </w:rPr>
+        <w:t>브랜치로</w:t>
+      </w:r>
+      <w:proofErr w:type="spellEnd"/>
+      <w:r>
+        <w:rPr>
+          <w:rFonts w:ascii="맑은 고딕" w:eastAsia="맑은 고딕" w:hAnsi="맑은 고딕" w:cs="Times New Roman" w:hint="eastAsia"/>
+          <w:color w:val="000000"/>
+          <w:kern w:val="0"/>
+          <w:sz w:val="21"/>
+          <w:szCs w:val="21"/>
+        </w:rPr>
+        <w:t xml:space="preserve"> merge하도록 한다.</w:t>
       </w:r>
     </w:p>
     <w:p>
@@ -2178,7 +3380,205 @@
           <w:sz w:val="21"/>
           <w:szCs w:val="21"/>
         </w:rPr>
-        <w:t>예) loginhist 브랜치를 master 브랜치로 merge하는 경우 먼저 loginhist 브랜치로 이동한 후 git merge master 명령을 수행하고 이상이 없을 경우 master 브랜치로 이동한 후 git merge loginhist 명령을 수행한다.</w:t>
+        <w:t xml:space="preserve">예) </w:t>
+      </w:r>
+      <w:proofErr w:type="spellStart"/>
+      <w:r>
+        <w:rPr>
+          <w:rFonts w:ascii="맑은 고딕" w:eastAsia="맑은 고딕" w:hAnsi="맑은 고딕" w:cs="Times New Roman" w:hint="eastAsia"/>
+          <w:color w:val="000000"/>
+          <w:kern w:val="0"/>
+          <w:sz w:val="21"/>
+          <w:szCs w:val="21"/>
+        </w:rPr>
+        <w:t>loginhist</w:t>
+      </w:r>
+      <w:proofErr w:type="spellEnd"/>
+      <w:r>
+        <w:rPr>
+          <w:rFonts w:ascii="맑은 고딕" w:eastAsia="맑은 고딕" w:hAnsi="맑은 고딕" w:cs="Times New Roman" w:hint="eastAsia"/>
+          <w:color w:val="000000"/>
+          <w:kern w:val="0"/>
+          <w:sz w:val="21"/>
+          <w:szCs w:val="21"/>
+        </w:rPr>
+        <w:t xml:space="preserve"> </w:t>
+      </w:r>
+      <w:proofErr w:type="spellStart"/>
+      <w:r>
+        <w:rPr>
+          <w:rFonts w:ascii="맑은 고딕" w:eastAsia="맑은 고딕" w:hAnsi="맑은 고딕" w:cs="Times New Roman" w:hint="eastAsia"/>
+          <w:color w:val="000000"/>
+          <w:kern w:val="0"/>
+          <w:sz w:val="21"/>
+          <w:szCs w:val="21"/>
+        </w:rPr>
+        <w:t>브랜치를</w:t>
+      </w:r>
+      <w:proofErr w:type="spellEnd"/>
+      <w:r>
+        <w:rPr>
+          <w:rFonts w:ascii="맑은 고딕" w:eastAsia="맑은 고딕" w:hAnsi="맑은 고딕" w:cs="Times New Roman" w:hint="eastAsia"/>
+          <w:color w:val="000000"/>
+          <w:kern w:val="0"/>
+          <w:sz w:val="21"/>
+          <w:szCs w:val="21"/>
+        </w:rPr>
+        <w:t xml:space="preserve"> master </w:t>
+      </w:r>
+      <w:proofErr w:type="spellStart"/>
+      <w:r>
+        <w:rPr>
+          <w:rFonts w:ascii="맑은 고딕" w:eastAsia="맑은 고딕" w:hAnsi="맑은 고딕" w:cs="Times New Roman" w:hint="eastAsia"/>
+          <w:color w:val="000000"/>
+          <w:kern w:val="0"/>
+          <w:sz w:val="21"/>
+          <w:szCs w:val="21"/>
+        </w:rPr>
+        <w:t>브랜치로</w:t>
+      </w:r>
+      <w:proofErr w:type="spellEnd"/>
+      <w:r>
+        <w:rPr>
+          <w:rFonts w:ascii="맑은 고딕" w:eastAsia="맑은 고딕" w:hAnsi="맑은 고딕" w:cs="Times New Roman" w:hint="eastAsia"/>
+          <w:color w:val="000000"/>
+          <w:kern w:val="0"/>
+          <w:sz w:val="21"/>
+          <w:szCs w:val="21"/>
+        </w:rPr>
+        <w:t xml:space="preserve"> merge하는 경우 먼저 </w:t>
+      </w:r>
+      <w:proofErr w:type="spellStart"/>
+      <w:r>
+        <w:rPr>
+          <w:rFonts w:ascii="맑은 고딕" w:eastAsia="맑은 고딕" w:hAnsi="맑은 고딕" w:cs="Times New Roman" w:hint="eastAsia"/>
+          <w:color w:val="000000"/>
+          <w:kern w:val="0"/>
+          <w:sz w:val="21"/>
+          <w:szCs w:val="21"/>
+        </w:rPr>
+        <w:t>loginhist</w:t>
+      </w:r>
+      <w:proofErr w:type="spellEnd"/>
+      <w:r>
+        <w:rPr>
+          <w:rFonts w:ascii="맑은 고딕" w:eastAsia="맑은 고딕" w:hAnsi="맑은 고딕" w:cs="Times New Roman" w:hint="eastAsia"/>
+          <w:color w:val="000000"/>
+          <w:kern w:val="0"/>
+          <w:sz w:val="21"/>
+          <w:szCs w:val="21"/>
+        </w:rPr>
+        <w:t xml:space="preserve"> </w:t>
+      </w:r>
+      <w:proofErr w:type="spellStart"/>
+      <w:r>
+        <w:rPr>
+          <w:rFonts w:ascii="맑은 고딕" w:eastAsia="맑은 고딕" w:hAnsi="맑은 고딕" w:cs="Times New Roman" w:hint="eastAsia"/>
+          <w:color w:val="000000"/>
+          <w:kern w:val="0"/>
+          <w:sz w:val="21"/>
+          <w:szCs w:val="21"/>
+        </w:rPr>
+        <w:t>브랜치로</w:t>
+      </w:r>
+      <w:proofErr w:type="spellEnd"/>
+      <w:r>
+        <w:rPr>
+          <w:rFonts w:ascii="맑은 고딕" w:eastAsia="맑은 고딕" w:hAnsi="맑은 고딕" w:cs="Times New Roman" w:hint="eastAsia"/>
+          <w:color w:val="000000"/>
+          <w:kern w:val="0"/>
+          <w:sz w:val="21"/>
+          <w:szCs w:val="21"/>
+        </w:rPr>
+        <w:t xml:space="preserve"> 이동한 후 </w:t>
+      </w:r>
+      <w:proofErr w:type="spellStart"/>
+      <w:r>
+        <w:rPr>
+          <w:rFonts w:ascii="맑은 고딕" w:eastAsia="맑은 고딕" w:hAnsi="맑은 고딕" w:cs="Times New Roman" w:hint="eastAsia"/>
+          <w:color w:val="000000"/>
+          <w:kern w:val="0"/>
+          <w:sz w:val="21"/>
+          <w:szCs w:val="21"/>
+        </w:rPr>
+        <w:t>git</w:t>
+      </w:r>
+      <w:proofErr w:type="spellEnd"/>
+      <w:r>
+        <w:rPr>
+          <w:rFonts w:ascii="맑은 고딕" w:eastAsia="맑은 고딕" w:hAnsi="맑은 고딕" w:cs="Times New Roman" w:hint="eastAsia"/>
+          <w:color w:val="000000"/>
+          <w:kern w:val="0"/>
+          <w:sz w:val="21"/>
+          <w:szCs w:val="21"/>
+        </w:rPr>
+        <w:t xml:space="preserve"> merge master 명령을 수행하고 이상이 없을 경우 master </w:t>
+      </w:r>
+      <w:proofErr w:type="spellStart"/>
+      <w:r>
+        <w:rPr>
+          <w:rFonts w:ascii="맑은 고딕" w:eastAsia="맑은 고딕" w:hAnsi="맑은 고딕" w:cs="Times New Roman" w:hint="eastAsia"/>
+          <w:color w:val="000000"/>
+          <w:kern w:val="0"/>
+          <w:sz w:val="21"/>
+          <w:szCs w:val="21"/>
+        </w:rPr>
+        <w:t>브랜치로</w:t>
+      </w:r>
+      <w:proofErr w:type="spellEnd"/>
+      <w:r>
+        <w:rPr>
+          <w:rFonts w:ascii="맑은 고딕" w:eastAsia="맑은 고딕" w:hAnsi="맑은 고딕" w:cs="Times New Roman" w:hint="eastAsia"/>
+          <w:color w:val="000000"/>
+          <w:kern w:val="0"/>
+          <w:sz w:val="21"/>
+          <w:szCs w:val="21"/>
+        </w:rPr>
+        <w:t xml:space="preserve"> 이동한 후 </w:t>
+      </w:r>
+      <w:proofErr w:type="spellStart"/>
+      <w:r>
+        <w:rPr>
+          <w:rFonts w:ascii="맑은 고딕" w:eastAsia="맑은 고딕" w:hAnsi="맑은 고딕" w:cs="Times New Roman" w:hint="eastAsia"/>
+          <w:color w:val="000000"/>
+          <w:kern w:val="0"/>
+          <w:sz w:val="21"/>
+          <w:szCs w:val="21"/>
+        </w:rPr>
+        <w:t>git</w:t>
+      </w:r>
+      <w:proofErr w:type="spellEnd"/>
+      <w:r>
+        <w:rPr>
+          <w:rFonts w:ascii="맑은 고딕" w:eastAsia="맑은 고딕" w:hAnsi="맑은 고딕" w:cs="Times New Roman" w:hint="eastAsia"/>
+          <w:color w:val="000000"/>
+          <w:kern w:val="0"/>
+          <w:sz w:val="21"/>
+          <w:szCs w:val="21"/>
+        </w:rPr>
+        <w:t xml:space="preserve"> merge </w:t>
+      </w:r>
+      <w:proofErr w:type="spellStart"/>
+      <w:r>
+        <w:rPr>
+          <w:rFonts w:ascii="맑은 고딕" w:eastAsia="맑은 고딕" w:hAnsi="맑은 고딕" w:cs="Times New Roman" w:hint="eastAsia"/>
+          <w:color w:val="000000"/>
+          <w:kern w:val="0"/>
+          <w:sz w:val="21"/>
+          <w:szCs w:val="21"/>
+        </w:rPr>
+        <w:t>loginhist</w:t>
+      </w:r>
+      <w:proofErr w:type="spellEnd"/>
+      <w:r>
+        <w:rPr>
+          <w:rFonts w:ascii="맑은 고딕" w:eastAsia="맑은 고딕" w:hAnsi="맑은 고딕" w:cs="Times New Roman" w:hint="eastAsia"/>
+          <w:color w:val="000000"/>
+          <w:kern w:val="0"/>
+          <w:sz w:val="21"/>
+          <w:szCs w:val="21"/>
+        </w:rPr>
+        <w:t xml:space="preserve"> 명령을 수행한다.</w:t>
       </w:r>
     </w:p>
     <w:p>
@@ -2209,7 +3609,183 @@
           <w:sz w:val="21"/>
           <w:szCs w:val="21"/>
         </w:rPr>
-        <w:t>구현하는 메소드에서 메소드 이름, 패러메터 이름 및 값 등 로깅을 최대한 자세히 하도록 한다. 추후 원인을 알기 어려운 오류들이 발생했을 때(특히 재현이 어려운 경우) 이에 대한 분석을 하기 위해선 로그가 최대한 자세히 되어 있는 것이 좋다. 루프를 돌면서 로깅을 하는 경우를 제외하고는 로깅을 많이해도 성능에 큰 영향이 있지 않으므로 로그 파일만 보고도 어떠한 동작이 이루어지고 있는 지 알 수 있도록 로깅은 자세히 하도록 한다.</w:t>
+        <w:t xml:space="preserve">구현하는 </w:t>
+      </w:r>
+      <w:proofErr w:type="spellStart"/>
+      <w:r>
+        <w:rPr>
+          <w:rFonts w:ascii="맑은 고딕" w:eastAsia="맑은 고딕" w:hAnsi="맑은 고딕" w:cs="Times New Roman" w:hint="eastAsia"/>
+          <w:color w:val="000000"/>
+          <w:kern w:val="0"/>
+          <w:sz w:val="21"/>
+          <w:szCs w:val="21"/>
+        </w:rPr>
+        <w:t>메소드에서</w:t>
+      </w:r>
+      <w:proofErr w:type="spellEnd"/>
+      <w:r>
+        <w:rPr>
+          <w:rFonts w:ascii="맑은 고딕" w:eastAsia="맑은 고딕" w:hAnsi="맑은 고딕" w:cs="Times New Roman" w:hint="eastAsia"/>
+          <w:color w:val="000000"/>
+          <w:kern w:val="0"/>
+          <w:sz w:val="21"/>
+          <w:szCs w:val="21"/>
+        </w:rPr>
+        <w:t xml:space="preserve"> </w:t>
+      </w:r>
+      <w:proofErr w:type="spellStart"/>
+      <w:r>
+        <w:rPr>
+          <w:rFonts w:ascii="맑은 고딕" w:eastAsia="맑은 고딕" w:hAnsi="맑은 고딕" w:cs="Times New Roman" w:hint="eastAsia"/>
+          <w:color w:val="000000"/>
+          <w:kern w:val="0"/>
+          <w:sz w:val="21"/>
+          <w:szCs w:val="21"/>
+        </w:rPr>
+        <w:t>메소드</w:t>
+      </w:r>
+      <w:proofErr w:type="spellEnd"/>
+      <w:r>
+        <w:rPr>
+          <w:rFonts w:ascii="맑은 고딕" w:eastAsia="맑은 고딕" w:hAnsi="맑은 고딕" w:cs="Times New Roman" w:hint="eastAsia"/>
+          <w:color w:val="000000"/>
+          <w:kern w:val="0"/>
+          <w:sz w:val="21"/>
+          <w:szCs w:val="21"/>
+        </w:rPr>
+        <w:t xml:space="preserve"> 이름, </w:t>
+      </w:r>
+      <w:proofErr w:type="spellStart"/>
+      <w:r>
+        <w:rPr>
+          <w:rFonts w:ascii="맑은 고딕" w:eastAsia="맑은 고딕" w:hAnsi="맑은 고딕" w:cs="Times New Roman" w:hint="eastAsia"/>
+          <w:color w:val="000000"/>
+          <w:kern w:val="0"/>
+          <w:sz w:val="21"/>
+          <w:szCs w:val="21"/>
+        </w:rPr>
+        <w:t>패러메터</w:t>
+      </w:r>
+      <w:proofErr w:type="spellEnd"/>
+      <w:r>
+        <w:rPr>
+          <w:rFonts w:ascii="맑은 고딕" w:eastAsia="맑은 고딕" w:hAnsi="맑은 고딕" w:cs="Times New Roman" w:hint="eastAsia"/>
+          <w:color w:val="000000"/>
+          <w:kern w:val="0"/>
+          <w:sz w:val="21"/>
+          <w:szCs w:val="21"/>
+        </w:rPr>
+        <w:t xml:space="preserve"> 이름 및 값 등 </w:t>
+      </w:r>
+      <w:proofErr w:type="spellStart"/>
+      <w:r>
+        <w:rPr>
+          <w:rFonts w:ascii="맑은 고딕" w:eastAsia="맑은 고딕" w:hAnsi="맑은 고딕" w:cs="Times New Roman" w:hint="eastAsia"/>
+          <w:color w:val="000000"/>
+          <w:kern w:val="0"/>
+          <w:sz w:val="21"/>
+          <w:szCs w:val="21"/>
+        </w:rPr>
+        <w:t>로깅을</w:t>
+      </w:r>
+      <w:proofErr w:type="spellEnd"/>
+      <w:r>
+        <w:rPr>
+          <w:rFonts w:ascii="맑은 고딕" w:eastAsia="맑은 고딕" w:hAnsi="맑은 고딕" w:cs="Times New Roman" w:hint="eastAsia"/>
+          <w:color w:val="000000"/>
+          <w:kern w:val="0"/>
+          <w:sz w:val="21"/>
+          <w:szCs w:val="21"/>
+        </w:rPr>
+        <w:t xml:space="preserve"> 최대한 자세히 하도록 한다. 추후 원인을 알기 어려운 오류들이 발생했을 때(특히 재현이 어려운 경우) 이에 대한 분석을 하기 위해선 로그가 최대한 자세히 되어 있는 것이 좋다. 루프를 돌면서 </w:t>
+      </w:r>
+      <w:proofErr w:type="spellStart"/>
+      <w:r>
+        <w:rPr>
+          <w:rFonts w:ascii="맑은 고딕" w:eastAsia="맑은 고딕" w:hAnsi="맑은 고딕" w:cs="Times New Roman" w:hint="eastAsia"/>
+          <w:color w:val="000000"/>
+          <w:kern w:val="0"/>
+          <w:sz w:val="21"/>
+          <w:szCs w:val="21"/>
+        </w:rPr>
+        <w:t>로깅을</w:t>
+      </w:r>
+      <w:proofErr w:type="spellEnd"/>
+      <w:r>
+        <w:rPr>
+          <w:rFonts w:ascii="맑은 고딕" w:eastAsia="맑은 고딕" w:hAnsi="맑은 고딕" w:cs="Times New Roman" w:hint="eastAsia"/>
+          <w:color w:val="000000"/>
+          <w:kern w:val="0"/>
+          <w:sz w:val="21"/>
+          <w:szCs w:val="21"/>
+        </w:rPr>
+        <w:t xml:space="preserve"> 하는 경우를 제외하고는 </w:t>
+      </w:r>
+      <w:proofErr w:type="spellStart"/>
+      <w:r>
+        <w:rPr>
+          <w:rFonts w:ascii="맑은 고딕" w:eastAsia="맑은 고딕" w:hAnsi="맑은 고딕" w:cs="Times New Roman" w:hint="eastAsia"/>
+          <w:color w:val="000000"/>
+          <w:kern w:val="0"/>
+          <w:sz w:val="21"/>
+          <w:szCs w:val="21"/>
+        </w:rPr>
+        <w:t>로깅을</w:t>
+      </w:r>
+      <w:proofErr w:type="spellEnd"/>
+      <w:r>
+        <w:rPr>
+          <w:rFonts w:ascii="맑은 고딕" w:eastAsia="맑은 고딕" w:hAnsi="맑은 고딕" w:cs="Times New Roman" w:hint="eastAsia"/>
+          <w:color w:val="000000"/>
+          <w:kern w:val="0"/>
+          <w:sz w:val="21"/>
+          <w:szCs w:val="21"/>
+        </w:rPr>
+        <w:t xml:space="preserve"> </w:t>
+      </w:r>
+      <w:proofErr w:type="spellStart"/>
+      <w:r>
+        <w:rPr>
+          <w:rFonts w:ascii="맑은 고딕" w:eastAsia="맑은 고딕" w:hAnsi="맑은 고딕" w:cs="Times New Roman" w:hint="eastAsia"/>
+          <w:color w:val="000000"/>
+          <w:kern w:val="0"/>
+          <w:sz w:val="21"/>
+          <w:szCs w:val="21"/>
+        </w:rPr>
+        <w:t>많이해도</w:t>
+      </w:r>
+      <w:proofErr w:type="spellEnd"/>
+      <w:r>
+        <w:rPr>
+          <w:rFonts w:ascii="맑은 고딕" w:eastAsia="맑은 고딕" w:hAnsi="맑은 고딕" w:cs="Times New Roman" w:hint="eastAsia"/>
+          <w:color w:val="000000"/>
+          <w:kern w:val="0"/>
+          <w:sz w:val="21"/>
+          <w:szCs w:val="21"/>
+        </w:rPr>
+        <w:t xml:space="preserve"> 성능에 큰 영향이 있지 않으므로 로그 파일만 보고도 어떠한 동작이 이루어지고 있는 지 알 수 있도록 </w:t>
+      </w:r>
+      <w:proofErr w:type="spellStart"/>
+      <w:r>
+        <w:rPr>
+          <w:rFonts w:ascii="맑은 고딕" w:eastAsia="맑은 고딕" w:hAnsi="맑은 고딕" w:cs="Times New Roman" w:hint="eastAsia"/>
+          <w:color w:val="000000"/>
+          <w:kern w:val="0"/>
+          <w:sz w:val="21"/>
+          <w:szCs w:val="21"/>
+        </w:rPr>
+        <w:t>로깅은</w:t>
+      </w:r>
+      <w:proofErr w:type="spellEnd"/>
+      <w:r>
+        <w:rPr>
+          <w:rFonts w:ascii="맑은 고딕" w:eastAsia="맑은 고딕" w:hAnsi="맑은 고딕" w:cs="Times New Roman" w:hint="eastAsia"/>
+          <w:color w:val="000000"/>
+          <w:kern w:val="0"/>
+          <w:sz w:val="21"/>
+          <w:szCs w:val="21"/>
+        </w:rPr>
+        <w:t xml:space="preserve"> 자세히 하도록 한다.</w:t>
       </w:r>
     </w:p>
     <w:p>
@@ -2232,15 +3808,71 @@
           <w:szCs w:val="20"/>
         </w:rPr>
       </w:pPr>
-      <w:r>
-        <w:rPr>
-          <w:rFonts w:ascii="맑은 고딕" w:eastAsia="맑은 고딕" w:hAnsi="맑은 고딕" w:cs="Times New Roman" w:hint="eastAsia"/>
-          <w:color w:val="000000"/>
-          <w:kern w:val="0"/>
-          <w:sz w:val="21"/>
-          <w:szCs w:val="21"/>
-        </w:rPr>
-        <w:t>디렉토리 및 파일 Path를 기술할 때 각 요소 구분자로 본래 윈도우는 백슬래시(\)를 사용하고 유닉스나 리눅스는 슬래시(/)를 사용하는데, 자바 소스에서 윈도우의 경우라도 슬래시(/)를 사용해도 동작에 문제가 없으므로 항상 슬래시(/)를 사용하여 Path를 기술하도록 한다.</w:t>
+      <w:proofErr w:type="spellStart"/>
+      <w:r>
+        <w:rPr>
+          <w:rFonts w:ascii="맑은 고딕" w:eastAsia="맑은 고딕" w:hAnsi="맑은 고딕" w:cs="Times New Roman" w:hint="eastAsia"/>
+          <w:color w:val="000000"/>
+          <w:kern w:val="0"/>
+          <w:sz w:val="21"/>
+          <w:szCs w:val="21"/>
+        </w:rPr>
+        <w:t>디렉토리</w:t>
+      </w:r>
+      <w:proofErr w:type="spellEnd"/>
+      <w:r>
+        <w:rPr>
+          <w:rFonts w:ascii="맑은 고딕" w:eastAsia="맑은 고딕" w:hAnsi="맑은 고딕" w:cs="Times New Roman" w:hint="eastAsia"/>
+          <w:color w:val="000000"/>
+          <w:kern w:val="0"/>
+          <w:sz w:val="21"/>
+          <w:szCs w:val="21"/>
+        </w:rPr>
+        <w:t xml:space="preserve"> 및 파일 Path를 기술할 때 각 요소 </w:t>
+      </w:r>
+      <w:proofErr w:type="spellStart"/>
+      <w:r>
+        <w:rPr>
+          <w:rFonts w:ascii="맑은 고딕" w:eastAsia="맑은 고딕" w:hAnsi="맑은 고딕" w:cs="Times New Roman" w:hint="eastAsia"/>
+          <w:color w:val="000000"/>
+          <w:kern w:val="0"/>
+          <w:sz w:val="21"/>
+          <w:szCs w:val="21"/>
+        </w:rPr>
+        <w:t>구분자로</w:t>
+      </w:r>
+      <w:proofErr w:type="spellEnd"/>
+      <w:r>
+        <w:rPr>
+          <w:rFonts w:ascii="맑은 고딕" w:eastAsia="맑은 고딕" w:hAnsi="맑은 고딕" w:cs="Times New Roman" w:hint="eastAsia"/>
+          <w:color w:val="000000"/>
+          <w:kern w:val="0"/>
+          <w:sz w:val="21"/>
+          <w:szCs w:val="21"/>
+        </w:rPr>
+        <w:t xml:space="preserve"> 본래 윈도우는 백슬래시(\)를 사용하고 유닉스나 </w:t>
+      </w:r>
+      <w:proofErr w:type="spellStart"/>
+      <w:r>
+        <w:rPr>
+          <w:rFonts w:ascii="맑은 고딕" w:eastAsia="맑은 고딕" w:hAnsi="맑은 고딕" w:cs="Times New Roman" w:hint="eastAsia"/>
+          <w:color w:val="000000"/>
+          <w:kern w:val="0"/>
+          <w:sz w:val="21"/>
+          <w:szCs w:val="21"/>
+        </w:rPr>
+        <w:t>리눅스는</w:t>
+      </w:r>
+      <w:proofErr w:type="spellEnd"/>
+      <w:r>
+        <w:rPr>
+          <w:rFonts w:ascii="맑은 고딕" w:eastAsia="맑은 고딕" w:hAnsi="맑은 고딕" w:cs="Times New Roman" w:hint="eastAsia"/>
+          <w:color w:val="000000"/>
+          <w:kern w:val="0"/>
+          <w:sz w:val="21"/>
+          <w:szCs w:val="21"/>
+        </w:rPr>
+        <w:t xml:space="preserve"> 슬래시(/)를 사용하는데, 자바 소스에서 윈도우의 경우라도 슬래시(/)를 사용해도 동작에 문제가 없으므로 항상 슬래시(/)를 사용하여 Path를 기술하도록 한다.</w:t>
       </w:r>
     </w:p>
     <w:p>
@@ -2271,7 +3903,95 @@
           <w:sz w:val="21"/>
           <w:szCs w:val="21"/>
         </w:rPr>
-        <w:t>새로운 테이블을 생성하는 경우 멀티테넌트 지원을 위한 숫자 타입의 tenant_id 컬럼의 추가 여부를 반드시 고려하도록 한다.(대부분의 경우 추가되어야 한다.)</w:t>
+        <w:t xml:space="preserve">새로운 테이블을 생성하는 경우 </w:t>
+      </w:r>
+      <w:proofErr w:type="spellStart"/>
+      <w:r>
+        <w:rPr>
+          <w:rFonts w:ascii="맑은 고딕" w:eastAsia="맑은 고딕" w:hAnsi="맑은 고딕" w:cs="Times New Roman" w:hint="eastAsia"/>
+          <w:color w:val="000000"/>
+          <w:kern w:val="0"/>
+          <w:sz w:val="21"/>
+          <w:szCs w:val="21"/>
+        </w:rPr>
+        <w:t>멀티테넌트</w:t>
+      </w:r>
+      <w:proofErr w:type="spellEnd"/>
+      <w:r>
+        <w:rPr>
+          <w:rFonts w:ascii="맑은 고딕" w:eastAsia="맑은 고딕" w:hAnsi="맑은 고딕" w:cs="Times New Roman" w:hint="eastAsia"/>
+          <w:color w:val="000000"/>
+          <w:kern w:val="0"/>
+          <w:sz w:val="21"/>
+          <w:szCs w:val="21"/>
+        </w:rPr>
+        <w:t xml:space="preserve"> 지원을 위한 숫자 타입의 </w:t>
+      </w:r>
+      <w:proofErr w:type="spellStart"/>
+      <w:r>
+        <w:rPr>
+          <w:rFonts w:ascii="맑은 고딕" w:eastAsia="맑은 고딕" w:hAnsi="맑은 고딕" w:cs="Times New Roman" w:hint="eastAsia"/>
+          <w:color w:val="000000"/>
+          <w:kern w:val="0"/>
+          <w:sz w:val="21"/>
+          <w:szCs w:val="21"/>
+        </w:rPr>
+        <w:t>tenant_id</w:t>
+      </w:r>
+      <w:proofErr w:type="spellEnd"/>
+      <w:r>
+        <w:rPr>
+          <w:rFonts w:ascii="맑은 고딕" w:eastAsia="맑은 고딕" w:hAnsi="맑은 고딕" w:cs="Times New Roman" w:hint="eastAsia"/>
+          <w:color w:val="000000"/>
+          <w:kern w:val="0"/>
+          <w:sz w:val="21"/>
+          <w:szCs w:val="21"/>
+        </w:rPr>
+        <w:t xml:space="preserve"> </w:t>
+      </w:r>
+      <w:proofErr w:type="spellStart"/>
+      <w:r>
+        <w:rPr>
+          <w:rFonts w:ascii="맑은 고딕" w:eastAsia="맑은 고딕" w:hAnsi="맑은 고딕" w:cs="Times New Roman" w:hint="eastAsia"/>
+          <w:color w:val="000000"/>
+          <w:kern w:val="0"/>
+          <w:sz w:val="21"/>
+          <w:szCs w:val="21"/>
+        </w:rPr>
+        <w:t>컬럼의</w:t>
+      </w:r>
+      <w:proofErr w:type="spellEnd"/>
+      <w:r>
+        <w:rPr>
+          <w:rFonts w:ascii="맑은 고딕" w:eastAsia="맑은 고딕" w:hAnsi="맑은 고딕" w:cs="Times New Roman" w:hint="eastAsia"/>
+          <w:color w:val="000000"/>
+          <w:kern w:val="0"/>
+          <w:sz w:val="21"/>
+          <w:szCs w:val="21"/>
+        </w:rPr>
+        <w:t xml:space="preserve"> 추가 여부를 반드시 고려하도록 한다</w:t>
+      </w:r>
+      <w:proofErr w:type="gramStart"/>
+      <w:r>
+        <w:rPr>
+          <w:rFonts w:ascii="맑은 고딕" w:eastAsia="맑은 고딕" w:hAnsi="맑은 고딕" w:cs="Times New Roman" w:hint="eastAsia"/>
+          <w:color w:val="000000"/>
+          <w:kern w:val="0"/>
+          <w:sz w:val="21"/>
+          <w:szCs w:val="21"/>
+        </w:rPr>
+        <w:t>.(</w:t>
+      </w:r>
+      <w:proofErr w:type="gramEnd"/>
+      <w:r>
+        <w:rPr>
+          <w:rFonts w:ascii="맑은 고딕" w:eastAsia="맑은 고딕" w:hAnsi="맑은 고딕" w:cs="Times New Roman" w:hint="eastAsia"/>
+          <w:color w:val="000000"/>
+          <w:kern w:val="0"/>
+          <w:sz w:val="21"/>
+          <w:szCs w:val="21"/>
+        </w:rPr>
+        <w:t>대부분의 경우 추가되어야 한다.)</w:t>
       </w:r>
     </w:p>
     <w:p>
@@ -2325,15 +4045,49 @@
           <w:szCs w:val="20"/>
         </w:rPr>
       </w:pPr>
-      <w:r>
-        <w:rPr>
-          <w:rFonts w:ascii="맑은 고딕" w:eastAsia="맑은 고딕" w:hAnsi="맑은 고딕" w:cs="Times New Roman" w:hint="eastAsia"/>
-          <w:color w:val="000000"/>
-          <w:kern w:val="0"/>
-          <w:sz w:val="21"/>
-          <w:szCs w:val="21"/>
-        </w:rPr>
-        <w:t>tbl_tenant_config 테이블에 저장되어 있는 Tenant 설정 패러메터값 읽는 방법</w:t>
+      <w:proofErr w:type="spellStart"/>
+      <w:r>
+        <w:rPr>
+          <w:rFonts w:ascii="맑은 고딕" w:eastAsia="맑은 고딕" w:hAnsi="맑은 고딕" w:cs="Times New Roman" w:hint="eastAsia"/>
+          <w:color w:val="000000"/>
+          <w:kern w:val="0"/>
+          <w:sz w:val="21"/>
+          <w:szCs w:val="21"/>
+        </w:rPr>
+        <w:t>tbl_tenant_config</w:t>
+      </w:r>
+      <w:proofErr w:type="spellEnd"/>
+      <w:r>
+        <w:rPr>
+          <w:rFonts w:ascii="맑은 고딕" w:eastAsia="맑은 고딕" w:hAnsi="맑은 고딕" w:cs="Times New Roman" w:hint="eastAsia"/>
+          <w:color w:val="000000"/>
+          <w:kern w:val="0"/>
+          <w:sz w:val="21"/>
+          <w:szCs w:val="21"/>
+        </w:rPr>
+        <w:t xml:space="preserve"> 테이블에 저장되어 있는 Tenant 설정 </w:t>
+      </w:r>
+      <w:proofErr w:type="spellStart"/>
+      <w:r>
+        <w:rPr>
+          <w:rFonts w:ascii="맑은 고딕" w:eastAsia="맑은 고딕" w:hAnsi="맑은 고딕" w:cs="Times New Roman" w:hint="eastAsia"/>
+          <w:color w:val="000000"/>
+          <w:kern w:val="0"/>
+          <w:sz w:val="21"/>
+          <w:szCs w:val="21"/>
+        </w:rPr>
+        <w:t>패러메터값</w:t>
+      </w:r>
+      <w:proofErr w:type="spellEnd"/>
+      <w:r>
+        <w:rPr>
+          <w:rFonts w:ascii="맑은 고딕" w:eastAsia="맑은 고딕" w:hAnsi="맑은 고딕" w:cs="Times New Roman" w:hint="eastAsia"/>
+          <w:color w:val="000000"/>
+          <w:kern w:val="0"/>
+          <w:sz w:val="21"/>
+          <w:szCs w:val="21"/>
+        </w:rPr>
+        <w:t xml:space="preserve"> 읽는 방법</w:t>
       </w:r>
     </w:p>
     <w:p>
@@ -2356,15 +4110,93 @@
           <w:szCs w:val="20"/>
         </w:rPr>
       </w:pPr>
-      <w:r>
-        <w:rPr>
-          <w:rFonts w:ascii="맑은 고딕" w:eastAsia="맑은 고딕" w:hAnsi="맑은 고딕" w:cs="Times New Roman" w:hint="eastAsia"/>
-          <w:color w:val="000000"/>
-          <w:kern w:val="0"/>
-          <w:sz w:val="21"/>
-          <w:szCs w:val="21"/>
-        </w:rPr>
-        <w:t>EzCommonService.getTenantConfig(String property, int tenantID) 메소드를 사용</w:t>
+      <w:proofErr w:type="spellStart"/>
+      <w:r>
+        <w:rPr>
+          <w:rFonts w:ascii="맑은 고딕" w:eastAsia="맑은 고딕" w:hAnsi="맑은 고딕" w:cs="Times New Roman" w:hint="eastAsia"/>
+          <w:color w:val="000000"/>
+          <w:kern w:val="0"/>
+          <w:sz w:val="21"/>
+          <w:szCs w:val="21"/>
+        </w:rPr>
+        <w:t>EzCommonService.getTenantConfig</w:t>
+      </w:r>
+      <w:proofErr w:type="spellEnd"/>
+      <w:r>
+        <w:rPr>
+          <w:rFonts w:ascii="맑은 고딕" w:eastAsia="맑은 고딕" w:hAnsi="맑은 고딕" w:cs="Times New Roman" w:hint="eastAsia"/>
+          <w:color w:val="000000"/>
+          <w:kern w:val="0"/>
+          <w:sz w:val="21"/>
+          <w:szCs w:val="21"/>
+        </w:rPr>
+        <w:t xml:space="preserve">(String property, </w:t>
+      </w:r>
+      <w:proofErr w:type="spellStart"/>
+      <w:r>
+        <w:rPr>
+          <w:rFonts w:ascii="맑은 고딕" w:eastAsia="맑은 고딕" w:hAnsi="맑은 고딕" w:cs="Times New Roman" w:hint="eastAsia"/>
+          <w:color w:val="000000"/>
+          <w:kern w:val="0"/>
+          <w:sz w:val="21"/>
+          <w:szCs w:val="21"/>
+        </w:rPr>
+        <w:t>int</w:t>
+      </w:r>
+      <w:proofErr w:type="spellEnd"/>
+      <w:r>
+        <w:rPr>
+          <w:rFonts w:ascii="맑은 고딕" w:eastAsia="맑은 고딕" w:hAnsi="맑은 고딕" w:cs="Times New Roman" w:hint="eastAsia"/>
+          <w:color w:val="000000"/>
+          <w:kern w:val="0"/>
+          <w:sz w:val="21"/>
+          <w:szCs w:val="21"/>
+        </w:rPr>
+        <w:t xml:space="preserve"> </w:t>
+      </w:r>
+      <w:proofErr w:type="spellStart"/>
+      <w:r>
+        <w:rPr>
+          <w:rFonts w:ascii="맑은 고딕" w:eastAsia="맑은 고딕" w:hAnsi="맑은 고딕" w:cs="Times New Roman" w:hint="eastAsia"/>
+          <w:color w:val="000000"/>
+          <w:kern w:val="0"/>
+          <w:sz w:val="21"/>
+          <w:szCs w:val="21"/>
+        </w:rPr>
+        <w:t>tenantID</w:t>
+      </w:r>
+      <w:proofErr w:type="spellEnd"/>
+      <w:r>
+        <w:rPr>
+          <w:rFonts w:ascii="맑은 고딕" w:eastAsia="맑은 고딕" w:hAnsi="맑은 고딕" w:cs="Times New Roman" w:hint="eastAsia"/>
+          <w:color w:val="000000"/>
+          <w:kern w:val="0"/>
+          <w:sz w:val="21"/>
+          <w:szCs w:val="21"/>
+        </w:rPr>
+        <w:t xml:space="preserve">) </w:t>
+      </w:r>
+      <w:proofErr w:type="spellStart"/>
+      <w:r>
+        <w:rPr>
+          <w:rFonts w:ascii="맑은 고딕" w:eastAsia="맑은 고딕" w:hAnsi="맑은 고딕" w:cs="Times New Roman" w:hint="eastAsia"/>
+          <w:color w:val="000000"/>
+          <w:kern w:val="0"/>
+          <w:sz w:val="21"/>
+          <w:szCs w:val="21"/>
+        </w:rPr>
+        <w:t>메소드를</w:t>
+      </w:r>
+      <w:proofErr w:type="spellEnd"/>
+      <w:r>
+        <w:rPr>
+          <w:rFonts w:ascii="맑은 고딕" w:eastAsia="맑은 고딕" w:hAnsi="맑은 고딕" w:cs="Times New Roman" w:hint="eastAsia"/>
+          <w:color w:val="000000"/>
+          <w:kern w:val="0"/>
+          <w:sz w:val="21"/>
+          <w:szCs w:val="21"/>
+        </w:rPr>
+        <w:t xml:space="preserve"> 사용</w:t>
       </w:r>
     </w:p>
     <w:p>
@@ -2396,7 +4228,95 @@
           <w:szCs w:val="21"/>
         </w:rPr>
         <w:lastRenderedPageBreak/>
-        <w:t>예) String domainName = ezCommonService.getTenantConfig('DomainName', userInfo.getTenantId());</w:t>
+        <w:t xml:space="preserve">예) String </w:t>
+      </w:r>
+      <w:proofErr w:type="spellStart"/>
+      <w:r>
+        <w:rPr>
+          <w:rFonts w:ascii="맑은 고딕" w:eastAsia="맑은 고딕" w:hAnsi="맑은 고딕" w:cs="Times New Roman" w:hint="eastAsia"/>
+          <w:color w:val="000000"/>
+          <w:kern w:val="0"/>
+          <w:sz w:val="21"/>
+          <w:szCs w:val="21"/>
+        </w:rPr>
+        <w:t>domainName</w:t>
+      </w:r>
+      <w:proofErr w:type="spellEnd"/>
+      <w:r>
+        <w:rPr>
+          <w:rFonts w:ascii="맑은 고딕" w:eastAsia="맑은 고딕" w:hAnsi="맑은 고딕" w:cs="Times New Roman" w:hint="eastAsia"/>
+          <w:color w:val="000000"/>
+          <w:kern w:val="0"/>
+          <w:sz w:val="21"/>
+          <w:szCs w:val="21"/>
+        </w:rPr>
+        <w:t xml:space="preserve"> = </w:t>
+      </w:r>
+      <w:proofErr w:type="spellStart"/>
+      <w:r>
+        <w:rPr>
+          <w:rFonts w:ascii="맑은 고딕" w:eastAsia="맑은 고딕" w:hAnsi="맑은 고딕" w:cs="Times New Roman" w:hint="eastAsia"/>
+          <w:color w:val="000000"/>
+          <w:kern w:val="0"/>
+          <w:sz w:val="21"/>
+          <w:szCs w:val="21"/>
+        </w:rPr>
+        <w:t>ezCommonService.getTenantConfig</w:t>
+      </w:r>
+      <w:proofErr w:type="spellEnd"/>
+      <w:r>
+        <w:rPr>
+          <w:rFonts w:ascii="맑은 고딕" w:eastAsia="맑은 고딕" w:hAnsi="맑은 고딕" w:cs="Times New Roman" w:hint="eastAsia"/>
+          <w:color w:val="000000"/>
+          <w:kern w:val="0"/>
+          <w:sz w:val="21"/>
+          <w:szCs w:val="21"/>
+        </w:rPr>
+        <w:t>('</w:t>
+      </w:r>
+      <w:proofErr w:type="spellStart"/>
+      <w:r>
+        <w:rPr>
+          <w:rFonts w:ascii="맑은 고딕" w:eastAsia="맑은 고딕" w:hAnsi="맑은 고딕" w:cs="Times New Roman" w:hint="eastAsia"/>
+          <w:color w:val="000000"/>
+          <w:kern w:val="0"/>
+          <w:sz w:val="21"/>
+          <w:szCs w:val="21"/>
+        </w:rPr>
+        <w:t>DomainName</w:t>
+      </w:r>
+      <w:proofErr w:type="spellEnd"/>
+      <w:r>
+        <w:rPr>
+          <w:rFonts w:ascii="맑은 고딕" w:eastAsia="맑은 고딕" w:hAnsi="맑은 고딕" w:cs="Times New Roman" w:hint="eastAsia"/>
+          <w:color w:val="000000"/>
+          <w:kern w:val="0"/>
+          <w:sz w:val="21"/>
+          <w:szCs w:val="21"/>
+        </w:rPr>
+        <w:t xml:space="preserve">', </w:t>
+      </w:r>
+      <w:proofErr w:type="spellStart"/>
+      <w:r>
+        <w:rPr>
+          <w:rFonts w:ascii="맑은 고딕" w:eastAsia="맑은 고딕" w:hAnsi="맑은 고딕" w:cs="Times New Roman" w:hint="eastAsia"/>
+          <w:color w:val="000000"/>
+          <w:kern w:val="0"/>
+          <w:sz w:val="21"/>
+          <w:szCs w:val="21"/>
+        </w:rPr>
+        <w:t>userInfo.getTenantId</w:t>
+      </w:r>
+      <w:proofErr w:type="spellEnd"/>
+      <w:r>
+        <w:rPr>
+          <w:rFonts w:ascii="맑은 고딕" w:eastAsia="맑은 고딕" w:hAnsi="맑은 고딕" w:cs="Times New Roman" w:hint="eastAsia"/>
+          <w:color w:val="000000"/>
+          <w:kern w:val="0"/>
+          <w:sz w:val="21"/>
+          <w:szCs w:val="21"/>
+        </w:rPr>
+        <w:t>());</w:t>
       </w:r>
     </w:p>
     <w:p>
@@ -2450,15 +4370,71 @@
           <w:szCs w:val="20"/>
         </w:rPr>
       </w:pPr>
-      <w:r>
-        <w:rPr>
-          <w:rFonts w:ascii="맑은 고딕" w:eastAsia="맑은 고딕" w:hAnsi="맑은 고딕" w:cs="Times New Roman" w:hint="eastAsia"/>
-          <w:color w:val="000000"/>
-          <w:kern w:val="0"/>
-          <w:sz w:val="21"/>
-          <w:szCs w:val="21"/>
-        </w:rPr>
-        <w:t>CommonUtil.userInfo(String loginCookie) 메소드를 사용</w:t>
+      <w:proofErr w:type="spellStart"/>
+      <w:r>
+        <w:rPr>
+          <w:rFonts w:ascii="맑은 고딕" w:eastAsia="맑은 고딕" w:hAnsi="맑은 고딕" w:cs="Times New Roman" w:hint="eastAsia"/>
+          <w:color w:val="000000"/>
+          <w:kern w:val="0"/>
+          <w:sz w:val="21"/>
+          <w:szCs w:val="21"/>
+        </w:rPr>
+        <w:t>CommonUtil.userInfo</w:t>
+      </w:r>
+      <w:proofErr w:type="spellEnd"/>
+      <w:r>
+        <w:rPr>
+          <w:rFonts w:ascii="맑은 고딕" w:eastAsia="맑은 고딕" w:hAnsi="맑은 고딕" w:cs="Times New Roman" w:hint="eastAsia"/>
+          <w:color w:val="000000"/>
+          <w:kern w:val="0"/>
+          <w:sz w:val="21"/>
+          <w:szCs w:val="21"/>
+        </w:rPr>
+        <w:t xml:space="preserve">(String </w:t>
+      </w:r>
+      <w:proofErr w:type="spellStart"/>
+      <w:r>
+        <w:rPr>
+          <w:rFonts w:ascii="맑은 고딕" w:eastAsia="맑은 고딕" w:hAnsi="맑은 고딕" w:cs="Times New Roman" w:hint="eastAsia"/>
+          <w:color w:val="000000"/>
+          <w:kern w:val="0"/>
+          <w:sz w:val="21"/>
+          <w:szCs w:val="21"/>
+        </w:rPr>
+        <w:t>loginCookie</w:t>
+      </w:r>
+      <w:proofErr w:type="spellEnd"/>
+      <w:r>
+        <w:rPr>
+          <w:rFonts w:ascii="맑은 고딕" w:eastAsia="맑은 고딕" w:hAnsi="맑은 고딕" w:cs="Times New Roman" w:hint="eastAsia"/>
+          <w:color w:val="000000"/>
+          <w:kern w:val="0"/>
+          <w:sz w:val="21"/>
+          <w:szCs w:val="21"/>
+        </w:rPr>
+        <w:t xml:space="preserve">) </w:t>
+      </w:r>
+      <w:proofErr w:type="spellStart"/>
+      <w:r>
+        <w:rPr>
+          <w:rFonts w:ascii="맑은 고딕" w:eastAsia="맑은 고딕" w:hAnsi="맑은 고딕" w:cs="Times New Roman" w:hint="eastAsia"/>
+          <w:color w:val="000000"/>
+          <w:kern w:val="0"/>
+          <w:sz w:val="21"/>
+          <w:szCs w:val="21"/>
+        </w:rPr>
+        <w:t>메소드를</w:t>
+      </w:r>
+      <w:proofErr w:type="spellEnd"/>
+      <w:r>
+        <w:rPr>
+          <w:rFonts w:ascii="맑은 고딕" w:eastAsia="맑은 고딕" w:hAnsi="맑은 고딕" w:cs="Times New Roman" w:hint="eastAsia"/>
+          <w:color w:val="000000"/>
+          <w:kern w:val="0"/>
+          <w:sz w:val="21"/>
+          <w:szCs w:val="21"/>
+        </w:rPr>
+        <w:t xml:space="preserve"> 사용</w:t>
       </w:r>
     </w:p>
     <w:p>
@@ -2489,7 +4465,95 @@
           <w:sz w:val="21"/>
           <w:szCs w:val="21"/>
         </w:rPr>
-        <w:t>예) LoginVO userInfo = commonUtil.userInfo(loginCookie);</w:t>
+        <w:t>예) </w:t>
+      </w:r>
+      <w:proofErr w:type="spellStart"/>
+      <w:r>
+        <w:rPr>
+          <w:rFonts w:ascii="맑은 고딕" w:eastAsia="맑은 고딕" w:hAnsi="맑은 고딕" w:cs="Times New Roman" w:hint="eastAsia"/>
+          <w:color w:val="000000"/>
+          <w:kern w:val="0"/>
+          <w:sz w:val="21"/>
+          <w:szCs w:val="21"/>
+        </w:rPr>
+        <w:t>LoginVO</w:t>
+      </w:r>
+      <w:proofErr w:type="spellEnd"/>
+      <w:r>
+        <w:rPr>
+          <w:rFonts w:ascii="맑은 고딕" w:eastAsia="맑은 고딕" w:hAnsi="맑은 고딕" w:cs="Times New Roman" w:hint="eastAsia"/>
+          <w:color w:val="000000"/>
+          <w:kern w:val="0"/>
+          <w:sz w:val="21"/>
+          <w:szCs w:val="21"/>
+        </w:rPr>
+        <w:t xml:space="preserve"> </w:t>
+      </w:r>
+      <w:proofErr w:type="spellStart"/>
+      <w:r>
+        <w:rPr>
+          <w:rFonts w:ascii="맑은 고딕" w:eastAsia="맑은 고딕" w:hAnsi="맑은 고딕" w:cs="Times New Roman" w:hint="eastAsia"/>
+          <w:color w:val="000000"/>
+          <w:kern w:val="0"/>
+          <w:sz w:val="21"/>
+          <w:szCs w:val="21"/>
+        </w:rPr>
+        <w:t>userInfo</w:t>
+      </w:r>
+      <w:proofErr w:type="spellEnd"/>
+      <w:r>
+        <w:rPr>
+          <w:rFonts w:ascii="맑은 고딕" w:eastAsia="맑은 고딕" w:hAnsi="맑은 고딕" w:cs="Times New Roman" w:hint="eastAsia"/>
+          <w:color w:val="000000"/>
+          <w:kern w:val="0"/>
+          <w:sz w:val="21"/>
+          <w:szCs w:val="21"/>
+        </w:rPr>
+        <w:t xml:space="preserve"> = </w:t>
+      </w:r>
+      <w:proofErr w:type="spellStart"/>
+      <w:r>
+        <w:rPr>
+          <w:rFonts w:ascii="맑은 고딕" w:eastAsia="맑은 고딕" w:hAnsi="맑은 고딕" w:cs="Times New Roman" w:hint="eastAsia"/>
+          <w:color w:val="000000"/>
+          <w:kern w:val="0"/>
+          <w:sz w:val="21"/>
+          <w:szCs w:val="21"/>
+        </w:rPr>
+        <w:t>commonUtil.userInfo</w:t>
+      </w:r>
+      <w:proofErr w:type="spellEnd"/>
+      <w:r>
+        <w:rPr>
+          <w:rFonts w:ascii="맑은 고딕" w:eastAsia="맑은 고딕" w:hAnsi="맑은 고딕" w:cs="Times New Roman" w:hint="eastAsia"/>
+          <w:color w:val="000000"/>
+          <w:kern w:val="0"/>
+          <w:sz w:val="21"/>
+          <w:szCs w:val="21"/>
+        </w:rPr>
+        <w:t>(</w:t>
+      </w:r>
+      <w:proofErr w:type="spellStart"/>
+      <w:r>
+        <w:rPr>
+          <w:rFonts w:ascii="맑은 고딕" w:eastAsia="맑은 고딕" w:hAnsi="맑은 고딕" w:cs="Times New Roman" w:hint="eastAsia"/>
+          <w:color w:val="000000"/>
+          <w:kern w:val="0"/>
+          <w:sz w:val="21"/>
+          <w:szCs w:val="21"/>
+        </w:rPr>
+        <w:t>loginCookie</w:t>
+      </w:r>
+      <w:proofErr w:type="spellEnd"/>
+      <w:r>
+        <w:rPr>
+          <w:rFonts w:ascii="맑은 고딕" w:eastAsia="맑은 고딕" w:hAnsi="맑은 고딕" w:cs="Times New Roman" w:hint="eastAsia"/>
+          <w:color w:val="000000"/>
+          <w:kern w:val="0"/>
+          <w:sz w:val="21"/>
+          <w:szCs w:val="21"/>
+        </w:rPr>
+        <w:t>);</w:t>
       </w:r>
     </w:p>
     <w:p>
@@ -2512,15 +4576,49 @@
           <w:szCs w:val="20"/>
         </w:rPr>
       </w:pPr>
-      <w:r>
-        <w:rPr>
-          <w:rFonts w:ascii="맑은 고딕" w:eastAsia="맑은 고딕" w:hAnsi="맑은 고딕" w:cs="Times New Roman" w:hint="eastAsia"/>
-          <w:color w:val="000000"/>
-          <w:kern w:val="0"/>
-          <w:sz w:val="21"/>
-          <w:szCs w:val="21"/>
-        </w:rPr>
-        <w:t>userInfo.getTenantId() : 사용자의 Tenant ID를 반환</w:t>
+      <w:proofErr w:type="spellStart"/>
+      <w:r>
+        <w:rPr>
+          <w:rFonts w:ascii="맑은 고딕" w:eastAsia="맑은 고딕" w:hAnsi="맑은 고딕" w:cs="Times New Roman" w:hint="eastAsia"/>
+          <w:color w:val="000000"/>
+          <w:kern w:val="0"/>
+          <w:sz w:val="21"/>
+          <w:szCs w:val="21"/>
+        </w:rPr>
+        <w:t>userInfo.getTenantId</w:t>
+      </w:r>
+      <w:proofErr w:type="spellEnd"/>
+      <w:r>
+        <w:rPr>
+          <w:rFonts w:ascii="맑은 고딕" w:eastAsia="맑은 고딕" w:hAnsi="맑은 고딕" w:cs="Times New Roman" w:hint="eastAsia"/>
+          <w:color w:val="000000"/>
+          <w:kern w:val="0"/>
+          <w:sz w:val="21"/>
+          <w:szCs w:val="21"/>
+        </w:rPr>
+        <w:t>(</w:t>
+      </w:r>
+      <w:proofErr w:type="gramStart"/>
+      <w:r>
+        <w:rPr>
+          <w:rFonts w:ascii="맑은 고딕" w:eastAsia="맑은 고딕" w:hAnsi="맑은 고딕" w:cs="Times New Roman" w:hint="eastAsia"/>
+          <w:color w:val="000000"/>
+          <w:kern w:val="0"/>
+          <w:sz w:val="21"/>
+          <w:szCs w:val="21"/>
+        </w:rPr>
+        <w:t>) :</w:t>
+      </w:r>
+      <w:proofErr w:type="gramEnd"/>
+      <w:r>
+        <w:rPr>
+          <w:rFonts w:ascii="맑은 고딕" w:eastAsia="맑은 고딕" w:hAnsi="맑은 고딕" w:cs="Times New Roman" w:hint="eastAsia"/>
+          <w:color w:val="000000"/>
+          <w:kern w:val="0"/>
+          <w:sz w:val="21"/>
+          <w:szCs w:val="21"/>
+        </w:rPr>
+        <w:t xml:space="preserve"> 사용자의 Tenant ID를 반환</w:t>
       </w:r>
     </w:p>
     <w:p>
@@ -2543,15 +4641,49 @@
           <w:szCs w:val="20"/>
         </w:rPr>
       </w:pPr>
-      <w:r>
-        <w:rPr>
-          <w:rFonts w:ascii="맑은 고딕" w:eastAsia="맑은 고딕" w:hAnsi="맑은 고딕" w:cs="Times New Roman" w:hint="eastAsia"/>
-          <w:color w:val="000000"/>
-          <w:kern w:val="0"/>
-          <w:sz w:val="21"/>
-          <w:szCs w:val="21"/>
-        </w:rPr>
-        <w:t>userInfo.getLang() : 사용자 언어를 반환(한국어는 1, 영어는 2, 일본어는 3, 중국어는 4)</w:t>
+      <w:proofErr w:type="spellStart"/>
+      <w:r>
+        <w:rPr>
+          <w:rFonts w:ascii="맑은 고딕" w:eastAsia="맑은 고딕" w:hAnsi="맑은 고딕" w:cs="Times New Roman" w:hint="eastAsia"/>
+          <w:color w:val="000000"/>
+          <w:kern w:val="0"/>
+          <w:sz w:val="21"/>
+          <w:szCs w:val="21"/>
+        </w:rPr>
+        <w:t>userInfo.getLang</w:t>
+      </w:r>
+      <w:proofErr w:type="spellEnd"/>
+      <w:r>
+        <w:rPr>
+          <w:rFonts w:ascii="맑은 고딕" w:eastAsia="맑은 고딕" w:hAnsi="맑은 고딕" w:cs="Times New Roman" w:hint="eastAsia"/>
+          <w:color w:val="000000"/>
+          <w:kern w:val="0"/>
+          <w:sz w:val="21"/>
+          <w:szCs w:val="21"/>
+        </w:rPr>
+        <w:t>(</w:t>
+      </w:r>
+      <w:proofErr w:type="gramStart"/>
+      <w:r>
+        <w:rPr>
+          <w:rFonts w:ascii="맑은 고딕" w:eastAsia="맑은 고딕" w:hAnsi="맑은 고딕" w:cs="Times New Roman" w:hint="eastAsia"/>
+          <w:color w:val="000000"/>
+          <w:kern w:val="0"/>
+          <w:sz w:val="21"/>
+          <w:szCs w:val="21"/>
+        </w:rPr>
+        <w:t>) :</w:t>
+      </w:r>
+      <w:proofErr w:type="gramEnd"/>
+      <w:r>
+        <w:rPr>
+          <w:rFonts w:ascii="맑은 고딕" w:eastAsia="맑은 고딕" w:hAnsi="맑은 고딕" w:cs="Times New Roman" w:hint="eastAsia"/>
+          <w:color w:val="000000"/>
+          <w:kern w:val="0"/>
+          <w:sz w:val="21"/>
+          <w:szCs w:val="21"/>
+        </w:rPr>
+        <w:t xml:space="preserve"> 사용자 언어를 반환(한국어는 1, 영어는 2, 일본어는 3, 중국어는 4)</w:t>
       </w:r>
     </w:p>
     <w:p>
@@ -2574,15 +4706,71 @@
           <w:szCs w:val="20"/>
         </w:rPr>
       </w:pPr>
-      <w:r>
-        <w:rPr>
-          <w:rFonts w:ascii="맑은 고딕" w:eastAsia="맑은 고딕" w:hAnsi="맑은 고딕" w:cs="Times New Roman" w:hint="eastAsia"/>
-          <w:color w:val="000000"/>
-          <w:kern w:val="0"/>
-          <w:sz w:val="21"/>
-          <w:szCs w:val="21"/>
-        </w:rPr>
-        <w:t>userInfo.getPrimary() : 사용자 언어가 시스템 주언어와 동일하면 1, 그렇지 않으면 2를 반환</w:t>
+      <w:proofErr w:type="spellStart"/>
+      <w:r>
+        <w:rPr>
+          <w:rFonts w:ascii="맑은 고딕" w:eastAsia="맑은 고딕" w:hAnsi="맑은 고딕" w:cs="Times New Roman" w:hint="eastAsia"/>
+          <w:color w:val="000000"/>
+          <w:kern w:val="0"/>
+          <w:sz w:val="21"/>
+          <w:szCs w:val="21"/>
+        </w:rPr>
+        <w:t>userInfo.getPrimary</w:t>
+      </w:r>
+      <w:proofErr w:type="spellEnd"/>
+      <w:r>
+        <w:rPr>
+          <w:rFonts w:ascii="맑은 고딕" w:eastAsia="맑은 고딕" w:hAnsi="맑은 고딕" w:cs="Times New Roman" w:hint="eastAsia"/>
+          <w:color w:val="000000"/>
+          <w:kern w:val="0"/>
+          <w:sz w:val="21"/>
+          <w:szCs w:val="21"/>
+        </w:rPr>
+        <w:t>(</w:t>
+      </w:r>
+      <w:proofErr w:type="gramStart"/>
+      <w:r>
+        <w:rPr>
+          <w:rFonts w:ascii="맑은 고딕" w:eastAsia="맑은 고딕" w:hAnsi="맑은 고딕" w:cs="Times New Roman" w:hint="eastAsia"/>
+          <w:color w:val="000000"/>
+          <w:kern w:val="0"/>
+          <w:sz w:val="21"/>
+          <w:szCs w:val="21"/>
+        </w:rPr>
+        <w:t>) :</w:t>
+      </w:r>
+      <w:proofErr w:type="gramEnd"/>
+      <w:r>
+        <w:rPr>
+          <w:rFonts w:ascii="맑은 고딕" w:eastAsia="맑은 고딕" w:hAnsi="맑은 고딕" w:cs="Times New Roman" w:hint="eastAsia"/>
+          <w:color w:val="000000"/>
+          <w:kern w:val="0"/>
+          <w:sz w:val="21"/>
+          <w:szCs w:val="21"/>
+        </w:rPr>
+        <w:t xml:space="preserve"> 사용자 언어가 시스템 </w:t>
+      </w:r>
+      <w:proofErr w:type="spellStart"/>
+      <w:r>
+        <w:rPr>
+          <w:rFonts w:ascii="맑은 고딕" w:eastAsia="맑은 고딕" w:hAnsi="맑은 고딕" w:cs="Times New Roman" w:hint="eastAsia"/>
+          <w:color w:val="000000"/>
+          <w:kern w:val="0"/>
+          <w:sz w:val="21"/>
+          <w:szCs w:val="21"/>
+        </w:rPr>
+        <w:t>주언어와</w:t>
+      </w:r>
+      <w:proofErr w:type="spellEnd"/>
+      <w:r>
+        <w:rPr>
+          <w:rFonts w:ascii="맑은 고딕" w:eastAsia="맑은 고딕" w:hAnsi="맑은 고딕" w:cs="Times New Roman" w:hint="eastAsia"/>
+          <w:color w:val="000000"/>
+          <w:kern w:val="0"/>
+          <w:sz w:val="21"/>
+          <w:szCs w:val="21"/>
+        </w:rPr>
+        <w:t xml:space="preserve"> 동일하면 1, 그렇지 않으면 2를 반환</w:t>
       </w:r>
     </w:p>
     <w:p>
@@ -2605,15 +4793,93 @@
           <w:szCs w:val="20"/>
         </w:rPr>
       </w:pPr>
-      <w:r>
-        <w:rPr>
-          <w:rFonts w:ascii="맑은 고딕" w:eastAsia="맑은 고딕" w:hAnsi="맑은 고딕" w:cs="Times New Roman" w:hint="eastAsia"/>
-          <w:color w:val="000000"/>
-          <w:kern w:val="0"/>
-          <w:sz w:val="21"/>
-          <w:szCs w:val="21"/>
-        </w:rPr>
-        <w:t>userInfo.getDisplayName() : 사용자 이름을 반환. 사용자 언어가 시스템 주언어와 동일하면 시스템 주언어로 된 이름을 반환하고 그렇지 않으면 영어로 된 이름을 반환</w:t>
+      <w:proofErr w:type="spellStart"/>
+      <w:r>
+        <w:rPr>
+          <w:rFonts w:ascii="맑은 고딕" w:eastAsia="맑은 고딕" w:hAnsi="맑은 고딕" w:cs="Times New Roman" w:hint="eastAsia"/>
+          <w:color w:val="000000"/>
+          <w:kern w:val="0"/>
+          <w:sz w:val="21"/>
+          <w:szCs w:val="21"/>
+        </w:rPr>
+        <w:t>userInfo.getDisplayName</w:t>
+      </w:r>
+      <w:proofErr w:type="spellEnd"/>
+      <w:r>
+        <w:rPr>
+          <w:rFonts w:ascii="맑은 고딕" w:eastAsia="맑은 고딕" w:hAnsi="맑은 고딕" w:cs="Times New Roman" w:hint="eastAsia"/>
+          <w:color w:val="000000"/>
+          <w:kern w:val="0"/>
+          <w:sz w:val="21"/>
+          <w:szCs w:val="21"/>
+        </w:rPr>
+        <w:t>(</w:t>
+      </w:r>
+      <w:proofErr w:type="gramStart"/>
+      <w:r>
+        <w:rPr>
+          <w:rFonts w:ascii="맑은 고딕" w:eastAsia="맑은 고딕" w:hAnsi="맑은 고딕" w:cs="Times New Roman" w:hint="eastAsia"/>
+          <w:color w:val="000000"/>
+          <w:kern w:val="0"/>
+          <w:sz w:val="21"/>
+          <w:szCs w:val="21"/>
+        </w:rPr>
+        <w:t>) :</w:t>
+      </w:r>
+      <w:proofErr w:type="gramEnd"/>
+      <w:r>
+        <w:rPr>
+          <w:rFonts w:ascii="맑은 고딕" w:eastAsia="맑은 고딕" w:hAnsi="맑은 고딕" w:cs="Times New Roman" w:hint="eastAsia"/>
+          <w:color w:val="000000"/>
+          <w:kern w:val="0"/>
+          <w:sz w:val="21"/>
+          <w:szCs w:val="21"/>
+        </w:rPr>
+        <w:t xml:space="preserve"> 사용자 이름을 반환. 사용자 언어가 시스템 </w:t>
+      </w:r>
+      <w:proofErr w:type="spellStart"/>
+      <w:r>
+        <w:rPr>
+          <w:rFonts w:ascii="맑은 고딕" w:eastAsia="맑은 고딕" w:hAnsi="맑은 고딕" w:cs="Times New Roman" w:hint="eastAsia"/>
+          <w:color w:val="000000"/>
+          <w:kern w:val="0"/>
+          <w:sz w:val="21"/>
+          <w:szCs w:val="21"/>
+        </w:rPr>
+        <w:t>주언어와</w:t>
+      </w:r>
+      <w:proofErr w:type="spellEnd"/>
+      <w:r>
+        <w:rPr>
+          <w:rFonts w:ascii="맑은 고딕" w:eastAsia="맑은 고딕" w:hAnsi="맑은 고딕" w:cs="Times New Roman" w:hint="eastAsia"/>
+          <w:color w:val="000000"/>
+          <w:kern w:val="0"/>
+          <w:sz w:val="21"/>
+          <w:szCs w:val="21"/>
+        </w:rPr>
+        <w:t xml:space="preserve"> 동일하면 시스템 </w:t>
+      </w:r>
+      <w:proofErr w:type="spellStart"/>
+      <w:r>
+        <w:rPr>
+          <w:rFonts w:ascii="맑은 고딕" w:eastAsia="맑은 고딕" w:hAnsi="맑은 고딕" w:cs="Times New Roman" w:hint="eastAsia"/>
+          <w:color w:val="000000"/>
+          <w:kern w:val="0"/>
+          <w:sz w:val="21"/>
+          <w:szCs w:val="21"/>
+        </w:rPr>
+        <w:t>주언어로</w:t>
+      </w:r>
+      <w:proofErr w:type="spellEnd"/>
+      <w:r>
+        <w:rPr>
+          <w:rFonts w:ascii="맑은 고딕" w:eastAsia="맑은 고딕" w:hAnsi="맑은 고딕" w:cs="Times New Roman" w:hint="eastAsia"/>
+          <w:color w:val="000000"/>
+          <w:kern w:val="0"/>
+          <w:sz w:val="21"/>
+          <w:szCs w:val="21"/>
+        </w:rPr>
+        <w:t xml:space="preserve"> 된 이름을 반환하고 그렇지 않으면 영어로 된 이름을 반환</w:t>
       </w:r>
     </w:p>
     <w:p>
@@ -2636,15 +4902,93 @@
           <w:szCs w:val="20"/>
         </w:rPr>
       </w:pPr>
-      <w:r>
-        <w:rPr>
-          <w:rFonts w:ascii="맑은 고딕" w:eastAsia="맑은 고딕" w:hAnsi="맑은 고딕" w:cs="Times New Roman" w:hint="eastAsia"/>
-          <w:color w:val="000000"/>
-          <w:kern w:val="0"/>
-          <w:sz w:val="21"/>
-          <w:szCs w:val="21"/>
-        </w:rPr>
-        <w:t>userInfo.getTitle() : 사용자 직위를 반환. 사용자 언어가 시스템 주언어와 동일하면 시스템 주언어로 된 이름을 반환하고 그렇지 않으면 영어로 된 이름을 반환</w:t>
+      <w:proofErr w:type="spellStart"/>
+      <w:r>
+        <w:rPr>
+          <w:rFonts w:ascii="맑은 고딕" w:eastAsia="맑은 고딕" w:hAnsi="맑은 고딕" w:cs="Times New Roman" w:hint="eastAsia"/>
+          <w:color w:val="000000"/>
+          <w:kern w:val="0"/>
+          <w:sz w:val="21"/>
+          <w:szCs w:val="21"/>
+        </w:rPr>
+        <w:t>userInfo.getTitle</w:t>
+      </w:r>
+      <w:proofErr w:type="spellEnd"/>
+      <w:r>
+        <w:rPr>
+          <w:rFonts w:ascii="맑은 고딕" w:eastAsia="맑은 고딕" w:hAnsi="맑은 고딕" w:cs="Times New Roman" w:hint="eastAsia"/>
+          <w:color w:val="000000"/>
+          <w:kern w:val="0"/>
+          <w:sz w:val="21"/>
+          <w:szCs w:val="21"/>
+        </w:rPr>
+        <w:t>(</w:t>
+      </w:r>
+      <w:proofErr w:type="gramStart"/>
+      <w:r>
+        <w:rPr>
+          <w:rFonts w:ascii="맑은 고딕" w:eastAsia="맑은 고딕" w:hAnsi="맑은 고딕" w:cs="Times New Roman" w:hint="eastAsia"/>
+          <w:color w:val="000000"/>
+          <w:kern w:val="0"/>
+          <w:sz w:val="21"/>
+          <w:szCs w:val="21"/>
+        </w:rPr>
+        <w:t>) :</w:t>
+      </w:r>
+      <w:proofErr w:type="gramEnd"/>
+      <w:r>
+        <w:rPr>
+          <w:rFonts w:ascii="맑은 고딕" w:eastAsia="맑은 고딕" w:hAnsi="맑은 고딕" w:cs="Times New Roman" w:hint="eastAsia"/>
+          <w:color w:val="000000"/>
+          <w:kern w:val="0"/>
+          <w:sz w:val="21"/>
+          <w:szCs w:val="21"/>
+        </w:rPr>
+        <w:t xml:space="preserve"> 사용자 직위를 반환. 사용자 언어가 시스템 </w:t>
+      </w:r>
+      <w:proofErr w:type="spellStart"/>
+      <w:r>
+        <w:rPr>
+          <w:rFonts w:ascii="맑은 고딕" w:eastAsia="맑은 고딕" w:hAnsi="맑은 고딕" w:cs="Times New Roman" w:hint="eastAsia"/>
+          <w:color w:val="000000"/>
+          <w:kern w:val="0"/>
+          <w:sz w:val="21"/>
+          <w:szCs w:val="21"/>
+        </w:rPr>
+        <w:t>주언어와</w:t>
+      </w:r>
+      <w:proofErr w:type="spellEnd"/>
+      <w:r>
+        <w:rPr>
+          <w:rFonts w:ascii="맑은 고딕" w:eastAsia="맑은 고딕" w:hAnsi="맑은 고딕" w:cs="Times New Roman" w:hint="eastAsia"/>
+          <w:color w:val="000000"/>
+          <w:kern w:val="0"/>
+          <w:sz w:val="21"/>
+          <w:szCs w:val="21"/>
+        </w:rPr>
+        <w:t xml:space="preserve"> 동일하면 시스템 </w:t>
+      </w:r>
+      <w:proofErr w:type="spellStart"/>
+      <w:r>
+        <w:rPr>
+          <w:rFonts w:ascii="맑은 고딕" w:eastAsia="맑은 고딕" w:hAnsi="맑은 고딕" w:cs="Times New Roman" w:hint="eastAsia"/>
+          <w:color w:val="000000"/>
+          <w:kern w:val="0"/>
+          <w:sz w:val="21"/>
+          <w:szCs w:val="21"/>
+        </w:rPr>
+        <w:t>주언어로</w:t>
+      </w:r>
+      <w:proofErr w:type="spellEnd"/>
+      <w:r>
+        <w:rPr>
+          <w:rFonts w:ascii="맑은 고딕" w:eastAsia="맑은 고딕" w:hAnsi="맑은 고딕" w:cs="Times New Roman" w:hint="eastAsia"/>
+          <w:color w:val="000000"/>
+          <w:kern w:val="0"/>
+          <w:sz w:val="21"/>
+          <w:szCs w:val="21"/>
+        </w:rPr>
+        <w:t xml:space="preserve"> 된 이름을 반환하고 그렇지 않으면 영어로 된 이름을 반환</w:t>
       </w:r>
     </w:p>
     <w:p>
@@ -2667,15 +5011,93 @@
           <w:szCs w:val="20"/>
         </w:rPr>
       </w:pPr>
-      <w:r>
-        <w:rPr>
-          <w:rFonts w:ascii="맑은 고딕" w:eastAsia="맑은 고딕" w:hAnsi="맑은 고딕" w:cs="Times New Roman" w:hint="eastAsia"/>
-          <w:color w:val="000000"/>
-          <w:kern w:val="0"/>
-          <w:sz w:val="21"/>
-          <w:szCs w:val="21"/>
-        </w:rPr>
-        <w:t>userInfo.getDeptName() : 사용자 부서명을 반환. 사용자 언어가 시스템 주언어와 동일하면 시스템 주언어로 된 이름을 반환하고 그렇지 않으면 영어로 된 이름을 반환</w:t>
+      <w:proofErr w:type="spellStart"/>
+      <w:r>
+        <w:rPr>
+          <w:rFonts w:ascii="맑은 고딕" w:eastAsia="맑은 고딕" w:hAnsi="맑은 고딕" w:cs="Times New Roman" w:hint="eastAsia"/>
+          <w:color w:val="000000"/>
+          <w:kern w:val="0"/>
+          <w:sz w:val="21"/>
+          <w:szCs w:val="21"/>
+        </w:rPr>
+        <w:t>userInfo.getDeptName</w:t>
+      </w:r>
+      <w:proofErr w:type="spellEnd"/>
+      <w:r>
+        <w:rPr>
+          <w:rFonts w:ascii="맑은 고딕" w:eastAsia="맑은 고딕" w:hAnsi="맑은 고딕" w:cs="Times New Roman" w:hint="eastAsia"/>
+          <w:color w:val="000000"/>
+          <w:kern w:val="0"/>
+          <w:sz w:val="21"/>
+          <w:szCs w:val="21"/>
+        </w:rPr>
+        <w:t>(</w:t>
+      </w:r>
+      <w:proofErr w:type="gramStart"/>
+      <w:r>
+        <w:rPr>
+          <w:rFonts w:ascii="맑은 고딕" w:eastAsia="맑은 고딕" w:hAnsi="맑은 고딕" w:cs="Times New Roman" w:hint="eastAsia"/>
+          <w:color w:val="000000"/>
+          <w:kern w:val="0"/>
+          <w:sz w:val="21"/>
+          <w:szCs w:val="21"/>
+        </w:rPr>
+        <w:t>) :</w:t>
+      </w:r>
+      <w:proofErr w:type="gramEnd"/>
+      <w:r>
+        <w:rPr>
+          <w:rFonts w:ascii="맑은 고딕" w:eastAsia="맑은 고딕" w:hAnsi="맑은 고딕" w:cs="Times New Roman" w:hint="eastAsia"/>
+          <w:color w:val="000000"/>
+          <w:kern w:val="0"/>
+          <w:sz w:val="21"/>
+          <w:szCs w:val="21"/>
+        </w:rPr>
+        <w:t xml:space="preserve"> 사용자 부서명을 반환. 사용자 언어가 시스템 </w:t>
+      </w:r>
+      <w:proofErr w:type="spellStart"/>
+      <w:r>
+        <w:rPr>
+          <w:rFonts w:ascii="맑은 고딕" w:eastAsia="맑은 고딕" w:hAnsi="맑은 고딕" w:cs="Times New Roman" w:hint="eastAsia"/>
+          <w:color w:val="000000"/>
+          <w:kern w:val="0"/>
+          <w:sz w:val="21"/>
+          <w:szCs w:val="21"/>
+        </w:rPr>
+        <w:t>주언어와</w:t>
+      </w:r>
+      <w:proofErr w:type="spellEnd"/>
+      <w:r>
+        <w:rPr>
+          <w:rFonts w:ascii="맑은 고딕" w:eastAsia="맑은 고딕" w:hAnsi="맑은 고딕" w:cs="Times New Roman" w:hint="eastAsia"/>
+          <w:color w:val="000000"/>
+          <w:kern w:val="0"/>
+          <w:sz w:val="21"/>
+          <w:szCs w:val="21"/>
+        </w:rPr>
+        <w:t xml:space="preserve"> 동일하면 시스템 </w:t>
+      </w:r>
+      <w:proofErr w:type="spellStart"/>
+      <w:r>
+        <w:rPr>
+          <w:rFonts w:ascii="맑은 고딕" w:eastAsia="맑은 고딕" w:hAnsi="맑은 고딕" w:cs="Times New Roman" w:hint="eastAsia"/>
+          <w:color w:val="000000"/>
+          <w:kern w:val="0"/>
+          <w:sz w:val="21"/>
+          <w:szCs w:val="21"/>
+        </w:rPr>
+        <w:t>주언어로</w:t>
+      </w:r>
+      <w:proofErr w:type="spellEnd"/>
+      <w:r>
+        <w:rPr>
+          <w:rFonts w:ascii="맑은 고딕" w:eastAsia="맑은 고딕" w:hAnsi="맑은 고딕" w:cs="Times New Roman" w:hint="eastAsia"/>
+          <w:color w:val="000000"/>
+          <w:kern w:val="0"/>
+          <w:sz w:val="21"/>
+          <w:szCs w:val="21"/>
+        </w:rPr>
+        <w:t xml:space="preserve"> 된 이름을 반환하고 그렇지 않으면 영어로 된 이름을 반환</w:t>
       </w:r>
     </w:p>
     <w:p>
@@ -2698,15 +5120,93 @@
           <w:szCs w:val="20"/>
         </w:rPr>
       </w:pPr>
-      <w:r>
-        <w:rPr>
-          <w:rFonts w:ascii="맑은 고딕" w:eastAsia="맑은 고딕" w:hAnsi="맑은 고딕" w:cs="Times New Roman" w:hint="eastAsia"/>
-          <w:color w:val="000000"/>
-          <w:kern w:val="0"/>
-          <w:sz w:val="21"/>
-          <w:szCs w:val="21"/>
-        </w:rPr>
-        <w:t>userInfo.getCompanyName() : 사용자 회사명을 반환. 사용자 언어가 시스템 주언어와 동일하면 시스템 주언어로 된 이름을 반환하고 그렇지 않으면 영어로 된 이름을 반환</w:t>
+      <w:proofErr w:type="spellStart"/>
+      <w:r>
+        <w:rPr>
+          <w:rFonts w:ascii="맑은 고딕" w:eastAsia="맑은 고딕" w:hAnsi="맑은 고딕" w:cs="Times New Roman" w:hint="eastAsia"/>
+          <w:color w:val="000000"/>
+          <w:kern w:val="0"/>
+          <w:sz w:val="21"/>
+          <w:szCs w:val="21"/>
+        </w:rPr>
+        <w:t>userInfo.getCompanyName</w:t>
+      </w:r>
+      <w:proofErr w:type="spellEnd"/>
+      <w:r>
+        <w:rPr>
+          <w:rFonts w:ascii="맑은 고딕" w:eastAsia="맑은 고딕" w:hAnsi="맑은 고딕" w:cs="Times New Roman" w:hint="eastAsia"/>
+          <w:color w:val="000000"/>
+          <w:kern w:val="0"/>
+          <w:sz w:val="21"/>
+          <w:szCs w:val="21"/>
+        </w:rPr>
+        <w:t>(</w:t>
+      </w:r>
+      <w:proofErr w:type="gramStart"/>
+      <w:r>
+        <w:rPr>
+          <w:rFonts w:ascii="맑은 고딕" w:eastAsia="맑은 고딕" w:hAnsi="맑은 고딕" w:cs="Times New Roman" w:hint="eastAsia"/>
+          <w:color w:val="000000"/>
+          <w:kern w:val="0"/>
+          <w:sz w:val="21"/>
+          <w:szCs w:val="21"/>
+        </w:rPr>
+        <w:t>) :</w:t>
+      </w:r>
+      <w:proofErr w:type="gramEnd"/>
+      <w:r>
+        <w:rPr>
+          <w:rFonts w:ascii="맑은 고딕" w:eastAsia="맑은 고딕" w:hAnsi="맑은 고딕" w:cs="Times New Roman" w:hint="eastAsia"/>
+          <w:color w:val="000000"/>
+          <w:kern w:val="0"/>
+          <w:sz w:val="21"/>
+          <w:szCs w:val="21"/>
+        </w:rPr>
+        <w:t xml:space="preserve"> 사용자 회사명을 반환. 사용자 언어가 시스템 </w:t>
+      </w:r>
+      <w:proofErr w:type="spellStart"/>
+      <w:r>
+        <w:rPr>
+          <w:rFonts w:ascii="맑은 고딕" w:eastAsia="맑은 고딕" w:hAnsi="맑은 고딕" w:cs="Times New Roman" w:hint="eastAsia"/>
+          <w:color w:val="000000"/>
+          <w:kern w:val="0"/>
+          <w:sz w:val="21"/>
+          <w:szCs w:val="21"/>
+        </w:rPr>
+        <w:t>주언어와</w:t>
+      </w:r>
+      <w:proofErr w:type="spellEnd"/>
+      <w:r>
+        <w:rPr>
+          <w:rFonts w:ascii="맑은 고딕" w:eastAsia="맑은 고딕" w:hAnsi="맑은 고딕" w:cs="Times New Roman" w:hint="eastAsia"/>
+          <w:color w:val="000000"/>
+          <w:kern w:val="0"/>
+          <w:sz w:val="21"/>
+          <w:szCs w:val="21"/>
+        </w:rPr>
+        <w:t xml:space="preserve"> 동일하면 시스템 </w:t>
+      </w:r>
+      <w:proofErr w:type="spellStart"/>
+      <w:r>
+        <w:rPr>
+          <w:rFonts w:ascii="맑은 고딕" w:eastAsia="맑은 고딕" w:hAnsi="맑은 고딕" w:cs="Times New Roman" w:hint="eastAsia"/>
+          <w:color w:val="000000"/>
+          <w:kern w:val="0"/>
+          <w:sz w:val="21"/>
+          <w:szCs w:val="21"/>
+        </w:rPr>
+        <w:t>주언어로</w:t>
+      </w:r>
+      <w:proofErr w:type="spellEnd"/>
+      <w:r>
+        <w:rPr>
+          <w:rFonts w:ascii="맑은 고딕" w:eastAsia="맑은 고딕" w:hAnsi="맑은 고딕" w:cs="Times New Roman" w:hint="eastAsia"/>
+          <w:color w:val="000000"/>
+          <w:kern w:val="0"/>
+          <w:sz w:val="21"/>
+          <w:szCs w:val="21"/>
+        </w:rPr>
+        <w:t xml:space="preserve"> 된 이름을 반환하고 그렇지 않으면 영어로 된 이름을 반환</w:t>
       </w:r>
     </w:p>
     <w:p>
@@ -2729,15 +5229,49 @@
           <w:szCs w:val="20"/>
         </w:rPr>
       </w:pPr>
-      <w:r>
-        <w:rPr>
-          <w:rFonts w:ascii="맑은 고딕" w:eastAsia="맑은 고딕" w:hAnsi="맑은 고딕" w:cs="Times New Roman" w:hint="eastAsia"/>
-          <w:color w:val="000000"/>
-          <w:kern w:val="0"/>
-          <w:sz w:val="21"/>
-          <w:szCs w:val="21"/>
-        </w:rPr>
-        <w:t>userInfo.getLocale() : 사용자 Locale 객체를 반환</w:t>
+      <w:proofErr w:type="spellStart"/>
+      <w:r>
+        <w:rPr>
+          <w:rFonts w:ascii="맑은 고딕" w:eastAsia="맑은 고딕" w:hAnsi="맑은 고딕" w:cs="Times New Roman" w:hint="eastAsia"/>
+          <w:color w:val="000000"/>
+          <w:kern w:val="0"/>
+          <w:sz w:val="21"/>
+          <w:szCs w:val="21"/>
+        </w:rPr>
+        <w:t>userInfo.getLocale</w:t>
+      </w:r>
+      <w:proofErr w:type="spellEnd"/>
+      <w:r>
+        <w:rPr>
+          <w:rFonts w:ascii="맑은 고딕" w:eastAsia="맑은 고딕" w:hAnsi="맑은 고딕" w:cs="Times New Roman" w:hint="eastAsia"/>
+          <w:color w:val="000000"/>
+          <w:kern w:val="0"/>
+          <w:sz w:val="21"/>
+          <w:szCs w:val="21"/>
+        </w:rPr>
+        <w:t>(</w:t>
+      </w:r>
+      <w:proofErr w:type="gramStart"/>
+      <w:r>
+        <w:rPr>
+          <w:rFonts w:ascii="맑은 고딕" w:eastAsia="맑은 고딕" w:hAnsi="맑은 고딕" w:cs="Times New Roman" w:hint="eastAsia"/>
+          <w:color w:val="000000"/>
+          <w:kern w:val="0"/>
+          <w:sz w:val="21"/>
+          <w:szCs w:val="21"/>
+        </w:rPr>
+        <w:t>) :</w:t>
+      </w:r>
+      <w:proofErr w:type="gramEnd"/>
+      <w:r>
+        <w:rPr>
+          <w:rFonts w:ascii="맑은 고딕" w:eastAsia="맑은 고딕" w:hAnsi="맑은 고딕" w:cs="Times New Roman" w:hint="eastAsia"/>
+          <w:color w:val="000000"/>
+          <w:kern w:val="0"/>
+          <w:sz w:val="21"/>
+          <w:szCs w:val="21"/>
+        </w:rPr>
+        <w:t xml:space="preserve"> 사용자 Locale 객체를 반환</w:t>
       </w:r>
     </w:p>
     <w:p>
@@ -2760,15 +5294,49 @@
           <w:szCs w:val="20"/>
         </w:rPr>
       </w:pPr>
-      <w:r>
-        <w:rPr>
-          <w:rFonts w:ascii="맑은 고딕" w:eastAsia="맑은 고딕" w:hAnsi="맑은 고딕" w:cs="Times New Roman" w:hint="eastAsia"/>
-          <w:color w:val="000000"/>
-          <w:kern w:val="0"/>
-          <w:sz w:val="21"/>
-          <w:szCs w:val="21"/>
-        </w:rPr>
-        <w:t>userInfo.getOffset() : 사용자 Time Zone의 Offset 정보를 반환</w:t>
+      <w:proofErr w:type="spellStart"/>
+      <w:r>
+        <w:rPr>
+          <w:rFonts w:ascii="맑은 고딕" w:eastAsia="맑은 고딕" w:hAnsi="맑은 고딕" w:cs="Times New Roman" w:hint="eastAsia"/>
+          <w:color w:val="000000"/>
+          <w:kern w:val="0"/>
+          <w:sz w:val="21"/>
+          <w:szCs w:val="21"/>
+        </w:rPr>
+        <w:t>userInfo.getOffset</w:t>
+      </w:r>
+      <w:proofErr w:type="spellEnd"/>
+      <w:r>
+        <w:rPr>
+          <w:rFonts w:ascii="맑은 고딕" w:eastAsia="맑은 고딕" w:hAnsi="맑은 고딕" w:cs="Times New Roman" w:hint="eastAsia"/>
+          <w:color w:val="000000"/>
+          <w:kern w:val="0"/>
+          <w:sz w:val="21"/>
+          <w:szCs w:val="21"/>
+        </w:rPr>
+        <w:t>(</w:t>
+      </w:r>
+      <w:proofErr w:type="gramStart"/>
+      <w:r>
+        <w:rPr>
+          <w:rFonts w:ascii="맑은 고딕" w:eastAsia="맑은 고딕" w:hAnsi="맑은 고딕" w:cs="Times New Roman" w:hint="eastAsia"/>
+          <w:color w:val="000000"/>
+          <w:kern w:val="0"/>
+          <w:sz w:val="21"/>
+          <w:szCs w:val="21"/>
+        </w:rPr>
+        <w:t>) :</w:t>
+      </w:r>
+      <w:proofErr w:type="gramEnd"/>
+      <w:r>
+        <w:rPr>
+          <w:rFonts w:ascii="맑은 고딕" w:eastAsia="맑은 고딕" w:hAnsi="맑은 고딕" w:cs="Times New Roman" w:hint="eastAsia"/>
+          <w:color w:val="000000"/>
+          <w:kern w:val="0"/>
+          <w:sz w:val="21"/>
+          <w:szCs w:val="21"/>
+        </w:rPr>
+        <w:t xml:space="preserve"> 사용자 Time Zone의 Offset 정보를 반환</w:t>
       </w:r>
     </w:p>
     <w:p>
@@ -2822,15 +5390,49 @@
           <w:szCs w:val="20"/>
         </w:rPr>
       </w:pPr>
-      <w:r>
-        <w:rPr>
-          <w:rFonts w:ascii="맑은 고딕" w:eastAsia="맑은 고딕" w:hAnsi="맑은 고딕" w:cs="Times New Roman" w:hint="eastAsia"/>
-          <w:color w:val="000000"/>
-          <w:kern w:val="0"/>
-          <w:sz w:val="21"/>
-          <w:szCs w:val="21"/>
-        </w:rPr>
-        <w:t>EgovMessageSource.getMessage(String code, Locale locale) 메소드를 사용</w:t>
+      <w:proofErr w:type="spellStart"/>
+      <w:r>
+        <w:rPr>
+          <w:rFonts w:ascii="맑은 고딕" w:eastAsia="맑은 고딕" w:hAnsi="맑은 고딕" w:cs="Times New Roman" w:hint="eastAsia"/>
+          <w:color w:val="000000"/>
+          <w:kern w:val="0"/>
+          <w:sz w:val="21"/>
+          <w:szCs w:val="21"/>
+        </w:rPr>
+        <w:t>EgovMessageSource.getMessage</w:t>
+      </w:r>
+      <w:proofErr w:type="spellEnd"/>
+      <w:r>
+        <w:rPr>
+          <w:rFonts w:ascii="맑은 고딕" w:eastAsia="맑은 고딕" w:hAnsi="맑은 고딕" w:cs="Times New Roman" w:hint="eastAsia"/>
+          <w:color w:val="000000"/>
+          <w:kern w:val="0"/>
+          <w:sz w:val="21"/>
+          <w:szCs w:val="21"/>
+        </w:rPr>
+        <w:t xml:space="preserve">(String code, Locale locale) </w:t>
+      </w:r>
+      <w:proofErr w:type="spellStart"/>
+      <w:r>
+        <w:rPr>
+          <w:rFonts w:ascii="맑은 고딕" w:eastAsia="맑은 고딕" w:hAnsi="맑은 고딕" w:cs="Times New Roman" w:hint="eastAsia"/>
+          <w:color w:val="000000"/>
+          <w:kern w:val="0"/>
+          <w:sz w:val="21"/>
+          <w:szCs w:val="21"/>
+        </w:rPr>
+        <w:t>메소드를</w:t>
+      </w:r>
+      <w:proofErr w:type="spellEnd"/>
+      <w:r>
+        <w:rPr>
+          <w:rFonts w:ascii="맑은 고딕" w:eastAsia="맑은 고딕" w:hAnsi="맑은 고딕" w:cs="Times New Roman" w:hint="eastAsia"/>
+          <w:color w:val="000000"/>
+          <w:kern w:val="0"/>
+          <w:sz w:val="21"/>
+          <w:szCs w:val="21"/>
+        </w:rPr>
+        <w:t xml:space="preserve"> 사용</w:t>
       </w:r>
     </w:p>
     <w:p>
@@ -2861,7 +5463,29 @@
           <w:sz w:val="21"/>
           <w:szCs w:val="21"/>
         </w:rPr>
-        <w:t>예) egovMessageSource.getMessage('ezEmail.t647', locale)</w:t>
+        <w:t>예) </w:t>
+      </w:r>
+      <w:proofErr w:type="spellStart"/>
+      <w:r>
+        <w:rPr>
+          <w:rFonts w:ascii="맑은 고딕" w:eastAsia="맑은 고딕" w:hAnsi="맑은 고딕" w:cs="Times New Roman" w:hint="eastAsia"/>
+          <w:color w:val="000000"/>
+          <w:kern w:val="0"/>
+          <w:sz w:val="21"/>
+          <w:szCs w:val="21"/>
+        </w:rPr>
+        <w:t>egovMessageSource.getMessage</w:t>
+      </w:r>
+      <w:proofErr w:type="spellEnd"/>
+      <w:r>
+        <w:rPr>
+          <w:rFonts w:ascii="맑은 고딕" w:eastAsia="맑은 고딕" w:hAnsi="맑은 고딕" w:cs="Times New Roman" w:hint="eastAsia"/>
+          <w:color w:val="000000"/>
+          <w:kern w:val="0"/>
+          <w:sz w:val="21"/>
+          <w:szCs w:val="21"/>
+        </w:rPr>
+        <w:t>('ezEmail.t647', locale)</w:t>
       </w:r>
     </w:p>
     <w:p>
@@ -2954,7 +5578,73 @@
           <w:sz w:val="21"/>
           <w:szCs w:val="21"/>
         </w:rPr>
-        <w:t>&lt;%@ taglib prefix='spring' uri='http://www.springframework.org/tags' %&gt;</w:t>
+        <w:t xml:space="preserve">&lt;%@ </w:t>
+      </w:r>
+      <w:proofErr w:type="spellStart"/>
+      <w:r>
+        <w:rPr>
+          <w:rFonts w:ascii="맑은 고딕" w:eastAsia="맑은 고딕" w:hAnsi="맑은 고딕" w:cs="Times New Roman" w:hint="eastAsia"/>
+          <w:color w:val="000000"/>
+          <w:kern w:val="0"/>
+          <w:sz w:val="21"/>
+          <w:szCs w:val="21"/>
+        </w:rPr>
+        <w:t>taglib</w:t>
+      </w:r>
+      <w:proofErr w:type="spellEnd"/>
+      <w:r>
+        <w:rPr>
+          <w:rFonts w:ascii="맑은 고딕" w:eastAsia="맑은 고딕" w:hAnsi="맑은 고딕" w:cs="Times New Roman" w:hint="eastAsia"/>
+          <w:color w:val="000000"/>
+          <w:kern w:val="0"/>
+          <w:sz w:val="21"/>
+          <w:szCs w:val="21"/>
+        </w:rPr>
+        <w:t xml:space="preserve"> prefix='spring' </w:t>
+      </w:r>
+      <w:proofErr w:type="spellStart"/>
+      <w:r>
+        <w:rPr>
+          <w:rFonts w:ascii="맑은 고딕" w:eastAsia="맑은 고딕" w:hAnsi="맑은 고딕" w:cs="Times New Roman" w:hint="eastAsia"/>
+          <w:color w:val="000000"/>
+          <w:kern w:val="0"/>
+          <w:sz w:val="21"/>
+          <w:szCs w:val="21"/>
+        </w:rPr>
+        <w:t>uri</w:t>
+      </w:r>
+      <w:proofErr w:type="spellEnd"/>
+      <w:r>
+        <w:rPr>
+          <w:rFonts w:ascii="맑은 고딕" w:eastAsia="맑은 고딕" w:hAnsi="맑은 고딕" w:cs="Times New Roman" w:hint="eastAsia"/>
+          <w:color w:val="000000"/>
+          <w:kern w:val="0"/>
+          <w:sz w:val="21"/>
+          <w:szCs w:val="21"/>
+        </w:rPr>
+        <w:t>='http</w:t>
+      </w:r>
+      <w:proofErr w:type="gramStart"/>
+      <w:r>
+        <w:rPr>
+          <w:rFonts w:ascii="맑은 고딕" w:eastAsia="맑은 고딕" w:hAnsi="맑은 고딕" w:cs="Times New Roman" w:hint="eastAsia"/>
+          <w:color w:val="000000"/>
+          <w:kern w:val="0"/>
+          <w:sz w:val="21"/>
+          <w:szCs w:val="21"/>
+        </w:rPr>
+        <w:t>:/</w:t>
+      </w:r>
+      <w:proofErr w:type="gramEnd"/>
+      <w:r>
+        <w:rPr>
+          <w:rFonts w:ascii="맑은 고딕" w:eastAsia="맑은 고딕" w:hAnsi="맑은 고딕" w:cs="Times New Roman" w:hint="eastAsia"/>
+          <w:color w:val="000000"/>
+          <w:kern w:val="0"/>
+          <w:sz w:val="21"/>
+          <w:szCs w:val="21"/>
+        </w:rPr>
+        <w:t>/www.springframework.org/tags' %&gt;</w:t>
       </w:r>
     </w:p>
     <w:p>
@@ -2985,7 +5675,41 @@
           <w:sz w:val="21"/>
           <w:szCs w:val="21"/>
         </w:rPr>
-        <w:t>메시지를 삽입하고자 하는 위치에 &lt;spring:message&gt; tag 사용</w:t>
+        <w:t>메시지를 삽입하고자 하는 위치에 &lt;</w:t>
+      </w:r>
+      <w:proofErr w:type="spellStart"/>
+      <w:r>
+        <w:rPr>
+          <w:rFonts w:ascii="맑은 고딕" w:eastAsia="맑은 고딕" w:hAnsi="맑은 고딕" w:cs="Times New Roman" w:hint="eastAsia"/>
+          <w:color w:val="000000"/>
+          <w:kern w:val="0"/>
+          <w:sz w:val="21"/>
+          <w:szCs w:val="21"/>
+        </w:rPr>
+        <w:t>spring</w:t>
+      </w:r>
+      <w:proofErr w:type="gramStart"/>
+      <w:r>
+        <w:rPr>
+          <w:rFonts w:ascii="맑은 고딕" w:eastAsia="맑은 고딕" w:hAnsi="맑은 고딕" w:cs="Times New Roman" w:hint="eastAsia"/>
+          <w:color w:val="000000"/>
+          <w:kern w:val="0"/>
+          <w:sz w:val="21"/>
+          <w:szCs w:val="21"/>
+        </w:rPr>
+        <w:t>:message</w:t>
+      </w:r>
+      <w:proofErr w:type="spellEnd"/>
+      <w:proofErr w:type="gramEnd"/>
+      <w:r>
+        <w:rPr>
+          <w:rFonts w:ascii="맑은 고딕" w:eastAsia="맑은 고딕" w:hAnsi="맑은 고딕" w:cs="Times New Roman" w:hint="eastAsia"/>
+          <w:color w:val="000000"/>
+          <w:kern w:val="0"/>
+          <w:sz w:val="21"/>
+          <w:szCs w:val="21"/>
+        </w:rPr>
+        <w:t>&gt; tag 사용</w:t>
       </w:r>
     </w:p>
     <w:p>
@@ -3016,7 +5740,41 @@
           <w:sz w:val="21"/>
           <w:szCs w:val="21"/>
         </w:rPr>
-        <w:t>예) &lt;spring:message code='ezOrgan.t1' /&gt;</w:t>
+        <w:t>예) &lt;</w:t>
+      </w:r>
+      <w:proofErr w:type="spellStart"/>
+      <w:r>
+        <w:rPr>
+          <w:rFonts w:ascii="맑은 고딕" w:eastAsia="맑은 고딕" w:hAnsi="맑은 고딕" w:cs="Times New Roman" w:hint="eastAsia"/>
+          <w:color w:val="000000"/>
+          <w:kern w:val="0"/>
+          <w:sz w:val="21"/>
+          <w:szCs w:val="21"/>
+        </w:rPr>
+        <w:t>spring</w:t>
+      </w:r>
+      <w:proofErr w:type="gramStart"/>
+      <w:r>
+        <w:rPr>
+          <w:rFonts w:ascii="맑은 고딕" w:eastAsia="맑은 고딕" w:hAnsi="맑은 고딕" w:cs="Times New Roman" w:hint="eastAsia"/>
+          <w:color w:val="000000"/>
+          <w:kern w:val="0"/>
+          <w:sz w:val="21"/>
+          <w:szCs w:val="21"/>
+        </w:rPr>
+        <w:t>:message</w:t>
+      </w:r>
+      <w:proofErr w:type="spellEnd"/>
+      <w:proofErr w:type="gramEnd"/>
+      <w:r>
+        <w:rPr>
+          <w:rFonts w:ascii="맑은 고딕" w:eastAsia="맑은 고딕" w:hAnsi="맑은 고딕" w:cs="Times New Roman" w:hint="eastAsia"/>
+          <w:color w:val="000000"/>
+          <w:kern w:val="0"/>
+          <w:sz w:val="21"/>
+          <w:szCs w:val="21"/>
+        </w:rPr>
+        <w:t xml:space="preserve"> code='ezOrgan.t1' /&gt;</w:t>
       </w:r>
     </w:p>
     <w:p>
@@ -3062,16 +5820,24 @@
         </w:rPr>
         <w:t xml:space="preserve"> 2</w:t>
       </w:r>
-      <w:bookmarkStart w:id="9" w:name="_GoBack"/>
-      <w:bookmarkEnd w:id="9"/>
-      <w:r>
-        <w:rPr>
-          <w:rFonts w:ascii="맑은 고딕" w:eastAsia="맑은 고딕" w:hAnsi="맑은 고딕" w:hint="eastAsia"/>
-          <w:color w:val="000000"/>
-          <w:sz w:val="21"/>
-          <w:szCs w:val="21"/>
-        </w:rPr>
-        <w:t>가지 브라우저</w:t>
+      <w:r>
+        <w:rPr>
+          <w:rFonts w:ascii="맑은 고딕" w:eastAsia="맑은 고딕" w:hAnsi="맑은 고딕" w:hint="eastAsia"/>
+          <w:color w:val="000000"/>
+          <w:sz w:val="21"/>
+          <w:szCs w:val="21"/>
+        </w:rPr>
+        <w:t xml:space="preserve">가지 </w:t>
+      </w:r>
+      <w:proofErr w:type="gramStart"/>
+      <w:r>
+        <w:rPr>
+          <w:rFonts w:ascii="맑은 고딕" w:eastAsia="맑은 고딕" w:hAnsi="맑은 고딕" w:hint="eastAsia"/>
+          <w:color w:val="000000"/>
+          <w:sz w:val="21"/>
+          <w:szCs w:val="21"/>
+        </w:rPr>
+        <w:t>브라우저</w:t>
       </w:r>
       <w:r>
         <w:rPr>
@@ -3082,6 +5848,7 @@
         </w:rPr>
         <w:t>(</w:t>
       </w:r>
+      <w:proofErr w:type="gramEnd"/>
       <w:r>
         <w:rPr>
           <w:rFonts w:ascii="맑은 고딕" w:eastAsia="맑은 고딕" w:hAnsi="맑은 고딕" w:hint="eastAsia"/>
@@ -3140,7 +5907,27 @@
           <w:sz w:val="21"/>
           <w:szCs w:val="21"/>
         </w:rPr>
-        <w:t>2. DB 관련 기능은 항상 MariaDB와 Oracle 2개의 DB를 지원하도록 개발한다.</w:t>
+        <w:t xml:space="preserve">2. DB 관련 기능은 항상 </w:t>
+      </w:r>
+      <w:proofErr w:type="spellStart"/>
+      <w:r>
+        <w:rPr>
+          <w:rFonts w:ascii="맑은 고딕" w:eastAsia="맑은 고딕" w:hAnsi="맑은 고딕" w:hint="eastAsia"/>
+          <w:color w:val="000000"/>
+          <w:sz w:val="21"/>
+          <w:szCs w:val="21"/>
+        </w:rPr>
+        <w:t>MariaDB</w:t>
+      </w:r>
+      <w:proofErr w:type="spellEnd"/>
+      <w:r>
+        <w:rPr>
+          <w:rFonts w:ascii="맑은 고딕" w:eastAsia="맑은 고딕" w:hAnsi="맑은 고딕" w:hint="eastAsia"/>
+          <w:color w:val="000000"/>
+          <w:sz w:val="21"/>
+          <w:szCs w:val="21"/>
+        </w:rPr>
+        <w:t>와 Oracle 2개의 DB를 지원하도록 개발한다.</w:t>
       </w:r>
     </w:p>
     <w:p>
@@ -3173,7 +5960,67 @@
           <w:sz w:val="21"/>
           <w:szCs w:val="21"/>
         </w:rPr>
-        <w:t>3. DB에 새로운 테이블을 정의하거나 기존 테이블에 새로운 컬럼을 추가할 때는 ezFlow App이 초기에 로드될 때</w:t>
+        <w:t xml:space="preserve">3. DB에 새로운 테이블을 정의하거나 기존 테이블에 새로운 </w:t>
+      </w:r>
+      <w:proofErr w:type="spellStart"/>
+      <w:r>
+        <w:rPr>
+          <w:rFonts w:ascii="맑은 고딕" w:eastAsia="맑은 고딕" w:hAnsi="맑은 고딕" w:hint="eastAsia"/>
+          <w:color w:val="000000"/>
+          <w:sz w:val="21"/>
+          <w:szCs w:val="21"/>
+        </w:rPr>
+        <w:t>컬럼을</w:t>
+      </w:r>
+      <w:proofErr w:type="spellEnd"/>
+      <w:r>
+        <w:rPr>
+          <w:rFonts w:ascii="맑은 고딕" w:eastAsia="맑은 고딕" w:hAnsi="맑은 고딕" w:hint="eastAsia"/>
+          <w:color w:val="000000"/>
+          <w:sz w:val="21"/>
+          <w:szCs w:val="21"/>
+        </w:rPr>
+        <w:t xml:space="preserve"> 추가할 때는 </w:t>
+      </w:r>
+      <w:proofErr w:type="spellStart"/>
+      <w:r>
+        <w:rPr>
+          <w:rFonts w:ascii="맑은 고딕" w:eastAsia="맑은 고딕" w:hAnsi="맑은 고딕" w:hint="eastAsia"/>
+          <w:color w:val="000000"/>
+          <w:sz w:val="21"/>
+          <w:szCs w:val="21"/>
+        </w:rPr>
+        <w:t>ezFlow</w:t>
+      </w:r>
+      <w:proofErr w:type="spellEnd"/>
+      <w:r>
+        <w:rPr>
+          <w:rFonts w:ascii="맑은 고딕" w:eastAsia="맑은 고딕" w:hAnsi="맑은 고딕" w:hint="eastAsia"/>
+          <w:color w:val="000000"/>
+          <w:sz w:val="21"/>
+          <w:szCs w:val="21"/>
+        </w:rPr>
+        <w:t xml:space="preserve"> App이 초기에 </w:t>
+      </w:r>
+      <w:proofErr w:type="spellStart"/>
+      <w:r>
+        <w:rPr>
+          <w:rFonts w:ascii="맑은 고딕" w:eastAsia="맑은 고딕" w:hAnsi="맑은 고딕" w:hint="eastAsia"/>
+          <w:color w:val="000000"/>
+          <w:sz w:val="21"/>
+          <w:szCs w:val="21"/>
+        </w:rPr>
+        <w:t>로드될</w:t>
+      </w:r>
+      <w:proofErr w:type="spellEnd"/>
+      <w:r>
+        <w:rPr>
+          <w:rFonts w:ascii="맑은 고딕" w:eastAsia="맑은 고딕" w:hAnsi="맑은 고딕" w:hint="eastAsia"/>
+          <w:color w:val="000000"/>
+          <w:sz w:val="21"/>
+          <w:szCs w:val="21"/>
+        </w:rPr>
+        <w:t xml:space="preserve"> 때</w:t>
       </w:r>
       <w:r>
         <w:rPr>
@@ -3212,7 +6059,67 @@
           <w:sz w:val="21"/>
           <w:szCs w:val="21"/>
         </w:rPr>
-        <w:t>  - EzOrganAdminController 클래스의 init 메소드를 참고하여 작성한다.</w:t>
+        <w:t>  - </w:t>
+      </w:r>
+      <w:proofErr w:type="spellStart"/>
+      <w:r>
+        <w:rPr>
+          <w:rFonts w:ascii="맑은 고딕" w:eastAsia="맑은 고딕" w:hAnsi="맑은 고딕" w:hint="eastAsia"/>
+          <w:color w:val="000000"/>
+          <w:sz w:val="21"/>
+          <w:szCs w:val="21"/>
+        </w:rPr>
+        <w:t>EzOrganAdminController</w:t>
+      </w:r>
+      <w:proofErr w:type="spellEnd"/>
+      <w:r>
+        <w:rPr>
+          <w:rFonts w:ascii="맑은 고딕" w:eastAsia="맑은 고딕" w:hAnsi="맑은 고딕" w:hint="eastAsia"/>
+          <w:color w:val="000000"/>
+          <w:sz w:val="21"/>
+          <w:szCs w:val="21"/>
+        </w:rPr>
+        <w:t xml:space="preserve"> 클래스의 </w:t>
+      </w:r>
+      <w:proofErr w:type="spellStart"/>
+      <w:r>
+        <w:rPr>
+          <w:rFonts w:ascii="맑은 고딕" w:eastAsia="맑은 고딕" w:hAnsi="맑은 고딕" w:hint="eastAsia"/>
+          <w:color w:val="000000"/>
+          <w:sz w:val="21"/>
+          <w:szCs w:val="21"/>
+        </w:rPr>
+        <w:t>init</w:t>
+      </w:r>
+      <w:proofErr w:type="spellEnd"/>
+      <w:r>
+        <w:rPr>
+          <w:rFonts w:ascii="맑은 고딕" w:eastAsia="맑은 고딕" w:hAnsi="맑은 고딕" w:hint="eastAsia"/>
+          <w:color w:val="000000"/>
+          <w:sz w:val="21"/>
+          <w:szCs w:val="21"/>
+        </w:rPr>
+        <w:t xml:space="preserve"> </w:t>
+      </w:r>
+      <w:proofErr w:type="spellStart"/>
+      <w:r>
+        <w:rPr>
+          <w:rFonts w:ascii="맑은 고딕" w:eastAsia="맑은 고딕" w:hAnsi="맑은 고딕" w:hint="eastAsia"/>
+          <w:color w:val="000000"/>
+          <w:sz w:val="21"/>
+          <w:szCs w:val="21"/>
+        </w:rPr>
+        <w:t>메소드를</w:t>
+      </w:r>
+      <w:proofErr w:type="spellEnd"/>
+      <w:r>
+        <w:rPr>
+          <w:rFonts w:ascii="맑은 고딕" w:eastAsia="맑은 고딕" w:hAnsi="맑은 고딕" w:hint="eastAsia"/>
+          <w:color w:val="000000"/>
+          <w:sz w:val="21"/>
+          <w:szCs w:val="21"/>
+        </w:rPr>
+        <w:t xml:space="preserve"> 참고하여 작성한다.</w:t>
       </w:r>
     </w:p>
     <w:p>
@@ -3233,8 +6140,39 @@
           <w:sz w:val="21"/>
           <w:szCs w:val="21"/>
         </w:rPr>
-        <w:t>  - 아직 외부 머신에 설치된 적이 없는 모듈의 테이블일 경우에는 작성할 필요가 없으나 개발 서버 외의 다른 서버 머신에</w:t>
-      </w:r>
+        <w:t xml:space="preserve">  - 아직 외부 </w:t>
+      </w:r>
+      <w:proofErr w:type="spellStart"/>
+      <w:r>
+        <w:rPr>
+          <w:rFonts w:ascii="맑은 고딕" w:eastAsia="맑은 고딕" w:hAnsi="맑은 고딕" w:hint="eastAsia"/>
+          <w:color w:val="000000"/>
+          <w:sz w:val="21"/>
+          <w:szCs w:val="21"/>
+        </w:rPr>
+        <w:t>머신에</w:t>
+      </w:r>
+      <w:proofErr w:type="spellEnd"/>
+      <w:r>
+        <w:rPr>
+          <w:rFonts w:ascii="맑은 고딕" w:eastAsia="맑은 고딕" w:hAnsi="맑은 고딕" w:hint="eastAsia"/>
+          <w:color w:val="000000"/>
+          <w:sz w:val="21"/>
+          <w:szCs w:val="21"/>
+        </w:rPr>
+        <w:t xml:space="preserve"> 설치된 적이 없는 모듈의 테이블일 경우에는 작성할 필요가 없으나 개발 서버 외의 다른 서버 </w:t>
+      </w:r>
+      <w:proofErr w:type="spellStart"/>
+      <w:r>
+        <w:rPr>
+          <w:rFonts w:ascii="맑은 고딕" w:eastAsia="맑은 고딕" w:hAnsi="맑은 고딕" w:hint="eastAsia"/>
+          <w:color w:val="000000"/>
+          <w:sz w:val="21"/>
+          <w:szCs w:val="21"/>
+        </w:rPr>
+        <w:t>머신에</w:t>
+      </w:r>
+      <w:proofErr w:type="spellEnd"/>
       <w:r>
         <w:rPr>
           <w:rFonts w:ascii="맑은 고딕" w:eastAsia="맑은 고딕" w:hAnsi="맑은 고딕"/>
@@ -3272,7 +6210,47 @@
           <w:sz w:val="21"/>
           <w:szCs w:val="21"/>
         </w:rPr>
-        <w:t xml:space="preserve">  - git 서버(10.0.102.8)에 있는 MariaDB와 </w:t>
+        <w:t xml:space="preserve">  - </w:t>
+      </w:r>
+      <w:proofErr w:type="spellStart"/>
+      <w:r>
+        <w:rPr>
+          <w:rFonts w:ascii="맑은 고딕" w:eastAsia="맑은 고딕" w:hAnsi="맑은 고딕" w:hint="eastAsia"/>
+          <w:color w:val="000000"/>
+          <w:sz w:val="21"/>
+          <w:szCs w:val="21"/>
+        </w:rPr>
+        <w:t>git</w:t>
+      </w:r>
+      <w:proofErr w:type="spellEnd"/>
+      <w:r>
+        <w:rPr>
+          <w:rFonts w:ascii="맑은 고딕" w:eastAsia="맑은 고딕" w:hAnsi="맑은 고딕" w:hint="eastAsia"/>
+          <w:color w:val="000000"/>
+          <w:sz w:val="21"/>
+          <w:szCs w:val="21"/>
+        </w:rPr>
+        <w:t xml:space="preserve"> 서버(10.0.102.8)에 있는 </w:t>
+      </w:r>
+      <w:proofErr w:type="spellStart"/>
+      <w:r>
+        <w:rPr>
+          <w:rFonts w:ascii="맑은 고딕" w:eastAsia="맑은 고딕" w:hAnsi="맑은 고딕" w:hint="eastAsia"/>
+          <w:color w:val="000000"/>
+          <w:sz w:val="21"/>
+          <w:szCs w:val="21"/>
+        </w:rPr>
+        <w:t>MariaDB</w:t>
+      </w:r>
+      <w:proofErr w:type="spellEnd"/>
+      <w:r>
+        <w:rPr>
+          <w:rFonts w:ascii="맑은 고딕" w:eastAsia="맑은 고딕" w:hAnsi="맑은 고딕" w:hint="eastAsia"/>
+          <w:color w:val="000000"/>
+          <w:sz w:val="21"/>
+          <w:szCs w:val="21"/>
+        </w:rPr>
+        <w:t xml:space="preserve">와 </w:t>
       </w:r>
       <w:r>
         <w:rPr>
@@ -3338,7 +6316,67 @@
           <w:sz w:val="21"/>
           <w:szCs w:val="21"/>
         </w:rPr>
-        <w:t>    create_tables_mysql.sql, create_tables_oracle.sql 을 새롭게 생성하고 소스 트리에 반영한다.</w:t>
+        <w:t xml:space="preserve">    </w:t>
+      </w:r>
+      <w:proofErr w:type="spellStart"/>
+      <w:r>
+        <w:rPr>
+          <w:rFonts w:ascii="맑은 고딕" w:eastAsia="맑은 고딕" w:hAnsi="맑은 고딕" w:hint="eastAsia"/>
+          <w:color w:val="000000"/>
+          <w:sz w:val="21"/>
+          <w:szCs w:val="21"/>
+        </w:rPr>
+        <w:t>create_tables_mysql.sql</w:t>
+      </w:r>
+      <w:proofErr w:type="spellEnd"/>
+      <w:r>
+        <w:rPr>
+          <w:rFonts w:ascii="맑은 고딕" w:eastAsia="맑은 고딕" w:hAnsi="맑은 고딕" w:hint="eastAsia"/>
+          <w:color w:val="000000"/>
+          <w:sz w:val="21"/>
+          <w:szCs w:val="21"/>
+        </w:rPr>
+        <w:t>, </w:t>
+      </w:r>
+      <w:proofErr w:type="spellStart"/>
+      <w:r>
+        <w:rPr>
+          <w:rFonts w:ascii="맑은 고딕" w:eastAsia="맑은 고딕" w:hAnsi="맑은 고딕" w:hint="eastAsia"/>
+          <w:color w:val="000000"/>
+          <w:sz w:val="21"/>
+          <w:szCs w:val="21"/>
+        </w:rPr>
+        <w:t>create_tables_oracle.sql</w:t>
+      </w:r>
+      <w:proofErr w:type="spellEnd"/>
+      <w:r>
+        <w:rPr>
+          <w:rFonts w:ascii="맑은 고딕" w:eastAsia="맑은 고딕" w:hAnsi="맑은 고딕" w:hint="eastAsia"/>
+          <w:color w:val="000000"/>
+          <w:sz w:val="21"/>
+          <w:szCs w:val="21"/>
+        </w:rPr>
+        <w:t xml:space="preserve"> 을 새롭게 생성하고 소스 </w:t>
+      </w:r>
+      <w:proofErr w:type="spellStart"/>
+      <w:r>
+        <w:rPr>
+          <w:rFonts w:ascii="맑은 고딕" w:eastAsia="맑은 고딕" w:hAnsi="맑은 고딕" w:hint="eastAsia"/>
+          <w:color w:val="000000"/>
+          <w:sz w:val="21"/>
+          <w:szCs w:val="21"/>
+        </w:rPr>
+        <w:t>트리에</w:t>
+      </w:r>
+      <w:proofErr w:type="spellEnd"/>
+      <w:r>
+        <w:rPr>
+          <w:rFonts w:ascii="맑은 고딕" w:eastAsia="맑은 고딕" w:hAnsi="맑은 고딕" w:hint="eastAsia"/>
+          <w:color w:val="000000"/>
+          <w:sz w:val="21"/>
+          <w:szCs w:val="21"/>
+        </w:rPr>
+        <w:t xml:space="preserve"> 반영한다.</w:t>
       </w:r>
     </w:p>
     <w:p>
@@ -3388,33 +6426,117 @@
         </w:rPr>
         <w:t>'</w:t>
       </w:r>
-      <w:r>
-        <w:rPr>
-          <w:rFonts w:ascii="맑은 고딕" w:eastAsia="맑은 고딕" w:hAnsi="맑은 고딕"/>
-          <w:color w:val="000000"/>
-          <w:sz w:val="21"/>
-          <w:szCs w:val="21"/>
-        </w:rPr>
-        <w:t>ezEKP_Java_DB_Schema_export_방법(MariaDB).docx</w:t>
-      </w:r>
-      <w:r>
-        <w:rPr>
-          <w:rFonts w:ascii="맑은 고딕" w:eastAsia="맑은 고딕" w:hAnsi="맑은 고딕" w:hint="eastAsia"/>
-          <w:color w:val="000000"/>
-          <w:sz w:val="21"/>
-          <w:szCs w:val="21"/>
-        </w:rPr>
-        <w:t>' 및</w:t>
-      </w:r>
-      <w:r>
-        <w:rPr>
-          <w:rFonts w:ascii="맑은 고딕" w:eastAsia="맑은 고딕" w:hAnsi="맑은 고딕"/>
-          <w:color w:val="000000"/>
-          <w:sz w:val="21"/>
-          <w:szCs w:val="21"/>
-        </w:rPr>
-        <w:t>ezEKP_Java_DB_Schema_export_방법(Oracle).docx</w:t>
-      </w:r>
+      <w:proofErr w:type="spellStart"/>
+      <w:r>
+        <w:rPr>
+          <w:rFonts w:ascii="맑은 고딕" w:eastAsia="맑은 고딕" w:hAnsi="맑은 고딕"/>
+          <w:color w:val="000000"/>
+          <w:sz w:val="21"/>
+          <w:szCs w:val="21"/>
+        </w:rPr>
+        <w:t>ezEKP_Java_DB_Schema_export</w:t>
+      </w:r>
+      <w:proofErr w:type="spellEnd"/>
+      <w:r>
+        <w:rPr>
+          <w:rFonts w:ascii="맑은 고딕" w:eastAsia="맑은 고딕" w:hAnsi="맑은 고딕"/>
+          <w:color w:val="000000"/>
+          <w:sz w:val="21"/>
+          <w:szCs w:val="21"/>
+        </w:rPr>
+        <w:t>_방법(</w:t>
+      </w:r>
+      <w:proofErr w:type="spellStart"/>
+      <w:r>
+        <w:rPr>
+          <w:rFonts w:ascii="맑은 고딕" w:eastAsia="맑은 고딕" w:hAnsi="맑은 고딕"/>
+          <w:color w:val="000000"/>
+          <w:sz w:val="21"/>
+          <w:szCs w:val="21"/>
+        </w:rPr>
+        <w:t>MariaDB</w:t>
+      </w:r>
+      <w:proofErr w:type="spellEnd"/>
+      <w:r>
+        <w:rPr>
+          <w:rFonts w:ascii="맑은 고딕" w:eastAsia="맑은 고딕" w:hAnsi="맑은 고딕"/>
+          <w:color w:val="000000"/>
+          <w:sz w:val="21"/>
+          <w:szCs w:val="21"/>
+        </w:rPr>
+        <w:t>)</w:t>
+      </w:r>
+      <w:proofErr w:type="gramStart"/>
+      <w:r>
+        <w:rPr>
+          <w:rFonts w:ascii="맑은 고딕" w:eastAsia="맑은 고딕" w:hAnsi="맑은 고딕"/>
+          <w:color w:val="000000"/>
+          <w:sz w:val="21"/>
+          <w:szCs w:val="21"/>
+        </w:rPr>
+        <w:t>.</w:t>
+      </w:r>
+      <w:proofErr w:type="spellStart"/>
+      <w:r>
+        <w:rPr>
+          <w:rFonts w:ascii="맑은 고딕" w:eastAsia="맑은 고딕" w:hAnsi="맑은 고딕"/>
+          <w:color w:val="000000"/>
+          <w:sz w:val="21"/>
+          <w:szCs w:val="21"/>
+        </w:rPr>
+        <w:t>docx</w:t>
+      </w:r>
+      <w:proofErr w:type="spellEnd"/>
+      <w:r>
+        <w:rPr>
+          <w:rFonts w:ascii="맑은 고딕" w:eastAsia="맑은 고딕" w:hAnsi="맑은 고딕" w:hint="eastAsia"/>
+          <w:color w:val="000000"/>
+          <w:sz w:val="21"/>
+          <w:szCs w:val="21"/>
+        </w:rPr>
+        <w:t>'</w:t>
+      </w:r>
+      <w:proofErr w:type="gramEnd"/>
+      <w:r>
+        <w:rPr>
+          <w:rFonts w:ascii="맑은 고딕" w:eastAsia="맑은 고딕" w:hAnsi="맑은 고딕" w:hint="eastAsia"/>
+          <w:color w:val="000000"/>
+          <w:sz w:val="21"/>
+          <w:szCs w:val="21"/>
+        </w:rPr>
+        <w:t xml:space="preserve"> 및</w:t>
+      </w:r>
+      <w:proofErr w:type="spellStart"/>
+      <w:r>
+        <w:rPr>
+          <w:rFonts w:ascii="맑은 고딕" w:eastAsia="맑은 고딕" w:hAnsi="맑은 고딕"/>
+          <w:color w:val="000000"/>
+          <w:sz w:val="21"/>
+          <w:szCs w:val="21"/>
+        </w:rPr>
+        <w:t>ezEKP_Java_DB_Schema_export</w:t>
+      </w:r>
+      <w:proofErr w:type="spellEnd"/>
+      <w:r>
+        <w:rPr>
+          <w:rFonts w:ascii="맑은 고딕" w:eastAsia="맑은 고딕" w:hAnsi="맑은 고딕"/>
+          <w:color w:val="000000"/>
+          <w:sz w:val="21"/>
+          <w:szCs w:val="21"/>
+        </w:rPr>
+        <w:t>_방법(Oracle).</w:t>
+      </w:r>
+      <w:proofErr w:type="spellStart"/>
+      <w:r>
+        <w:rPr>
+          <w:rFonts w:ascii="맑은 고딕" w:eastAsia="맑은 고딕" w:hAnsi="맑은 고딕"/>
+          <w:color w:val="000000"/>
+          <w:sz w:val="21"/>
+          <w:szCs w:val="21"/>
+        </w:rPr>
+        <w:t>docx</w:t>
+      </w:r>
+      <w:proofErr w:type="spellEnd"/>
       <w:r>
         <w:rPr>
           <w:rFonts w:ascii="맑은 고딕" w:eastAsia="맑은 고딕" w:hAnsi="맑은 고딕" w:hint="eastAsia"/>
@@ -3512,7 +6634,27 @@
           <w:sz w:val="21"/>
           <w:szCs w:val="21"/>
         </w:rPr>
-        <w:t>4. UI/UX 및 스펙이 변경된 경우에는 관련 부서에 공지한다</w:t>
+        <w:t xml:space="preserve">4. UI/UX 및 </w:t>
+      </w:r>
+      <w:proofErr w:type="spellStart"/>
+      <w:r>
+        <w:rPr>
+          <w:rFonts w:ascii="맑은 고딕" w:eastAsia="맑은 고딕" w:hAnsi="맑은 고딕" w:hint="eastAsia"/>
+          <w:color w:val="000000"/>
+          <w:sz w:val="21"/>
+          <w:szCs w:val="21"/>
+        </w:rPr>
+        <w:t>스펙이</w:t>
+      </w:r>
+      <w:proofErr w:type="spellEnd"/>
+      <w:r>
+        <w:rPr>
+          <w:rFonts w:ascii="맑은 고딕" w:eastAsia="맑은 고딕" w:hAnsi="맑은 고딕" w:hint="eastAsia"/>
+          <w:color w:val="000000"/>
+          <w:sz w:val="21"/>
+          <w:szCs w:val="21"/>
+        </w:rPr>
+        <w:t xml:space="preserve"> 변경된 경우에는 관련 부서에 공지한다</w:t>
       </w:r>
       <w:r>
         <w:rPr>
@@ -3563,7 +6705,87 @@
           <w:sz w:val="21"/>
           <w:szCs w:val="21"/>
         </w:rPr>
-        <w:t>5. 메소드를 작성할 때에는 입력 패러메터와 출력값 등 가능한 많은 데이터를 로깅한다.</w:t>
+        <w:t xml:space="preserve">5. </w:t>
+      </w:r>
+      <w:proofErr w:type="spellStart"/>
+      <w:r>
+        <w:rPr>
+          <w:rFonts w:ascii="맑은 고딕" w:eastAsia="맑은 고딕" w:hAnsi="맑은 고딕" w:hint="eastAsia"/>
+          <w:color w:val="000000"/>
+          <w:sz w:val="21"/>
+          <w:szCs w:val="21"/>
+        </w:rPr>
+        <w:t>메소드를</w:t>
+      </w:r>
+      <w:proofErr w:type="spellEnd"/>
+      <w:r>
+        <w:rPr>
+          <w:rFonts w:ascii="맑은 고딕" w:eastAsia="맑은 고딕" w:hAnsi="맑은 고딕" w:hint="eastAsia"/>
+          <w:color w:val="000000"/>
+          <w:sz w:val="21"/>
+          <w:szCs w:val="21"/>
+        </w:rPr>
+        <w:t xml:space="preserve"> 작성할 때에는 입력 </w:t>
+      </w:r>
+      <w:proofErr w:type="spellStart"/>
+      <w:r>
+        <w:rPr>
+          <w:rFonts w:ascii="맑은 고딕" w:eastAsia="맑은 고딕" w:hAnsi="맑은 고딕" w:hint="eastAsia"/>
+          <w:color w:val="000000"/>
+          <w:sz w:val="21"/>
+          <w:szCs w:val="21"/>
+        </w:rPr>
+        <w:t>패러메터와</w:t>
+      </w:r>
+      <w:proofErr w:type="spellEnd"/>
+      <w:r>
+        <w:rPr>
+          <w:rFonts w:ascii="맑은 고딕" w:eastAsia="맑은 고딕" w:hAnsi="맑은 고딕" w:hint="eastAsia"/>
+          <w:color w:val="000000"/>
+          <w:sz w:val="21"/>
+          <w:szCs w:val="21"/>
+        </w:rPr>
+        <w:t xml:space="preserve"> </w:t>
+      </w:r>
+      <w:proofErr w:type="spellStart"/>
+      <w:r>
+        <w:rPr>
+          <w:rFonts w:ascii="맑은 고딕" w:eastAsia="맑은 고딕" w:hAnsi="맑은 고딕" w:hint="eastAsia"/>
+          <w:color w:val="000000"/>
+          <w:sz w:val="21"/>
+          <w:szCs w:val="21"/>
+        </w:rPr>
+        <w:t>출력값</w:t>
+      </w:r>
+      <w:proofErr w:type="spellEnd"/>
+      <w:r>
+        <w:rPr>
+          <w:rFonts w:ascii="맑은 고딕" w:eastAsia="맑은 고딕" w:hAnsi="맑은 고딕" w:hint="eastAsia"/>
+          <w:color w:val="000000"/>
+          <w:sz w:val="21"/>
+          <w:szCs w:val="21"/>
+        </w:rPr>
+        <w:t xml:space="preserve"> 등 가능한 많은 데이터를 </w:t>
+      </w:r>
+      <w:proofErr w:type="spellStart"/>
+      <w:r>
+        <w:rPr>
+          <w:rFonts w:ascii="맑은 고딕" w:eastAsia="맑은 고딕" w:hAnsi="맑은 고딕" w:hint="eastAsia"/>
+          <w:color w:val="000000"/>
+          <w:sz w:val="21"/>
+          <w:szCs w:val="21"/>
+        </w:rPr>
+        <w:t>로깅한다</w:t>
+      </w:r>
+      <w:proofErr w:type="spellEnd"/>
+      <w:r>
+        <w:rPr>
+          <w:rFonts w:ascii="맑은 고딕" w:eastAsia="맑은 고딕" w:hAnsi="맑은 고딕" w:hint="eastAsia"/>
+          <w:color w:val="000000"/>
+          <w:sz w:val="21"/>
+          <w:szCs w:val="21"/>
+        </w:rPr>
+        <w:t>.</w:t>
       </w:r>
     </w:p>
     <w:p>
@@ -3605,7 +6827,47 @@
           <w:sz w:val="21"/>
           <w:szCs w:val="21"/>
         </w:rPr>
-        <w:t>  - Exception 발생 시엔 반드시 Exception 객체의 printStackTrace() 메소드를 호출한다.</w:t>
+        <w:t xml:space="preserve">  - Exception 발생 시엔 반드시 Exception 객체의 </w:t>
+      </w:r>
+      <w:proofErr w:type="spellStart"/>
+      <w:r>
+        <w:rPr>
+          <w:rFonts w:ascii="맑은 고딕" w:eastAsia="맑은 고딕" w:hAnsi="맑은 고딕" w:hint="eastAsia"/>
+          <w:color w:val="000000"/>
+          <w:sz w:val="21"/>
+          <w:szCs w:val="21"/>
+        </w:rPr>
+        <w:t>printStackTrace</w:t>
+      </w:r>
+      <w:proofErr w:type="spellEnd"/>
+      <w:r>
+        <w:rPr>
+          <w:rFonts w:ascii="맑은 고딕" w:eastAsia="맑은 고딕" w:hAnsi="맑은 고딕" w:hint="eastAsia"/>
+          <w:color w:val="000000"/>
+          <w:sz w:val="21"/>
+          <w:szCs w:val="21"/>
+        </w:rPr>
+        <w:t xml:space="preserve">() </w:t>
+      </w:r>
+      <w:proofErr w:type="spellStart"/>
+      <w:r>
+        <w:rPr>
+          <w:rFonts w:ascii="맑은 고딕" w:eastAsia="맑은 고딕" w:hAnsi="맑은 고딕" w:hint="eastAsia"/>
+          <w:color w:val="000000"/>
+          <w:sz w:val="21"/>
+          <w:szCs w:val="21"/>
+        </w:rPr>
+        <w:t>메소드를</w:t>
+      </w:r>
+      <w:proofErr w:type="spellEnd"/>
+      <w:r>
+        <w:rPr>
+          <w:rFonts w:ascii="맑은 고딕" w:eastAsia="맑은 고딕" w:hAnsi="맑은 고딕" w:hint="eastAsia"/>
+          <w:color w:val="000000"/>
+          <w:sz w:val="21"/>
+          <w:szCs w:val="21"/>
+        </w:rPr>
+        <w:t xml:space="preserve"> 호출한다.</w:t>
       </w:r>
     </w:p>
     <w:p>
@@ -3638,7 +6900,47 @@
           <w:sz w:val="21"/>
           <w:szCs w:val="21"/>
         </w:rPr>
-        <w:t>6. 브랜치 merge 시 충돌이 발생했을 때에는 git blame 명령으로 충돌이 난 코드를 작성한 개발자를 확인한 뒤</w:t>
+        <w:t xml:space="preserve">6. </w:t>
+      </w:r>
+      <w:proofErr w:type="spellStart"/>
+      <w:r>
+        <w:rPr>
+          <w:rFonts w:ascii="맑은 고딕" w:eastAsia="맑은 고딕" w:hAnsi="맑은 고딕" w:hint="eastAsia"/>
+          <w:color w:val="000000"/>
+          <w:sz w:val="21"/>
+          <w:szCs w:val="21"/>
+        </w:rPr>
+        <w:t>브랜치</w:t>
+      </w:r>
+      <w:proofErr w:type="spellEnd"/>
+      <w:r>
+        <w:rPr>
+          <w:rFonts w:ascii="맑은 고딕" w:eastAsia="맑은 고딕" w:hAnsi="맑은 고딕" w:hint="eastAsia"/>
+          <w:color w:val="000000"/>
+          <w:sz w:val="21"/>
+          <w:szCs w:val="21"/>
+        </w:rPr>
+        <w:t xml:space="preserve"> merge 시 충돌이 발생했을 때에는 </w:t>
+      </w:r>
+      <w:proofErr w:type="spellStart"/>
+      <w:r>
+        <w:rPr>
+          <w:rFonts w:ascii="맑은 고딕" w:eastAsia="맑은 고딕" w:hAnsi="맑은 고딕" w:hint="eastAsia"/>
+          <w:color w:val="000000"/>
+          <w:sz w:val="21"/>
+          <w:szCs w:val="21"/>
+        </w:rPr>
+        <w:t>git</w:t>
+      </w:r>
+      <w:proofErr w:type="spellEnd"/>
+      <w:r>
+        <w:rPr>
+          <w:rFonts w:ascii="맑은 고딕" w:eastAsia="맑은 고딕" w:hAnsi="맑은 고딕" w:hint="eastAsia"/>
+          <w:color w:val="000000"/>
+          <w:sz w:val="21"/>
+          <w:szCs w:val="21"/>
+        </w:rPr>
+        <w:t xml:space="preserve"> blame 명령으로 충돌이 난 코드를 작성한 개발자를 확인한 뒤</w:t>
       </w:r>
       <w:r>
         <w:rPr>
@@ -3710,7 +7012,27 @@
           <w:sz w:val="21"/>
           <w:szCs w:val="21"/>
         </w:rPr>
-        <w:t>7. 개발 작업을 할 때에는 항상 어떤 브랜치에서 작업할 것인 지를 확인한 뒤 하도록 한다.</w:t>
+        <w:t xml:space="preserve">7. 개발 작업을 할 때에는 항상 어떤 </w:t>
+      </w:r>
+      <w:proofErr w:type="spellStart"/>
+      <w:r>
+        <w:rPr>
+          <w:rFonts w:ascii="맑은 고딕" w:eastAsia="맑은 고딕" w:hAnsi="맑은 고딕" w:hint="eastAsia"/>
+          <w:color w:val="000000"/>
+          <w:sz w:val="21"/>
+          <w:szCs w:val="21"/>
+        </w:rPr>
+        <w:t>브랜치에서</w:t>
+      </w:r>
+      <w:proofErr w:type="spellEnd"/>
+      <w:r>
+        <w:rPr>
+          <w:rFonts w:ascii="맑은 고딕" w:eastAsia="맑은 고딕" w:hAnsi="맑은 고딕" w:hint="eastAsia"/>
+          <w:color w:val="000000"/>
+          <w:sz w:val="21"/>
+          <w:szCs w:val="21"/>
+        </w:rPr>
+        <w:t xml:space="preserve"> 작업할 것인 지를 확인한 뒤 하도록 한다.</w:t>
       </w:r>
     </w:p>
     <w:p>
@@ -3731,7 +7053,27 @@
           <w:sz w:val="21"/>
           <w:szCs w:val="21"/>
         </w:rPr>
-        <w:t>  - 해당 개발 작업이 표준에 반영되어야할 내용인 지 아닌 지 확인하여 작업을 하도록 한다.</w:t>
+        <w:t xml:space="preserve">  - 해당 개발 작업이 표준에 </w:t>
+      </w:r>
+      <w:proofErr w:type="spellStart"/>
+      <w:r>
+        <w:rPr>
+          <w:rFonts w:ascii="맑은 고딕" w:eastAsia="맑은 고딕" w:hAnsi="맑은 고딕" w:hint="eastAsia"/>
+          <w:color w:val="000000"/>
+          <w:sz w:val="21"/>
+          <w:szCs w:val="21"/>
+        </w:rPr>
+        <w:t>반영되어야할</w:t>
+      </w:r>
+      <w:proofErr w:type="spellEnd"/>
+      <w:r>
+        <w:rPr>
+          <w:rFonts w:ascii="맑은 고딕" w:eastAsia="맑은 고딕" w:hAnsi="맑은 고딕" w:hint="eastAsia"/>
+          <w:color w:val="000000"/>
+          <w:sz w:val="21"/>
+          <w:szCs w:val="21"/>
+        </w:rPr>
+        <w:t xml:space="preserve"> 내용인 지 아닌 지 확인하여 작업을 하도록 한다.</w:t>
       </w:r>
     </w:p>
     <w:p>
@@ -3765,7 +7107,37 @@
           <w:szCs w:val="21"/>
         </w:rPr>
         <w:lastRenderedPageBreak/>
-        <w:t>8. 시큐어 코딩 룰을 지키면서 코딩을 하도록 한다.</w:t>
+        <w:t xml:space="preserve">8. </w:t>
+      </w:r>
+      <w:proofErr w:type="spellStart"/>
+      <w:r>
+        <w:rPr>
+          <w:rFonts w:ascii="맑은 고딕" w:eastAsia="맑은 고딕" w:hAnsi="맑은 고딕" w:hint="eastAsia"/>
+          <w:color w:val="000000"/>
+          <w:sz w:val="21"/>
+          <w:szCs w:val="21"/>
+        </w:rPr>
+        <w:t>시큐어</w:t>
+      </w:r>
+      <w:proofErr w:type="spellEnd"/>
+      <w:r>
+        <w:rPr>
+          <w:rFonts w:ascii="맑은 고딕" w:eastAsia="맑은 고딕" w:hAnsi="맑은 고딕" w:hint="eastAsia"/>
+          <w:color w:val="000000"/>
+          <w:sz w:val="21"/>
+          <w:szCs w:val="21"/>
+        </w:rPr>
+        <w:t xml:space="preserve"> 코딩 룰을 지키면서 코딩을 하도록 한다</w:t>
+      </w:r>
+      <w:proofErr w:type="gramStart"/>
+      <w:r>
+        <w:rPr>
+          <w:rFonts w:ascii="맑은 고딕" w:eastAsia="맑은 고딕" w:hAnsi="맑은 고딕" w:hint="eastAsia"/>
+          <w:color w:val="000000"/>
+          <w:sz w:val="21"/>
+          <w:szCs w:val="21"/>
+        </w:rPr>
+        <w:t>.</w:t>
       </w:r>
       <w:r>
         <w:rPr>
@@ -3776,6 +7148,7 @@
         </w:rPr>
         <w:t>(</w:t>
       </w:r>
+      <w:proofErr w:type="gramEnd"/>
       <w:r>
         <w:rPr>
           <w:rFonts w:ascii="맑은 고딕" w:eastAsia="맑은 고딕" w:hAnsi="맑은 고딕" w:hint="eastAsia"/>
@@ -3813,7 +7186,47 @@
           <w:sz w:val="21"/>
           <w:szCs w:val="21"/>
         </w:rPr>
-        <w:t>  - @RequestMapping에 반드시 GET 혹은 POST 메소드를 명확히 지정한다.</w:t>
+        <w:t>  - @</w:t>
+      </w:r>
+      <w:proofErr w:type="spellStart"/>
+      <w:r>
+        <w:rPr>
+          <w:rFonts w:ascii="맑은 고딕" w:eastAsia="맑은 고딕" w:hAnsi="맑은 고딕" w:hint="eastAsia"/>
+          <w:color w:val="000000"/>
+          <w:sz w:val="21"/>
+          <w:szCs w:val="21"/>
+        </w:rPr>
+        <w:t>RequestMapping</w:t>
+      </w:r>
+      <w:proofErr w:type="spellEnd"/>
+      <w:r>
+        <w:rPr>
+          <w:rFonts w:ascii="맑은 고딕" w:eastAsia="맑은 고딕" w:hAnsi="맑은 고딕" w:hint="eastAsia"/>
+          <w:color w:val="000000"/>
+          <w:sz w:val="21"/>
+          <w:szCs w:val="21"/>
+        </w:rPr>
+        <w:t xml:space="preserve">에 반드시 GET 혹은 POST </w:t>
+      </w:r>
+      <w:proofErr w:type="spellStart"/>
+      <w:r>
+        <w:rPr>
+          <w:rFonts w:ascii="맑은 고딕" w:eastAsia="맑은 고딕" w:hAnsi="맑은 고딕" w:hint="eastAsia"/>
+          <w:color w:val="000000"/>
+          <w:sz w:val="21"/>
+          <w:szCs w:val="21"/>
+        </w:rPr>
+        <w:t>메소드를</w:t>
+      </w:r>
+      <w:proofErr w:type="spellEnd"/>
+      <w:r>
+        <w:rPr>
+          <w:rFonts w:ascii="맑은 고딕" w:eastAsia="맑은 고딕" w:hAnsi="맑은 고딕" w:hint="eastAsia"/>
+          <w:color w:val="000000"/>
+          <w:sz w:val="21"/>
+          <w:szCs w:val="21"/>
+        </w:rPr>
+        <w:t xml:space="preserve"> 명확히 지정한다.</w:t>
       </w:r>
     </w:p>
     <w:p>
@@ -3834,8 +7247,19 @@
           <w:sz w:val="21"/>
           <w:szCs w:val="21"/>
         </w:rPr>
-        <w:t>  - Path Traversal 대응 메소드</w:t>
-      </w:r>
+        <w:t xml:space="preserve">  - Path Traversal 대응 </w:t>
+      </w:r>
+      <w:proofErr w:type="spellStart"/>
+      <w:r>
+        <w:rPr>
+          <w:rFonts w:ascii="맑은 고딕" w:eastAsia="맑은 고딕" w:hAnsi="맑은 고딕" w:hint="eastAsia"/>
+          <w:color w:val="000000"/>
+          <w:sz w:val="21"/>
+          <w:szCs w:val="21"/>
+        </w:rPr>
+        <w:t>메소드</w:t>
+      </w:r>
+      <w:proofErr w:type="spellEnd"/>
       <w:r>
         <w:rPr>
           <w:rFonts w:ascii="맑은 고딕" w:eastAsia="맑은 고딕" w:hAnsi="맑은 고딕" w:hint="eastAsia"/>
@@ -3845,6 +7269,7 @@
         </w:rPr>
         <w:t>(</w:t>
       </w:r>
+      <w:proofErr w:type="spellStart"/>
       <w:r>
         <w:rPr>
           <w:rFonts w:ascii="맑은 고딕" w:eastAsia="맑은 고딕" w:hAnsi="맑은 고딕"/>
@@ -3863,6 +7288,7 @@
         </w:rPr>
         <w:t>ommonUtil.detectPathTraversal</w:t>
       </w:r>
+      <w:proofErr w:type="spellEnd"/>
       <w:r>
         <w:rPr>
           <w:rFonts w:ascii="맑은 고딕" w:eastAsia="맑은 고딕" w:hAnsi="맑은 고딕"/>
@@ -3909,7 +7335,27 @@
           <w:sz w:val="21"/>
           <w:szCs w:val="21"/>
         </w:rPr>
-        <w:t>(c:out 태그적용,</w:t>
+        <w:t>(</w:t>
+      </w:r>
+      <w:proofErr w:type="spellStart"/>
+      <w:r>
+        <w:rPr>
+          <w:rFonts w:ascii="맑은 고딕" w:eastAsia="맑은 고딕" w:hAnsi="맑은 고딕" w:hint="eastAsia"/>
+          <w:color w:val="000000"/>
+          <w:sz w:val="21"/>
+          <w:szCs w:val="21"/>
+        </w:rPr>
+        <w:t>c:out</w:t>
+      </w:r>
+      <w:proofErr w:type="spellEnd"/>
+      <w:r>
+        <w:rPr>
+          <w:rFonts w:ascii="맑은 고딕" w:eastAsia="맑은 고딕" w:hAnsi="맑은 고딕" w:hint="eastAsia"/>
+          <w:color w:val="000000"/>
+          <w:sz w:val="21"/>
+          <w:szCs w:val="21"/>
+        </w:rPr>
+        <w:t xml:space="preserve"> 태그적용,</w:t>
       </w:r>
       <w:r>
         <w:rPr>
@@ -3920,14 +7366,45 @@
         </w:rPr>
         <w:t xml:space="preserve"> </w:t>
       </w:r>
-      <w:r>
-        <w:rPr>
-          <w:rFonts w:ascii="맑은 고딕" w:eastAsia="맑은 고딕" w:hAnsi="맑은 고딕" w:hint="eastAsia"/>
-          <w:color w:val="000000"/>
-          <w:sz w:val="21"/>
-          <w:szCs w:val="21"/>
-        </w:rPr>
-        <w:t>CommonUtil.cleanValue 메소드 적용 등)</w:t>
+      <w:proofErr w:type="spellStart"/>
+      <w:r>
+        <w:rPr>
+          <w:rFonts w:ascii="맑은 고딕" w:eastAsia="맑은 고딕" w:hAnsi="맑은 고딕" w:hint="eastAsia"/>
+          <w:color w:val="000000"/>
+          <w:sz w:val="21"/>
+          <w:szCs w:val="21"/>
+        </w:rPr>
+        <w:t>CommonUtil.cleanValue</w:t>
+      </w:r>
+      <w:proofErr w:type="spellEnd"/>
+      <w:r>
+        <w:rPr>
+          <w:rFonts w:ascii="맑은 고딕" w:eastAsia="맑은 고딕" w:hAnsi="맑은 고딕" w:hint="eastAsia"/>
+          <w:color w:val="000000"/>
+          <w:sz w:val="21"/>
+          <w:szCs w:val="21"/>
+        </w:rPr>
+        <w:t xml:space="preserve"> </w:t>
+      </w:r>
+      <w:proofErr w:type="spellStart"/>
+      <w:r>
+        <w:rPr>
+          <w:rFonts w:ascii="맑은 고딕" w:eastAsia="맑은 고딕" w:hAnsi="맑은 고딕" w:hint="eastAsia"/>
+          <w:color w:val="000000"/>
+          <w:sz w:val="21"/>
+          <w:szCs w:val="21"/>
+        </w:rPr>
+        <w:t>메소드</w:t>
+      </w:r>
+      <w:proofErr w:type="spellEnd"/>
+      <w:r>
+        <w:rPr>
+          <w:rFonts w:ascii="맑은 고딕" w:eastAsia="맑은 고딕" w:hAnsi="맑은 고딕" w:hint="eastAsia"/>
+          <w:color w:val="000000"/>
+          <w:sz w:val="21"/>
+          <w:szCs w:val="21"/>
+        </w:rPr>
+        <w:t xml:space="preserve"> 적용 등)</w:t>
       </w:r>
     </w:p>
     <w:p>
@@ -3962,14 +7439,25 @@
         </w:rPr>
         <w:t xml:space="preserve">9. </w:t>
       </w:r>
-      <w:r>
-        <w:rPr>
-          <w:rFonts w:ascii="맑은 고딕" w:eastAsia="맑은 고딕" w:hAnsi="맑은 고딕" w:hint="eastAsia"/>
-          <w:color w:val="000000"/>
-          <w:sz w:val="21"/>
-          <w:szCs w:val="21"/>
-        </w:rPr>
-        <w:t>git 서</w:t>
+      <w:proofErr w:type="spellStart"/>
+      <w:r>
+        <w:rPr>
+          <w:rFonts w:ascii="맑은 고딕" w:eastAsia="맑은 고딕" w:hAnsi="맑은 고딕" w:hint="eastAsia"/>
+          <w:color w:val="000000"/>
+          <w:sz w:val="21"/>
+          <w:szCs w:val="21"/>
+        </w:rPr>
+        <w:t>git</w:t>
+      </w:r>
+      <w:proofErr w:type="spellEnd"/>
+      <w:r>
+        <w:rPr>
+          <w:rFonts w:ascii="맑은 고딕" w:eastAsia="맑은 고딕" w:hAnsi="맑은 고딕" w:hint="eastAsia"/>
+          <w:color w:val="000000"/>
+          <w:sz w:val="21"/>
+          <w:szCs w:val="21"/>
+        </w:rPr>
+        <w:t xml:space="preserve"> 서</w:t>
       </w:r>
       <w:r>
         <w:rPr>
@@ -4005,7 +7493,47 @@
           <w:sz w:val="21"/>
           <w:szCs w:val="21"/>
         </w:rPr>
-        <w:t>(/home/jmocha/git/ezFlow4Java.git)에 commit을 push할 때</w:t>
+        <w:t>(/home/</w:t>
+      </w:r>
+      <w:proofErr w:type="spellStart"/>
+      <w:r>
+        <w:rPr>
+          <w:rFonts w:ascii="맑은 고딕" w:eastAsia="맑은 고딕" w:hAnsi="맑은 고딕" w:hint="eastAsia"/>
+          <w:color w:val="000000"/>
+          <w:sz w:val="21"/>
+          <w:szCs w:val="21"/>
+        </w:rPr>
+        <w:t>jmocha</w:t>
+      </w:r>
+      <w:proofErr w:type="spellEnd"/>
+      <w:r>
+        <w:rPr>
+          <w:rFonts w:ascii="맑은 고딕" w:eastAsia="맑은 고딕" w:hAnsi="맑은 고딕" w:hint="eastAsia"/>
+          <w:color w:val="000000"/>
+          <w:sz w:val="21"/>
+          <w:szCs w:val="21"/>
+        </w:rPr>
+        <w:t>/</w:t>
+      </w:r>
+      <w:proofErr w:type="spellStart"/>
+      <w:r>
+        <w:rPr>
+          <w:rFonts w:ascii="맑은 고딕" w:eastAsia="맑은 고딕" w:hAnsi="맑은 고딕" w:hint="eastAsia"/>
+          <w:color w:val="000000"/>
+          <w:sz w:val="21"/>
+          <w:szCs w:val="21"/>
+        </w:rPr>
+        <w:t>git</w:t>
+      </w:r>
+      <w:proofErr w:type="spellEnd"/>
+      <w:r>
+        <w:rPr>
+          <w:rFonts w:ascii="맑은 고딕" w:eastAsia="맑은 고딕" w:hAnsi="맑은 고딕" w:hint="eastAsia"/>
+          <w:color w:val="000000"/>
+          <w:sz w:val="21"/>
+          <w:szCs w:val="21"/>
+        </w:rPr>
+        <w:t>/ezFlow4Java.git)에 commit을 push할 때</w:t>
       </w:r>
       <w:r>
         <w:rPr>
@@ -4203,7 +7731,27 @@
           <w:sz w:val="21"/>
           <w:szCs w:val="21"/>
         </w:rPr>
-        <w:t xml:space="preserve"> 팀레드마인(</w:t>
+        <w:t xml:space="preserve"> </w:t>
+      </w:r>
+      <w:proofErr w:type="spellStart"/>
+      <w:r>
+        <w:rPr>
+          <w:rFonts w:ascii="맑은 고딕" w:eastAsia="맑은 고딕" w:hAnsi="맑은 고딕" w:hint="eastAsia"/>
+          <w:color w:val="000000"/>
+          <w:sz w:val="21"/>
+          <w:szCs w:val="21"/>
+        </w:rPr>
+        <w:t>팀레드마인</w:t>
+      </w:r>
+      <w:proofErr w:type="spellEnd"/>
+      <w:r>
+        <w:rPr>
+          <w:rFonts w:ascii="맑은 고딕" w:eastAsia="맑은 고딕" w:hAnsi="맑은 고딕" w:hint="eastAsia"/>
+          <w:color w:val="000000"/>
+          <w:sz w:val="21"/>
+          <w:szCs w:val="21"/>
+        </w:rPr>
+        <w:t>(</w:t>
       </w:r>
       <w:hyperlink r:id="rId9" w:history="1">
         <w:r>
@@ -4261,14 +7809,25 @@
         </w:rPr>
         <w:t>‘</w:t>
       </w:r>
-      <w:r>
-        <w:rPr>
-          <w:rFonts w:ascii="맑은 고딕" w:eastAsia="맑은 고딕" w:hAnsi="맑은 고딕"/>
-          <w:color w:val="000000"/>
-          <w:sz w:val="21"/>
-          <w:szCs w:val="21"/>
-        </w:rPr>
-        <w:t>ezEKP 자바 표준모듈 버전번호 관리</w:t>
+      <w:proofErr w:type="spellStart"/>
+      <w:r>
+        <w:rPr>
+          <w:rFonts w:ascii="맑은 고딕" w:eastAsia="맑은 고딕" w:hAnsi="맑은 고딕"/>
+          <w:color w:val="000000"/>
+          <w:sz w:val="21"/>
+          <w:szCs w:val="21"/>
+        </w:rPr>
+        <w:t>ezEKP</w:t>
+      </w:r>
+      <w:proofErr w:type="spellEnd"/>
+      <w:r>
+        <w:rPr>
+          <w:rFonts w:ascii="맑은 고딕" w:eastAsia="맑은 고딕" w:hAnsi="맑은 고딕"/>
+          <w:color w:val="000000"/>
+          <w:sz w:val="21"/>
+          <w:szCs w:val="21"/>
+        </w:rPr>
+        <w:t xml:space="preserve"> 자바 표준모듈 버전번호 관리</w:t>
       </w:r>
       <w:r>
         <w:rPr>
@@ -4378,14 +7937,25 @@
         </w:rPr>
         <w:t xml:space="preserve">예: </w:t>
       </w:r>
-      <w:r>
-        <w:rPr>
-          <w:rFonts w:ascii="맑은 고딕" w:eastAsia="맑은 고딕" w:hAnsi="맑은 고딕"/>
-          <w:color w:val="000000"/>
-          <w:sz w:val="21"/>
-          <w:szCs w:val="21"/>
-        </w:rPr>
-        <w:t>ezFlow v6.6.15.STD_20200703</w:t>
+      <w:proofErr w:type="spellStart"/>
+      <w:r>
+        <w:rPr>
+          <w:rFonts w:ascii="맑은 고딕" w:eastAsia="맑은 고딕" w:hAnsi="맑은 고딕"/>
+          <w:color w:val="000000"/>
+          <w:sz w:val="21"/>
+          <w:szCs w:val="21"/>
+        </w:rPr>
+        <w:t>ezFlow</w:t>
+      </w:r>
+      <w:proofErr w:type="spellEnd"/>
+      <w:r>
+        <w:rPr>
+          <w:rFonts w:ascii="맑은 고딕" w:eastAsia="맑은 고딕" w:hAnsi="맑은 고딕"/>
+          <w:color w:val="000000"/>
+          <w:sz w:val="21"/>
+          <w:szCs w:val="21"/>
+        </w:rPr>
+        <w:t xml:space="preserve"> v6.6.15.STD_20200703</w:t>
       </w:r>
       <w:r>
         <w:rPr>
@@ -4519,6 +8089,7 @@
         </w:rPr>
         <w:t xml:space="preserve">새로운 사이트에 </w:t>
       </w:r>
+      <w:proofErr w:type="spellStart"/>
       <w:r>
         <w:rPr>
           <w:rFonts w:ascii="맑은 고딕" w:eastAsia="맑은 고딕" w:hAnsi="맑은 고딕"/>
@@ -4528,6 +8099,7 @@
         </w:rPr>
         <w:t>ezEKP</w:t>
       </w:r>
+      <w:proofErr w:type="spellEnd"/>
       <w:r>
         <w:rPr>
           <w:rFonts w:ascii="맑은 고딕" w:eastAsia="맑은 고딕" w:hAnsi="맑은 고딕" w:hint="eastAsia"/>
@@ -4580,8 +8152,39 @@
           <w:sz w:val="21"/>
           <w:szCs w:val="21"/>
         </w:rPr>
-        <w:t>_구축시_사이트저장소_생성방법.docx</w:t>
-      </w:r>
+        <w:t>_</w:t>
+      </w:r>
+      <w:proofErr w:type="spellStart"/>
+      <w:r>
+        <w:rPr>
+          <w:rFonts w:ascii="맑은 고딕" w:eastAsia="맑은 고딕" w:hAnsi="맑은 고딕"/>
+          <w:color w:val="000000"/>
+          <w:sz w:val="21"/>
+          <w:szCs w:val="21"/>
+        </w:rPr>
+        <w:t>구축시</w:t>
+      </w:r>
+      <w:proofErr w:type="spellEnd"/>
+      <w:r>
+        <w:rPr>
+          <w:rFonts w:ascii="맑은 고딕" w:eastAsia="맑은 고딕" w:hAnsi="맑은 고딕"/>
+          <w:color w:val="000000"/>
+          <w:sz w:val="21"/>
+          <w:szCs w:val="21"/>
+        </w:rPr>
+        <w:t>_사이트저장소_생성방법.</w:t>
+      </w:r>
+      <w:proofErr w:type="spellStart"/>
+      <w:r>
+        <w:rPr>
+          <w:rFonts w:ascii="맑은 고딕" w:eastAsia="맑은 고딕" w:hAnsi="맑은 고딕"/>
+          <w:color w:val="000000"/>
+          <w:sz w:val="21"/>
+          <w:szCs w:val="21"/>
+        </w:rPr>
+        <w:t>docx</w:t>
+      </w:r>
+      <w:proofErr w:type="spellEnd"/>
       <w:r>
         <w:rPr>
           <w:rFonts w:ascii="맑은 고딕" w:eastAsia="맑은 고딕" w:hAnsi="맑은 고딕"/>
@@ -4607,7 +8210,27 @@
           <w:sz w:val="21"/>
           <w:szCs w:val="21"/>
         </w:rPr>
-        <w:t>하고 팀레드마인(</w:t>
+        <w:t xml:space="preserve">하고 </w:t>
+      </w:r>
+      <w:proofErr w:type="spellStart"/>
+      <w:r>
+        <w:rPr>
+          <w:rFonts w:ascii="맑은 고딕" w:eastAsia="맑은 고딕" w:hAnsi="맑은 고딕" w:hint="eastAsia"/>
+          <w:color w:val="000000"/>
+          <w:sz w:val="21"/>
+          <w:szCs w:val="21"/>
+        </w:rPr>
+        <w:t>팀레드마인</w:t>
+      </w:r>
+      <w:proofErr w:type="spellEnd"/>
+      <w:r>
+        <w:rPr>
+          <w:rFonts w:ascii="맑은 고딕" w:eastAsia="맑은 고딕" w:hAnsi="맑은 고딕" w:hint="eastAsia"/>
+          <w:color w:val="000000"/>
+          <w:sz w:val="21"/>
+          <w:szCs w:val="21"/>
+        </w:rPr>
+        <w:t>(</w:t>
       </w:r>
       <w:hyperlink r:id="rId10" w:history="1">
         <w:r>
@@ -4768,7 +8391,87 @@
           <w:sz w:val="21"/>
           <w:szCs w:val="21"/>
         </w:rPr>
-        <w:t>. 가온누리를 포함하여 사이트에 ezEKP를 설치 혹은 업데이트할 때에는 도움말 우측 상단에 버전번호를 변경한 후ezFlow App을 빌드하도록 한다.</w:t>
+        <w:t xml:space="preserve">. </w:t>
+      </w:r>
+      <w:proofErr w:type="spellStart"/>
+      <w:r>
+        <w:rPr>
+          <w:rFonts w:ascii="맑은 고딕" w:eastAsia="맑은 고딕" w:hAnsi="맑은 고딕" w:hint="eastAsia"/>
+          <w:color w:val="000000"/>
+          <w:sz w:val="21"/>
+          <w:szCs w:val="21"/>
+        </w:rPr>
+        <w:t>가온누리를</w:t>
+      </w:r>
+      <w:proofErr w:type="spellEnd"/>
+      <w:r>
+        <w:rPr>
+          <w:rFonts w:ascii="맑은 고딕" w:eastAsia="맑은 고딕" w:hAnsi="맑은 고딕" w:hint="eastAsia"/>
+          <w:color w:val="000000"/>
+          <w:sz w:val="21"/>
+          <w:szCs w:val="21"/>
+        </w:rPr>
+        <w:t xml:space="preserve"> 포함하여 사이트에 </w:t>
+      </w:r>
+      <w:proofErr w:type="spellStart"/>
+      <w:r>
+        <w:rPr>
+          <w:rFonts w:ascii="맑은 고딕" w:eastAsia="맑은 고딕" w:hAnsi="맑은 고딕" w:hint="eastAsia"/>
+          <w:color w:val="000000"/>
+          <w:sz w:val="21"/>
+          <w:szCs w:val="21"/>
+        </w:rPr>
+        <w:t>ezEKP</w:t>
+      </w:r>
+      <w:proofErr w:type="spellEnd"/>
+      <w:r>
+        <w:rPr>
+          <w:rFonts w:ascii="맑은 고딕" w:eastAsia="맑은 고딕" w:hAnsi="맑은 고딕" w:hint="eastAsia"/>
+          <w:color w:val="000000"/>
+          <w:sz w:val="21"/>
+          <w:szCs w:val="21"/>
+        </w:rPr>
+        <w:t>를 설치 혹은 업데이트할 때에는 도움말 우측 상단에 버전번호를 변경한 후</w:t>
+      </w:r>
+      <w:proofErr w:type="spellStart"/>
+      <w:r>
+        <w:rPr>
+          <w:rFonts w:ascii="맑은 고딕" w:eastAsia="맑은 고딕" w:hAnsi="맑은 고딕" w:hint="eastAsia"/>
+          <w:color w:val="000000"/>
+          <w:sz w:val="21"/>
+          <w:szCs w:val="21"/>
+        </w:rPr>
+        <w:t>ezFlow</w:t>
+      </w:r>
+      <w:proofErr w:type="spellEnd"/>
+      <w:r>
+        <w:rPr>
+          <w:rFonts w:ascii="맑은 고딕" w:eastAsia="맑은 고딕" w:hAnsi="맑은 고딕" w:hint="eastAsia"/>
+          <w:color w:val="000000"/>
+          <w:sz w:val="21"/>
+          <w:szCs w:val="21"/>
+        </w:rPr>
+        <w:t xml:space="preserve"> App을 </w:t>
+      </w:r>
+      <w:proofErr w:type="spellStart"/>
+      <w:r>
+        <w:rPr>
+          <w:rFonts w:ascii="맑은 고딕" w:eastAsia="맑은 고딕" w:hAnsi="맑은 고딕" w:hint="eastAsia"/>
+          <w:color w:val="000000"/>
+          <w:sz w:val="21"/>
+          <w:szCs w:val="21"/>
+        </w:rPr>
+        <w:t>빌드하도록</w:t>
+      </w:r>
+      <w:proofErr w:type="spellEnd"/>
+      <w:r>
+        <w:rPr>
+          <w:rFonts w:ascii="맑은 고딕" w:eastAsia="맑은 고딕" w:hAnsi="맑은 고딕" w:hint="eastAsia"/>
+          <w:color w:val="000000"/>
+          <w:sz w:val="21"/>
+          <w:szCs w:val="21"/>
+        </w:rPr>
+        <w:t xml:space="preserve"> 한다.</w:t>
       </w:r>
     </w:p>
     <w:p>
@@ -4789,8 +8492,59 @@
           <w:sz w:val="21"/>
           <w:szCs w:val="21"/>
         </w:rPr>
-        <w:t>  - 버전번호 기본 구성: ezFlow 기본 버전번호.3자리 사이트 아이디_빌드날짜</w:t>
-      </w:r>
+        <w:t xml:space="preserve">  - 버전번호 기본 구성: </w:t>
+      </w:r>
+      <w:proofErr w:type="spellStart"/>
+      <w:r>
+        <w:rPr>
+          <w:rFonts w:ascii="맑은 고딕" w:eastAsia="맑은 고딕" w:hAnsi="맑은 고딕" w:hint="eastAsia"/>
+          <w:color w:val="000000"/>
+          <w:sz w:val="21"/>
+          <w:szCs w:val="21"/>
+        </w:rPr>
+        <w:t>ezFlow</w:t>
+      </w:r>
+      <w:proofErr w:type="spellEnd"/>
+      <w:r>
+        <w:rPr>
+          <w:rFonts w:ascii="맑은 고딕" w:eastAsia="맑은 고딕" w:hAnsi="맑은 고딕" w:hint="eastAsia"/>
+          <w:color w:val="000000"/>
+          <w:sz w:val="21"/>
+          <w:szCs w:val="21"/>
+        </w:rPr>
+        <w:t xml:space="preserve"> 기본 </w:t>
+      </w:r>
+      <w:proofErr w:type="gramStart"/>
+      <w:r>
+        <w:rPr>
+          <w:rFonts w:ascii="맑은 고딕" w:eastAsia="맑은 고딕" w:hAnsi="맑은 고딕" w:hint="eastAsia"/>
+          <w:color w:val="000000"/>
+          <w:sz w:val="21"/>
+          <w:szCs w:val="21"/>
+        </w:rPr>
+        <w:t>버전번호.3자리</w:t>
+      </w:r>
+      <w:proofErr w:type="gramEnd"/>
+      <w:r>
+        <w:rPr>
+          <w:rFonts w:ascii="맑은 고딕" w:eastAsia="맑은 고딕" w:hAnsi="맑은 고딕" w:hint="eastAsia"/>
+          <w:color w:val="000000"/>
+          <w:sz w:val="21"/>
+          <w:szCs w:val="21"/>
+        </w:rPr>
+        <w:t xml:space="preserve"> 사이트 아이디_</w:t>
+      </w:r>
+      <w:proofErr w:type="spellStart"/>
+      <w:r>
+        <w:rPr>
+          <w:rFonts w:ascii="맑은 고딕" w:eastAsia="맑은 고딕" w:hAnsi="맑은 고딕" w:hint="eastAsia"/>
+          <w:color w:val="000000"/>
+          <w:sz w:val="21"/>
+          <w:szCs w:val="21"/>
+        </w:rPr>
+        <w:t>빌드날짜</w:t>
+      </w:r>
+      <w:proofErr w:type="spellEnd"/>
     </w:p>
     <w:p>
       <w:pPr>
@@ -4810,7 +8564,47 @@
           <w:sz w:val="21"/>
           <w:szCs w:val="21"/>
         </w:rPr>
-        <w:t>  - 표준 버전번호 예 : ezFlow v6.3.4.STD_20181128</w:t>
+        <w:t xml:space="preserve">  - 표준 버전번호 </w:t>
+      </w:r>
+      <w:proofErr w:type="gramStart"/>
+      <w:r>
+        <w:rPr>
+          <w:rFonts w:ascii="맑은 고딕" w:eastAsia="맑은 고딕" w:hAnsi="맑은 고딕" w:hint="eastAsia"/>
+          <w:color w:val="000000"/>
+          <w:sz w:val="21"/>
+          <w:szCs w:val="21"/>
+        </w:rPr>
+        <w:t>예 :</w:t>
+      </w:r>
+      <w:proofErr w:type="gramEnd"/>
+      <w:r>
+        <w:rPr>
+          <w:rFonts w:ascii="맑은 고딕" w:eastAsia="맑은 고딕" w:hAnsi="맑은 고딕" w:hint="eastAsia"/>
+          <w:color w:val="000000"/>
+          <w:sz w:val="21"/>
+          <w:szCs w:val="21"/>
+        </w:rPr>
+        <w:t> </w:t>
+      </w:r>
+      <w:proofErr w:type="spellStart"/>
+      <w:r>
+        <w:rPr>
+          <w:rFonts w:ascii="맑은 고딕" w:eastAsia="맑은 고딕" w:hAnsi="맑은 고딕" w:hint="eastAsia"/>
+          <w:color w:val="000000"/>
+          <w:sz w:val="21"/>
+          <w:szCs w:val="21"/>
+        </w:rPr>
+        <w:t>ezFlow</w:t>
+      </w:r>
+      <w:proofErr w:type="spellEnd"/>
+      <w:r>
+        <w:rPr>
+          <w:rFonts w:ascii="맑은 고딕" w:eastAsia="맑은 고딕" w:hAnsi="맑은 고딕" w:hint="eastAsia"/>
+          <w:color w:val="000000"/>
+          <w:sz w:val="21"/>
+          <w:szCs w:val="21"/>
+        </w:rPr>
+        <w:t xml:space="preserve"> v6.3.4.STD_20181128</w:t>
       </w:r>
     </w:p>
     <w:p>
@@ -4831,7 +8625,47 @@
           <w:sz w:val="21"/>
           <w:szCs w:val="21"/>
         </w:rPr>
-        <w:t>  - 사이트 버전번호 예 : ezFlow v6.3.4.SPO_20181128 (삼포의 경우)</w:t>
+        <w:t xml:space="preserve">  - 사이트 버전번호 </w:t>
+      </w:r>
+      <w:proofErr w:type="gramStart"/>
+      <w:r>
+        <w:rPr>
+          <w:rFonts w:ascii="맑은 고딕" w:eastAsia="맑은 고딕" w:hAnsi="맑은 고딕" w:hint="eastAsia"/>
+          <w:color w:val="000000"/>
+          <w:sz w:val="21"/>
+          <w:szCs w:val="21"/>
+        </w:rPr>
+        <w:t>예 :</w:t>
+      </w:r>
+      <w:proofErr w:type="gramEnd"/>
+      <w:r>
+        <w:rPr>
+          <w:rFonts w:ascii="맑은 고딕" w:eastAsia="맑은 고딕" w:hAnsi="맑은 고딕" w:hint="eastAsia"/>
+          <w:color w:val="000000"/>
+          <w:sz w:val="21"/>
+          <w:szCs w:val="21"/>
+        </w:rPr>
+        <w:t> </w:t>
+      </w:r>
+      <w:proofErr w:type="spellStart"/>
+      <w:r>
+        <w:rPr>
+          <w:rFonts w:ascii="맑은 고딕" w:eastAsia="맑은 고딕" w:hAnsi="맑은 고딕" w:hint="eastAsia"/>
+          <w:color w:val="000000"/>
+          <w:sz w:val="21"/>
+          <w:szCs w:val="21"/>
+        </w:rPr>
+        <w:t>ezFlow</w:t>
+      </w:r>
+      <w:proofErr w:type="spellEnd"/>
+      <w:r>
+        <w:rPr>
+          <w:rFonts w:ascii="맑은 고딕" w:eastAsia="맑은 고딕" w:hAnsi="맑은 고딕" w:hint="eastAsia"/>
+          <w:color w:val="000000"/>
+          <w:sz w:val="21"/>
+          <w:szCs w:val="21"/>
+        </w:rPr>
+        <w:t xml:space="preserve"> v6.3.4.SPO_20181128 (삼포의 경우)</w:t>
       </w:r>
     </w:p>
     <w:p>
@@ -4873,7 +8707,27 @@
           <w:sz w:val="21"/>
           <w:szCs w:val="21"/>
         </w:rPr>
-        <w:t>  - 개인화포탈 버전의 기본 버전번호는 현재</w:t>
+        <w:t xml:space="preserve">  - </w:t>
+      </w:r>
+      <w:proofErr w:type="spellStart"/>
+      <w:r>
+        <w:rPr>
+          <w:rFonts w:ascii="맑은 고딕" w:eastAsia="맑은 고딕" w:hAnsi="맑은 고딕" w:hint="eastAsia"/>
+          <w:color w:val="000000"/>
+          <w:sz w:val="21"/>
+          <w:szCs w:val="21"/>
+        </w:rPr>
+        <w:t>개인화포탈</w:t>
+      </w:r>
+      <w:proofErr w:type="spellEnd"/>
+      <w:r>
+        <w:rPr>
+          <w:rFonts w:ascii="맑은 고딕" w:eastAsia="맑은 고딕" w:hAnsi="맑은 고딕" w:hint="eastAsia"/>
+          <w:color w:val="000000"/>
+          <w:sz w:val="21"/>
+          <w:szCs w:val="21"/>
+        </w:rPr>
+        <w:t xml:space="preserve"> 버전의 기본 버전번호는 현재</w:t>
       </w:r>
       <w:r>
         <w:rPr>
@@ -4974,14 +8828,25 @@
         </w:rPr>
         <w:t xml:space="preserve">  - </w:t>
       </w:r>
-      <w:r>
-        <w:rPr>
-          <w:rFonts w:ascii="맑은 고딕" w:eastAsia="맑은 고딕" w:hAnsi="맑은 고딕" w:hint="eastAsia"/>
-          <w:color w:val="000000"/>
-          <w:sz w:val="21"/>
-          <w:szCs w:val="21"/>
-        </w:rPr>
-        <w:t xml:space="preserve">가온누리 업데이트시나 사이트의 통합테스트가 시작되면 현재 개발 진행 중인 </w:t>
+      <w:proofErr w:type="spellStart"/>
+      <w:r>
+        <w:rPr>
+          <w:rFonts w:ascii="맑은 고딕" w:eastAsia="맑은 고딕" w:hAnsi="맑은 고딕" w:hint="eastAsia"/>
+          <w:color w:val="000000"/>
+          <w:sz w:val="21"/>
+          <w:szCs w:val="21"/>
+        </w:rPr>
+        <w:t>가온누리</w:t>
+      </w:r>
+      <w:proofErr w:type="spellEnd"/>
+      <w:r>
+        <w:rPr>
+          <w:rFonts w:ascii="맑은 고딕" w:eastAsia="맑은 고딕" w:hAnsi="맑은 고딕" w:hint="eastAsia"/>
+          <w:color w:val="000000"/>
+          <w:sz w:val="21"/>
+          <w:szCs w:val="21"/>
+        </w:rPr>
+        <w:t xml:space="preserve"> 업데이트시나 사이트의 통합테스트가 시작되면 현재 개발 진행 중인 </w:t>
       </w:r>
       <w:r>
         <w:rPr>
@@ -5022,14 +8887,25 @@
         </w:rPr>
         <w:t xml:space="preserve">    : </w:t>
       </w:r>
-      <w:r>
-        <w:rPr>
-          <w:rFonts w:ascii="맑은 고딕" w:eastAsia="맑은 고딕" w:hAnsi="맑은 고딕" w:hint="eastAsia"/>
-          <w:color w:val="000000"/>
-          <w:sz w:val="21"/>
-          <w:szCs w:val="21"/>
-        </w:rPr>
-        <w:t>팀레드마인(</w:t>
+      <w:proofErr w:type="spellStart"/>
+      <w:r>
+        <w:rPr>
+          <w:rFonts w:ascii="맑은 고딕" w:eastAsia="맑은 고딕" w:hAnsi="맑은 고딕" w:hint="eastAsia"/>
+          <w:color w:val="000000"/>
+          <w:sz w:val="21"/>
+          <w:szCs w:val="21"/>
+        </w:rPr>
+        <w:t>팀레드마인</w:t>
+      </w:r>
+      <w:proofErr w:type="spellEnd"/>
+      <w:r>
+        <w:rPr>
+          <w:rFonts w:ascii="맑은 고딕" w:eastAsia="맑은 고딕" w:hAnsi="맑은 고딕" w:hint="eastAsia"/>
+          <w:color w:val="000000"/>
+          <w:sz w:val="21"/>
+          <w:szCs w:val="21"/>
+        </w:rPr>
+        <w:t>(</w:t>
       </w:r>
       <w:hyperlink r:id="rId11" w:history="1">
         <w:r>
@@ -5087,14 +8963,25 @@
         </w:rPr>
         <w:t>‘</w:t>
       </w:r>
-      <w:r>
-        <w:rPr>
-          <w:rFonts w:ascii="맑은 고딕" w:eastAsia="맑은 고딕" w:hAnsi="맑은 고딕"/>
-          <w:color w:val="000000"/>
-          <w:sz w:val="21"/>
-          <w:szCs w:val="21"/>
-        </w:rPr>
-        <w:t>ezEKP 자바 표준모듈 버전번호 관리</w:t>
+      <w:proofErr w:type="spellStart"/>
+      <w:r>
+        <w:rPr>
+          <w:rFonts w:ascii="맑은 고딕" w:eastAsia="맑은 고딕" w:hAnsi="맑은 고딕"/>
+          <w:color w:val="000000"/>
+          <w:sz w:val="21"/>
+          <w:szCs w:val="21"/>
+        </w:rPr>
+        <w:t>ezEKP</w:t>
+      </w:r>
+      <w:proofErr w:type="spellEnd"/>
+      <w:r>
+        <w:rPr>
+          <w:rFonts w:ascii="맑은 고딕" w:eastAsia="맑은 고딕" w:hAnsi="맑은 고딕"/>
+          <w:color w:val="000000"/>
+          <w:sz w:val="21"/>
+          <w:szCs w:val="21"/>
+        </w:rPr>
+        <w:t xml:space="preserve"> 자바 표준모듈 버전번호 관리</w:t>
       </w:r>
       <w:r>
         <w:rPr>
@@ -5131,7 +9018,27 @@
           <w:sz w:val="21"/>
           <w:szCs w:val="21"/>
         </w:rPr>
-        <w:t xml:space="preserve">사이트 저장소의 사이트 브랜치에 표준 모듈을 </w:t>
+        <w:t xml:space="preserve">사이트 저장소의 사이트 </w:t>
+      </w:r>
+      <w:proofErr w:type="spellStart"/>
+      <w:r>
+        <w:rPr>
+          <w:rFonts w:ascii="맑은 고딕" w:eastAsia="맑은 고딕" w:hAnsi="맑은 고딕" w:hint="eastAsia"/>
+          <w:color w:val="000000"/>
+          <w:sz w:val="21"/>
+          <w:szCs w:val="21"/>
+        </w:rPr>
+        <w:t>브랜치에</w:t>
+      </w:r>
+      <w:proofErr w:type="spellEnd"/>
+      <w:r>
+        <w:rPr>
+          <w:rFonts w:ascii="맑은 고딕" w:eastAsia="맑은 고딕" w:hAnsi="맑은 고딕" w:hint="eastAsia"/>
+          <w:color w:val="000000"/>
+          <w:sz w:val="21"/>
+          <w:szCs w:val="21"/>
+        </w:rPr>
+        <w:t xml:space="preserve"> 표준 모듈을 </w:t>
       </w:r>
       <w:r>
         <w:rPr>
@@ -5199,6 +9106,7 @@
         </w:rPr>
         <w:t xml:space="preserve"> 적용할 때는 </w:t>
       </w:r>
+      <w:proofErr w:type="spellStart"/>
       <w:r>
         <w:rPr>
           <w:rFonts w:ascii="맑은 고딕" w:eastAsia="맑은 고딕" w:hAnsi="맑은 고딕" w:hint="eastAsia"/>
@@ -5215,7 +9123,17 @@
           <w:sz w:val="21"/>
           <w:szCs w:val="21"/>
         </w:rPr>
-        <w:t xml:space="preserve">날짜를 </w:t>
+        <w:t>날짜를</w:t>
+      </w:r>
+      <w:proofErr w:type="spellEnd"/>
+      <w:r>
+        <w:rPr>
+          <w:rFonts w:ascii="맑은 고딕" w:eastAsia="맑은 고딕" w:hAnsi="맑은 고딕" w:hint="eastAsia"/>
+          <w:color w:val="000000"/>
+          <w:sz w:val="21"/>
+          <w:szCs w:val="21"/>
+        </w:rPr>
+        <w:t xml:space="preserve"> </w:t>
       </w:r>
       <w:r>
         <w:rPr>
@@ -5233,7 +9151,17 @@
           <w:sz w:val="21"/>
           <w:szCs w:val="21"/>
         </w:rPr>
-        <w:t xml:space="preserve"> 해당 사이트 게시물에서 별도의 버전관리를 수행함.</w:t>
+        <w:t xml:space="preserve"> 해당 사이트 게시물에서 별도의 버전관리를 수행함</w:t>
+      </w:r>
+      <w:proofErr w:type="gramStart"/>
+      <w:r>
+        <w:rPr>
+          <w:rFonts w:ascii="맑은 고딕" w:eastAsia="맑은 고딕" w:hAnsi="맑은 고딕" w:hint="eastAsia"/>
+          <w:color w:val="000000"/>
+          <w:sz w:val="21"/>
+          <w:szCs w:val="21"/>
+        </w:rPr>
+        <w:t>.</w:t>
       </w:r>
       <w:r>
         <w:rPr>
@@ -5244,6 +9172,7 @@
         </w:rPr>
         <w:t>(</w:t>
       </w:r>
+      <w:proofErr w:type="gramEnd"/>
       <w:r>
         <w:t>‘</w:t>
       </w:r>
@@ -5423,16 +9352,96 @@
           <w:sz w:val="21"/>
           <w:szCs w:val="21"/>
         </w:rPr>
-        <w:t>. 가온누리를 포함하여 사이트에 ezEKP를 설치 혹은 업데이트할 때에는 빌드한 소스</w:t>
-      </w:r>
-      <w:r>
-        <w:rPr>
-          <w:rFonts w:ascii="맑은 고딕" w:eastAsia="맑은 고딕" w:hAnsi="맑은 고딕" w:hint="eastAsia"/>
-          <w:color w:val="000000"/>
-          <w:sz w:val="21"/>
-          <w:szCs w:val="21"/>
-        </w:rPr>
-        <w:t>(사</w:t>
+        <w:t xml:space="preserve">. </w:t>
+      </w:r>
+      <w:proofErr w:type="spellStart"/>
+      <w:r>
+        <w:rPr>
+          <w:rFonts w:ascii="맑은 고딕" w:eastAsia="맑은 고딕" w:hAnsi="맑은 고딕" w:hint="eastAsia"/>
+          <w:color w:val="000000"/>
+          <w:sz w:val="21"/>
+          <w:szCs w:val="21"/>
+        </w:rPr>
+        <w:t>가온누리를</w:t>
+      </w:r>
+      <w:proofErr w:type="spellEnd"/>
+      <w:r>
+        <w:rPr>
+          <w:rFonts w:ascii="맑은 고딕" w:eastAsia="맑은 고딕" w:hAnsi="맑은 고딕" w:hint="eastAsia"/>
+          <w:color w:val="000000"/>
+          <w:sz w:val="21"/>
+          <w:szCs w:val="21"/>
+        </w:rPr>
+        <w:t xml:space="preserve"> 포함하여 사이트에 </w:t>
+      </w:r>
+      <w:proofErr w:type="spellStart"/>
+      <w:r>
+        <w:rPr>
+          <w:rFonts w:ascii="맑은 고딕" w:eastAsia="맑은 고딕" w:hAnsi="맑은 고딕" w:hint="eastAsia"/>
+          <w:color w:val="000000"/>
+          <w:sz w:val="21"/>
+          <w:szCs w:val="21"/>
+        </w:rPr>
+        <w:t>ezEKP</w:t>
+      </w:r>
+      <w:proofErr w:type="spellEnd"/>
+      <w:r>
+        <w:rPr>
+          <w:rFonts w:ascii="맑은 고딕" w:eastAsia="맑은 고딕" w:hAnsi="맑은 고딕" w:hint="eastAsia"/>
+          <w:color w:val="000000"/>
+          <w:sz w:val="21"/>
+          <w:szCs w:val="21"/>
+        </w:rPr>
+        <w:t xml:space="preserve">를 설치 혹은 업데이트할 때에는 </w:t>
+      </w:r>
+      <w:proofErr w:type="spellStart"/>
+      <w:r>
+        <w:rPr>
+          <w:rFonts w:ascii="맑은 고딕" w:eastAsia="맑은 고딕" w:hAnsi="맑은 고딕" w:hint="eastAsia"/>
+          <w:color w:val="000000"/>
+          <w:sz w:val="21"/>
+          <w:szCs w:val="21"/>
+        </w:rPr>
+        <w:t>빌드한</w:t>
+      </w:r>
+      <w:proofErr w:type="spellEnd"/>
+      <w:r>
+        <w:rPr>
+          <w:rFonts w:ascii="맑은 고딕" w:eastAsia="맑은 고딕" w:hAnsi="맑은 고딕" w:hint="eastAsia"/>
+          <w:color w:val="000000"/>
+          <w:sz w:val="21"/>
+          <w:szCs w:val="21"/>
+        </w:rPr>
+        <w:t xml:space="preserve"> </w:t>
+      </w:r>
+      <w:proofErr w:type="gramStart"/>
+      <w:r>
+        <w:rPr>
+          <w:rFonts w:ascii="맑은 고딕" w:eastAsia="맑은 고딕" w:hAnsi="맑은 고딕" w:hint="eastAsia"/>
+          <w:color w:val="000000"/>
+          <w:sz w:val="21"/>
+          <w:szCs w:val="21"/>
+        </w:rPr>
+        <w:t>소스</w:t>
+      </w:r>
+      <w:r>
+        <w:rPr>
+          <w:rFonts w:ascii="맑은 고딕" w:eastAsia="맑은 고딕" w:hAnsi="맑은 고딕" w:hint="eastAsia"/>
+          <w:color w:val="000000"/>
+          <w:sz w:val="21"/>
+          <w:szCs w:val="21"/>
+        </w:rPr>
+        <w:t>(</w:t>
+      </w:r>
+      <w:proofErr w:type="gramEnd"/>
+      <w:r>
+        <w:rPr>
+          <w:rFonts w:ascii="맑은 고딕" w:eastAsia="맑은 고딕" w:hAnsi="맑은 고딕" w:hint="eastAsia"/>
+          <w:color w:val="000000"/>
+          <w:sz w:val="21"/>
+          <w:szCs w:val="21"/>
+        </w:rPr>
+        <w:t>사</w:t>
       </w:r>
       <w:r>
         <w:rPr>
@@ -5522,7 +9531,17 @@
           <w:sz w:val="21"/>
           <w:szCs w:val="21"/>
         </w:rPr>
-        <w:t xml:space="preserve"> 브</w:t>
+        <w:t xml:space="preserve"> </w:t>
+      </w:r>
+      <w:proofErr w:type="spellStart"/>
+      <w:r>
+        <w:rPr>
+          <w:rFonts w:ascii="맑은 고딕" w:eastAsia="맑은 고딕" w:hAnsi="맑은 고딕" w:hint="eastAsia"/>
+          <w:color w:val="000000"/>
+          <w:sz w:val="21"/>
+          <w:szCs w:val="21"/>
+        </w:rPr>
+        <w:t>브</w:t>
       </w:r>
       <w:r>
         <w:rPr>
@@ -5533,6 +9552,7 @@
         </w:rPr>
         <w:t>랜치</w:t>
       </w:r>
+      <w:proofErr w:type="spellEnd"/>
       <w:r>
         <w:rPr>
           <w:rFonts w:ascii="맑은 고딕" w:eastAsia="맑은 고딕" w:hAnsi="맑은 고딕" w:hint="eastAsia"/>
@@ -5567,7 +9587,27 @@
           <w:sz w:val="21"/>
           <w:szCs w:val="21"/>
         </w:rPr>
-        <w:t>해당 tag를 팀 내부 레드마인의 '고객 사이트 정보' 게시판의 해당 사이트 게시물에 기록한다.</w:t>
+        <w:t xml:space="preserve">해당 tag를 팀 내부 </w:t>
+      </w:r>
+      <w:proofErr w:type="spellStart"/>
+      <w:r>
+        <w:rPr>
+          <w:rFonts w:ascii="맑은 고딕" w:eastAsia="맑은 고딕" w:hAnsi="맑은 고딕" w:hint="eastAsia"/>
+          <w:color w:val="000000"/>
+          <w:sz w:val="21"/>
+          <w:szCs w:val="21"/>
+        </w:rPr>
+        <w:t>레드마인의</w:t>
+      </w:r>
+      <w:proofErr w:type="spellEnd"/>
+      <w:r>
+        <w:rPr>
+          <w:rFonts w:ascii="맑은 고딕" w:eastAsia="맑은 고딕" w:hAnsi="맑은 고딕" w:hint="eastAsia"/>
+          <w:color w:val="000000"/>
+          <w:sz w:val="21"/>
+          <w:szCs w:val="21"/>
+        </w:rPr>
+        <w:t xml:space="preserve"> '고객 사이트 정보' 게시판의 해당 사이트 게시물에 기록한다.</w:t>
       </w:r>
     </w:p>
     <w:p>
@@ -5630,7 +9670,182 @@
           <w:sz w:val="21"/>
           <w:szCs w:val="21"/>
         </w:rPr>
-        <w:t>. 문서화가 필요한 기술적 내용은 문서로 작성하여 ezFlow4Java 소스트리의 docs/tech 폴더에 올린다.</w:t>
+        <w:t xml:space="preserve">. 문서화가 필요한 기술적 내용은 문서로 작성하여 ezFlow4Java </w:t>
+      </w:r>
+      <w:proofErr w:type="spellStart"/>
+      <w:r>
+        <w:rPr>
+          <w:rFonts w:ascii="맑은 고딕" w:eastAsia="맑은 고딕" w:hAnsi="맑은 고딕" w:hint="eastAsia"/>
+          <w:color w:val="000000"/>
+          <w:sz w:val="21"/>
+          <w:szCs w:val="21"/>
+        </w:rPr>
+        <w:t>소스트리의</w:t>
+      </w:r>
+      <w:proofErr w:type="spellEnd"/>
+      <w:r>
+        <w:rPr>
+          <w:rFonts w:ascii="맑은 고딕" w:eastAsia="맑은 고딕" w:hAnsi="맑은 고딕" w:hint="eastAsia"/>
+          <w:color w:val="000000"/>
+          <w:sz w:val="21"/>
+          <w:szCs w:val="21"/>
+        </w:rPr>
+        <w:t xml:space="preserve"> docs/tech 폴더에 올린다.</w:t>
+      </w:r>
+      <w:bookmarkStart w:id="9" w:name="_GoBack"/>
+      <w:bookmarkEnd w:id="9"/>
+    </w:p>
+    <w:p>
+      <w:pPr>
+        <w:pStyle w:val="a6"/>
+        <w:spacing w:before="0" w:beforeAutospacing="0" w:after="0" w:afterAutospacing="0"/>
+        <w:rPr>
+          <w:rFonts w:ascii="맑은 고딕" w:eastAsia="맑은 고딕" w:hAnsi="맑은 고딕"/>
+          <w:color w:val="000000"/>
+          <w:sz w:val="21"/>
+          <w:szCs w:val="21"/>
+        </w:rPr>
+      </w:pPr>
+      <w:r>
+        <w:rPr>
+          <w:rFonts w:ascii="맑은 고딕" w:eastAsia="맑은 고딕" w:hAnsi="맑은 고딕"/>
+          <w:color w:val="000000"/>
+          <w:sz w:val="21"/>
+          <w:szCs w:val="21"/>
+        </w:rPr>
+        <w:t xml:space="preserve">  - </w:t>
+      </w:r>
+      <w:r>
+        <w:rPr>
+          <w:rFonts w:ascii="맑은 고딕" w:eastAsia="맑은 고딕" w:hAnsi="맑은 고딕" w:hint="eastAsia"/>
+          <w:color w:val="000000"/>
+          <w:sz w:val="21"/>
+          <w:szCs w:val="21"/>
+        </w:rPr>
+        <w:t xml:space="preserve">특정 고객 사이트와 관련된 문서들은 해당 고객 사이트 저장소의 사이트 </w:t>
+      </w:r>
+      <w:proofErr w:type="spellStart"/>
+      <w:r>
+        <w:rPr>
+          <w:rFonts w:ascii="맑은 고딕" w:eastAsia="맑은 고딕" w:hAnsi="맑은 고딕" w:hint="eastAsia"/>
+          <w:color w:val="000000"/>
+          <w:sz w:val="21"/>
+          <w:szCs w:val="21"/>
+        </w:rPr>
+        <w:t>브랜치에서</w:t>
+      </w:r>
+      <w:proofErr w:type="spellEnd"/>
+      <w:r>
+        <w:rPr>
+          <w:rFonts w:ascii="맑은 고딕" w:eastAsia="맑은 고딕" w:hAnsi="맑은 고딕" w:hint="eastAsia"/>
+          <w:color w:val="000000"/>
+          <w:sz w:val="21"/>
+          <w:szCs w:val="21"/>
+        </w:rPr>
+        <w:t xml:space="preserve"> </w:t>
+      </w:r>
+      <w:r>
+        <w:rPr>
+          <w:rFonts w:ascii="맑은 고딕" w:eastAsia="맑은 고딕" w:hAnsi="맑은 고딕"/>
+          <w:color w:val="000000"/>
+          <w:sz w:val="21"/>
+          <w:szCs w:val="21"/>
+        </w:rPr>
+        <w:t xml:space="preserve">docs </w:t>
+      </w:r>
+      <w:r>
+        <w:rPr>
+          <w:rFonts w:ascii="맑은 고딕" w:eastAsia="맑은 고딕" w:hAnsi="맑은 고딕" w:hint="eastAsia"/>
+          <w:color w:val="000000"/>
+          <w:sz w:val="21"/>
+          <w:szCs w:val="21"/>
+        </w:rPr>
+        <w:t xml:space="preserve">폴더 아래에 </w:t>
+      </w:r>
+      <w:r>
+        <w:rPr>
+          <w:rFonts w:ascii="맑은 고딕" w:eastAsia="맑은 고딕" w:hAnsi="맑은 고딕"/>
+          <w:color w:val="000000"/>
+          <w:sz w:val="21"/>
+          <w:szCs w:val="21"/>
+        </w:rPr>
+        <w:t>‘</w:t>
+      </w:r>
+      <w:proofErr w:type="spellStart"/>
+      <w:r>
+        <w:rPr>
+          <w:rFonts w:ascii="맑은 고딕" w:eastAsia="맑은 고딕" w:hAnsi="맑은 고딕" w:hint="eastAsia"/>
+          <w:color w:val="000000"/>
+          <w:sz w:val="21"/>
+          <w:szCs w:val="21"/>
+        </w:rPr>
+        <w:t>사이트명</w:t>
+      </w:r>
+      <w:proofErr w:type="spellEnd"/>
+      <w:r>
+        <w:rPr>
+          <w:rFonts w:ascii="맑은 고딕" w:eastAsia="맑은 고딕" w:hAnsi="맑은 고딕"/>
+          <w:color w:val="000000"/>
+          <w:sz w:val="21"/>
+          <w:szCs w:val="21"/>
+        </w:rPr>
+        <w:t>’</w:t>
+      </w:r>
+      <w:proofErr w:type="spellStart"/>
+      <w:r>
+        <w:rPr>
+          <w:rFonts w:ascii="맑은 고딕" w:eastAsia="맑은 고딕" w:hAnsi="맑은 고딕" w:hint="eastAsia"/>
+          <w:color w:val="000000"/>
+          <w:sz w:val="21"/>
+          <w:szCs w:val="21"/>
+        </w:rPr>
+        <w:t>으로</w:t>
+      </w:r>
+      <w:proofErr w:type="spellEnd"/>
+      <w:r>
+        <w:rPr>
+          <w:rFonts w:ascii="맑은 고딕" w:eastAsia="맑은 고딕" w:hAnsi="맑은 고딕" w:hint="eastAsia"/>
+          <w:color w:val="000000"/>
+          <w:sz w:val="21"/>
+          <w:szCs w:val="21"/>
+        </w:rPr>
+        <w:t xml:space="preserve"> 폴더를 만들고 올리도록 한다.</w:t>
+      </w:r>
+      <w:r>
+        <w:rPr>
+          <w:rFonts w:ascii="맑은 고딕" w:eastAsia="맑은 고딕" w:hAnsi="맑은 고딕"/>
+          <w:color w:val="000000"/>
+          <w:sz w:val="21"/>
+          <w:szCs w:val="21"/>
+        </w:rPr>
+        <w:t xml:space="preserve"> </w:t>
+      </w:r>
+      <w:r>
+        <w:rPr>
+          <w:rFonts w:ascii="맑은 고딕" w:eastAsia="맑은 고딕" w:hAnsi="맑은 고딕" w:hint="eastAsia"/>
+          <w:color w:val="000000"/>
+          <w:sz w:val="21"/>
+          <w:szCs w:val="21"/>
+        </w:rPr>
+        <w:t>예)</w:t>
+      </w:r>
+      <w:r>
+        <w:rPr>
+          <w:rFonts w:ascii="맑은 고딕" w:eastAsia="맑은 고딕" w:hAnsi="맑은 고딕"/>
+          <w:color w:val="000000"/>
+          <w:sz w:val="21"/>
+          <w:szCs w:val="21"/>
+        </w:rPr>
+        <w:t xml:space="preserve"> docs/</w:t>
+      </w:r>
+      <w:r>
+        <w:rPr>
+          <w:rFonts w:ascii="맑은 고딕" w:eastAsia="맑은 고딕" w:hAnsi="맑은 고딕" w:hint="eastAsia"/>
+          <w:color w:val="000000"/>
+          <w:sz w:val="21"/>
+          <w:szCs w:val="21"/>
+        </w:rPr>
+        <w:t>성남시의료원</w:t>
       </w:r>
     </w:p>
     <w:p/>
@@ -8804,7 +13019,7 @@
 </file>
 
 <file path=customXml/itemProps1.xml><?xml version="1.0" encoding="utf-8"?>
-<ds:datastoreItem xmlns:ds="http://schemas.openxmlformats.org/officeDocument/2006/customXml" ds:itemID="{1C5D9E8E-062F-4BFE-B13E-8CAC03E385D7}">
+<ds:datastoreItem xmlns:ds="http://schemas.openxmlformats.org/officeDocument/2006/customXml" ds:itemID="{6A70BDA6-497B-4032-9983-EB5F16837E79}">
   <ds:schemaRefs>
     <ds:schemaRef ds:uri="http://schemas.openxmlformats.org/officeDocument/2006/bibliography"/>
   </ds:schemaRefs>
